--- a/docs/files/citadele/citadele_6M2026_en.docx
+++ b/docs/files/citadele/citadele_6M2026_en.docx
@@ -3986,24 +3986,10 @@
         <w:rPr>
           <w:sz w:val="24"/>
         </w:rPr>
-        <w:t xml:space="preserve">☐ </w:t>
+        <w:t xml:space="preserve">☑ </w:t>
       </w:r>
       <w:r>
         <w:t>Yes, the company is not in the list of sanctions (add a screenshot)</w:t>
-      </w:r>
-    </w:p>
-    <w:p>
-      <w:pPr>
-        <w:spacing w:after="0"/>
-        <w:ind w:left="397"/>
-      </w:pPr>
-      <w:r>
-        <w:rPr>
-          <w:b/>
-          <w:color w:val="B42318"/>
-          <w:sz w:val="19"/>
-        </w:rPr>
-        <w:t>Needs review</w:t>
       </w:r>
     </w:p>
     <w:p>
@@ -4023,7 +4009,7 @@
           <w:color w:val="333333"/>
           <w:sz w:val="19"/>
         </w:rPr>
-        <w:t>Automatic check against the EU, UN, US OFAC and UK consolidated sanctions lists.</w:t>
+        <w:t>Not found on the EU, UN, UK, US OFAC consolidated sanctions lists (automatic check 2026-10-22).</w:t>
       </w:r>
     </w:p>
     <w:p>

--- a/docs/files/citadele/citadele_6M2026_en.docx
+++ b/docs/files/citadele/citadele_6M2026_en.docx
@@ -2,139 +2,314 @@
 <file path=word/document.xml><?xml version="1.0" encoding="utf-8"?>
 <w:document xmlns:wpc="http://schemas.microsoft.com/office/word/2010/wordprocessingCanvas" xmlns:mo="http://schemas.microsoft.com/office/mac/office/2008/main" xmlns:mc="http://schemas.openxmlformats.org/markup-compatibility/2006" xmlns:mv="urn:schemas-microsoft-com:mac:vml" xmlns:o="urn:schemas-microsoft-com:office:office" xmlns:r="http://schemas.openxmlformats.org/officeDocument/2006/relationships" xmlns:m="http://schemas.openxmlformats.org/officeDocument/2006/math" xmlns:v="urn:schemas-microsoft-com:vml" xmlns:wp14="http://schemas.microsoft.com/office/word/2010/wordprocessingDrawing" xmlns:wp="http://schemas.openxmlformats.org/drawingml/2006/wordprocessingDrawing" xmlns:w10="urn:schemas-microsoft-com:office:word" xmlns:w="http://schemas.openxmlformats.org/wordprocessingml/2006/main" xmlns:w14="http://schemas.microsoft.com/office/word/2010/wordml" xmlns:wpg="http://schemas.microsoft.com/office/word/2010/wordprocessingGroup" xmlns:wpi="http://schemas.microsoft.com/office/word/2010/wordprocessingInk" xmlns:wne="http://schemas.microsoft.com/office/word/2006/wordml" xmlns:wps="http://schemas.microsoft.com/office/word/2010/wordprocessingShape" mc:Ignorable="w14 wp14">
   <w:body>
+    <w:tbl>
+      <w:tblPr>
+        <w:tblW w:w="9639" w:type="dxa"/>
+        <w:tblBorders>
+          <w:top w:val="nil"/>
+          <w:left w:val="nil"/>
+          <w:bottom w:val="nil"/>
+          <w:right w:val="nil"/>
+          <w:insideH w:val="nil"/>
+          <w:insideV w:val="nil"/>
+        </w:tblBorders>
+        <w:tblLayout w:type="fixed"/>
+        <w:tblCellMar>
+          <w:top w:w="260" w:type="dxa"/>
+          <w:left w:w="280" w:type="dxa"/>
+          <w:bottom w:w="260" w:type="dxa"/>
+          <w:right w:w="280" w:type="dxa"/>
+        </w:tblCellMar>
+        <w:tblLook w:firstColumn="1" w:firstRow="1" w:lastColumn="0" w:lastRow="0" w:noHBand="0" w:noVBand="1" w:val="04A0"/>
+      </w:tblPr>
+      <w:tblGrid>
+        <w:gridCol w:w="7030"/>
+        <w:gridCol w:w="2608"/>
+      </w:tblGrid>
+      <w:tr>
+        <w:tc>
+          <w:tcPr>
+            <w:tcW w:type="dxa" w:w="7030"/>
+            <w:shd w:val="clear" w:color="auto" w:fill="1F4E79"/>
+          </w:tcPr>
+          <w:p>
+            <w:pPr>
+              <w:spacing w:before="0" w:after="0"/>
+            </w:pPr>
+            <w:r>
+              <w:rPr>
+                <w:b/>
+                <w:caps/>
+                <w:color w:val="AFC6DD"/>
+                <w:sz w:val="17"/>
+              </w:rPr>
+              <w:t>Issuer review · 6M2026</w:t>
+            </w:r>
+          </w:p>
+          <w:p>
+            <w:pPr>
+              <w:spacing w:before="40" w:after="0"/>
+            </w:pPr>
+            <w:r>
+              <w:rPr>
+                <w:b/>
+                <w:color w:val="FFFFFF"/>
+                <w:sz w:val="52"/>
+              </w:rPr>
+              <w:t>Citadele banka</w:t>
+            </w:r>
+          </w:p>
+        </w:tc>
+        <w:tc>
+          <w:tcPr>
+            <w:tcW w:type="dxa" w:w="2608"/>
+            <w:shd w:val="clear" w:color="auto" w:fill="1F4E79"/>
+          </w:tcPr>
+          <w:p>
+            <w:pPr>
+              <w:spacing w:before="280" w:after="0"/>
+              <w:jc w:val="right"/>
+            </w:pPr>
+            <w:r>
+              <w:rPr>
+                <w:b/>
+                <w:color w:val="1B7F3B"/>
+                <w:sz w:val="19"/>
+                <w:shd w:val="clear" w:color="auto" w:fill="E3F3E8"/>
+              </w:rPr>
+              <w:t xml:space="preserve">  ●  OK  </w:t>
+            </w:r>
+          </w:p>
+        </w:tc>
+      </w:tr>
+    </w:tbl>
     <w:p>
       <w:pPr>
-        <w:spacing w:after="0"/>
+        <w:pBdr>
+          <w:top w:val="single" w:sz="12" w:color="2A78D6" w:space="0"/>
+        </w:pBdr>
+        <w:spacing w:before="0" w:after="200" w:line="120" w:lineRule="auto"/>
       </w:pPr>
-      <w:r>
-        <w:rPr>
-          <w:b/>
-          <w:color w:val="1F4E79"/>
-          <w:sz w:val="48"/>
-        </w:rPr>
-        <w:t>Citadele banka</w:t>
-      </w:r>
-    </w:p>
-    <w:p>
-      <w:r>
-        <w:rPr>
-          <w:color w:val="5F6B7A"/>
-          <w:sz w:val="24"/>
-        </w:rPr>
-        <w:t>Issuer review · 6M2026</w:t>
-      </w:r>
-    </w:p>
-    <w:p>
-      <w:pPr>
-        <w:spacing w:after="0"/>
-      </w:pPr>
-      <w:r>
-        <w:rPr>
-          <w:b/>
-          <w:sz w:val="19"/>
-        </w:rPr>
-        <w:t xml:space="preserve">Analysis date: </w:t>
-      </w:r>
-      <w:r>
-        <w:rPr>
-          <w:b w:val="0"/>
-          <w:sz w:val="19"/>
-        </w:rPr>
-        <w:t>2026-10-22</w:t>
-      </w:r>
-    </w:p>
-    <w:p>
-      <w:pPr>
-        <w:spacing w:after="0"/>
-      </w:pPr>
-      <w:r>
-        <w:rPr>
-          <w:b/>
-          <w:sz w:val="19"/>
-        </w:rPr>
-        <w:t xml:space="preserve">Rating: </w:t>
-      </w:r>
-      <w:r>
-        <w:rPr>
-          <w:b w:val="0"/>
-          <w:sz w:val="19"/>
-        </w:rPr>
-        <w:t>Moody's (2026-04-21): long-term deposits A3, senior unsecured Baa2, outlook stable; AT1 Ba3</w:t>
-      </w:r>
-      <w:hyperlink r:id="rId10">
-        <w:r>
-          <w:rPr>
-            <w:color w:val="2A78D6"/>
-            <w:vertAlign w:val="superscript"/>
-            <w:sz w:val="16"/>
-          </w:rPr>
-          <w:t xml:space="preserve">1</w:t>
-        </w:r>
-      </w:hyperlink>
-      <w:r>
-        <w:rPr>
-          <w:color w:val="2A78D6"/>
-          <w:vertAlign w:val="superscript"/>
-        </w:rPr>
-        <w:t>,</w:t>
-      </w:r>
-      <w:hyperlink r:id="rId11">
-        <w:r>
-          <w:rPr>
-            <w:color w:val="2A78D6"/>
-            <w:vertAlign w:val="superscript"/>
-            <w:sz w:val="16"/>
-          </w:rPr>
-          <w:t xml:space="preserve">2</w:t>
-        </w:r>
-      </w:hyperlink>
-    </w:p>
-    <w:p>
-      <w:pPr>
-        <w:spacing w:after="0"/>
-      </w:pPr>
-      <w:r>
-        <w:rPr>
-          <w:b/>
-          <w:sz w:val="19"/>
-        </w:rPr>
-        <w:t xml:space="preserve">Next report: </w:t>
-      </w:r>
-      <w:r>
-        <w:rPr>
-          <w:b w:val="0"/>
-          <w:sz w:val="19"/>
-        </w:rPr>
-        <w:t>Q3 2026 public financial information - 2026-11-04</w:t>
-      </w:r>
-      <w:hyperlink r:id="rId12">
-        <w:r>
-          <w:rPr>
-            <w:color w:val="2A78D6"/>
-            <w:vertAlign w:val="superscript"/>
-            <w:sz w:val="16"/>
-          </w:rPr>
-          <w:t xml:space="preserve">3</w:t>
-        </w:r>
-      </w:hyperlink>
     </w:p>
     <w:tbl>
       <w:tblPr>
-        <w:tblW w:type="auto" w:w="0"/>
+        <w:tblW w:w="9639" w:type="dxa"/>
+        <w:tblBorders>
+          <w:top w:val="nil"/>
+          <w:left w:val="nil"/>
+          <w:bottom w:val="nil"/>
+          <w:right w:val="nil"/>
+          <w:insideH w:val="nil"/>
+          <w:insideV w:val="nil"/>
+        </w:tblBorders>
+        <w:tblLayout w:type="fixed"/>
+        <w:tblCellMar>
+          <w:top w:w="0" w:type="dxa"/>
+          <w:left w:w="0" w:type="dxa"/>
+          <w:bottom w:w="120" w:type="dxa"/>
+          <w:right w:w="160" w:type="dxa"/>
+        </w:tblCellMar>
         <w:tblLook w:firstColumn="1" w:firstRow="1" w:lastColumn="0" w:lastRow="0" w:noHBand="0" w:noVBand="1" w:val="04A0"/>
       </w:tblPr>
       <w:tblGrid>
-        <w:gridCol w:w="9972"/>
+        <w:gridCol w:w="3213"/>
+        <w:gridCol w:w="3213"/>
+        <w:gridCol w:w="3213"/>
+      </w:tblGrid>
+      <w:tr>
+        <w:tc>
+          <w:tcPr>
+            <w:tcW w:type="dxa" w:w="3213"/>
+            <w:tcBorders>
+              <w:top w:val="nil"/>
+              <w:left w:val="nil"/>
+              <w:bottom w:val="single" w:sz="4" w:color="C9D3DE" w:space="0"/>
+              <w:right w:val="nil"/>
+            </w:tcBorders>
+          </w:tcPr>
+          <w:p>
+            <w:pPr>
+              <w:spacing w:before="0" w:after="20"/>
+            </w:pPr>
+            <w:r>
+              <w:rPr>
+                <w:b/>
+                <w:caps/>
+                <w:color w:val="5F6B7A"/>
+                <w:sz w:val="15"/>
+              </w:rPr>
+              <w:t>Analysis date</w:t>
+            </w:r>
+          </w:p>
+          <w:p>
+            <w:pPr>
+              <w:spacing w:before="0" w:after="0"/>
+            </w:pPr>
+            <w:r>
+              <w:rPr>
+                <w:b w:val="0"/>
+                <w:sz w:val="19"/>
+              </w:rPr>
+              <w:t>2026-10-22</w:t>
+            </w:r>
+          </w:p>
+        </w:tc>
+        <w:tc>
+          <w:tcPr>
+            <w:tcW w:type="dxa" w:w="3213"/>
+            <w:tcBorders>
+              <w:top w:val="nil"/>
+              <w:left w:val="nil"/>
+              <w:bottom w:val="single" w:sz="4" w:color="C9D3DE" w:space="0"/>
+              <w:right w:val="nil"/>
+            </w:tcBorders>
+          </w:tcPr>
+          <w:p>
+            <w:pPr>
+              <w:spacing w:before="0" w:after="20"/>
+            </w:pPr>
+            <w:r>
+              <w:rPr>
+                <w:b/>
+                <w:caps/>
+                <w:color w:val="5F6B7A"/>
+                <w:sz w:val="15"/>
+              </w:rPr>
+              <w:t>Rating</w:t>
+            </w:r>
+          </w:p>
+          <w:p>
+            <w:pPr>
+              <w:spacing w:before="0" w:after="0"/>
+            </w:pPr>
+            <w:r>
+              <w:rPr>
+                <w:b w:val="0"/>
+                <w:sz w:val="19"/>
+              </w:rPr>
+              <w:t>Moody's (2026-04-21): long-term deposits A3, senior unsecured Baa2, outlook stable; AT1 Ba3</w:t>
+            </w:r>
+            <w:hyperlink r:id="rId12">
+              <w:r>
+                <w:rPr>
+                  <w:color w:val="2A78D6"/>
+                  <w:vertAlign w:val="superscript"/>
+                  <w:sz w:val="16"/>
+                </w:rPr>
+                <w:t xml:space="preserve">1</w:t>
+              </w:r>
+            </w:hyperlink>
+            <w:r>
+              <w:rPr>
+                <w:color w:val="2A78D6"/>
+                <w:vertAlign w:val="superscript"/>
+              </w:rPr>
+              <w:t>,</w:t>
+            </w:r>
+            <w:hyperlink r:id="rId13">
+              <w:r>
+                <w:rPr>
+                  <w:color w:val="2A78D6"/>
+                  <w:vertAlign w:val="superscript"/>
+                  <w:sz w:val="16"/>
+                </w:rPr>
+                <w:t xml:space="preserve">2</w:t>
+              </w:r>
+            </w:hyperlink>
+          </w:p>
+        </w:tc>
+        <w:tc>
+          <w:tcPr>
+            <w:tcW w:type="dxa" w:w="3213"/>
+            <w:tcBorders>
+              <w:top w:val="nil"/>
+              <w:left w:val="nil"/>
+              <w:bottom w:val="single" w:sz="4" w:color="C9D3DE" w:space="0"/>
+              <w:right w:val="nil"/>
+            </w:tcBorders>
+          </w:tcPr>
+          <w:p>
+            <w:pPr>
+              <w:spacing w:before="0" w:after="20"/>
+            </w:pPr>
+            <w:r>
+              <w:rPr>
+                <w:b/>
+                <w:caps/>
+                <w:color w:val="5F6B7A"/>
+                <w:sz w:val="15"/>
+              </w:rPr>
+              <w:t>Next report</w:t>
+            </w:r>
+          </w:p>
+          <w:p>
+            <w:pPr>
+              <w:spacing w:before="0" w:after="0"/>
+            </w:pPr>
+            <w:r>
+              <w:rPr>
+                <w:b w:val="0"/>
+                <w:sz w:val="19"/>
+              </w:rPr>
+              <w:t>Q3 2026 public financial information - 2026-11-04</w:t>
+            </w:r>
+            <w:hyperlink r:id="rId14">
+              <w:r>
+                <w:rPr>
+                  <w:color w:val="2A78D6"/>
+                  <w:vertAlign w:val="superscript"/>
+                  <w:sz w:val="16"/>
+                </w:rPr>
+                <w:t xml:space="preserve">3</w:t>
+              </w:r>
+            </w:hyperlink>
+          </w:p>
+        </w:tc>
+      </w:tr>
+    </w:tbl>
+    <w:p>
+      <w:pPr>
+        <w:spacing w:before="0" w:after="80"/>
+      </w:pPr>
+    </w:p>
+    <w:tbl>
+      <w:tblPr>
+        <w:tblW w:w="9639" w:type="dxa"/>
+        <w:tblBorders>
+          <w:top w:val="nil"/>
+          <w:left w:val="nil"/>
+          <w:bottom w:val="nil"/>
+          <w:right w:val="nil"/>
+          <w:insideH w:val="nil"/>
+          <w:insideV w:val="nil"/>
+        </w:tblBorders>
+        <w:tblLayout w:type="fixed"/>
+        <w:tblCellMar>
+          <w:top w:w="180" w:type="dxa"/>
+          <w:left w:w="260" w:type="dxa"/>
+          <w:bottom w:w="200" w:type="dxa"/>
+          <w:right w:w="260" w:type="dxa"/>
+        </w:tblCellMar>
+        <w:tblLook w:firstColumn="1" w:firstRow="1" w:lastColumn="0" w:lastRow="0" w:noHBand="0" w:noVBand="1" w:val="04A0"/>
+      </w:tblPr>
+      <w:tblGrid>
+        <w:gridCol w:w="9639"/>
       </w:tblGrid>
       <w:tr>
         <w:tc>
           <w:tcPr>
             <w:tcW w:type="dxa" w:w="9638"/>
+            <w:tcBorders>
+              <w:top w:val="nil"/>
+              <w:left w:val="single" w:sz="24" w:color="1B7F3B" w:space="0"/>
+              <w:bottom w:val="nil"/>
+              <w:right w:val="nil"/>
+            </w:tcBorders>
             <w:shd w:val="clear" w:color="auto" w:fill="E3F3E8"/>
           </w:tcPr>
           <w:p>
             <w:pPr>
-              <w:spacing w:before="60" w:after="60"/>
+              <w:spacing w:before="0" w:after="0" w:line="276" w:lineRule="auto"/>
             </w:pPr>
             <w:r>
               <w:rPr>
@@ -152,7 +327,7 @@
               </w:rPr>
               <w:t xml:space="preserve"> 1H profit EUR 39.8m (−8%), ROE 13.7%; CET1 17.8%, total capital 21.6%</w:t>
             </w:r>
-            <w:hyperlink r:id="rId13">
+            <w:hyperlink r:id="rId15">
               <w:r>
                 <w:rPr>
                   <w:color w:val="2A78D6"/>
@@ -170,7 +345,7 @@
               </w:rPr>
               <w:t>. Citing geopolitical uncertainty, the bank paid out only 31.5% of profit as dividends, which favours bondholders</w:t>
             </w:r>
-            <w:hyperlink r:id="rId13">
+            <w:hyperlink r:id="rId15">
               <w:r>
                 <w:rPr>
                   <w:color w:val="2A78D6"/>
@@ -194,63 +369,101 @@
     </w:tbl>
     <w:p>
       <w:pPr>
-        <w:spacing w:after="0"/>
+        <w:spacing w:before="0" w:after="120"/>
       </w:pPr>
     </w:p>
     <w:tbl>
       <w:tblPr>
-        <w:tblW w:type="auto" w:w="0"/>
-        <w:jc w:val="center"/>
+        <w:tblW w:w="9639" w:type="dxa"/>
+        <w:tblBorders>
+          <w:top w:val="nil"/>
+          <w:left w:val="nil"/>
+          <w:bottom w:val="nil"/>
+          <w:right w:val="nil"/>
+          <w:insideH w:val="nil"/>
+          <w:insideV w:val="nil"/>
+        </w:tblBorders>
+        <w:tblLayout w:type="fixed"/>
+        <w:tblCellMar>
+          <w:top w:w="150" w:type="dxa"/>
+          <w:left w:w="170" w:type="dxa"/>
+          <w:bottom w:w="150" w:type="dxa"/>
+          <w:right w:w="100" w:type="dxa"/>
+        </w:tblCellMar>
         <w:tblLook w:firstColumn="1" w:firstRow="1" w:lastColumn="0" w:lastRow="0" w:noHBand="0" w:noVBand="1" w:val="04A0"/>
-        <w:tblBorders>
-          <w:top w:val="single" w:sz="4" w:color="FFFFFF"/>
-          <w:left w:val="nil"/>
-          <w:bottom w:val="single" w:sz="4" w:color="FFFFFF"/>
-          <w:right w:val="nil"/>
-          <w:insideH w:val="single" w:sz="4" w:color="FFFFFF"/>
-          <w:insideV w:val="nil"/>
-        </w:tblBorders>
       </w:tblPr>
       <w:tblGrid>
-        <w:gridCol w:w="2493"/>
-        <w:gridCol w:w="2493"/>
-        <w:gridCol w:w="2493"/>
-        <w:gridCol w:w="2493"/>
+        <w:gridCol w:w="2260"/>
+        <w:gridCol w:w="198"/>
+        <w:gridCol w:w="2260"/>
+        <w:gridCol w:w="198"/>
+        <w:gridCol w:w="2260"/>
+        <w:gridCol w:w="198"/>
+        <w:gridCol w:w="2260"/>
       </w:tblGrid>
       <w:tr>
         <w:tc>
           <w:tcPr>
-            <w:tcW w:type="dxa" w:w="2493"/>
-            <w:shd w:val="clear" w:color="auto" w:fill="EAF1F8"/>
+            <w:tcW w:type="dxa" w:w="2261"/>
+            <w:tcBorders>
+              <w:top w:val="single" w:sz="18" w:color="2A78D6" w:space="0"/>
+              <w:left w:val="single" w:sz="4" w:color="C9D3DE" w:space="0"/>
+              <w:bottom w:val="single" w:sz="4" w:color="C9D3DE" w:space="0"/>
+              <w:right w:val="single" w:sz="4" w:color="C9D3DE" w:space="0"/>
+            </w:tcBorders>
           </w:tcPr>
           <w:p>
-            <w:r/>
+            <w:pPr>
+              <w:spacing w:before="0" w:after="60"/>
+            </w:pPr>
             <w:r>
               <w:rPr>
+                <w:b/>
+                <w:caps/>
                 <w:color w:val="5F6B7A"/>
-                <w:sz w:val="16"/>
+                <w:sz w:val="14"/>
               </w:rPr>
-              <w:t>Net profit (6M2026)</w:t>
+              <w:t>Net profit</w:t>
+            </w:r>
+            <w:r>
+              <w:rPr>
+                <w:b w:val="0"/>
+                <w:color w:val="5F6B7A"/>
+                <w:sz w:val="14"/>
+              </w:rPr>
+              <w:t xml:space="preserve">  ·  6M2026</w:t>
             </w:r>
           </w:p>
           <w:p>
             <w:pPr>
-              <w:spacing w:after="0"/>
+              <w:spacing w:before="0" w:after="20"/>
             </w:pPr>
             <w:r>
               <w:rPr>
                 <w:b/>
                 <w:color w:val="1F4E79"/>
-                <w:sz w:val="26"/>
+                <w:sz w:val="34"/>
               </w:rPr>
-              <w:t>39.8 EUR m</w:t>
+              <w:t>39.8</w:t>
+            </w:r>
+            <w:r>
+              <w:rPr>
+                <w:b w:val="0"/>
+                <w:color w:val="5F6B7A"/>
+                <w:sz w:val="18"/>
+              </w:rPr>
+              <w:t xml:space="preserve"> EUR m</w:t>
             </w:r>
           </w:p>
           <w:p>
+            <w:pPr>
+              <w:spacing w:before="0" w:after="0"/>
+            </w:pPr>
             <w:r>
               <w:rPr>
+                <w:b w:val="0"/>
                 <w:color w:val="5F6B7A"/>
-                <w:sz w:val="16"/>
+                <w:sz w:val="15"/>
               </w:rPr>
               <w:t>▼ 8.1 % vs 6M2025</w:t>
             </w:r>
@@ -258,37 +471,72 @@
         </w:tc>
         <w:tc>
           <w:tcPr>
-            <w:tcW w:type="dxa" w:w="2493"/>
-            <w:shd w:val="clear" w:color="auto" w:fill="EAF1F8"/>
+            <w:tcW w:type="dxa" w:w="198"/>
+          </w:tcPr>
+          <w:p/>
+        </w:tc>
+        <w:tc>
+          <w:tcPr>
+            <w:tcW w:type="dxa" w:w="2261"/>
+            <w:tcBorders>
+              <w:top w:val="single" w:sz="18" w:color="2A78D6" w:space="0"/>
+              <w:left w:val="single" w:sz="4" w:color="C9D3DE" w:space="0"/>
+              <w:bottom w:val="single" w:sz="4" w:color="C9D3DE" w:space="0"/>
+              <w:right w:val="single" w:sz="4" w:color="C9D3DE" w:space="0"/>
+            </w:tcBorders>
           </w:tcPr>
           <w:p>
-            <w:r/>
+            <w:pPr>
+              <w:spacing w:before="0" w:after="60"/>
+            </w:pPr>
             <w:r>
               <w:rPr>
+                <w:b/>
+                <w:caps/>
                 <w:color w:val="5F6B7A"/>
-                <w:sz w:val="16"/>
+                <w:sz w:val="14"/>
               </w:rPr>
-              <w:t>ROE (6M2026)</w:t>
+              <w:t>ROE</w:t>
+            </w:r>
+            <w:r>
+              <w:rPr>
+                <w:b w:val="0"/>
+                <w:color w:val="5F6B7A"/>
+                <w:sz w:val="14"/>
+              </w:rPr>
+              <w:t xml:space="preserve">  ·  6M2026</w:t>
             </w:r>
           </w:p>
           <w:p>
             <w:pPr>
-              <w:spacing w:after="0"/>
+              <w:spacing w:before="0" w:after="20"/>
             </w:pPr>
             <w:r>
               <w:rPr>
                 <w:b/>
                 <w:color w:val="1F4E79"/>
-                <w:sz w:val="26"/>
+                <w:sz w:val="34"/>
               </w:rPr>
-              <w:t>13.7%</w:t>
+              <w:t>13.7</w:t>
+            </w:r>
+            <w:r>
+              <w:rPr>
+                <w:b w:val="0"/>
+                <w:color w:val="5F6B7A"/>
+                <w:sz w:val="18"/>
+              </w:rPr>
+              <w:t xml:space="preserve"> %</w:t>
             </w:r>
           </w:p>
           <w:p>
+            <w:pPr>
+              <w:spacing w:before="0" w:after="0"/>
+            </w:pPr>
             <w:r>
               <w:rPr>
+                <w:b w:val="0"/>
                 <w:color w:val="5F6B7A"/>
-                <w:sz w:val="16"/>
+                <w:sz w:val="15"/>
               </w:rPr>
               <w:t>▼ 1.7 p. p. vs 6M2025</w:t>
             </w:r>
@@ -296,37 +544,72 @@
         </w:tc>
         <w:tc>
           <w:tcPr>
-            <w:tcW w:type="dxa" w:w="2493"/>
-            <w:shd w:val="clear" w:color="auto" w:fill="EAF1F8"/>
+            <w:tcW w:type="dxa" w:w="198"/>
+          </w:tcPr>
+          <w:p/>
+        </w:tc>
+        <w:tc>
+          <w:tcPr>
+            <w:tcW w:type="dxa" w:w="2261"/>
+            <w:tcBorders>
+              <w:top w:val="single" w:sz="18" w:color="2A78D6" w:space="0"/>
+              <w:left w:val="single" w:sz="4" w:color="C9D3DE" w:space="0"/>
+              <w:bottom w:val="single" w:sz="4" w:color="C9D3DE" w:space="0"/>
+              <w:right w:val="single" w:sz="4" w:color="C9D3DE" w:space="0"/>
+            </w:tcBorders>
           </w:tcPr>
           <w:p>
-            <w:r/>
+            <w:pPr>
+              <w:spacing w:before="0" w:after="60"/>
+            </w:pPr>
             <w:r>
               <w:rPr>
+                <w:b/>
+                <w:caps/>
                 <w:color w:val="5F6B7A"/>
-                <w:sz w:val="16"/>
+                <w:sz w:val="14"/>
               </w:rPr>
-              <w:t>CET1 ratio (6M2026)</w:t>
+              <w:t>CET1 ratio</w:t>
+            </w:r>
+            <w:r>
+              <w:rPr>
+                <w:b w:val="0"/>
+                <w:color w:val="5F6B7A"/>
+                <w:sz w:val="14"/>
+              </w:rPr>
+              <w:t xml:space="preserve">  ·  6M2026</w:t>
             </w:r>
           </w:p>
           <w:p>
             <w:pPr>
-              <w:spacing w:after="0"/>
+              <w:spacing w:before="0" w:after="20"/>
             </w:pPr>
             <w:r>
               <w:rPr>
                 <w:b/>
                 <w:color w:val="1F4E79"/>
-                <w:sz w:val="26"/>
+                <w:sz w:val="34"/>
               </w:rPr>
-              <w:t>17.8%</w:t>
+              <w:t>17.8</w:t>
+            </w:r>
+            <w:r>
+              <w:rPr>
+                <w:b w:val="0"/>
+                <w:color w:val="5F6B7A"/>
+                <w:sz w:val="18"/>
+              </w:rPr>
+              <w:t xml:space="preserve"> %</w:t>
             </w:r>
           </w:p>
           <w:p>
+            <w:pPr>
+              <w:spacing w:before="0" w:after="0"/>
+            </w:pPr>
             <w:r>
               <w:rPr>
+                <w:b w:val="0"/>
                 <w:color w:val="5F6B7A"/>
-                <w:sz w:val="16"/>
+                <w:sz w:val="15"/>
               </w:rPr>
               <w:t>▼ 0.4 p. p. vs FY2025</w:t>
             </w:r>
@@ -334,37 +617,72 @@
         </w:tc>
         <w:tc>
           <w:tcPr>
-            <w:tcW w:type="dxa" w:w="2493"/>
-            <w:shd w:val="clear" w:color="auto" w:fill="EAF1F8"/>
+            <w:tcW w:type="dxa" w:w="198"/>
+          </w:tcPr>
+          <w:p/>
+        </w:tc>
+        <w:tc>
+          <w:tcPr>
+            <w:tcW w:type="dxa" w:w="2261"/>
+            <w:tcBorders>
+              <w:top w:val="single" w:sz="18" w:color="2A78D6" w:space="0"/>
+              <w:left w:val="single" w:sz="4" w:color="C9D3DE" w:space="0"/>
+              <w:bottom w:val="single" w:sz="4" w:color="C9D3DE" w:space="0"/>
+              <w:right w:val="single" w:sz="4" w:color="C9D3DE" w:space="0"/>
+            </w:tcBorders>
           </w:tcPr>
           <w:p>
-            <w:r/>
+            <w:pPr>
+              <w:spacing w:before="0" w:after="60"/>
+            </w:pPr>
             <w:r>
               <w:rPr>
+                <w:b/>
+                <w:caps/>
                 <w:color w:val="5F6B7A"/>
-                <w:sz w:val="16"/>
+                <w:sz w:val="14"/>
               </w:rPr>
-              <w:t>Total capital ratio (6M2026)</w:t>
+              <w:t>Total capital ratio</w:t>
+            </w:r>
+            <w:r>
+              <w:rPr>
+                <w:b w:val="0"/>
+                <w:color w:val="5F6B7A"/>
+                <w:sz w:val="14"/>
+              </w:rPr>
+              <w:t xml:space="preserve">  ·  6M2026</w:t>
             </w:r>
           </w:p>
           <w:p>
             <w:pPr>
-              <w:spacing w:after="0"/>
+              <w:spacing w:before="0" w:after="20"/>
             </w:pPr>
             <w:r>
               <w:rPr>
                 <w:b/>
                 <w:color w:val="1F4E79"/>
-                <w:sz w:val="26"/>
+                <w:sz w:val="34"/>
               </w:rPr>
-              <w:t>21.6%</w:t>
+              <w:t>21.6</w:t>
+            </w:r>
+            <w:r>
+              <w:rPr>
+                <w:b w:val="0"/>
+                <w:color w:val="5F6B7A"/>
+                <w:sz w:val="18"/>
+              </w:rPr>
+              <w:t xml:space="preserve"> %</w:t>
             </w:r>
           </w:p>
           <w:p>
+            <w:pPr>
+              <w:spacing w:before="0" w:after="0"/>
+            </w:pPr>
             <w:r>
               <w:rPr>
+                <w:b w:val="0"/>
                 <w:color w:val="5F6B7A"/>
-                <w:sz w:val="16"/>
+                <w:sz w:val="15"/>
               </w:rPr>
               <w:t>▼ 0.7 p. p. vs FY2025</w:t>
             </w:r>
@@ -374,11 +692,29 @@
     </w:tbl>
     <w:p>
       <w:pPr>
-        <w:spacing w:before="280" w:after="80"/>
+        <w:spacing w:before="0" w:after="40"/>
+      </w:pPr>
+    </w:p>
+    <w:p>
+      <w:pPr>
+        <w:keepNext/>
         <w:pBdr>
-          <w:bottom w:val="single" w:sz="6" w:color="C9D3DE" w:space="2"/>
+          <w:bottom w:val="single" w:sz="8" w:color="1F4E79" w:space="4"/>
         </w:pBdr>
+        <w:tabs>
+          <w:tab w:pos="482" w:val="left"/>
+        </w:tabs>
+        <w:spacing w:before="360" w:after="160"/>
       </w:pPr>
+      <w:r>
+        <w:rPr>
+          <w:b/>
+          <w:color w:val="2A78D6"/>
+          <w:sz w:val="18"/>
+        </w:rPr>
+        <w:t>01</w:t>
+        <w:tab/>
+      </w:r>
       <w:r>
         <w:rPr>
           <w:b/>
@@ -390,9 +726,21 @@
     </w:p>
     <w:p>
       <w:pPr>
-        <w:pStyle w:val="ListBullet"/>
-        <w:spacing w:after="60"/>
+        <w:tabs>
+          <w:tab w:pos="255" w:val="left"/>
+        </w:tabs>
+        <w:spacing w:before="0" w:after="80"/>
+        <w:ind w:left="255" w:hanging="255"/>
       </w:pPr>
+      <w:r>
+        <w:rPr>
+          <w:b/>
+          <w:color w:val="2A78D6"/>
+          <w:sz w:val="20"/>
+        </w:rPr>
+        <w:t>▪</w:t>
+        <w:tab/>
+      </w:r>
       <w:r>
         <w:rPr>
           <w:b/>
@@ -405,7 +753,7 @@
         </w:rPr>
         <w:t xml:space="preserve"> 1H net profit (continuing operations) EUR 39.8m versus 43.3m; ROE 13.7% (15.4%). Net interest income stable at EUR 89.5m</w:t>
       </w:r>
-      <w:hyperlink r:id="rId13">
+      <w:hyperlink r:id="rId15">
         <w:r>
           <w:rPr>
             <w:color w:val="2A78D6"/>
@@ -424,9 +772,21 @@
     </w:p>
     <w:p>
       <w:pPr>
-        <w:pStyle w:val="ListBullet"/>
-        <w:spacing w:after="60"/>
+        <w:tabs>
+          <w:tab w:pos="255" w:val="left"/>
+        </w:tabs>
+        <w:spacing w:before="0" w:after="80"/>
+        <w:ind w:left="255" w:hanging="255"/>
       </w:pPr>
+      <w:r>
+        <w:rPr>
+          <w:b/>
+          <w:color w:val="2A78D6"/>
+          <w:sz w:val="20"/>
+        </w:rPr>
+        <w:t>▪</w:t>
+        <w:tab/>
+      </w:r>
       <w:r>
         <w:rPr>
           <w:b/>
@@ -439,7 +799,7 @@
         </w:rPr>
         <w:t xml:space="preserve"> CET1 17.8%, total capital 21.6%, LCR 163%, NSFR 138%</w:t>
       </w:r>
-      <w:hyperlink r:id="rId13">
+      <w:hyperlink r:id="rId15">
         <w:r>
           <w:rPr>
             <w:color w:val="2A78D6"/>
@@ -458,9 +818,21 @@
     </w:p>
     <w:p>
       <w:pPr>
-        <w:pStyle w:val="ListBullet"/>
-        <w:spacing w:after="60"/>
+        <w:tabs>
+          <w:tab w:pos="255" w:val="left"/>
+        </w:tabs>
+        <w:spacing w:before="0" w:after="80"/>
+        <w:ind w:left="255" w:hanging="255"/>
       </w:pPr>
+      <w:r>
+        <w:rPr>
+          <w:b/>
+          <w:color w:val="2A78D6"/>
+          <w:sz w:val="20"/>
+        </w:rPr>
+        <w:t>▪</w:t>
+        <w:tab/>
+      </w:r>
       <w:r>
         <w:rPr>
           <w:b/>
@@ -473,7 +845,7 @@
         </w:rPr>
         <w:t xml:space="preserve"> EUR 25.7m paid for 2025 (31.5% payout versus a 50% policy) due to geopolitical uncertainty; a EUR 50m share buyback was completed in January 2026</w:t>
       </w:r>
-      <w:hyperlink r:id="rId13">
+      <w:hyperlink r:id="rId15">
         <w:r>
           <w:rPr>
             <w:color w:val="2A78D6"/>
@@ -492,9 +864,21 @@
     </w:p>
     <w:p>
       <w:pPr>
-        <w:pStyle w:val="ListBullet"/>
-        <w:spacing w:after="60"/>
+        <w:tabs>
+          <w:tab w:pos="255" w:val="left"/>
+        </w:tabs>
+        <w:spacing w:before="0" w:after="80"/>
+        <w:ind w:left="255" w:hanging="255"/>
       </w:pPr>
+      <w:r>
+        <w:rPr>
+          <w:b/>
+          <w:color w:val="2A78D6"/>
+          <w:sz w:val="20"/>
+        </w:rPr>
+        <w:t>▪</w:t>
+        <w:tab/>
+      </w:r>
       <w:r>
         <w:rPr>
           <w:b/>
@@ -507,7 +891,7 @@
         </w:rPr>
         <w:t xml:space="preserve"> S. Mizak left the board (March 2026) and CRO J. Lebedinska-Ļitvinova stepped down (May 2026); E. Näsäkkälä is nominated as the new CRO</w:t>
       </w:r>
-      <w:hyperlink r:id="rId13">
+      <w:hyperlink r:id="rId15">
         <w:r>
           <w:rPr>
             <w:color w:val="2A78D6"/>
@@ -526,11 +910,24 @@
     </w:p>
     <w:p>
       <w:pPr>
-        <w:spacing w:before="280" w:after="80"/>
+        <w:keepNext/>
         <w:pBdr>
-          <w:bottom w:val="single" w:sz="6" w:color="C9D3DE" w:space="2"/>
+          <w:bottom w:val="single" w:sz="8" w:color="1F4E79" w:space="4"/>
         </w:pBdr>
+        <w:tabs>
+          <w:tab w:pos="482" w:val="left"/>
+        </w:tabs>
+        <w:spacing w:before="360" w:after="160"/>
       </w:pPr>
+      <w:r>
+        <w:rPr>
+          <w:b/>
+          <w:color w:val="2A78D6"/>
+          <w:sz w:val="18"/>
+        </w:rPr>
+        <w:t>02</w:t>
+        <w:tab/>
+      </w:r>
       <w:r>
         <w:rPr>
           <w:b/>
@@ -542,37 +939,53 @@
     </w:p>
     <w:tbl>
       <w:tblPr>
-        <w:tblW w:type="auto" w:w="0"/>
+        <w:tblW w:w="9639" w:type="dxa"/>
+        <w:tblBorders>
+          <w:top w:val="nil"/>
+          <w:left w:val="nil"/>
+          <w:bottom w:val="nil"/>
+          <w:right w:val="nil"/>
+          <w:insideH w:val="nil"/>
+          <w:insideV w:val="nil"/>
+        </w:tblBorders>
+        <w:tblLayout w:type="fixed"/>
+        <w:tblCellMar>
+          <w:top w:w="70" w:type="dxa"/>
+          <w:left w:w="100" w:type="dxa"/>
+          <w:bottom w:w="70" w:type="dxa"/>
+          <w:right w:w="100" w:type="dxa"/>
+        </w:tblCellMar>
         <w:tblLook w:firstColumn="1" w:firstRow="1" w:lastColumn="0" w:lastRow="0" w:noHBand="0" w:noVBand="1" w:val="04A0"/>
-        <w:tblBorders>
-          <w:top w:val="single" w:sz="4" w:color="C9D3DE"/>
-          <w:left w:val="nil"/>
-          <w:bottom w:val="single" w:sz="4" w:color="C9D3DE"/>
-          <w:right w:val="nil"/>
-          <w:insideH w:val="single" w:sz="4" w:color="C9D3DE"/>
-          <w:insideV w:val="nil"/>
-        </w:tblBorders>
       </w:tblPr>
       <w:tblGrid>
-        <w:gridCol w:w="1994"/>
-        <w:gridCol w:w="1994"/>
-        <w:gridCol w:w="1994"/>
-        <w:gridCol w:w="1994"/>
-        <w:gridCol w:w="1994"/>
+        <w:gridCol w:w="1701"/>
+        <w:gridCol w:w="2608"/>
+        <w:gridCol w:w="963"/>
+        <w:gridCol w:w="1304"/>
+        <w:gridCol w:w="3061"/>
       </w:tblGrid>
       <w:tr>
         <w:tc>
           <w:tcPr>
             <w:tcW w:type="dxa" w:w="1701"/>
-            <w:shd w:val="clear" w:color="auto" w:fill="1F4E79"/>
+            <w:tcBorders>
+              <w:top w:val="single" w:sz="12" w:color="1F4E79" w:space="0"/>
+              <w:left w:val="nil"/>
+              <w:bottom w:val="single" w:sz="4" w:color="C9D3DE" w:space="0"/>
+              <w:right w:val="nil"/>
+            </w:tcBorders>
+            <w:shd w:val="clear" w:color="auto" w:fill="EAF1F8"/>
           </w:tcPr>
           <w:p>
-            <w:r/>
+            <w:pPr>
+              <w:spacing w:before="0" w:after="0"/>
+            </w:pPr>
             <w:r>
               <w:rPr>
                 <w:b/>
-                <w:color w:val="FFFFFF"/>
-                <w:sz w:val="17"/>
+                <w:caps/>
+                <w:color w:val="1F4E79"/>
+                <w:sz w:val="16"/>
               </w:rPr>
               <w:t>ISIN</w:t>
             </w:r>
@@ -581,15 +994,24 @@
         <w:tc>
           <w:tcPr>
             <w:tcW w:type="dxa" w:w="2608"/>
-            <w:shd w:val="clear" w:color="auto" w:fill="1F4E79"/>
+            <w:tcBorders>
+              <w:top w:val="single" w:sz="12" w:color="1F4E79" w:space="0"/>
+              <w:left w:val="nil"/>
+              <w:bottom w:val="single" w:sz="4" w:color="C9D3DE" w:space="0"/>
+              <w:right w:val="nil"/>
+            </w:tcBorders>
+            <w:shd w:val="clear" w:color="auto" w:fill="EAF1F8"/>
           </w:tcPr>
           <w:p>
-            <w:r/>
+            <w:pPr>
+              <w:spacing w:before="0" w:after="0"/>
+            </w:pPr>
             <w:r>
               <w:rPr>
                 <w:b/>
-                <w:color w:val="FFFFFF"/>
-                <w:sz w:val="17"/>
+                <w:caps/>
+                <w:color w:val="1F4E79"/>
+                <w:sz w:val="16"/>
               </w:rPr>
               <w:t>Instrument</w:t>
             </w:r>
@@ -598,18 +1020,25 @@
         <w:tc>
           <w:tcPr>
             <w:tcW w:type="dxa" w:w="964"/>
-            <w:shd w:val="clear" w:color="auto" w:fill="1F4E79"/>
+            <w:tcBorders>
+              <w:top w:val="single" w:sz="12" w:color="1F4E79" w:space="0"/>
+              <w:left w:val="nil"/>
+              <w:bottom w:val="single" w:sz="4" w:color="C9D3DE" w:space="0"/>
+              <w:right w:val="nil"/>
+            </w:tcBorders>
+            <w:shd w:val="clear" w:color="auto" w:fill="EAF1F8"/>
           </w:tcPr>
           <w:p>
             <w:pPr>
+              <w:spacing w:before="0" w:after="0"/>
               <w:jc w:val="right"/>
             </w:pPr>
-            <w:r/>
             <w:r>
               <w:rPr>
                 <w:b/>
-                <w:color w:val="FFFFFF"/>
-                <w:sz w:val="17"/>
+                <w:caps/>
+                <w:color w:val="1F4E79"/>
+                <w:sz w:val="16"/>
               </w:rPr>
               <w:t>Coupon</w:t>
             </w:r>
@@ -618,15 +1047,24 @@
         <w:tc>
           <w:tcPr>
             <w:tcW w:type="dxa" w:w="1304"/>
-            <w:shd w:val="clear" w:color="auto" w:fill="1F4E79"/>
+            <w:tcBorders>
+              <w:top w:val="single" w:sz="12" w:color="1F4E79" w:space="0"/>
+              <w:left w:val="nil"/>
+              <w:bottom w:val="single" w:sz="4" w:color="C9D3DE" w:space="0"/>
+              <w:right w:val="nil"/>
+            </w:tcBorders>
+            <w:shd w:val="clear" w:color="auto" w:fill="EAF1F8"/>
           </w:tcPr>
           <w:p>
-            <w:r/>
+            <w:pPr>
+              <w:spacing w:before="0" w:after="0"/>
+            </w:pPr>
             <w:r>
               <w:rPr>
                 <w:b/>
-                <w:color w:val="FFFFFF"/>
-                <w:sz w:val="17"/>
+                <w:caps/>
+                <w:color w:val="1F4E79"/>
+                <w:sz w:val="16"/>
               </w:rPr>
               <w:t>Maturity</w:t>
             </w:r>
@@ -635,15 +1073,24 @@
         <w:tc>
           <w:tcPr>
             <w:tcW w:type="dxa" w:w="3061"/>
-            <w:shd w:val="clear" w:color="auto" w:fill="1F4E79"/>
+            <w:tcBorders>
+              <w:top w:val="single" w:sz="12" w:color="1F4E79" w:space="0"/>
+              <w:left w:val="nil"/>
+              <w:bottom w:val="single" w:sz="4" w:color="C9D3DE" w:space="0"/>
+              <w:right w:val="nil"/>
+            </w:tcBorders>
+            <w:shd w:val="clear" w:color="auto" w:fill="EAF1F8"/>
           </w:tcPr>
           <w:p>
-            <w:r/>
+            <w:pPr>
+              <w:spacing w:before="0" w:after="0"/>
+            </w:pPr>
             <w:r>
               <w:rPr>
                 <w:b/>
-                <w:color w:val="FFFFFF"/>
-                <w:sz w:val="17"/>
+                <w:caps/>
+                <w:color w:val="1F4E79"/>
+                <w:sz w:val="16"/>
               </w:rPr>
               <w:t>Note</w:t>
             </w:r>
@@ -654,12 +1101,17 @@
         <w:tc>
           <w:tcPr>
             <w:tcW w:type="dxa" w:w="1701"/>
+            <w:tcBorders>
+              <w:top w:val="nil"/>
+              <w:left w:val="nil"/>
+              <w:bottom w:val="single" w:sz="4" w:color="DDE3EA" w:space="0"/>
+              <w:right w:val="nil"/>
+            </w:tcBorders>
           </w:tcPr>
           <w:p>
             <w:pPr>
-              <w:spacing w:after="0"/>
+              <w:spacing w:before="0" w:after="0"/>
             </w:pPr>
-            <w:r/>
             <w:r>
               <w:rPr>
                 <w:b w:val="0"/>
@@ -672,12 +1124,17 @@
         <w:tc>
           <w:tcPr>
             <w:tcW w:type="dxa" w:w="2608"/>
+            <w:tcBorders>
+              <w:top w:val="nil"/>
+              <w:left w:val="nil"/>
+              <w:bottom w:val="single" w:sz="4" w:color="DDE3EA" w:space="0"/>
+              <w:right w:val="nil"/>
+            </w:tcBorders>
           </w:tcPr>
           <w:p>
             <w:pPr>
-              <w:spacing w:after="0"/>
+              <w:spacing w:before="0" w:after="0"/>
             </w:pPr>
-            <w:r/>
             <w:r>
               <w:rPr>
                 <w:b w:val="0"/>
@@ -690,13 +1147,18 @@
         <w:tc>
           <w:tcPr>
             <w:tcW w:type="dxa" w:w="964"/>
+            <w:tcBorders>
+              <w:top w:val="nil"/>
+              <w:left w:val="nil"/>
+              <w:bottom w:val="single" w:sz="4" w:color="DDE3EA" w:space="0"/>
+              <w:right w:val="nil"/>
+            </w:tcBorders>
           </w:tcPr>
           <w:p>
             <w:pPr>
-              <w:spacing w:after="0"/>
+              <w:spacing w:before="0" w:after="0"/>
               <w:jc w:val="right"/>
             </w:pPr>
-            <w:r/>
             <w:r>
               <w:rPr>
                 <w:b w:val="0"/>
@@ -709,12 +1171,17 @@
         <w:tc>
           <w:tcPr>
             <w:tcW w:type="dxa" w:w="1304"/>
+            <w:tcBorders>
+              <w:top w:val="nil"/>
+              <w:left w:val="nil"/>
+              <w:bottom w:val="single" w:sz="4" w:color="DDE3EA" w:space="0"/>
+              <w:right w:val="nil"/>
+            </w:tcBorders>
           </w:tcPr>
           <w:p>
             <w:pPr>
-              <w:spacing w:after="0"/>
+              <w:spacing w:before="0" w:after="0"/>
             </w:pPr>
-            <w:r/>
             <w:r>
               <w:rPr>
                 <w:b w:val="0"/>
@@ -727,12 +1194,17 @@
         <w:tc>
           <w:tcPr>
             <w:tcW w:type="dxa" w:w="3061"/>
+            <w:tcBorders>
+              <w:top w:val="nil"/>
+              <w:left w:val="nil"/>
+              <w:bottom w:val="single" w:sz="4" w:color="DDE3EA" w:space="0"/>
+              <w:right w:val="nil"/>
+            </w:tcBorders>
           </w:tcPr>
           <w:p>
             <w:pPr>
-              <w:spacing w:after="0"/>
+              <w:spacing w:before="0" w:after="0"/>
             </w:pPr>
-            <w:r/>
             <w:r>
               <w:rPr>
                 <w:b w:val="0"/>
@@ -747,13 +1219,17 @@
         <w:tc>
           <w:tcPr>
             <w:tcW w:type="dxa" w:w="1701"/>
-            <w:shd w:val="clear" w:color="auto" w:fill="F6F8FA"/>
+            <w:tcBorders>
+              <w:top w:val="nil"/>
+              <w:left w:val="nil"/>
+              <w:bottom w:val="single" w:sz="4" w:color="DDE3EA" w:space="0"/>
+              <w:right w:val="nil"/>
+            </w:tcBorders>
           </w:tcPr>
           <w:p>
             <w:pPr>
-              <w:spacing w:after="0"/>
+              <w:spacing w:before="0" w:after="0"/>
             </w:pPr>
-            <w:r/>
             <w:r>
               <w:rPr>
                 <w:b w:val="0"/>
@@ -766,13 +1242,17 @@
         <w:tc>
           <w:tcPr>
             <w:tcW w:type="dxa" w:w="2608"/>
-            <w:shd w:val="clear" w:color="auto" w:fill="F6F8FA"/>
+            <w:tcBorders>
+              <w:top w:val="nil"/>
+              <w:left w:val="nil"/>
+              <w:bottom w:val="single" w:sz="4" w:color="DDE3EA" w:space="0"/>
+              <w:right w:val="nil"/>
+            </w:tcBorders>
           </w:tcPr>
           <w:p>
             <w:pPr>
-              <w:spacing w:after="0"/>
+              <w:spacing w:before="0" w:after="0"/>
             </w:pPr>
-            <w:r/>
             <w:r>
               <w:rPr>
                 <w:b w:val="0"/>
@@ -785,14 +1265,18 @@
         <w:tc>
           <w:tcPr>
             <w:tcW w:type="dxa" w:w="964"/>
-            <w:shd w:val="clear" w:color="auto" w:fill="F6F8FA"/>
+            <w:tcBorders>
+              <w:top w:val="nil"/>
+              <w:left w:val="nil"/>
+              <w:bottom w:val="single" w:sz="4" w:color="DDE3EA" w:space="0"/>
+              <w:right w:val="nil"/>
+            </w:tcBorders>
           </w:tcPr>
           <w:p>
             <w:pPr>
-              <w:spacing w:after="0"/>
+              <w:spacing w:before="0" w:after="0"/>
               <w:jc w:val="right"/>
             </w:pPr>
-            <w:r/>
             <w:r>
               <w:rPr>
                 <w:b w:val="0"/>
@@ -805,13 +1289,17 @@
         <w:tc>
           <w:tcPr>
             <w:tcW w:type="dxa" w:w="1304"/>
-            <w:shd w:val="clear" w:color="auto" w:fill="F6F8FA"/>
+            <w:tcBorders>
+              <w:top w:val="nil"/>
+              <w:left w:val="nil"/>
+              <w:bottom w:val="single" w:sz="4" w:color="DDE3EA" w:space="0"/>
+              <w:right w:val="nil"/>
+            </w:tcBorders>
           </w:tcPr>
           <w:p>
             <w:pPr>
-              <w:spacing w:after="0"/>
+              <w:spacing w:before="0" w:after="0"/>
             </w:pPr>
-            <w:r/>
             <w:r>
               <w:rPr>
                 <w:b w:val="0"/>
@@ -824,13 +1312,17 @@
         <w:tc>
           <w:tcPr>
             <w:tcW w:type="dxa" w:w="3061"/>
-            <w:shd w:val="clear" w:color="auto" w:fill="F6F8FA"/>
+            <w:tcBorders>
+              <w:top w:val="nil"/>
+              <w:left w:val="nil"/>
+              <w:bottom w:val="single" w:sz="4" w:color="DDE3EA" w:space="0"/>
+              <w:right w:val="nil"/>
+            </w:tcBorders>
           </w:tcPr>
           <w:p>
             <w:pPr>
-              <w:spacing w:after="0"/>
+              <w:spacing w:before="0" w:after="0"/>
             </w:pPr>
-            <w:r/>
             <w:r>
               <w:rPr>
                 <w:b w:val="0"/>
@@ -844,11 +1336,29 @@
     </w:tbl>
     <w:p>
       <w:pPr>
-        <w:spacing w:before="280" w:after="80"/>
+        <w:spacing w:before="0" w:after="40"/>
+      </w:pPr>
+    </w:p>
+    <w:p>
+      <w:pPr>
+        <w:keepNext/>
         <w:pBdr>
-          <w:bottom w:val="single" w:sz="6" w:color="C9D3DE" w:space="2"/>
+          <w:bottom w:val="single" w:sz="8" w:color="1F4E79" w:space="4"/>
         </w:pBdr>
+        <w:tabs>
+          <w:tab w:pos="482" w:val="left"/>
+        </w:tabs>
+        <w:spacing w:before="360" w:after="160"/>
       </w:pPr>
+      <w:r>
+        <w:rPr>
+          <w:b/>
+          <w:color w:val="2A78D6"/>
+          <w:sz w:val="18"/>
+        </w:rPr>
+        <w:t>03</w:t>
+        <w:tab/>
+      </w:r>
       <w:r>
         <w:rPr>
           <w:b/>
@@ -860,38 +1370,54 @@
     </w:p>
     <w:tbl>
       <w:tblPr>
-        <w:tblW w:type="auto" w:w="0"/>
+        <w:tblW w:w="9639" w:type="dxa"/>
+        <w:tblBorders>
+          <w:top w:val="nil"/>
+          <w:left w:val="nil"/>
+          <w:bottom w:val="nil"/>
+          <w:right w:val="nil"/>
+          <w:insideH w:val="nil"/>
+          <w:insideV w:val="nil"/>
+        </w:tblBorders>
+        <w:tblLayout w:type="fixed"/>
+        <w:tblCellMar>
+          <w:top w:w="70" w:type="dxa"/>
+          <w:left w:w="100" w:type="dxa"/>
+          <w:bottom w:w="70" w:type="dxa"/>
+          <w:right w:w="100" w:type="dxa"/>
+        </w:tblCellMar>
         <w:tblLook w:firstColumn="1" w:firstRow="1" w:lastColumn="0" w:lastRow="0" w:noHBand="0" w:noVBand="1" w:val="04A0"/>
-        <w:tblBorders>
-          <w:top w:val="single" w:sz="4" w:color="C9D3DE"/>
-          <w:left w:val="nil"/>
-          <w:bottom w:val="single" w:sz="4" w:color="C9D3DE"/>
-          <w:right w:val="nil"/>
-          <w:insideH w:val="single" w:sz="4" w:color="C9D3DE"/>
-          <w:insideV w:val="nil"/>
-        </w:tblBorders>
       </w:tblPr>
       <w:tblGrid>
-        <w:gridCol w:w="1662"/>
-        <w:gridCol w:w="1662"/>
-        <w:gridCol w:w="1662"/>
-        <w:gridCol w:w="1662"/>
-        <w:gridCol w:w="1662"/>
-        <w:gridCol w:w="1662"/>
+        <w:gridCol w:w="2864"/>
+        <w:gridCol w:w="1156"/>
+        <w:gridCol w:w="1156"/>
+        <w:gridCol w:w="1156"/>
+        <w:gridCol w:w="1156"/>
+        <w:gridCol w:w="2148"/>
       </w:tblGrid>
       <w:tr>
         <w:tc>
           <w:tcPr>
-            <w:tcW w:type="dxa" w:w="2948"/>
-            <w:shd w:val="clear" w:color="auto" w:fill="1F4E79"/>
+            <w:tcW w:type="dxa" w:w="2864"/>
+            <w:tcBorders>
+              <w:top w:val="single" w:sz="12" w:color="1F4E79" w:space="0"/>
+              <w:left w:val="nil"/>
+              <w:bottom w:val="single" w:sz="4" w:color="C9D3DE" w:space="0"/>
+              <w:right w:val="nil"/>
+            </w:tcBorders>
+            <w:shd w:val="clear" w:color="auto" w:fill="EAF1F8"/>
           </w:tcPr>
           <w:p>
-            <w:r/>
+            <w:pPr>
+              <w:spacing w:before="0" w:after="0"/>
+            </w:pPr>
             <w:r>
               <w:rPr>
                 <w:b/>
-                <w:color w:val="FFFFFF"/>
-                <w:sz w:val="17"/>
+                <w:caps/>
+                <w:color w:val="1F4E79"/>
+                <w:sz w:val="16"/>
               </w:rPr>
               <w:t>Metric</w:t>
             </w:r>
@@ -899,19 +1425,26 @@
         </w:tc>
         <w:tc>
           <w:tcPr>
-            <w:tcW w:type="dxa" w:w="1191"/>
-            <w:shd w:val="clear" w:color="auto" w:fill="1F4E79"/>
+            <w:tcW w:type="dxa" w:w="1157"/>
+            <w:tcBorders>
+              <w:top w:val="single" w:sz="12" w:color="1F4E79" w:space="0"/>
+              <w:left w:val="nil"/>
+              <w:bottom w:val="single" w:sz="4" w:color="C9D3DE" w:space="0"/>
+              <w:right w:val="nil"/>
+            </w:tcBorders>
+            <w:shd w:val="clear" w:color="auto" w:fill="EAF1F8"/>
           </w:tcPr>
           <w:p>
             <w:pPr>
+              <w:spacing w:before="0" w:after="0"/>
               <w:jc w:val="right"/>
             </w:pPr>
-            <w:r/>
             <w:r>
               <w:rPr>
                 <w:b/>
-                <w:color w:val="FFFFFF"/>
-                <w:sz w:val="17"/>
+                <w:caps/>
+                <w:color w:val="1F4E79"/>
+                <w:sz w:val="16"/>
               </w:rPr>
               <w:t>FY2024</w:t>
             </w:r>
@@ -919,19 +1452,26 @@
         </w:tc>
         <w:tc>
           <w:tcPr>
-            <w:tcW w:type="dxa" w:w="1191"/>
-            <w:shd w:val="clear" w:color="auto" w:fill="1F4E79"/>
+            <w:tcW w:type="dxa" w:w="1157"/>
+            <w:tcBorders>
+              <w:top w:val="single" w:sz="12" w:color="1F4E79" w:space="0"/>
+              <w:left w:val="nil"/>
+              <w:bottom w:val="single" w:sz="4" w:color="C9D3DE" w:space="0"/>
+              <w:right w:val="nil"/>
+            </w:tcBorders>
+            <w:shd w:val="clear" w:color="auto" w:fill="EAF1F8"/>
           </w:tcPr>
           <w:p>
             <w:pPr>
+              <w:spacing w:before="0" w:after="0"/>
               <w:jc w:val="right"/>
             </w:pPr>
-            <w:r/>
             <w:r>
               <w:rPr>
                 <w:b/>
-                <w:color w:val="FFFFFF"/>
-                <w:sz w:val="17"/>
+                <w:caps/>
+                <w:color w:val="1F4E79"/>
+                <w:sz w:val="16"/>
               </w:rPr>
               <w:t>FY2025</w:t>
             </w:r>
@@ -939,19 +1479,26 @@
         </w:tc>
         <w:tc>
           <w:tcPr>
-            <w:tcW w:type="dxa" w:w="1191"/>
-            <w:shd w:val="clear" w:color="auto" w:fill="1F4E79"/>
+            <w:tcW w:type="dxa" w:w="1157"/>
+            <w:tcBorders>
+              <w:top w:val="single" w:sz="12" w:color="1F4E79" w:space="0"/>
+              <w:left w:val="nil"/>
+              <w:bottom w:val="single" w:sz="4" w:color="C9D3DE" w:space="0"/>
+              <w:right w:val="nil"/>
+            </w:tcBorders>
+            <w:shd w:val="clear" w:color="auto" w:fill="EAF1F8"/>
           </w:tcPr>
           <w:p>
             <w:pPr>
+              <w:spacing w:before="0" w:after="0"/>
               <w:jc w:val="right"/>
             </w:pPr>
-            <w:r/>
             <w:r>
               <w:rPr>
                 <w:b/>
-                <w:color w:val="FFFFFF"/>
-                <w:sz w:val="17"/>
+                <w:caps/>
+                <w:color w:val="1F4E79"/>
+                <w:sz w:val="16"/>
               </w:rPr>
               <w:t>6M2025</w:t>
             </w:r>
@@ -959,19 +1506,26 @@
         </w:tc>
         <w:tc>
           <w:tcPr>
-            <w:tcW w:type="dxa" w:w="1191"/>
-            <w:shd w:val="clear" w:color="auto" w:fill="1F4E79"/>
+            <w:tcW w:type="dxa" w:w="1157"/>
+            <w:tcBorders>
+              <w:top w:val="single" w:sz="12" w:color="1F4E79" w:space="0"/>
+              <w:left w:val="nil"/>
+              <w:bottom w:val="single" w:sz="4" w:color="C9D3DE" w:space="0"/>
+              <w:right w:val="nil"/>
+            </w:tcBorders>
+            <w:shd w:val="clear" w:color="auto" w:fill="EAF1F8"/>
           </w:tcPr>
           <w:p>
             <w:pPr>
+              <w:spacing w:before="0" w:after="0"/>
               <w:jc w:val="right"/>
             </w:pPr>
-            <w:r/>
             <w:r>
               <w:rPr>
                 <w:b/>
-                <w:color w:val="FFFFFF"/>
-                <w:sz w:val="17"/>
+                <w:caps/>
+                <w:color w:val="1F4E79"/>
+                <w:sz w:val="16"/>
               </w:rPr>
               <w:t>6M2026</w:t>
             </w:r>
@@ -979,19 +1533,26 @@
         </w:tc>
         <w:tc>
           <w:tcPr>
-            <w:tcW w:type="dxa" w:w="2211"/>
-            <w:shd w:val="clear" w:color="auto" w:fill="1F4E79"/>
+            <w:tcW w:type="dxa" w:w="2148"/>
+            <w:tcBorders>
+              <w:top w:val="single" w:sz="12" w:color="1F4E79" w:space="0"/>
+              <w:left w:val="nil"/>
+              <w:bottom w:val="single" w:sz="4" w:color="C9D3DE" w:space="0"/>
+              <w:right w:val="nil"/>
+            </w:tcBorders>
+            <w:shd w:val="clear" w:color="auto" w:fill="EAF1F8"/>
           </w:tcPr>
           <w:p>
             <w:pPr>
+              <w:spacing w:before="0" w:after="0"/>
               <w:jc w:val="right"/>
             </w:pPr>
-            <w:r/>
             <w:r>
               <w:rPr>
                 <w:b/>
-                <w:color w:val="FFFFFF"/>
-                <w:sz w:val="17"/>
+                <w:caps/>
+                <w:color w:val="1F4E79"/>
+                <w:sz w:val="16"/>
               </w:rPr>
               <w:t>Change</w:t>
             </w:r>
@@ -1001,13 +1562,18 @@
       <w:tr>
         <w:tc>
           <w:tcPr>
-            <w:tcW w:type="dxa" w:w="2948"/>
+            <w:tcW w:type="dxa" w:w="2864"/>
+            <w:tcBorders>
+              <w:top w:val="nil"/>
+              <w:left w:val="nil"/>
+              <w:bottom w:val="single" w:sz="4" w:color="DDE3EA" w:space="0"/>
+              <w:right w:val="nil"/>
+            </w:tcBorders>
           </w:tcPr>
           <w:p>
             <w:pPr>
-              <w:spacing w:after="0"/>
+              <w:spacing w:before="0" w:after="0"/>
             </w:pPr>
-            <w:r/>
             <w:r>
               <w:rPr>
                 <w:b w:val="0"/>
@@ -1015,7 +1581,7 @@
               </w:rPr>
               <w:t>Net profit, EUR m</w:t>
             </w:r>
-            <w:hyperlink r:id="rId14">
+            <w:hyperlink r:id="rId16">
               <w:r>
                 <w:rPr>
                   <w:color w:val="2A78D6"/>
@@ -1032,7 +1598,7 @@
               </w:rPr>
               <w:t>,</w:t>
             </w:r>
-            <w:hyperlink r:id="rId13">
+            <w:hyperlink r:id="rId15">
               <w:r>
                 <w:rPr>
                   <w:color w:val="2A78D6"/>
@@ -1046,14 +1612,19 @@
         </w:tc>
         <w:tc>
           <w:tcPr>
-            <w:tcW w:type="dxa" w:w="1191"/>
+            <w:tcW w:type="dxa" w:w="1157"/>
+            <w:tcBorders>
+              <w:top w:val="nil"/>
+              <w:left w:val="nil"/>
+              <w:bottom w:val="single" w:sz="4" w:color="DDE3EA" w:space="0"/>
+              <w:right w:val="nil"/>
+            </w:tcBorders>
           </w:tcPr>
           <w:p>
             <w:pPr>
-              <w:spacing w:after="0"/>
+              <w:spacing w:before="0" w:after="0"/>
               <w:jc w:val="right"/>
             </w:pPr>
-            <w:r/>
             <w:r>
               <w:rPr>
                 <w:b w:val="0"/>
@@ -1065,14 +1636,19 @@
         </w:tc>
         <w:tc>
           <w:tcPr>
-            <w:tcW w:type="dxa" w:w="1191"/>
+            <w:tcW w:type="dxa" w:w="1157"/>
+            <w:tcBorders>
+              <w:top w:val="nil"/>
+              <w:left w:val="nil"/>
+              <w:bottom w:val="single" w:sz="4" w:color="DDE3EA" w:space="0"/>
+              <w:right w:val="nil"/>
+            </w:tcBorders>
           </w:tcPr>
           <w:p>
             <w:pPr>
-              <w:spacing w:after="0"/>
+              <w:spacing w:before="0" w:after="0"/>
               <w:jc w:val="right"/>
             </w:pPr>
-            <w:r/>
             <w:r>
               <w:rPr>
                 <w:b w:val="0"/>
@@ -1084,14 +1660,19 @@
         </w:tc>
         <w:tc>
           <w:tcPr>
-            <w:tcW w:type="dxa" w:w="1191"/>
+            <w:tcW w:type="dxa" w:w="1157"/>
+            <w:tcBorders>
+              <w:top w:val="nil"/>
+              <w:left w:val="nil"/>
+              <w:bottom w:val="single" w:sz="4" w:color="DDE3EA" w:space="0"/>
+              <w:right w:val="nil"/>
+            </w:tcBorders>
           </w:tcPr>
           <w:p>
             <w:pPr>
-              <w:spacing w:after="0"/>
+              <w:spacing w:before="0" w:after="0"/>
               <w:jc w:val="right"/>
             </w:pPr>
-            <w:r/>
             <w:r>
               <w:rPr>
                 <w:b w:val="0"/>
@@ -1103,14 +1684,19 @@
         </w:tc>
         <w:tc>
           <w:tcPr>
-            <w:tcW w:type="dxa" w:w="1191"/>
+            <w:tcW w:type="dxa" w:w="1157"/>
+            <w:tcBorders>
+              <w:top w:val="nil"/>
+              <w:left w:val="nil"/>
+              <w:bottom w:val="single" w:sz="4" w:color="DDE3EA" w:space="0"/>
+              <w:right w:val="nil"/>
+            </w:tcBorders>
           </w:tcPr>
           <w:p>
             <w:pPr>
-              <w:spacing w:after="0"/>
+              <w:spacing w:before="0" w:after="0"/>
               <w:jc w:val="right"/>
             </w:pPr>
-            <w:r/>
             <w:r>
               <w:rPr>
                 <w:b w:val="0"/>
@@ -1122,14 +1708,19 @@
         </w:tc>
         <w:tc>
           <w:tcPr>
-            <w:tcW w:type="dxa" w:w="2211"/>
+            <w:tcW w:type="dxa" w:w="2148"/>
+            <w:tcBorders>
+              <w:top w:val="nil"/>
+              <w:left w:val="nil"/>
+              <w:bottom w:val="single" w:sz="4" w:color="DDE3EA" w:space="0"/>
+              <w:right w:val="nil"/>
+            </w:tcBorders>
           </w:tcPr>
           <w:p>
             <w:pPr>
-              <w:spacing w:after="0"/>
+              <w:spacing w:before="0" w:after="0"/>
               <w:jc w:val="right"/>
             </w:pPr>
-            <w:r/>
             <w:r>
               <w:rPr>
                 <w:b/>
@@ -1144,14 +1735,18 @@
       <w:tr>
         <w:tc>
           <w:tcPr>
-            <w:tcW w:type="dxa" w:w="2948"/>
-            <w:shd w:val="clear" w:color="auto" w:fill="F6F8FA"/>
+            <w:tcW w:type="dxa" w:w="2864"/>
+            <w:tcBorders>
+              <w:top w:val="nil"/>
+              <w:left w:val="nil"/>
+              <w:bottom w:val="single" w:sz="4" w:color="DDE3EA" w:space="0"/>
+              <w:right w:val="nil"/>
+            </w:tcBorders>
           </w:tcPr>
           <w:p>
             <w:pPr>
-              <w:spacing w:after="0"/>
+              <w:spacing w:before="0" w:after="0"/>
             </w:pPr>
-            <w:r/>
             <w:r>
               <w:rPr>
                 <w:b w:val="0"/>
@@ -1159,7 +1754,7 @@
               </w:rPr>
               <w:t>Net interest income, EUR m</w:t>
             </w:r>
-            <w:hyperlink r:id="rId14">
+            <w:hyperlink r:id="rId16">
               <w:r>
                 <w:rPr>
                   <w:color w:val="2A78D6"/>
@@ -1176,7 +1771,7 @@
               </w:rPr>
               <w:t>,</w:t>
             </w:r>
-            <w:hyperlink r:id="rId13">
+            <w:hyperlink r:id="rId15">
               <w:r>
                 <w:rPr>
                   <w:color w:val="2A78D6"/>
@@ -1190,15 +1785,19 @@
         </w:tc>
         <w:tc>
           <w:tcPr>
-            <w:tcW w:type="dxa" w:w="1191"/>
-            <w:shd w:val="clear" w:color="auto" w:fill="F6F8FA"/>
+            <w:tcW w:type="dxa" w:w="1157"/>
+            <w:tcBorders>
+              <w:top w:val="nil"/>
+              <w:left w:val="nil"/>
+              <w:bottom w:val="single" w:sz="4" w:color="DDE3EA" w:space="0"/>
+              <w:right w:val="nil"/>
+            </w:tcBorders>
           </w:tcPr>
           <w:p>
             <w:pPr>
-              <w:spacing w:after="0"/>
+              <w:spacing w:before="0" w:after="0"/>
               <w:jc w:val="right"/>
             </w:pPr>
-            <w:r/>
             <w:r>
               <w:rPr>
                 <w:b w:val="0"/>
@@ -1210,15 +1809,19 @@
         </w:tc>
         <w:tc>
           <w:tcPr>
-            <w:tcW w:type="dxa" w:w="1191"/>
-            <w:shd w:val="clear" w:color="auto" w:fill="F6F8FA"/>
+            <w:tcW w:type="dxa" w:w="1157"/>
+            <w:tcBorders>
+              <w:top w:val="nil"/>
+              <w:left w:val="nil"/>
+              <w:bottom w:val="single" w:sz="4" w:color="DDE3EA" w:space="0"/>
+              <w:right w:val="nil"/>
+            </w:tcBorders>
           </w:tcPr>
           <w:p>
             <w:pPr>
-              <w:spacing w:after="0"/>
+              <w:spacing w:before="0" w:after="0"/>
               <w:jc w:val="right"/>
             </w:pPr>
-            <w:r/>
             <w:r>
               <w:rPr>
                 <w:b w:val="0"/>
@@ -1230,15 +1833,19 @@
         </w:tc>
         <w:tc>
           <w:tcPr>
-            <w:tcW w:type="dxa" w:w="1191"/>
-            <w:shd w:val="clear" w:color="auto" w:fill="F6F8FA"/>
+            <w:tcW w:type="dxa" w:w="1157"/>
+            <w:tcBorders>
+              <w:top w:val="nil"/>
+              <w:left w:val="nil"/>
+              <w:bottom w:val="single" w:sz="4" w:color="DDE3EA" w:space="0"/>
+              <w:right w:val="nil"/>
+            </w:tcBorders>
           </w:tcPr>
           <w:p>
             <w:pPr>
-              <w:spacing w:after="0"/>
+              <w:spacing w:before="0" w:after="0"/>
               <w:jc w:val="right"/>
             </w:pPr>
-            <w:r/>
             <w:r>
               <w:rPr>
                 <w:b w:val="0"/>
@@ -1250,15 +1857,19 @@
         </w:tc>
         <w:tc>
           <w:tcPr>
-            <w:tcW w:type="dxa" w:w="1191"/>
-            <w:shd w:val="clear" w:color="auto" w:fill="F6F8FA"/>
+            <w:tcW w:type="dxa" w:w="1157"/>
+            <w:tcBorders>
+              <w:top w:val="nil"/>
+              <w:left w:val="nil"/>
+              <w:bottom w:val="single" w:sz="4" w:color="DDE3EA" w:space="0"/>
+              <w:right w:val="nil"/>
+            </w:tcBorders>
           </w:tcPr>
           <w:p>
             <w:pPr>
-              <w:spacing w:after="0"/>
+              <w:spacing w:before="0" w:after="0"/>
               <w:jc w:val="right"/>
             </w:pPr>
-            <w:r/>
             <w:r>
               <w:rPr>
                 <w:b w:val="0"/>
@@ -1270,15 +1881,19 @@
         </w:tc>
         <w:tc>
           <w:tcPr>
-            <w:tcW w:type="dxa" w:w="2211"/>
-            <w:shd w:val="clear" w:color="auto" w:fill="F6F8FA"/>
+            <w:tcW w:type="dxa" w:w="2148"/>
+            <w:tcBorders>
+              <w:top w:val="nil"/>
+              <w:left w:val="nil"/>
+              <w:bottom w:val="single" w:sz="4" w:color="DDE3EA" w:space="0"/>
+              <w:right w:val="nil"/>
+            </w:tcBorders>
           </w:tcPr>
           <w:p>
             <w:pPr>
-              <w:spacing w:after="0"/>
+              <w:spacing w:before="0" w:after="0"/>
               <w:jc w:val="right"/>
             </w:pPr>
-            <w:r/>
             <w:r>
               <w:rPr>
                 <w:b/>
@@ -1293,13 +1908,18 @@
       <w:tr>
         <w:tc>
           <w:tcPr>
-            <w:tcW w:type="dxa" w:w="2948"/>
+            <w:tcW w:type="dxa" w:w="2864"/>
+            <w:tcBorders>
+              <w:top w:val="nil"/>
+              <w:left w:val="nil"/>
+              <w:bottom w:val="single" w:sz="4" w:color="DDE3EA" w:space="0"/>
+              <w:right w:val="nil"/>
+            </w:tcBorders>
           </w:tcPr>
           <w:p>
             <w:pPr>
-              <w:spacing w:after="0"/>
+              <w:spacing w:before="0" w:after="0"/>
             </w:pPr>
-            <w:r/>
             <w:r>
               <w:rPr>
                 <w:b w:val="0"/>
@@ -1307,7 +1927,7 @@
               </w:rPr>
               <w:t>Total operating income, EUR m</w:t>
             </w:r>
-            <w:hyperlink r:id="rId14">
+            <w:hyperlink r:id="rId16">
               <w:r>
                 <w:rPr>
                   <w:color w:val="2A78D6"/>
@@ -1324,7 +1944,7 @@
               </w:rPr>
               <w:t>,</w:t>
             </w:r>
-            <w:hyperlink r:id="rId13">
+            <w:hyperlink r:id="rId15">
               <w:r>
                 <w:rPr>
                   <w:color w:val="2A78D6"/>
@@ -1338,14 +1958,19 @@
         </w:tc>
         <w:tc>
           <w:tcPr>
-            <w:tcW w:type="dxa" w:w="1191"/>
+            <w:tcW w:type="dxa" w:w="1157"/>
+            <w:tcBorders>
+              <w:top w:val="nil"/>
+              <w:left w:val="nil"/>
+              <w:bottom w:val="single" w:sz="4" w:color="DDE3EA" w:space="0"/>
+              <w:right w:val="nil"/>
+            </w:tcBorders>
           </w:tcPr>
           <w:p>
             <w:pPr>
-              <w:spacing w:after="0"/>
+              <w:spacing w:before="0" w:after="0"/>
               <w:jc w:val="right"/>
             </w:pPr>
-            <w:r/>
             <w:r>
               <w:rPr>
                 <w:b w:val="0"/>
@@ -1357,14 +1982,19 @@
         </w:tc>
         <w:tc>
           <w:tcPr>
-            <w:tcW w:type="dxa" w:w="1191"/>
+            <w:tcW w:type="dxa" w:w="1157"/>
+            <w:tcBorders>
+              <w:top w:val="nil"/>
+              <w:left w:val="nil"/>
+              <w:bottom w:val="single" w:sz="4" w:color="DDE3EA" w:space="0"/>
+              <w:right w:val="nil"/>
+            </w:tcBorders>
           </w:tcPr>
           <w:p>
             <w:pPr>
-              <w:spacing w:after="0"/>
+              <w:spacing w:before="0" w:after="0"/>
               <w:jc w:val="right"/>
             </w:pPr>
-            <w:r/>
             <w:r>
               <w:rPr>
                 <w:b w:val="0"/>
@@ -1376,14 +2006,19 @@
         </w:tc>
         <w:tc>
           <w:tcPr>
-            <w:tcW w:type="dxa" w:w="1191"/>
+            <w:tcW w:type="dxa" w:w="1157"/>
+            <w:tcBorders>
+              <w:top w:val="nil"/>
+              <w:left w:val="nil"/>
+              <w:bottom w:val="single" w:sz="4" w:color="DDE3EA" w:space="0"/>
+              <w:right w:val="nil"/>
+            </w:tcBorders>
           </w:tcPr>
           <w:p>
             <w:pPr>
-              <w:spacing w:after="0"/>
+              <w:spacing w:before="0" w:after="0"/>
               <w:jc w:val="right"/>
             </w:pPr>
-            <w:r/>
             <w:r>
               <w:rPr>
                 <w:b w:val="0"/>
@@ -1395,14 +2030,19 @@
         </w:tc>
         <w:tc>
           <w:tcPr>
-            <w:tcW w:type="dxa" w:w="1191"/>
+            <w:tcW w:type="dxa" w:w="1157"/>
+            <w:tcBorders>
+              <w:top w:val="nil"/>
+              <w:left w:val="nil"/>
+              <w:bottom w:val="single" w:sz="4" w:color="DDE3EA" w:space="0"/>
+              <w:right w:val="nil"/>
+            </w:tcBorders>
           </w:tcPr>
           <w:p>
             <w:pPr>
-              <w:spacing w:after="0"/>
+              <w:spacing w:before="0" w:after="0"/>
               <w:jc w:val="right"/>
             </w:pPr>
-            <w:r/>
             <w:r>
               <w:rPr>
                 <w:b w:val="0"/>
@@ -1414,14 +2054,19 @@
         </w:tc>
         <w:tc>
           <w:tcPr>
-            <w:tcW w:type="dxa" w:w="2211"/>
+            <w:tcW w:type="dxa" w:w="2148"/>
+            <w:tcBorders>
+              <w:top w:val="nil"/>
+              <w:left w:val="nil"/>
+              <w:bottom w:val="single" w:sz="4" w:color="DDE3EA" w:space="0"/>
+              <w:right w:val="nil"/>
+            </w:tcBorders>
           </w:tcPr>
           <w:p>
             <w:pPr>
-              <w:spacing w:after="0"/>
+              <w:spacing w:before="0" w:after="0"/>
               <w:jc w:val="right"/>
             </w:pPr>
-            <w:r/>
             <w:r>
               <w:rPr>
                 <w:b/>
@@ -1436,14 +2081,18 @@
       <w:tr>
         <w:tc>
           <w:tcPr>
-            <w:tcW w:type="dxa" w:w="2948"/>
-            <w:shd w:val="clear" w:color="auto" w:fill="F6F8FA"/>
+            <w:tcW w:type="dxa" w:w="2864"/>
+            <w:tcBorders>
+              <w:top w:val="nil"/>
+              <w:left w:val="nil"/>
+              <w:bottom w:val="single" w:sz="4" w:color="DDE3EA" w:space="0"/>
+              <w:right w:val="nil"/>
+            </w:tcBorders>
           </w:tcPr>
           <w:p>
             <w:pPr>
-              <w:spacing w:after="0"/>
+              <w:spacing w:before="0" w:after="0"/>
             </w:pPr>
-            <w:r/>
             <w:r>
               <w:rPr>
                 <w:b w:val="0"/>
@@ -1451,7 +2100,7 @@
               </w:rPr>
               <w:t>Cost/income ratio</w:t>
             </w:r>
-            <w:hyperlink r:id="rId14">
+            <w:hyperlink r:id="rId16">
               <w:r>
                 <w:rPr>
                   <w:color w:val="2A78D6"/>
@@ -1468,7 +2117,7 @@
               </w:rPr>
               <w:t>,</w:t>
             </w:r>
-            <w:hyperlink r:id="rId13">
+            <w:hyperlink r:id="rId15">
               <w:r>
                 <w:rPr>
                   <w:color w:val="2A78D6"/>
@@ -1482,15 +2131,19 @@
         </w:tc>
         <w:tc>
           <w:tcPr>
-            <w:tcW w:type="dxa" w:w="1191"/>
-            <w:shd w:val="clear" w:color="auto" w:fill="F6F8FA"/>
+            <w:tcW w:type="dxa" w:w="1157"/>
+            <w:tcBorders>
+              <w:top w:val="nil"/>
+              <w:left w:val="nil"/>
+              <w:bottom w:val="single" w:sz="4" w:color="DDE3EA" w:space="0"/>
+              <w:right w:val="nil"/>
+            </w:tcBorders>
           </w:tcPr>
           <w:p>
             <w:pPr>
-              <w:spacing w:after="0"/>
+              <w:spacing w:before="0" w:after="0"/>
               <w:jc w:val="right"/>
             </w:pPr>
-            <w:r/>
             <w:r>
               <w:rPr>
                 <w:b w:val="0"/>
@@ -1502,15 +2155,19 @@
         </w:tc>
         <w:tc>
           <w:tcPr>
-            <w:tcW w:type="dxa" w:w="1191"/>
-            <w:shd w:val="clear" w:color="auto" w:fill="F6F8FA"/>
+            <w:tcW w:type="dxa" w:w="1157"/>
+            <w:tcBorders>
+              <w:top w:val="nil"/>
+              <w:left w:val="nil"/>
+              <w:bottom w:val="single" w:sz="4" w:color="DDE3EA" w:space="0"/>
+              <w:right w:val="nil"/>
+            </w:tcBorders>
           </w:tcPr>
           <w:p>
             <w:pPr>
-              <w:spacing w:after="0"/>
+              <w:spacing w:before="0" w:after="0"/>
               <w:jc w:val="right"/>
             </w:pPr>
-            <w:r/>
             <w:r>
               <w:rPr>
                 <w:b w:val="0"/>
@@ -1522,15 +2179,19 @@
         </w:tc>
         <w:tc>
           <w:tcPr>
-            <w:tcW w:type="dxa" w:w="1191"/>
-            <w:shd w:val="clear" w:color="auto" w:fill="F6F8FA"/>
+            <w:tcW w:type="dxa" w:w="1157"/>
+            <w:tcBorders>
+              <w:top w:val="nil"/>
+              <w:left w:val="nil"/>
+              <w:bottom w:val="single" w:sz="4" w:color="DDE3EA" w:space="0"/>
+              <w:right w:val="nil"/>
+            </w:tcBorders>
           </w:tcPr>
           <w:p>
             <w:pPr>
-              <w:spacing w:after="0"/>
+              <w:spacing w:before="0" w:after="0"/>
               <w:jc w:val="right"/>
             </w:pPr>
-            <w:r/>
             <w:r>
               <w:rPr>
                 <w:b w:val="0"/>
@@ -1542,15 +2203,20 @@
         </w:tc>
         <w:tc>
           <w:tcPr>
-            <w:tcW w:type="dxa" w:w="1191"/>
+            <w:tcW w:type="dxa" w:w="1157"/>
+            <w:tcBorders>
+              <w:top w:val="nil"/>
+              <w:left w:val="nil"/>
+              <w:bottom w:val="single" w:sz="4" w:color="DDE3EA" w:space="0"/>
+              <w:right w:val="nil"/>
+            </w:tcBorders>
             <w:shd w:val="clear" w:color="auto" w:fill="FDF1D8"/>
           </w:tcPr>
           <w:p>
             <w:pPr>
-              <w:spacing w:after="0"/>
+              <w:spacing w:before="0" w:after="0"/>
               <w:jc w:val="right"/>
             </w:pPr>
-            <w:r/>
             <w:r>
               <w:rPr>
                 <w:b/>
@@ -1562,15 +2228,19 @@
         </w:tc>
         <w:tc>
           <w:tcPr>
-            <w:tcW w:type="dxa" w:w="2211"/>
-            <w:shd w:val="clear" w:color="auto" w:fill="F6F8FA"/>
+            <w:tcW w:type="dxa" w:w="2148"/>
+            <w:tcBorders>
+              <w:top w:val="nil"/>
+              <w:left w:val="nil"/>
+              <w:bottom w:val="single" w:sz="4" w:color="DDE3EA" w:space="0"/>
+              <w:right w:val="nil"/>
+            </w:tcBorders>
           </w:tcPr>
           <w:p>
             <w:pPr>
-              <w:spacing w:after="0"/>
+              <w:spacing w:before="0" w:after="0"/>
               <w:jc w:val="right"/>
             </w:pPr>
-            <w:r/>
             <w:r>
               <w:rPr>
                 <w:b/>
@@ -1585,13 +2255,18 @@
       <w:tr>
         <w:tc>
           <w:tcPr>
-            <w:tcW w:type="dxa" w:w="2948"/>
+            <w:tcW w:type="dxa" w:w="2864"/>
+            <w:tcBorders>
+              <w:top w:val="nil"/>
+              <w:left w:val="nil"/>
+              <w:bottom w:val="single" w:sz="4" w:color="DDE3EA" w:space="0"/>
+              <w:right w:val="nil"/>
+            </w:tcBorders>
           </w:tcPr>
           <w:p>
             <w:pPr>
-              <w:spacing w:after="0"/>
+              <w:spacing w:before="0" w:after="0"/>
             </w:pPr>
-            <w:r/>
             <w:r>
               <w:rPr>
                 <w:b w:val="0"/>
@@ -1599,7 +2274,7 @@
               </w:rPr>
               <w:t>ROE</w:t>
             </w:r>
-            <w:hyperlink r:id="rId14">
+            <w:hyperlink r:id="rId16">
               <w:r>
                 <w:rPr>
                   <w:color w:val="2A78D6"/>
@@ -1616,7 +2291,7 @@
               </w:rPr>
               <w:t>,</w:t>
             </w:r>
-            <w:hyperlink r:id="rId13">
+            <w:hyperlink r:id="rId15">
               <w:r>
                 <w:rPr>
                   <w:color w:val="2A78D6"/>
@@ -1630,14 +2305,19 @@
         </w:tc>
         <w:tc>
           <w:tcPr>
-            <w:tcW w:type="dxa" w:w="1191"/>
+            <w:tcW w:type="dxa" w:w="1157"/>
+            <w:tcBorders>
+              <w:top w:val="nil"/>
+              <w:left w:val="nil"/>
+              <w:bottom w:val="single" w:sz="4" w:color="DDE3EA" w:space="0"/>
+              <w:right w:val="nil"/>
+            </w:tcBorders>
           </w:tcPr>
           <w:p>
             <w:pPr>
-              <w:spacing w:after="0"/>
+              <w:spacing w:before="0" w:after="0"/>
               <w:jc w:val="right"/>
             </w:pPr>
-            <w:r/>
             <w:r>
               <w:rPr>
                 <w:b w:val="0"/>
@@ -1649,14 +2329,19 @@
         </w:tc>
         <w:tc>
           <w:tcPr>
-            <w:tcW w:type="dxa" w:w="1191"/>
+            <w:tcW w:type="dxa" w:w="1157"/>
+            <w:tcBorders>
+              <w:top w:val="nil"/>
+              <w:left w:val="nil"/>
+              <w:bottom w:val="single" w:sz="4" w:color="DDE3EA" w:space="0"/>
+              <w:right w:val="nil"/>
+            </w:tcBorders>
           </w:tcPr>
           <w:p>
             <w:pPr>
-              <w:spacing w:after="0"/>
+              <w:spacing w:before="0" w:after="0"/>
               <w:jc w:val="right"/>
             </w:pPr>
-            <w:r/>
             <w:r>
               <w:rPr>
                 <w:b w:val="0"/>
@@ -1668,14 +2353,19 @@
         </w:tc>
         <w:tc>
           <w:tcPr>
-            <w:tcW w:type="dxa" w:w="1191"/>
+            <w:tcW w:type="dxa" w:w="1157"/>
+            <w:tcBorders>
+              <w:top w:val="nil"/>
+              <w:left w:val="nil"/>
+              <w:bottom w:val="single" w:sz="4" w:color="DDE3EA" w:space="0"/>
+              <w:right w:val="nil"/>
+            </w:tcBorders>
           </w:tcPr>
           <w:p>
             <w:pPr>
-              <w:spacing w:after="0"/>
+              <w:spacing w:before="0" w:after="0"/>
               <w:jc w:val="right"/>
             </w:pPr>
-            <w:r/>
             <w:r>
               <w:rPr>
                 <w:b w:val="0"/>
@@ -1687,15 +2377,20 @@
         </w:tc>
         <w:tc>
           <w:tcPr>
-            <w:tcW w:type="dxa" w:w="1191"/>
+            <w:tcW w:type="dxa" w:w="1157"/>
+            <w:tcBorders>
+              <w:top w:val="nil"/>
+              <w:left w:val="nil"/>
+              <w:bottom w:val="single" w:sz="4" w:color="DDE3EA" w:space="0"/>
+              <w:right w:val="nil"/>
+            </w:tcBorders>
             <w:shd w:val="clear" w:color="auto" w:fill="E3F3E8"/>
           </w:tcPr>
           <w:p>
             <w:pPr>
-              <w:spacing w:after="0"/>
+              <w:spacing w:before="0" w:after="0"/>
               <w:jc w:val="right"/>
             </w:pPr>
-            <w:r/>
             <w:r>
               <w:rPr>
                 <w:b/>
@@ -1707,14 +2402,19 @@
         </w:tc>
         <w:tc>
           <w:tcPr>
-            <w:tcW w:type="dxa" w:w="2211"/>
+            <w:tcW w:type="dxa" w:w="2148"/>
+            <w:tcBorders>
+              <w:top w:val="nil"/>
+              <w:left w:val="nil"/>
+              <w:bottom w:val="single" w:sz="4" w:color="DDE3EA" w:space="0"/>
+              <w:right w:val="nil"/>
+            </w:tcBorders>
           </w:tcPr>
           <w:p>
             <w:pPr>
-              <w:spacing w:after="0"/>
+              <w:spacing w:before="0" w:after="0"/>
               <w:jc w:val="right"/>
             </w:pPr>
-            <w:r/>
             <w:r>
               <w:rPr>
                 <w:b/>
@@ -1729,14 +2429,18 @@
       <w:tr>
         <w:tc>
           <w:tcPr>
-            <w:tcW w:type="dxa" w:w="2948"/>
-            <w:shd w:val="clear" w:color="auto" w:fill="F6F8FA"/>
+            <w:tcW w:type="dxa" w:w="2864"/>
+            <w:tcBorders>
+              <w:top w:val="nil"/>
+              <w:left w:val="nil"/>
+              <w:bottom w:val="single" w:sz="4" w:color="DDE3EA" w:space="0"/>
+              <w:right w:val="nil"/>
+            </w:tcBorders>
           </w:tcPr>
           <w:p>
             <w:pPr>
-              <w:spacing w:after="0"/>
+              <w:spacing w:before="0" w:after="0"/>
             </w:pPr>
-            <w:r/>
             <w:r>
               <w:rPr>
                 <w:b w:val="0"/>
@@ -1744,7 +2448,7 @@
               </w:rPr>
               <w:t>Cost of risk</w:t>
             </w:r>
-            <w:hyperlink r:id="rId14">
+            <w:hyperlink r:id="rId16">
               <w:r>
                 <w:rPr>
                   <w:color w:val="2A78D6"/>
@@ -1761,7 +2465,7 @@
               </w:rPr>
               <w:t>,</w:t>
             </w:r>
-            <w:hyperlink r:id="rId13">
+            <w:hyperlink r:id="rId15">
               <w:r>
                 <w:rPr>
                   <w:color w:val="2A78D6"/>
@@ -1775,15 +2479,19 @@
         </w:tc>
         <w:tc>
           <w:tcPr>
-            <w:tcW w:type="dxa" w:w="1191"/>
-            <w:shd w:val="clear" w:color="auto" w:fill="F6F8FA"/>
+            <w:tcW w:type="dxa" w:w="1157"/>
+            <w:tcBorders>
+              <w:top w:val="nil"/>
+              <w:left w:val="nil"/>
+              <w:bottom w:val="single" w:sz="4" w:color="DDE3EA" w:space="0"/>
+              <w:right w:val="nil"/>
+            </w:tcBorders>
           </w:tcPr>
           <w:p>
             <w:pPr>
-              <w:spacing w:after="0"/>
+              <w:spacing w:before="0" w:after="0"/>
               <w:jc w:val="right"/>
             </w:pPr>
-            <w:r/>
             <w:r>
               <w:rPr>
                 <w:b w:val="0"/>
@@ -1795,15 +2503,19 @@
         </w:tc>
         <w:tc>
           <w:tcPr>
-            <w:tcW w:type="dxa" w:w="1191"/>
-            <w:shd w:val="clear" w:color="auto" w:fill="F6F8FA"/>
+            <w:tcW w:type="dxa" w:w="1157"/>
+            <w:tcBorders>
+              <w:top w:val="nil"/>
+              <w:left w:val="nil"/>
+              <w:bottom w:val="single" w:sz="4" w:color="DDE3EA" w:space="0"/>
+              <w:right w:val="nil"/>
+            </w:tcBorders>
           </w:tcPr>
           <w:p>
             <w:pPr>
-              <w:spacing w:after="0"/>
+              <w:spacing w:before="0" w:after="0"/>
               <w:jc w:val="right"/>
             </w:pPr>
-            <w:r/>
             <w:r>
               <w:rPr>
                 <w:b w:val="0"/>
@@ -1815,15 +2527,19 @@
         </w:tc>
         <w:tc>
           <w:tcPr>
-            <w:tcW w:type="dxa" w:w="1191"/>
-            <w:shd w:val="clear" w:color="auto" w:fill="F6F8FA"/>
+            <w:tcW w:type="dxa" w:w="1157"/>
+            <w:tcBorders>
+              <w:top w:val="nil"/>
+              <w:left w:val="nil"/>
+              <w:bottom w:val="single" w:sz="4" w:color="DDE3EA" w:space="0"/>
+              <w:right w:val="nil"/>
+            </w:tcBorders>
           </w:tcPr>
           <w:p>
             <w:pPr>
-              <w:spacing w:after="0"/>
+              <w:spacing w:before="0" w:after="0"/>
               <w:jc w:val="right"/>
             </w:pPr>
-            <w:r/>
             <w:r>
               <w:rPr>
                 <w:b w:val="0"/>
@@ -1835,15 +2551,19 @@
         </w:tc>
         <w:tc>
           <w:tcPr>
-            <w:tcW w:type="dxa" w:w="1191"/>
-            <w:shd w:val="clear" w:color="auto" w:fill="F6F8FA"/>
+            <w:tcW w:type="dxa" w:w="1157"/>
+            <w:tcBorders>
+              <w:top w:val="nil"/>
+              <w:left w:val="nil"/>
+              <w:bottom w:val="single" w:sz="4" w:color="DDE3EA" w:space="0"/>
+              <w:right w:val="nil"/>
+            </w:tcBorders>
           </w:tcPr>
           <w:p>
             <w:pPr>
-              <w:spacing w:after="0"/>
+              <w:spacing w:before="0" w:after="0"/>
               <w:jc w:val="right"/>
             </w:pPr>
-            <w:r/>
             <w:r>
               <w:rPr>
                 <w:b w:val="0"/>
@@ -1855,15 +2575,19 @@
         </w:tc>
         <w:tc>
           <w:tcPr>
-            <w:tcW w:type="dxa" w:w="2211"/>
-            <w:shd w:val="clear" w:color="auto" w:fill="F6F8FA"/>
+            <w:tcW w:type="dxa" w:w="2148"/>
+            <w:tcBorders>
+              <w:top w:val="nil"/>
+              <w:left w:val="nil"/>
+              <w:bottom w:val="single" w:sz="4" w:color="DDE3EA" w:space="0"/>
+              <w:right w:val="nil"/>
+            </w:tcBorders>
           </w:tcPr>
           <w:p>
             <w:pPr>
-              <w:spacing w:after="0"/>
+              <w:spacing w:before="0" w:after="0"/>
               <w:jc w:val="right"/>
             </w:pPr>
-            <w:r/>
             <w:r>
               <w:rPr>
                 <w:b w:val="0"/>
@@ -1878,13 +2602,18 @@
       <w:tr>
         <w:tc>
           <w:tcPr>
-            <w:tcW w:type="dxa" w:w="2948"/>
+            <w:tcW w:type="dxa" w:w="2864"/>
+            <w:tcBorders>
+              <w:top w:val="nil"/>
+              <w:left w:val="nil"/>
+              <w:bottom w:val="single" w:sz="4" w:color="DDE3EA" w:space="0"/>
+              <w:right w:val="nil"/>
+            </w:tcBorders>
           </w:tcPr>
           <w:p>
             <w:pPr>
-              <w:spacing w:after="0"/>
+              <w:spacing w:before="0" w:after="0"/>
             </w:pPr>
-            <w:r/>
             <w:r>
               <w:rPr>
                 <w:b w:val="0"/>
@@ -1892,7 +2621,7 @@
               </w:rPr>
               <w:t>Net interest margin</w:t>
             </w:r>
-            <w:hyperlink r:id="rId13">
+            <w:hyperlink r:id="rId15">
               <w:r>
                 <w:rPr>
                   <w:color w:val="2A78D6"/>
@@ -1906,14 +2635,19 @@
         </w:tc>
         <w:tc>
           <w:tcPr>
-            <w:tcW w:type="dxa" w:w="1191"/>
+            <w:tcW w:type="dxa" w:w="1157"/>
+            <w:tcBorders>
+              <w:top w:val="nil"/>
+              <w:left w:val="nil"/>
+              <w:bottom w:val="single" w:sz="4" w:color="DDE3EA" w:space="0"/>
+              <w:right w:val="nil"/>
+            </w:tcBorders>
           </w:tcPr>
           <w:p>
             <w:pPr>
-              <w:spacing w:after="0"/>
+              <w:spacing w:before="0" w:after="0"/>
               <w:jc w:val="right"/>
             </w:pPr>
-            <w:r/>
             <w:r>
               <w:rPr>
                 <w:b w:val="0"/>
@@ -1925,14 +2659,19 @@
         </w:tc>
         <w:tc>
           <w:tcPr>
-            <w:tcW w:type="dxa" w:w="1191"/>
+            <w:tcW w:type="dxa" w:w="1157"/>
+            <w:tcBorders>
+              <w:top w:val="nil"/>
+              <w:left w:val="nil"/>
+              <w:bottom w:val="single" w:sz="4" w:color="DDE3EA" w:space="0"/>
+              <w:right w:val="nil"/>
+            </w:tcBorders>
           </w:tcPr>
           <w:p>
             <w:pPr>
-              <w:spacing w:after="0"/>
+              <w:spacing w:before="0" w:after="0"/>
               <w:jc w:val="right"/>
             </w:pPr>
-            <w:r/>
             <w:r>
               <w:rPr>
                 <w:b w:val="0"/>
@@ -1944,14 +2683,19 @@
         </w:tc>
         <w:tc>
           <w:tcPr>
-            <w:tcW w:type="dxa" w:w="1191"/>
+            <w:tcW w:type="dxa" w:w="1157"/>
+            <w:tcBorders>
+              <w:top w:val="nil"/>
+              <w:left w:val="nil"/>
+              <w:bottom w:val="single" w:sz="4" w:color="DDE3EA" w:space="0"/>
+              <w:right w:val="nil"/>
+            </w:tcBorders>
           </w:tcPr>
           <w:p>
             <w:pPr>
-              <w:spacing w:after="0"/>
+              <w:spacing w:before="0" w:after="0"/>
               <w:jc w:val="right"/>
             </w:pPr>
-            <w:r/>
             <w:r>
               <w:rPr>
                 <w:b w:val="0"/>
@@ -1963,14 +2707,19 @@
         </w:tc>
         <w:tc>
           <w:tcPr>
-            <w:tcW w:type="dxa" w:w="1191"/>
+            <w:tcW w:type="dxa" w:w="1157"/>
+            <w:tcBorders>
+              <w:top w:val="nil"/>
+              <w:left w:val="nil"/>
+              <w:bottom w:val="single" w:sz="4" w:color="DDE3EA" w:space="0"/>
+              <w:right w:val="nil"/>
+            </w:tcBorders>
           </w:tcPr>
           <w:p>
             <w:pPr>
-              <w:spacing w:after="0"/>
+              <w:spacing w:before="0" w:after="0"/>
               <w:jc w:val="right"/>
             </w:pPr>
-            <w:r/>
             <w:r>
               <w:rPr>
                 <w:b w:val="0"/>
@@ -1982,14 +2731,19 @@
         </w:tc>
         <w:tc>
           <w:tcPr>
-            <w:tcW w:type="dxa" w:w="2211"/>
+            <w:tcW w:type="dxa" w:w="2148"/>
+            <w:tcBorders>
+              <w:top w:val="nil"/>
+              <w:left w:val="nil"/>
+              <w:bottom w:val="single" w:sz="4" w:color="DDE3EA" w:space="0"/>
+              <w:right w:val="nil"/>
+            </w:tcBorders>
           </w:tcPr>
           <w:p>
             <w:pPr>
-              <w:spacing w:after="0"/>
+              <w:spacing w:before="0" w:after="0"/>
               <w:jc w:val="right"/>
             </w:pPr>
-            <w:r/>
             <w:r>
               <w:rPr>
                 <w:b/>
@@ -2004,14 +2758,18 @@
       <w:tr>
         <w:tc>
           <w:tcPr>
-            <w:tcW w:type="dxa" w:w="2948"/>
-            <w:shd w:val="clear" w:color="auto" w:fill="F6F8FA"/>
+            <w:tcW w:type="dxa" w:w="2864"/>
+            <w:tcBorders>
+              <w:top w:val="nil"/>
+              <w:left w:val="nil"/>
+              <w:bottom w:val="single" w:sz="4" w:color="DDE3EA" w:space="0"/>
+              <w:right w:val="nil"/>
+            </w:tcBorders>
           </w:tcPr>
           <w:p>
             <w:pPr>
-              <w:spacing w:after="0"/>
+              <w:spacing w:before="0" w:after="0"/>
             </w:pPr>
-            <w:r/>
             <w:r>
               <w:rPr>
                 <w:b w:val="0"/>
@@ -2019,7 +2777,7 @@
               </w:rPr>
               <w:t>Loans to customers, EUR m</w:t>
             </w:r>
-            <w:hyperlink r:id="rId14">
+            <w:hyperlink r:id="rId16">
               <w:r>
                 <w:rPr>
                   <w:color w:val="2A78D6"/>
@@ -2036,7 +2794,7 @@
               </w:rPr>
               <w:t>,</w:t>
             </w:r>
-            <w:hyperlink r:id="rId13">
+            <w:hyperlink r:id="rId15">
               <w:r>
                 <w:rPr>
                   <w:color w:val="2A78D6"/>
@@ -2050,15 +2808,19 @@
         </w:tc>
         <w:tc>
           <w:tcPr>
-            <w:tcW w:type="dxa" w:w="1191"/>
-            <w:shd w:val="clear" w:color="auto" w:fill="F6F8FA"/>
+            <w:tcW w:type="dxa" w:w="1157"/>
+            <w:tcBorders>
+              <w:top w:val="nil"/>
+              <w:left w:val="nil"/>
+              <w:bottom w:val="single" w:sz="4" w:color="DDE3EA" w:space="0"/>
+              <w:right w:val="nil"/>
+            </w:tcBorders>
           </w:tcPr>
           <w:p>
             <w:pPr>
-              <w:spacing w:after="0"/>
+              <w:spacing w:before="0" w:after="0"/>
               <w:jc w:val="right"/>
             </w:pPr>
-            <w:r/>
             <w:r>
               <w:rPr>
                 <w:b w:val="0"/>
@@ -2070,15 +2832,19 @@
         </w:tc>
         <w:tc>
           <w:tcPr>
-            <w:tcW w:type="dxa" w:w="1191"/>
-            <w:shd w:val="clear" w:color="auto" w:fill="F6F8FA"/>
+            <w:tcW w:type="dxa" w:w="1157"/>
+            <w:tcBorders>
+              <w:top w:val="nil"/>
+              <w:left w:val="nil"/>
+              <w:bottom w:val="single" w:sz="4" w:color="DDE3EA" w:space="0"/>
+              <w:right w:val="nil"/>
+            </w:tcBorders>
           </w:tcPr>
           <w:p>
             <w:pPr>
-              <w:spacing w:after="0"/>
+              <w:spacing w:before="0" w:after="0"/>
               <w:jc w:val="right"/>
             </w:pPr>
-            <w:r/>
             <w:r>
               <w:rPr>
                 <w:b w:val="0"/>
@@ -2090,15 +2856,19 @@
         </w:tc>
         <w:tc>
           <w:tcPr>
-            <w:tcW w:type="dxa" w:w="1191"/>
-            <w:shd w:val="clear" w:color="auto" w:fill="F6F8FA"/>
+            <w:tcW w:type="dxa" w:w="1157"/>
+            <w:tcBorders>
+              <w:top w:val="nil"/>
+              <w:left w:val="nil"/>
+              <w:bottom w:val="single" w:sz="4" w:color="DDE3EA" w:space="0"/>
+              <w:right w:val="nil"/>
+            </w:tcBorders>
           </w:tcPr>
           <w:p>
             <w:pPr>
-              <w:spacing w:after="0"/>
+              <w:spacing w:before="0" w:after="0"/>
               <w:jc w:val="right"/>
             </w:pPr>
-            <w:r/>
             <w:r>
               <w:rPr>
                 <w:b w:val="0"/>
@@ -2110,15 +2880,19 @@
         </w:tc>
         <w:tc>
           <w:tcPr>
-            <w:tcW w:type="dxa" w:w="1191"/>
-            <w:shd w:val="clear" w:color="auto" w:fill="F6F8FA"/>
+            <w:tcW w:type="dxa" w:w="1157"/>
+            <w:tcBorders>
+              <w:top w:val="nil"/>
+              <w:left w:val="nil"/>
+              <w:bottom w:val="single" w:sz="4" w:color="DDE3EA" w:space="0"/>
+              <w:right w:val="nil"/>
+            </w:tcBorders>
           </w:tcPr>
           <w:p>
             <w:pPr>
-              <w:spacing w:after="0"/>
+              <w:spacing w:before="0" w:after="0"/>
               <w:jc w:val="right"/>
             </w:pPr>
-            <w:r/>
             <w:r>
               <w:rPr>
                 <w:b w:val="0"/>
@@ -2130,15 +2904,19 @@
         </w:tc>
         <w:tc>
           <w:tcPr>
-            <w:tcW w:type="dxa" w:w="2211"/>
-            <w:shd w:val="clear" w:color="auto" w:fill="F6F8FA"/>
+            <w:tcW w:type="dxa" w:w="2148"/>
+            <w:tcBorders>
+              <w:top w:val="nil"/>
+              <w:left w:val="nil"/>
+              <w:bottom w:val="single" w:sz="4" w:color="DDE3EA" w:space="0"/>
+              <w:right w:val="nil"/>
+            </w:tcBorders>
           </w:tcPr>
           <w:p>
             <w:pPr>
-              <w:spacing w:after="0"/>
+              <w:spacing w:before="0" w:after="0"/>
               <w:jc w:val="right"/>
             </w:pPr>
-            <w:r/>
             <w:r>
               <w:rPr>
                 <w:b/>
@@ -2153,13 +2931,18 @@
       <w:tr>
         <w:tc>
           <w:tcPr>
-            <w:tcW w:type="dxa" w:w="2948"/>
+            <w:tcW w:type="dxa" w:w="2864"/>
+            <w:tcBorders>
+              <w:top w:val="nil"/>
+              <w:left w:val="nil"/>
+              <w:bottom w:val="single" w:sz="4" w:color="DDE3EA" w:space="0"/>
+              <w:right w:val="nil"/>
+            </w:tcBorders>
           </w:tcPr>
           <w:p>
             <w:pPr>
-              <w:spacing w:after="0"/>
+              <w:spacing w:before="0" w:after="0"/>
             </w:pPr>
-            <w:r/>
             <w:r>
               <w:rPr>
                 <w:b w:val="0"/>
@@ -2167,7 +2950,7 @@
               </w:rPr>
               <w:t>Customer deposits, EUR m</w:t>
             </w:r>
-            <w:hyperlink r:id="rId14">
+            <w:hyperlink r:id="rId16">
               <w:r>
                 <w:rPr>
                   <w:color w:val="2A78D6"/>
@@ -2184,7 +2967,7 @@
               </w:rPr>
               <w:t>,</w:t>
             </w:r>
-            <w:hyperlink r:id="rId13">
+            <w:hyperlink r:id="rId15">
               <w:r>
                 <w:rPr>
                   <w:color w:val="2A78D6"/>
@@ -2198,14 +2981,19 @@
         </w:tc>
         <w:tc>
           <w:tcPr>
-            <w:tcW w:type="dxa" w:w="1191"/>
+            <w:tcW w:type="dxa" w:w="1157"/>
+            <w:tcBorders>
+              <w:top w:val="nil"/>
+              <w:left w:val="nil"/>
+              <w:bottom w:val="single" w:sz="4" w:color="DDE3EA" w:space="0"/>
+              <w:right w:val="nil"/>
+            </w:tcBorders>
           </w:tcPr>
           <w:p>
             <w:pPr>
-              <w:spacing w:after="0"/>
+              <w:spacing w:before="0" w:after="0"/>
               <w:jc w:val="right"/>
             </w:pPr>
-            <w:r/>
             <w:r>
               <w:rPr>
                 <w:b w:val="0"/>
@@ -2217,14 +3005,19 @@
         </w:tc>
         <w:tc>
           <w:tcPr>
-            <w:tcW w:type="dxa" w:w="1191"/>
+            <w:tcW w:type="dxa" w:w="1157"/>
+            <w:tcBorders>
+              <w:top w:val="nil"/>
+              <w:left w:val="nil"/>
+              <w:bottom w:val="single" w:sz="4" w:color="DDE3EA" w:space="0"/>
+              <w:right w:val="nil"/>
+            </w:tcBorders>
           </w:tcPr>
           <w:p>
             <w:pPr>
-              <w:spacing w:after="0"/>
+              <w:spacing w:before="0" w:after="0"/>
               <w:jc w:val="right"/>
             </w:pPr>
-            <w:r/>
             <w:r>
               <w:rPr>
                 <w:b w:val="0"/>
@@ -2236,14 +3029,19 @@
         </w:tc>
         <w:tc>
           <w:tcPr>
-            <w:tcW w:type="dxa" w:w="1191"/>
+            <w:tcW w:type="dxa" w:w="1157"/>
+            <w:tcBorders>
+              <w:top w:val="nil"/>
+              <w:left w:val="nil"/>
+              <w:bottom w:val="single" w:sz="4" w:color="DDE3EA" w:space="0"/>
+              <w:right w:val="nil"/>
+            </w:tcBorders>
           </w:tcPr>
           <w:p>
             <w:pPr>
-              <w:spacing w:after="0"/>
+              <w:spacing w:before="0" w:after="0"/>
               <w:jc w:val="right"/>
             </w:pPr>
-            <w:r/>
             <w:r>
               <w:rPr>
                 <w:b w:val="0"/>
@@ -2255,14 +3053,19 @@
         </w:tc>
         <w:tc>
           <w:tcPr>
-            <w:tcW w:type="dxa" w:w="1191"/>
+            <w:tcW w:type="dxa" w:w="1157"/>
+            <w:tcBorders>
+              <w:top w:val="nil"/>
+              <w:left w:val="nil"/>
+              <w:bottom w:val="single" w:sz="4" w:color="DDE3EA" w:space="0"/>
+              <w:right w:val="nil"/>
+            </w:tcBorders>
           </w:tcPr>
           <w:p>
             <w:pPr>
-              <w:spacing w:after="0"/>
+              <w:spacing w:before="0" w:after="0"/>
               <w:jc w:val="right"/>
             </w:pPr>
-            <w:r/>
             <w:r>
               <w:rPr>
                 <w:b w:val="0"/>
@@ -2274,14 +3077,19 @@
         </w:tc>
         <w:tc>
           <w:tcPr>
-            <w:tcW w:type="dxa" w:w="2211"/>
+            <w:tcW w:type="dxa" w:w="2148"/>
+            <w:tcBorders>
+              <w:top w:val="nil"/>
+              <w:left w:val="nil"/>
+              <w:bottom w:val="single" w:sz="4" w:color="DDE3EA" w:space="0"/>
+              <w:right w:val="nil"/>
+            </w:tcBorders>
           </w:tcPr>
           <w:p>
             <w:pPr>
-              <w:spacing w:after="0"/>
+              <w:spacing w:before="0" w:after="0"/>
               <w:jc w:val="right"/>
             </w:pPr>
-            <w:r/>
             <w:r>
               <w:rPr>
                 <w:b/>
@@ -2296,14 +3104,18 @@
       <w:tr>
         <w:tc>
           <w:tcPr>
-            <w:tcW w:type="dxa" w:w="2948"/>
-            <w:shd w:val="clear" w:color="auto" w:fill="F6F8FA"/>
+            <w:tcW w:type="dxa" w:w="2864"/>
+            <w:tcBorders>
+              <w:top w:val="nil"/>
+              <w:left w:val="nil"/>
+              <w:bottom w:val="single" w:sz="4" w:color="DDE3EA" w:space="0"/>
+              <w:right w:val="nil"/>
+            </w:tcBorders>
           </w:tcPr>
           <w:p>
             <w:pPr>
-              <w:spacing w:after="0"/>
+              <w:spacing w:before="0" w:after="0"/>
             </w:pPr>
-            <w:r/>
             <w:r>
               <w:rPr>
                 <w:b w:val="0"/>
@@ -2311,7 +3123,7 @@
               </w:rPr>
               <w:t>CET1 ratio</w:t>
             </w:r>
-            <w:hyperlink r:id="rId14">
+            <w:hyperlink r:id="rId16">
               <w:r>
                 <w:rPr>
                   <w:color w:val="2A78D6"/>
@@ -2328,7 +3140,7 @@
               </w:rPr>
               <w:t>,</w:t>
             </w:r>
-            <w:hyperlink r:id="rId13">
+            <w:hyperlink r:id="rId15">
               <w:r>
                 <w:rPr>
                   <w:color w:val="2A78D6"/>
@@ -2342,15 +3154,19 @@
         </w:tc>
         <w:tc>
           <w:tcPr>
-            <w:tcW w:type="dxa" w:w="1191"/>
-            <w:shd w:val="clear" w:color="auto" w:fill="F6F8FA"/>
+            <w:tcW w:type="dxa" w:w="1157"/>
+            <w:tcBorders>
+              <w:top w:val="nil"/>
+              <w:left w:val="nil"/>
+              <w:bottom w:val="single" w:sz="4" w:color="DDE3EA" w:space="0"/>
+              <w:right w:val="nil"/>
+            </w:tcBorders>
           </w:tcPr>
           <w:p>
             <w:pPr>
-              <w:spacing w:after="0"/>
+              <w:spacing w:before="0" w:after="0"/>
               <w:jc w:val="right"/>
             </w:pPr>
-            <w:r/>
             <w:r>
               <w:rPr>
                 <w:b w:val="0"/>
@@ -2362,15 +3178,19 @@
         </w:tc>
         <w:tc>
           <w:tcPr>
-            <w:tcW w:type="dxa" w:w="1191"/>
-            <w:shd w:val="clear" w:color="auto" w:fill="F6F8FA"/>
+            <w:tcW w:type="dxa" w:w="1157"/>
+            <w:tcBorders>
+              <w:top w:val="nil"/>
+              <w:left w:val="nil"/>
+              <w:bottom w:val="single" w:sz="4" w:color="DDE3EA" w:space="0"/>
+              <w:right w:val="nil"/>
+            </w:tcBorders>
           </w:tcPr>
           <w:p>
             <w:pPr>
-              <w:spacing w:after="0"/>
+              <w:spacing w:before="0" w:after="0"/>
               <w:jc w:val="right"/>
             </w:pPr>
-            <w:r/>
             <w:r>
               <w:rPr>
                 <w:b w:val="0"/>
@@ -2382,15 +3202,19 @@
         </w:tc>
         <w:tc>
           <w:tcPr>
-            <w:tcW w:type="dxa" w:w="1191"/>
-            <w:shd w:val="clear" w:color="auto" w:fill="F6F8FA"/>
+            <w:tcW w:type="dxa" w:w="1157"/>
+            <w:tcBorders>
+              <w:top w:val="nil"/>
+              <w:left w:val="nil"/>
+              <w:bottom w:val="single" w:sz="4" w:color="DDE3EA" w:space="0"/>
+              <w:right w:val="nil"/>
+            </w:tcBorders>
           </w:tcPr>
           <w:p>
             <w:pPr>
-              <w:spacing w:after="0"/>
+              <w:spacing w:before="0" w:after="0"/>
               <w:jc w:val="right"/>
             </w:pPr>
-            <w:r/>
             <w:r>
               <w:rPr>
                 <w:b w:val="0"/>
@@ -2402,15 +3226,20 @@
         </w:tc>
         <w:tc>
           <w:tcPr>
-            <w:tcW w:type="dxa" w:w="1191"/>
+            <w:tcW w:type="dxa" w:w="1157"/>
+            <w:tcBorders>
+              <w:top w:val="nil"/>
+              <w:left w:val="nil"/>
+              <w:bottom w:val="single" w:sz="4" w:color="DDE3EA" w:space="0"/>
+              <w:right w:val="nil"/>
+            </w:tcBorders>
             <w:shd w:val="clear" w:color="auto" w:fill="E3F3E8"/>
           </w:tcPr>
           <w:p>
             <w:pPr>
-              <w:spacing w:after="0"/>
+              <w:spacing w:before="0" w:after="0"/>
               <w:jc w:val="right"/>
             </w:pPr>
-            <w:r/>
             <w:r>
               <w:rPr>
                 <w:b/>
@@ -2422,15 +3251,19 @@
         </w:tc>
         <w:tc>
           <w:tcPr>
-            <w:tcW w:type="dxa" w:w="2211"/>
-            <w:shd w:val="clear" w:color="auto" w:fill="F6F8FA"/>
+            <w:tcW w:type="dxa" w:w="2148"/>
+            <w:tcBorders>
+              <w:top w:val="nil"/>
+              <w:left w:val="nil"/>
+              <w:bottom w:val="single" w:sz="4" w:color="DDE3EA" w:space="0"/>
+              <w:right w:val="nil"/>
+            </w:tcBorders>
           </w:tcPr>
           <w:p>
             <w:pPr>
-              <w:spacing w:after="0"/>
+              <w:spacing w:before="0" w:after="0"/>
               <w:jc w:val="right"/>
             </w:pPr>
-            <w:r/>
             <w:r>
               <w:rPr>
                 <w:b/>
@@ -2445,13 +3278,18 @@
       <w:tr>
         <w:tc>
           <w:tcPr>
-            <w:tcW w:type="dxa" w:w="2948"/>
+            <w:tcW w:type="dxa" w:w="2864"/>
+            <w:tcBorders>
+              <w:top w:val="nil"/>
+              <w:left w:val="nil"/>
+              <w:bottom w:val="single" w:sz="4" w:color="DDE3EA" w:space="0"/>
+              <w:right w:val="nil"/>
+            </w:tcBorders>
           </w:tcPr>
           <w:p>
             <w:pPr>
-              <w:spacing w:after="0"/>
+              <w:spacing w:before="0" w:after="0"/>
             </w:pPr>
-            <w:r/>
             <w:r>
               <w:rPr>
                 <w:b w:val="0"/>
@@ -2459,7 +3297,7 @@
               </w:rPr>
               <w:t>Total capital ratio</w:t>
             </w:r>
-            <w:hyperlink r:id="rId14">
+            <w:hyperlink r:id="rId16">
               <w:r>
                 <w:rPr>
                   <w:color w:val="2A78D6"/>
@@ -2476,7 +3314,7 @@
               </w:rPr>
               <w:t>,</w:t>
             </w:r>
-            <w:hyperlink r:id="rId13">
+            <w:hyperlink r:id="rId15">
               <w:r>
                 <w:rPr>
                   <w:color w:val="2A78D6"/>
@@ -2490,14 +3328,19 @@
         </w:tc>
         <w:tc>
           <w:tcPr>
-            <w:tcW w:type="dxa" w:w="1191"/>
+            <w:tcW w:type="dxa" w:w="1157"/>
+            <w:tcBorders>
+              <w:top w:val="nil"/>
+              <w:left w:val="nil"/>
+              <w:bottom w:val="single" w:sz="4" w:color="DDE3EA" w:space="0"/>
+              <w:right w:val="nil"/>
+            </w:tcBorders>
           </w:tcPr>
           <w:p>
             <w:pPr>
-              <w:spacing w:after="0"/>
+              <w:spacing w:before="0" w:after="0"/>
               <w:jc w:val="right"/>
             </w:pPr>
-            <w:r/>
             <w:r>
               <w:rPr>
                 <w:b w:val="0"/>
@@ -2509,14 +3352,19 @@
         </w:tc>
         <w:tc>
           <w:tcPr>
-            <w:tcW w:type="dxa" w:w="1191"/>
+            <w:tcW w:type="dxa" w:w="1157"/>
+            <w:tcBorders>
+              <w:top w:val="nil"/>
+              <w:left w:val="nil"/>
+              <w:bottom w:val="single" w:sz="4" w:color="DDE3EA" w:space="0"/>
+              <w:right w:val="nil"/>
+            </w:tcBorders>
           </w:tcPr>
           <w:p>
             <w:pPr>
-              <w:spacing w:after="0"/>
+              <w:spacing w:before="0" w:after="0"/>
               <w:jc w:val="right"/>
             </w:pPr>
-            <w:r/>
             <w:r>
               <w:rPr>
                 <w:b w:val="0"/>
@@ -2528,14 +3376,19 @@
         </w:tc>
         <w:tc>
           <w:tcPr>
-            <w:tcW w:type="dxa" w:w="1191"/>
+            <w:tcW w:type="dxa" w:w="1157"/>
+            <w:tcBorders>
+              <w:top w:val="nil"/>
+              <w:left w:val="nil"/>
+              <w:bottom w:val="single" w:sz="4" w:color="DDE3EA" w:space="0"/>
+              <w:right w:val="nil"/>
+            </w:tcBorders>
           </w:tcPr>
           <w:p>
             <w:pPr>
-              <w:spacing w:after="0"/>
+              <w:spacing w:before="0" w:after="0"/>
               <w:jc w:val="right"/>
             </w:pPr>
-            <w:r/>
             <w:r>
               <w:rPr>
                 <w:b w:val="0"/>
@@ -2547,15 +3400,20 @@
         </w:tc>
         <w:tc>
           <w:tcPr>
-            <w:tcW w:type="dxa" w:w="1191"/>
+            <w:tcW w:type="dxa" w:w="1157"/>
+            <w:tcBorders>
+              <w:top w:val="nil"/>
+              <w:left w:val="nil"/>
+              <w:bottom w:val="single" w:sz="4" w:color="DDE3EA" w:space="0"/>
+              <w:right w:val="nil"/>
+            </w:tcBorders>
             <w:shd w:val="clear" w:color="auto" w:fill="E3F3E8"/>
           </w:tcPr>
           <w:p>
             <w:pPr>
-              <w:spacing w:after="0"/>
+              <w:spacing w:before="0" w:after="0"/>
               <w:jc w:val="right"/>
             </w:pPr>
-            <w:r/>
             <w:r>
               <w:rPr>
                 <w:b/>
@@ -2567,14 +3425,19 @@
         </w:tc>
         <w:tc>
           <w:tcPr>
-            <w:tcW w:type="dxa" w:w="2211"/>
+            <w:tcW w:type="dxa" w:w="2148"/>
+            <w:tcBorders>
+              <w:top w:val="nil"/>
+              <w:left w:val="nil"/>
+              <w:bottom w:val="single" w:sz="4" w:color="DDE3EA" w:space="0"/>
+              <w:right w:val="nil"/>
+            </w:tcBorders>
           </w:tcPr>
           <w:p>
             <w:pPr>
-              <w:spacing w:after="0"/>
+              <w:spacing w:before="0" w:after="0"/>
               <w:jc w:val="right"/>
             </w:pPr>
-            <w:r/>
             <w:r>
               <w:rPr>
                 <w:b/>
@@ -2589,14 +3452,18 @@
       <w:tr>
         <w:tc>
           <w:tcPr>
-            <w:tcW w:type="dxa" w:w="2948"/>
-            <w:shd w:val="clear" w:color="auto" w:fill="F6F8FA"/>
+            <w:tcW w:type="dxa" w:w="2864"/>
+            <w:tcBorders>
+              <w:top w:val="nil"/>
+              <w:left w:val="nil"/>
+              <w:bottom w:val="single" w:sz="4" w:color="DDE3EA" w:space="0"/>
+              <w:right w:val="nil"/>
+            </w:tcBorders>
           </w:tcPr>
           <w:p>
             <w:pPr>
-              <w:spacing w:after="0"/>
+              <w:spacing w:before="0" w:after="0"/>
             </w:pPr>
-            <w:r/>
             <w:r>
               <w:rPr>
                 <w:b w:val="0"/>
@@ -2604,7 +3471,7 @@
               </w:rPr>
               <w:t>LCR</w:t>
             </w:r>
-            <w:hyperlink r:id="rId14">
+            <w:hyperlink r:id="rId16">
               <w:r>
                 <w:rPr>
                   <w:color w:val="2A78D6"/>
@@ -2621,7 +3488,7 @@
               </w:rPr>
               <w:t>,</w:t>
             </w:r>
-            <w:hyperlink r:id="rId13">
+            <w:hyperlink r:id="rId15">
               <w:r>
                 <w:rPr>
                   <w:color w:val="2A78D6"/>
@@ -2635,15 +3502,19 @@
         </w:tc>
         <w:tc>
           <w:tcPr>
-            <w:tcW w:type="dxa" w:w="1191"/>
-            <w:shd w:val="clear" w:color="auto" w:fill="F6F8FA"/>
+            <w:tcW w:type="dxa" w:w="1157"/>
+            <w:tcBorders>
+              <w:top w:val="nil"/>
+              <w:left w:val="nil"/>
+              <w:bottom w:val="single" w:sz="4" w:color="DDE3EA" w:space="0"/>
+              <w:right w:val="nil"/>
+            </w:tcBorders>
           </w:tcPr>
           <w:p>
             <w:pPr>
-              <w:spacing w:after="0"/>
+              <w:spacing w:before="0" w:after="0"/>
               <w:jc w:val="right"/>
             </w:pPr>
-            <w:r/>
             <w:r>
               <w:rPr>
                 <w:b w:val="0"/>
@@ -2655,15 +3526,19 @@
         </w:tc>
         <w:tc>
           <w:tcPr>
-            <w:tcW w:type="dxa" w:w="1191"/>
-            <w:shd w:val="clear" w:color="auto" w:fill="F6F8FA"/>
+            <w:tcW w:type="dxa" w:w="1157"/>
+            <w:tcBorders>
+              <w:top w:val="nil"/>
+              <w:left w:val="nil"/>
+              <w:bottom w:val="single" w:sz="4" w:color="DDE3EA" w:space="0"/>
+              <w:right w:val="nil"/>
+            </w:tcBorders>
           </w:tcPr>
           <w:p>
             <w:pPr>
-              <w:spacing w:after="0"/>
+              <w:spacing w:before="0" w:after="0"/>
               <w:jc w:val="right"/>
             </w:pPr>
-            <w:r/>
             <w:r>
               <w:rPr>
                 <w:b w:val="0"/>
@@ -2675,15 +3550,19 @@
         </w:tc>
         <w:tc>
           <w:tcPr>
-            <w:tcW w:type="dxa" w:w="1191"/>
-            <w:shd w:val="clear" w:color="auto" w:fill="F6F8FA"/>
+            <w:tcW w:type="dxa" w:w="1157"/>
+            <w:tcBorders>
+              <w:top w:val="nil"/>
+              <w:left w:val="nil"/>
+              <w:bottom w:val="single" w:sz="4" w:color="DDE3EA" w:space="0"/>
+              <w:right w:val="nil"/>
+            </w:tcBorders>
           </w:tcPr>
           <w:p>
             <w:pPr>
-              <w:spacing w:after="0"/>
+              <w:spacing w:before="0" w:after="0"/>
               <w:jc w:val="right"/>
             </w:pPr>
-            <w:r/>
             <w:r>
               <w:rPr>
                 <w:b w:val="0"/>
@@ -2695,15 +3574,20 @@
         </w:tc>
         <w:tc>
           <w:tcPr>
-            <w:tcW w:type="dxa" w:w="1191"/>
+            <w:tcW w:type="dxa" w:w="1157"/>
+            <w:tcBorders>
+              <w:top w:val="nil"/>
+              <w:left w:val="nil"/>
+              <w:bottom w:val="single" w:sz="4" w:color="DDE3EA" w:space="0"/>
+              <w:right w:val="nil"/>
+            </w:tcBorders>
             <w:shd w:val="clear" w:color="auto" w:fill="E3F3E8"/>
           </w:tcPr>
           <w:p>
             <w:pPr>
-              <w:spacing w:after="0"/>
+              <w:spacing w:before="0" w:after="0"/>
               <w:jc w:val="right"/>
             </w:pPr>
-            <w:r/>
             <w:r>
               <w:rPr>
                 <w:b/>
@@ -2715,15 +3599,19 @@
         </w:tc>
         <w:tc>
           <w:tcPr>
-            <w:tcW w:type="dxa" w:w="2211"/>
-            <w:shd w:val="clear" w:color="auto" w:fill="F6F8FA"/>
+            <w:tcW w:type="dxa" w:w="2148"/>
+            <w:tcBorders>
+              <w:top w:val="nil"/>
+              <w:left w:val="nil"/>
+              <w:bottom w:val="single" w:sz="4" w:color="DDE3EA" w:space="0"/>
+              <w:right w:val="nil"/>
+            </w:tcBorders>
           </w:tcPr>
           <w:p>
             <w:pPr>
-              <w:spacing w:after="0"/>
+              <w:spacing w:before="0" w:after="0"/>
               <w:jc w:val="right"/>
             </w:pPr>
-            <w:r/>
             <w:r>
               <w:rPr>
                 <w:b/>
@@ -2738,13 +3626,18 @@
       <w:tr>
         <w:tc>
           <w:tcPr>
-            <w:tcW w:type="dxa" w:w="2948"/>
+            <w:tcW w:type="dxa" w:w="2864"/>
+            <w:tcBorders>
+              <w:top w:val="nil"/>
+              <w:left w:val="nil"/>
+              <w:bottom w:val="single" w:sz="4" w:color="DDE3EA" w:space="0"/>
+              <w:right w:val="nil"/>
+            </w:tcBorders>
           </w:tcPr>
           <w:p>
             <w:pPr>
-              <w:spacing w:after="0"/>
+              <w:spacing w:before="0" w:after="0"/>
             </w:pPr>
-            <w:r/>
             <w:r>
               <w:rPr>
                 <w:b w:val="0"/>
@@ -2752,7 +3645,7 @@
               </w:rPr>
               <w:t>NSFR</w:t>
             </w:r>
-            <w:hyperlink r:id="rId14">
+            <w:hyperlink r:id="rId16">
               <w:r>
                 <w:rPr>
                   <w:color w:val="2A78D6"/>
@@ -2769,7 +3662,7 @@
               </w:rPr>
               <w:t>,</w:t>
             </w:r>
-            <w:hyperlink r:id="rId13">
+            <w:hyperlink r:id="rId15">
               <w:r>
                 <w:rPr>
                   <w:color w:val="2A78D6"/>
@@ -2783,14 +3676,19 @@
         </w:tc>
         <w:tc>
           <w:tcPr>
-            <w:tcW w:type="dxa" w:w="1191"/>
+            <w:tcW w:type="dxa" w:w="1157"/>
+            <w:tcBorders>
+              <w:top w:val="nil"/>
+              <w:left w:val="nil"/>
+              <w:bottom w:val="single" w:sz="4" w:color="DDE3EA" w:space="0"/>
+              <w:right w:val="nil"/>
+            </w:tcBorders>
           </w:tcPr>
           <w:p>
             <w:pPr>
-              <w:spacing w:after="0"/>
+              <w:spacing w:before="0" w:after="0"/>
               <w:jc w:val="right"/>
             </w:pPr>
-            <w:r/>
             <w:r>
               <w:rPr>
                 <w:b w:val="0"/>
@@ -2802,14 +3700,19 @@
         </w:tc>
         <w:tc>
           <w:tcPr>
-            <w:tcW w:type="dxa" w:w="1191"/>
+            <w:tcW w:type="dxa" w:w="1157"/>
+            <w:tcBorders>
+              <w:top w:val="nil"/>
+              <w:left w:val="nil"/>
+              <w:bottom w:val="single" w:sz="4" w:color="DDE3EA" w:space="0"/>
+              <w:right w:val="nil"/>
+            </w:tcBorders>
           </w:tcPr>
           <w:p>
             <w:pPr>
-              <w:spacing w:after="0"/>
+              <w:spacing w:before="0" w:after="0"/>
               <w:jc w:val="right"/>
             </w:pPr>
-            <w:r/>
             <w:r>
               <w:rPr>
                 <w:b w:val="0"/>
@@ -2821,14 +3724,19 @@
         </w:tc>
         <w:tc>
           <w:tcPr>
-            <w:tcW w:type="dxa" w:w="1191"/>
+            <w:tcW w:type="dxa" w:w="1157"/>
+            <w:tcBorders>
+              <w:top w:val="nil"/>
+              <w:left w:val="nil"/>
+              <w:bottom w:val="single" w:sz="4" w:color="DDE3EA" w:space="0"/>
+              <w:right w:val="nil"/>
+            </w:tcBorders>
           </w:tcPr>
           <w:p>
             <w:pPr>
-              <w:spacing w:after="0"/>
+              <w:spacing w:before="0" w:after="0"/>
               <w:jc w:val="right"/>
             </w:pPr>
-            <w:r/>
             <w:r>
               <w:rPr>
                 <w:b w:val="0"/>
@@ -2840,15 +3748,20 @@
         </w:tc>
         <w:tc>
           <w:tcPr>
-            <w:tcW w:type="dxa" w:w="1191"/>
+            <w:tcW w:type="dxa" w:w="1157"/>
+            <w:tcBorders>
+              <w:top w:val="nil"/>
+              <w:left w:val="nil"/>
+              <w:bottom w:val="single" w:sz="4" w:color="DDE3EA" w:space="0"/>
+              <w:right w:val="nil"/>
+            </w:tcBorders>
             <w:shd w:val="clear" w:color="auto" w:fill="E3F3E8"/>
           </w:tcPr>
           <w:p>
             <w:pPr>
-              <w:spacing w:after="0"/>
+              <w:spacing w:before="0" w:after="0"/>
               <w:jc w:val="right"/>
             </w:pPr>
-            <w:r/>
             <w:r>
               <w:rPr>
                 <w:b/>
@@ -2860,14 +3773,19 @@
         </w:tc>
         <w:tc>
           <w:tcPr>
-            <w:tcW w:type="dxa" w:w="2211"/>
+            <w:tcW w:type="dxa" w:w="2148"/>
+            <w:tcBorders>
+              <w:top w:val="nil"/>
+              <w:left w:val="nil"/>
+              <w:bottom w:val="single" w:sz="4" w:color="DDE3EA" w:space="0"/>
+              <w:right w:val="nil"/>
+            </w:tcBorders>
           </w:tcPr>
           <w:p>
             <w:pPr>
-              <w:spacing w:after="0"/>
+              <w:spacing w:before="0" w:after="0"/>
               <w:jc w:val="right"/>
             </w:pPr>
-            <w:r/>
             <w:r>
               <w:rPr>
                 <w:b/>
@@ -2882,14 +3800,18 @@
       <w:tr>
         <w:tc>
           <w:tcPr>
-            <w:tcW w:type="dxa" w:w="2948"/>
-            <w:shd w:val="clear" w:color="auto" w:fill="F6F8FA"/>
+            <w:tcW w:type="dxa" w:w="2864"/>
+            <w:tcBorders>
+              <w:top w:val="nil"/>
+              <w:left w:val="nil"/>
+              <w:bottom w:val="single" w:sz="4" w:color="DDE3EA" w:space="0"/>
+              <w:right w:val="nil"/>
+            </w:tcBorders>
           </w:tcPr>
           <w:p>
             <w:pPr>
-              <w:spacing w:after="0"/>
+              <w:spacing w:before="0" w:after="0"/>
             </w:pPr>
-            <w:r/>
             <w:r>
               <w:rPr>
                 <w:b w:val="0"/>
@@ -2897,7 +3819,7 @@
               </w:rPr>
               <w:t>NPL ratio</w:t>
             </w:r>
-            <w:hyperlink r:id="rId14">
+            <w:hyperlink r:id="rId16">
               <w:r>
                 <w:rPr>
                   <w:color w:val="2A78D6"/>
@@ -2914,7 +3836,7 @@
               </w:rPr>
               <w:t>,</w:t>
             </w:r>
-            <w:hyperlink r:id="rId13">
+            <w:hyperlink r:id="rId15">
               <w:r>
                 <w:rPr>
                   <w:color w:val="2A78D6"/>
@@ -2928,15 +3850,19 @@
         </w:tc>
         <w:tc>
           <w:tcPr>
-            <w:tcW w:type="dxa" w:w="1191"/>
-            <w:shd w:val="clear" w:color="auto" w:fill="F6F8FA"/>
+            <w:tcW w:type="dxa" w:w="1157"/>
+            <w:tcBorders>
+              <w:top w:val="nil"/>
+              <w:left w:val="nil"/>
+              <w:bottom w:val="single" w:sz="4" w:color="DDE3EA" w:space="0"/>
+              <w:right w:val="nil"/>
+            </w:tcBorders>
           </w:tcPr>
           <w:p>
             <w:pPr>
-              <w:spacing w:after="0"/>
+              <w:spacing w:before="0" w:after="0"/>
               <w:jc w:val="right"/>
             </w:pPr>
-            <w:r/>
             <w:r>
               <w:rPr>
                 <w:b w:val="0"/>
@@ -2948,15 +3874,19 @@
         </w:tc>
         <w:tc>
           <w:tcPr>
-            <w:tcW w:type="dxa" w:w="1191"/>
-            <w:shd w:val="clear" w:color="auto" w:fill="F6F8FA"/>
+            <w:tcW w:type="dxa" w:w="1157"/>
+            <w:tcBorders>
+              <w:top w:val="nil"/>
+              <w:left w:val="nil"/>
+              <w:bottom w:val="single" w:sz="4" w:color="DDE3EA" w:space="0"/>
+              <w:right w:val="nil"/>
+            </w:tcBorders>
           </w:tcPr>
           <w:p>
             <w:pPr>
-              <w:spacing w:after="0"/>
+              <w:spacing w:before="0" w:after="0"/>
               <w:jc w:val="right"/>
             </w:pPr>
-            <w:r/>
             <w:r>
               <w:rPr>
                 <w:b w:val="0"/>
@@ -2968,15 +3898,19 @@
         </w:tc>
         <w:tc>
           <w:tcPr>
-            <w:tcW w:type="dxa" w:w="1191"/>
-            <w:shd w:val="clear" w:color="auto" w:fill="F6F8FA"/>
+            <w:tcW w:type="dxa" w:w="1157"/>
+            <w:tcBorders>
+              <w:top w:val="nil"/>
+              <w:left w:val="nil"/>
+              <w:bottom w:val="single" w:sz="4" w:color="DDE3EA" w:space="0"/>
+              <w:right w:val="nil"/>
+            </w:tcBorders>
           </w:tcPr>
           <w:p>
             <w:pPr>
-              <w:spacing w:after="0"/>
+              <w:spacing w:before="0" w:after="0"/>
               <w:jc w:val="right"/>
             </w:pPr>
-            <w:r/>
             <w:r>
               <w:rPr>
                 <w:b w:val="0"/>
@@ -2988,15 +3922,20 @@
         </w:tc>
         <w:tc>
           <w:tcPr>
-            <w:tcW w:type="dxa" w:w="1191"/>
+            <w:tcW w:type="dxa" w:w="1157"/>
+            <w:tcBorders>
+              <w:top w:val="nil"/>
+              <w:left w:val="nil"/>
+              <w:bottom w:val="single" w:sz="4" w:color="DDE3EA" w:space="0"/>
+              <w:right w:val="nil"/>
+            </w:tcBorders>
             <w:shd w:val="clear" w:color="auto" w:fill="E3F3E8"/>
           </w:tcPr>
           <w:p>
             <w:pPr>
-              <w:spacing w:after="0"/>
+              <w:spacing w:before="0" w:after="0"/>
               <w:jc w:val="right"/>
             </w:pPr>
-            <w:r/>
             <w:r>
               <w:rPr>
                 <w:b/>
@@ -3008,15 +3947,19 @@
         </w:tc>
         <w:tc>
           <w:tcPr>
-            <w:tcW w:type="dxa" w:w="2211"/>
-            <w:shd w:val="clear" w:color="auto" w:fill="F6F8FA"/>
+            <w:tcW w:type="dxa" w:w="2148"/>
+            <w:tcBorders>
+              <w:top w:val="nil"/>
+              <w:left w:val="nil"/>
+              <w:bottom w:val="single" w:sz="4" w:color="DDE3EA" w:space="0"/>
+              <w:right w:val="nil"/>
+            </w:tcBorders>
           </w:tcPr>
           <w:p>
             <w:pPr>
-              <w:spacing w:after="0"/>
+              <w:spacing w:before="0" w:after="0"/>
               <w:jc w:val="right"/>
             </w:pPr>
-            <w:r/>
             <w:r>
               <w:rPr>
                 <w:b/>
@@ -3030,9 +3973,17 @@
       </w:tr>
     </w:tbl>
     <w:p>
+      <w:pPr>
+        <w:spacing w:before="0" w:after="40"/>
+      </w:pPr>
+    </w:p>
+    <w:p>
+      <w:pPr>
+        <w:spacing w:before="40" w:after="60"/>
+      </w:pPr>
       <w:r>
         <w:rPr>
-          <w:i/>
+          <w:b w:val="0"/>
           <w:color w:val="5F6B7A"/>
           <w:sz w:val="16"/>
         </w:rPr>
@@ -3040,9 +3991,12 @@
       </w:r>
     </w:p>
     <w:p>
+      <w:pPr>
+        <w:spacing w:before="40" w:after="60"/>
+      </w:pPr>
       <w:r>
         <w:rPr>
-          <w:i/>
+          <w:b w:val="0"/>
           <w:color w:val="5F6B7A"/>
           <w:sz w:val="16"/>
         </w:rPr>
@@ -3066,7 +4020,7 @@
                     <pic:cNvPicPr/>
                   </pic:nvPicPr>
                   <pic:blipFill>
-                    <a:blip r:embed="rId15"/>
+                    <a:blip r:embed="rId17"/>
                     <a:stretch>
                       <a:fillRect/>
                     </a:stretch>
@@ -3087,11 +4041,24 @@
     </w:p>
     <w:p>
       <w:pPr>
-        <w:spacing w:before="280" w:after="80"/>
+        <w:keepNext/>
         <w:pBdr>
-          <w:bottom w:val="single" w:sz="6" w:color="C9D3DE" w:space="2"/>
+          <w:bottom w:val="single" w:sz="8" w:color="1F4E79" w:space="4"/>
         </w:pBdr>
+        <w:tabs>
+          <w:tab w:pos="482" w:val="left"/>
+        </w:tabs>
+        <w:spacing w:before="360" w:after="160"/>
       </w:pPr>
+      <w:r>
+        <w:rPr>
+          <w:b/>
+          <w:color w:val="2A78D6"/>
+          <w:sz w:val="18"/>
+        </w:rPr>
+        <w:t>04</w:t>
+        <w:tab/>
+      </w:r>
       <w:r>
         <w:rPr>
           <w:b/>
@@ -3103,16 +4070,28 @@
     </w:p>
     <w:p>
       <w:pPr>
-        <w:pStyle w:val="ListBullet"/>
-        <w:spacing w:after="60"/>
+        <w:tabs>
+          <w:tab w:pos="255" w:val="left"/>
+        </w:tabs>
+        <w:spacing w:before="0" w:after="80"/>
+        <w:ind w:left="255" w:hanging="255"/>
       </w:pPr>
+      <w:r>
+        <w:rPr>
+          <w:b/>
+          <w:color w:val="2A78D6"/>
+          <w:sz w:val="20"/>
+        </w:rPr>
+        <w:t>▪</w:t>
+        <w:tab/>
+      </w:r>
       <w:r>
         <w:rPr>
           <w:b w:val="0"/>
         </w:rPr>
         <w:t>Loans EUR 3,947m (+4.9% since YE2025), deposits EUR 4,325m (calculated by the tool)</w:t>
       </w:r>
-      <w:hyperlink r:id="rId13">
+      <w:hyperlink r:id="rId15">
         <w:r>
           <w:rPr>
             <w:color w:val="2A78D6"/>
@@ -3131,16 +4110,28 @@
     </w:p>
     <w:p>
       <w:pPr>
-        <w:pStyle w:val="ListBullet"/>
-        <w:spacing w:after="60"/>
+        <w:tabs>
+          <w:tab w:pos="255" w:val="left"/>
+        </w:tabs>
+        <w:spacing w:before="0" w:after="80"/>
+        <w:ind w:left="255" w:hanging="255"/>
       </w:pPr>
+      <w:r>
+        <w:rPr>
+          <w:b/>
+          <w:color w:val="2A78D6"/>
+          <w:sz w:val="20"/>
+        </w:rPr>
+        <w:t>▪</w:t>
+        <w:tab/>
+      </w:r>
       <w:r>
         <w:rPr>
           <w:b w:val="0"/>
         </w:rPr>
         <w:t>Cost/income 50.3% (47.1%), cost of risk 0.3%, stage 3 loans 1.9% (2.1%)</w:t>
       </w:r>
-      <w:hyperlink r:id="rId13">
+      <w:hyperlink r:id="rId15">
         <w:r>
           <w:rPr>
             <w:color w:val="2A78D6"/>
@@ -3159,16 +4150,28 @@
     </w:p>
     <w:p>
       <w:pPr>
-        <w:pStyle w:val="ListBullet"/>
-        <w:spacing w:after="60"/>
+        <w:tabs>
+          <w:tab w:pos="255" w:val="left"/>
+        </w:tabs>
+        <w:spacing w:before="0" w:after="80"/>
+        <w:ind w:left="255" w:hanging="255"/>
       </w:pPr>
+      <w:r>
+        <w:rPr>
+          <w:b/>
+          <w:color w:val="2A78D6"/>
+          <w:sz w:val="20"/>
+        </w:rPr>
+        <w:t>▪</w:t>
+        <w:tab/>
+      </w:r>
       <w:r>
         <w:rPr>
           <w:b w:val="0"/>
         </w:rPr>
         <w:t>Green financing in 1H EUR 56.4m (7.5% of new lending); EUR 176.2m in 2025</w:t>
       </w:r>
-      <w:hyperlink r:id="rId13">
+      <w:hyperlink r:id="rId15">
         <w:r>
           <w:rPr>
             <w:color w:val="2A78D6"/>
@@ -3185,7 +4188,7 @@
         </w:rPr>
         <w:t>,</w:t>
       </w:r>
-      <w:hyperlink r:id="rId14">
+      <w:hyperlink r:id="rId16">
         <w:r>
           <w:rPr>
             <w:color w:val="2A78D6"/>
@@ -3204,11 +4207,24 @@
     </w:p>
     <w:p>
       <w:pPr>
-        <w:spacing w:before="280" w:after="80"/>
+        <w:keepNext/>
         <w:pBdr>
-          <w:bottom w:val="single" w:sz="6" w:color="C9D3DE" w:space="2"/>
+          <w:bottom w:val="single" w:sz="8" w:color="1F4E79" w:space="4"/>
         </w:pBdr>
+        <w:tabs>
+          <w:tab w:pos="482" w:val="left"/>
+        </w:tabs>
+        <w:spacing w:before="360" w:after="160"/>
       </w:pPr>
+      <w:r>
+        <w:rPr>
+          <w:b/>
+          <w:color w:val="2A78D6"/>
+          <w:sz w:val="18"/>
+        </w:rPr>
+        <w:t>05</w:t>
+        <w:tab/>
+      </w:r>
       <w:r>
         <w:rPr>
           <w:b/>
@@ -3220,9 +4236,21 @@
     </w:p>
     <w:p>
       <w:pPr>
-        <w:pStyle w:val="ListBullet"/>
-        <w:spacing w:after="60"/>
+        <w:tabs>
+          <w:tab w:pos="255" w:val="left"/>
+        </w:tabs>
+        <w:spacing w:before="0" w:after="80"/>
+        <w:ind w:left="255" w:hanging="255"/>
       </w:pPr>
+      <w:r>
+        <w:rPr>
+          <w:b/>
+          <w:color w:val="2A78D6"/>
+          <w:sz w:val="20"/>
+        </w:rPr>
+        <w:t>▪</w:t>
+        <w:tab/>
+      </w:r>
       <w:r>
         <w:rPr>
           <w:b/>
@@ -3235,7 +4263,7 @@
         </w:rPr>
         <w:t xml:space="preserve"> 94.5m), ROE 14.6% (17.5%); the Swiss Kaleido Privatbank was sold in 2025</w:t>
       </w:r>
-      <w:hyperlink r:id="rId14">
+      <w:hyperlink r:id="rId16">
         <w:r>
           <w:rPr>
             <w:color w:val="2A78D6"/>
@@ -3254,16 +4282,28 @@
     </w:p>
     <w:p>
       <w:pPr>
-        <w:pStyle w:val="ListBullet"/>
-        <w:spacing w:after="60"/>
+        <w:tabs>
+          <w:tab w:pos="255" w:val="left"/>
+        </w:tabs>
+        <w:spacing w:before="0" w:after="80"/>
+        <w:ind w:left="255" w:hanging="255"/>
       </w:pPr>
+      <w:r>
+        <w:rPr>
+          <w:b/>
+          <w:color w:val="2A78D6"/>
+          <w:sz w:val="20"/>
+        </w:rPr>
+        <w:t>▪</w:t>
+        <w:tab/>
+      </w:r>
       <w:r>
         <w:rPr>
           <w:b w:val="0"/>
         </w:rPr>
         <w:t>On 2026-09-28 EUR 50m of senior preferred bonds (5.15%) were issued; part of the proceeds will buy back EUR 40m of subordinated bonds</w:t>
       </w:r>
-      <w:hyperlink r:id="rId11">
+      <w:hyperlink r:id="rId13">
         <w:r>
           <w:rPr>
             <w:color w:val="2A78D6"/>
@@ -3282,11 +4322,24 @@
     </w:p>
     <w:p>
       <w:pPr>
-        <w:spacing w:before="280" w:after="80"/>
+        <w:keepNext/>
         <w:pBdr>
-          <w:bottom w:val="single" w:sz="6" w:color="C9D3DE" w:space="2"/>
+          <w:bottom w:val="single" w:sz="8" w:color="1F4E79" w:space="4"/>
         </w:pBdr>
+        <w:tabs>
+          <w:tab w:pos="482" w:val="left"/>
+        </w:tabs>
+        <w:spacing w:before="360" w:after="160"/>
       </w:pPr>
+      <w:r>
+        <w:rPr>
+          <w:b/>
+          <w:color w:val="2A78D6"/>
+          <w:sz w:val="18"/>
+        </w:rPr>
+        <w:t>06</w:t>
+        <w:tab/>
+      </w:r>
       <w:r>
         <w:rPr>
           <w:b/>
@@ -3298,36 +4351,52 @@
     </w:p>
     <w:tbl>
       <w:tblPr>
-        <w:tblW w:type="auto" w:w="0"/>
+        <w:tblW w:w="9638" w:type="dxa"/>
+        <w:tblBorders>
+          <w:top w:val="nil"/>
+          <w:left w:val="nil"/>
+          <w:bottom w:val="nil"/>
+          <w:right w:val="nil"/>
+          <w:insideH w:val="nil"/>
+          <w:insideV w:val="nil"/>
+        </w:tblBorders>
+        <w:tblLayout w:type="fixed"/>
+        <w:tblCellMar>
+          <w:top w:w="70" w:type="dxa"/>
+          <w:left w:w="100" w:type="dxa"/>
+          <w:bottom w:w="70" w:type="dxa"/>
+          <w:right w:w="100" w:type="dxa"/>
+        </w:tblCellMar>
         <w:tblLook w:firstColumn="1" w:firstRow="1" w:lastColumn="0" w:lastRow="0" w:noHBand="0" w:noVBand="1" w:val="04A0"/>
-        <w:tblBorders>
-          <w:top w:val="single" w:sz="4" w:color="C9D3DE"/>
-          <w:left w:val="nil"/>
-          <w:bottom w:val="single" w:sz="4" w:color="C9D3DE"/>
-          <w:right w:val="nil"/>
-          <w:insideH w:val="single" w:sz="4" w:color="C9D3DE"/>
-          <w:insideV w:val="nil"/>
-        </w:tblBorders>
       </w:tblPr>
       <w:tblGrid>
-        <w:gridCol w:w="2493"/>
-        <w:gridCol w:w="2493"/>
-        <w:gridCol w:w="2493"/>
-        <w:gridCol w:w="2493"/>
+        <w:gridCol w:w="2577"/>
+        <w:gridCol w:w="2577"/>
+        <w:gridCol w:w="3138"/>
+        <w:gridCol w:w="1344"/>
       </w:tblGrid>
       <w:tr>
         <w:tc>
           <w:tcPr>
-            <w:tcW w:type="dxa" w:w="2608"/>
-            <w:shd w:val="clear" w:color="auto" w:fill="1F4E79"/>
+            <w:tcW w:type="dxa" w:w="2578"/>
+            <w:tcBorders>
+              <w:top w:val="single" w:sz="12" w:color="1F4E79" w:space="0"/>
+              <w:left w:val="nil"/>
+              <w:bottom w:val="single" w:sz="4" w:color="C9D3DE" w:space="0"/>
+              <w:right w:val="nil"/>
+            </w:tcBorders>
+            <w:shd w:val="clear" w:color="auto" w:fill="EAF1F8"/>
           </w:tcPr>
           <w:p>
-            <w:r/>
+            <w:pPr>
+              <w:spacing w:before="0" w:after="0"/>
+            </w:pPr>
             <w:r>
               <w:rPr>
                 <w:b/>
-                <w:color w:val="FFFFFF"/>
-                <w:sz w:val="17"/>
+                <w:caps/>
+                <w:color w:val="1F4E79"/>
+                <w:sz w:val="16"/>
               </w:rPr>
               <w:t>Plan / target</w:t>
             </w:r>
@@ -3335,16 +4404,25 @@
         </w:tc>
         <w:tc>
           <w:tcPr>
-            <w:tcW w:type="dxa" w:w="2608"/>
-            <w:shd w:val="clear" w:color="auto" w:fill="1F4E79"/>
+            <w:tcW w:type="dxa" w:w="2578"/>
+            <w:tcBorders>
+              <w:top w:val="single" w:sz="12" w:color="1F4E79" w:space="0"/>
+              <w:left w:val="nil"/>
+              <w:bottom w:val="single" w:sz="4" w:color="C9D3DE" w:space="0"/>
+              <w:right w:val="nil"/>
+            </w:tcBorders>
+            <w:shd w:val="clear" w:color="auto" w:fill="EAF1F8"/>
           </w:tcPr>
           <w:p>
-            <w:r/>
+            <w:pPr>
+              <w:spacing w:before="0" w:after="0"/>
+            </w:pPr>
             <w:r>
               <w:rPr>
                 <w:b/>
-                <w:color w:val="FFFFFF"/>
-                <w:sz w:val="17"/>
+                <w:caps/>
+                <w:color w:val="1F4E79"/>
+                <w:sz w:val="16"/>
               </w:rPr>
               <w:t>Outcome</w:t>
             </w:r>
@@ -3352,16 +4430,25 @@
         </w:tc>
         <w:tc>
           <w:tcPr>
-            <w:tcW w:type="dxa" w:w="3175"/>
-            <w:shd w:val="clear" w:color="auto" w:fill="1F4E79"/>
+            <w:tcW w:type="dxa" w:w="3138"/>
+            <w:tcBorders>
+              <w:top w:val="single" w:sz="12" w:color="1F4E79" w:space="0"/>
+              <w:left w:val="nil"/>
+              <w:bottom w:val="single" w:sz="4" w:color="C9D3DE" w:space="0"/>
+              <w:right w:val="nil"/>
+            </w:tcBorders>
+            <w:shd w:val="clear" w:color="auto" w:fill="EAF1F8"/>
           </w:tcPr>
           <w:p>
-            <w:r/>
+            <w:pPr>
+              <w:spacing w:before="0" w:after="0"/>
+            </w:pPr>
             <w:r>
               <w:rPr>
                 <w:b/>
-                <w:color w:val="FFFFFF"/>
-                <w:sz w:val="17"/>
+                <w:caps/>
+                <w:color w:val="1F4E79"/>
+                <w:sz w:val="16"/>
               </w:rPr>
               <w:t>What changed and why</w:t>
             </w:r>
@@ -3369,16 +4456,25 @@
         </w:tc>
         <w:tc>
           <w:tcPr>
-            <w:tcW w:type="dxa" w:w="1361"/>
-            <w:shd w:val="clear" w:color="auto" w:fill="1F4E79"/>
+            <w:tcW w:type="dxa" w:w="1345"/>
+            <w:tcBorders>
+              <w:top w:val="single" w:sz="12" w:color="1F4E79" w:space="0"/>
+              <w:left w:val="nil"/>
+              <w:bottom w:val="single" w:sz="4" w:color="C9D3DE" w:space="0"/>
+              <w:right w:val="nil"/>
+            </w:tcBorders>
+            <w:shd w:val="clear" w:color="auto" w:fill="EAF1F8"/>
           </w:tcPr>
           <w:p>
-            <w:r/>
+            <w:pPr>
+              <w:spacing w:before="0" w:after="0"/>
+            </w:pPr>
             <w:r>
               <w:rPr>
                 <w:b/>
-                <w:color w:val="FFFFFF"/>
-                <w:sz w:val="17"/>
+                <w:caps/>
+                <w:color w:val="1F4E79"/>
+                <w:sz w:val="16"/>
               </w:rPr>
               <w:t>Status</w:t>
             </w:r>
@@ -3388,13 +4484,18 @@
       <w:tr>
         <w:tc>
           <w:tcPr>
-            <w:tcW w:type="dxa" w:w="2608"/>
+            <w:tcW w:type="dxa" w:w="2578"/>
+            <w:tcBorders>
+              <w:top w:val="nil"/>
+              <w:left w:val="nil"/>
+              <w:bottom w:val="single" w:sz="4" w:color="DDE3EA" w:space="0"/>
+              <w:right w:val="nil"/>
+            </w:tcBorders>
           </w:tcPr>
           <w:p>
             <w:pPr>
-              <w:spacing w:after="0"/>
+              <w:spacing w:before="0" w:after="0"/>
             </w:pPr>
-            <w:r/>
             <w:r>
               <w:rPr>
                 <w:b w:val="0"/>
@@ -3406,13 +4507,18 @@
         </w:tc>
         <w:tc>
           <w:tcPr>
-            <w:tcW w:type="dxa" w:w="2608"/>
+            <w:tcW w:type="dxa" w:w="2578"/>
+            <w:tcBorders>
+              <w:top w:val="nil"/>
+              <w:left w:val="nil"/>
+              <w:bottom w:val="single" w:sz="4" w:color="DDE3EA" w:space="0"/>
+              <w:right w:val="nil"/>
+            </w:tcBorders>
           </w:tcPr>
           <w:p>
             <w:pPr>
-              <w:spacing w:after="0"/>
+              <w:spacing w:before="0" w:after="0"/>
             </w:pPr>
-            <w:r/>
             <w:r>
               <w:rPr>
                 <w:b w:val="0"/>
@@ -3420,7 +4526,7 @@
               </w:rPr>
               <w:t>31.5% paid for 2025; the remaining EUR 15.1m may be paid later in 2026</w:t>
             </w:r>
-            <w:hyperlink r:id="rId14">
+            <w:hyperlink r:id="rId16">
               <w:r>
                 <w:rPr>
                   <w:color w:val="2A78D6"/>
@@ -3437,7 +4543,7 @@
               </w:rPr>
               <w:t>,</w:t>
             </w:r>
-            <w:hyperlink r:id="rId13">
+            <w:hyperlink r:id="rId15">
               <w:r>
                 <w:rPr>
                   <w:color w:val="2A78D6"/>
@@ -3451,13 +4557,18 @@
         </w:tc>
         <w:tc>
           <w:tcPr>
-            <w:tcW w:type="dxa" w:w="3175"/>
+            <w:tcW w:type="dxa" w:w="3138"/>
+            <w:tcBorders>
+              <w:top w:val="nil"/>
+              <w:left w:val="nil"/>
+              <w:bottom w:val="single" w:sz="4" w:color="DDE3EA" w:space="0"/>
+              <w:right w:val="nil"/>
+            </w:tcBorders>
           </w:tcPr>
           <w:p>
             <w:pPr>
-              <w:spacing w:after="0"/>
+              <w:spacing w:before="0" w:after="0"/>
             </w:pPr>
-            <w:r/>
             <w:r>
               <w:rPr>
                 <w:b w:val="0"/>
@@ -3465,7 +4576,7 @@
               </w:rPr>
               <w:t>Changed: the board reduced the payout due to geopolitical uncertainty</w:t>
             </w:r>
-            <w:hyperlink r:id="rId13">
+            <w:hyperlink r:id="rId15">
               <w:r>
                 <w:rPr>
                   <w:color w:val="2A78D6"/>
@@ -3486,14 +4597,19 @@
         </w:tc>
         <w:tc>
           <w:tcPr>
-            <w:tcW w:type="dxa" w:w="1361"/>
+            <w:tcW w:type="dxa" w:w="1345"/>
+            <w:tcBorders>
+              <w:top w:val="nil"/>
+              <w:left w:val="nil"/>
+              <w:bottom w:val="single" w:sz="4" w:color="DDE3EA" w:space="0"/>
+              <w:right w:val="nil"/>
+            </w:tcBorders>
             <w:shd w:val="clear" w:color="auto" w:fill="FDF1D8"/>
           </w:tcPr>
           <w:p>
             <w:pPr>
-              <w:spacing w:after="0"/>
+              <w:spacing w:before="0" w:after="0"/>
             </w:pPr>
-            <w:r/>
             <w:r>
               <w:rPr>
                 <w:b/>
@@ -3507,14 +4623,18 @@
       <w:tr>
         <w:tc>
           <w:tcPr>
-            <w:tcW w:type="dxa" w:w="2608"/>
-            <w:shd w:val="clear" w:color="auto" w:fill="F6F8FA"/>
+            <w:tcW w:type="dxa" w:w="2578"/>
+            <w:tcBorders>
+              <w:top w:val="nil"/>
+              <w:left w:val="nil"/>
+              <w:bottom w:val="single" w:sz="4" w:color="DDE3EA" w:space="0"/>
+              <w:right w:val="nil"/>
+            </w:tcBorders>
           </w:tcPr>
           <w:p>
             <w:pPr>
-              <w:spacing w:after="0"/>
+              <w:spacing w:before="0" w:after="0"/>
             </w:pPr>
-            <w:r/>
             <w:r>
               <w:rPr>
                 <w:b w:val="0"/>
@@ -3526,14 +4646,18 @@
         </w:tc>
         <w:tc>
           <w:tcPr>
-            <w:tcW w:type="dxa" w:w="2608"/>
-            <w:shd w:val="clear" w:color="auto" w:fill="F6F8FA"/>
+            <w:tcW w:type="dxa" w:w="2578"/>
+            <w:tcBorders>
+              <w:top w:val="nil"/>
+              <w:left w:val="nil"/>
+              <w:bottom w:val="single" w:sz="4" w:color="DDE3EA" w:space="0"/>
+              <w:right w:val="nil"/>
+            </w:tcBorders>
           </w:tcPr>
           <w:p>
             <w:pPr>
-              <w:spacing w:after="0"/>
+              <w:spacing w:before="0" w:after="0"/>
             </w:pPr>
-            <w:r/>
             <w:r>
               <w:rPr>
                 <w:b w:val="0"/>
@@ -3541,7 +4665,7 @@
               </w:rPr>
               <w:t>1H: EUR 56.4m</w:t>
             </w:r>
-            <w:hyperlink r:id="rId14">
+            <w:hyperlink r:id="rId16">
               <w:r>
                 <w:rPr>
                   <w:color w:val="2A78D6"/>
@@ -3558,7 +4682,7 @@
               </w:rPr>
               <w:t>,</w:t>
             </w:r>
-            <w:hyperlink r:id="rId13">
+            <w:hyperlink r:id="rId15">
               <w:r>
                 <w:rPr>
                   <w:color w:val="2A78D6"/>
@@ -3572,14 +4696,18 @@
         </w:tc>
         <w:tc>
           <w:tcPr>
-            <w:tcW w:type="dxa" w:w="3175"/>
-            <w:shd w:val="clear" w:color="auto" w:fill="F6F8FA"/>
+            <w:tcW w:type="dxa" w:w="3138"/>
+            <w:tcBorders>
+              <w:top w:val="nil"/>
+              <w:left w:val="nil"/>
+              <w:bottom w:val="single" w:sz="4" w:color="DDE3EA" w:space="0"/>
+              <w:right w:val="nil"/>
+            </w:tcBorders>
           </w:tcPr>
           <w:p>
             <w:pPr>
-              <w:spacing w:after="0"/>
+              <w:spacing w:before="0" w:after="0"/>
             </w:pPr>
-            <w:r/>
             <w:r>
               <w:rPr>
                 <w:b w:val="0"/>
@@ -3587,7 +4715,7 @@
               </w:rPr>
               <w:t>In progress: 75% of the annual target reached in the half year (calculated by the tool)</w:t>
             </w:r>
-            <w:hyperlink r:id="rId13">
+            <w:hyperlink r:id="rId15">
               <w:r>
                 <w:rPr>
                   <w:color w:val="2A78D6"/>
@@ -3608,14 +4736,19 @@
         </w:tc>
         <w:tc>
           <w:tcPr>
-            <w:tcW w:type="dxa" w:w="1361"/>
+            <w:tcW w:type="dxa" w:w="1345"/>
+            <w:tcBorders>
+              <w:top w:val="nil"/>
+              <w:left w:val="nil"/>
+              <w:bottom w:val="single" w:sz="4" w:color="DDE3EA" w:space="0"/>
+              <w:right w:val="nil"/>
+            </w:tcBorders>
             <w:shd w:val="clear" w:color="auto" w:fill="EAF1F8"/>
           </w:tcPr>
           <w:p>
             <w:pPr>
-              <w:spacing w:after="0"/>
+              <w:spacing w:before="0" w:after="0"/>
             </w:pPr>
-            <w:r/>
             <w:r>
               <w:rPr>
                 <w:b/>
@@ -3629,13 +4762,18 @@
       <w:tr>
         <w:tc>
           <w:tcPr>
-            <w:tcW w:type="dxa" w:w="2608"/>
+            <w:tcW w:type="dxa" w:w="2578"/>
+            <w:tcBorders>
+              <w:top w:val="nil"/>
+              <w:left w:val="nil"/>
+              <w:bottom w:val="single" w:sz="4" w:color="DDE3EA" w:space="0"/>
+              <w:right w:val="nil"/>
+            </w:tcBorders>
           </w:tcPr>
           <w:p>
             <w:pPr>
-              <w:spacing w:after="0"/>
+              <w:spacing w:before="0" w:after="0"/>
             </w:pPr>
-            <w:r/>
             <w:r>
               <w:rPr>
                 <w:b w:val="0"/>
@@ -3647,13 +4785,18 @@
         </w:tc>
         <w:tc>
           <w:tcPr>
-            <w:tcW w:type="dxa" w:w="2608"/>
+            <w:tcW w:type="dxa" w:w="2578"/>
+            <w:tcBorders>
+              <w:top w:val="nil"/>
+              <w:left w:val="nil"/>
+              <w:bottom w:val="single" w:sz="4" w:color="DDE3EA" w:space="0"/>
+              <w:right w:val="nil"/>
+            </w:tcBorders>
           </w:tcPr>
           <w:p>
             <w:pPr>
-              <w:spacing w:after="0"/>
+              <w:spacing w:before="0" w:after="0"/>
             </w:pPr>
-            <w:r/>
             <w:r>
               <w:rPr>
                 <w:b w:val="0"/>
@@ -3661,7 +4804,7 @@
               </w:rPr>
               <w:t>Loan book growing, ROE 13.7%</w:t>
             </w:r>
-            <w:hyperlink r:id="rId13">
+            <w:hyperlink r:id="rId15">
               <w:r>
                 <w:rPr>
                   <w:color w:val="2A78D6"/>
@@ -3675,13 +4818,18 @@
         </w:tc>
         <w:tc>
           <w:tcPr>
-            <w:tcW w:type="dxa" w:w="3175"/>
+            <w:tcW w:type="dxa" w:w="3138"/>
+            <w:tcBorders>
+              <w:top w:val="nil"/>
+              <w:left w:val="nil"/>
+              <w:bottom w:val="single" w:sz="4" w:color="DDE3EA" w:space="0"/>
+              <w:right w:val="nil"/>
+            </w:tcBorders>
           </w:tcPr>
           <w:p>
             <w:pPr>
-              <w:spacing w:after="0"/>
+              <w:spacing w:before="0" w:after="0"/>
             </w:pPr>
-            <w:r/>
             <w:r>
               <w:rPr>
                 <w:b w:val="0"/>
@@ -3693,14 +4841,19 @@
         </w:tc>
         <w:tc>
           <w:tcPr>
-            <w:tcW w:type="dxa" w:w="1361"/>
+            <w:tcW w:type="dxa" w:w="1345"/>
+            <w:tcBorders>
+              <w:top w:val="nil"/>
+              <w:left w:val="nil"/>
+              <w:bottom w:val="single" w:sz="4" w:color="DDE3EA" w:space="0"/>
+              <w:right w:val="nil"/>
+            </w:tcBorders>
             <w:shd w:val="clear" w:color="auto" w:fill="EAF1F8"/>
           </w:tcPr>
           <w:p>
             <w:pPr>
-              <w:spacing w:after="0"/>
+              <w:spacing w:before="0" w:after="0"/>
             </w:pPr>
-            <w:r/>
             <w:r>
               <w:rPr>
                 <w:b/>
@@ -3714,11 +4867,29 @@
     </w:tbl>
     <w:p>
       <w:pPr>
-        <w:spacing w:before="280" w:after="80"/>
+        <w:spacing w:before="0" w:after="40"/>
+      </w:pPr>
+    </w:p>
+    <w:p>
+      <w:pPr>
+        <w:keepNext/>
         <w:pBdr>
-          <w:bottom w:val="single" w:sz="6" w:color="C9D3DE" w:space="2"/>
+          <w:bottom w:val="single" w:sz="8" w:color="1F4E79" w:space="4"/>
         </w:pBdr>
+        <w:tabs>
+          <w:tab w:pos="482" w:val="left"/>
+        </w:tabs>
+        <w:spacing w:before="360" w:after="160"/>
       </w:pPr>
+      <w:r>
+        <w:rPr>
+          <w:b/>
+          <w:color w:val="2A78D6"/>
+          <w:sz w:val="18"/>
+        </w:rPr>
+        <w:t>07</w:t>
+        <w:tab/>
+      </w:r>
       <w:r>
         <w:rPr>
           <w:b/>
@@ -3730,9 +4901,21 @@
     </w:p>
     <w:p>
       <w:pPr>
-        <w:pStyle w:val="ListBullet"/>
-        <w:spacing w:after="60"/>
+        <w:tabs>
+          <w:tab w:pos="255" w:val="left"/>
+        </w:tabs>
+        <w:spacing w:before="0" w:after="80"/>
+        <w:ind w:left="255" w:hanging="255"/>
       </w:pPr>
+      <w:r>
+        <w:rPr>
+          <w:b/>
+          <w:color w:val="2A78D6"/>
+          <w:sz w:val="20"/>
+        </w:rPr>
+        <w:t>▪</w:t>
+        <w:tab/>
+      </w:r>
       <w:r>
         <w:rPr>
           <w:b/>
@@ -3745,7 +4928,7 @@
         </w:rPr>
         <w:t xml:space="preserve"> a 3.875% senior preferred (MREL) bond, EUR 300m, fixed until 2028-12-23 then 3M EURIBOR + 1.70%, maturing 2029-12-23, rated Baa2; and a 7.125% perpetual AT1, EUR 50m, first reset (call) date 2031-01-09, rated Ba3</w:t>
       </w:r>
-      <w:hyperlink r:id="rId12">
+      <w:hyperlink r:id="rId14">
         <w:r>
           <w:rPr>
             <w:color w:val="2A78D6"/>
@@ -3764,9 +4947,21 @@
     </w:p>
     <w:p>
       <w:pPr>
-        <w:pStyle w:val="ListBullet"/>
-        <w:spacing w:after="60"/>
+        <w:tabs>
+          <w:tab w:pos="255" w:val="left"/>
+        </w:tabs>
+        <w:spacing w:before="0" w:after="80"/>
+        <w:ind w:left="255" w:hanging="255"/>
       </w:pPr>
+      <w:r>
+        <w:rPr>
+          <w:b/>
+          <w:color w:val="2A78D6"/>
+          <w:sz w:val="20"/>
+        </w:rPr>
+        <w:t>▪</w:t>
+        <w:tab/>
+      </w:r>
       <w:r>
         <w:rPr>
           <w:b/>
@@ -3779,7 +4974,7 @@
         </w:rPr>
         <w:t xml:space="preserve"> CET1 of 17.8% is well above requirements, and the cautious dividend policy supports capital</w:t>
       </w:r>
-      <w:hyperlink r:id="rId13">
+      <w:hyperlink r:id="rId15">
         <w:r>
           <w:rPr>
             <w:color w:val="2A78D6"/>
@@ -3798,9 +4993,21 @@
     </w:p>
     <w:p>
       <w:pPr>
-        <w:pStyle w:val="ListBullet"/>
-        <w:spacing w:after="60"/>
+        <w:tabs>
+          <w:tab w:pos="255" w:val="left"/>
+        </w:tabs>
+        <w:spacing w:before="0" w:after="80"/>
+        <w:ind w:left="255" w:hanging="255"/>
       </w:pPr>
+      <w:r>
+        <w:rPr>
+          <w:b/>
+          <w:color w:val="2A78D6"/>
+          <w:sz w:val="20"/>
+        </w:rPr>
+        <w:t>▪</w:t>
+        <w:tab/>
+      </w:r>
       <w:r>
         <w:rPr>
           <w:b/>
@@ -3813,7 +5020,7 @@
         </w:rPr>
         <w:t xml:space="preserve"> Ripplewood consortium 69.8%, EBRD 27.8%</w:t>
       </w:r>
-      <w:hyperlink r:id="rId13">
+      <w:hyperlink r:id="rId15">
         <w:r>
           <w:rPr>
             <w:color w:val="2A78D6"/>
@@ -3829,7 +5036,7 @@
         </w:rPr>
         <w:t>. An extraordinary shareholders' meeting was held on 2026-10-12</w:t>
       </w:r>
-      <w:hyperlink r:id="rId12">
+      <w:hyperlink r:id="rId14">
         <w:r>
           <w:rPr>
             <w:color w:val="2A78D6"/>
@@ -3848,9 +5055,21 @@
     </w:p>
     <w:p>
       <w:pPr>
-        <w:pStyle w:val="ListBullet"/>
-        <w:spacing w:after="60"/>
+        <w:tabs>
+          <w:tab w:pos="255" w:val="left"/>
+        </w:tabs>
+        <w:spacing w:before="0" w:after="80"/>
+        <w:ind w:left="255" w:hanging="255"/>
       </w:pPr>
+      <w:r>
+        <w:rPr>
+          <w:b/>
+          <w:color w:val="2A78D6"/>
+          <w:sz w:val="20"/>
+        </w:rPr>
+        <w:t>▪</w:t>
+        <w:tab/>
+      </w:r>
       <w:r>
         <w:rPr>
           <w:b/>
@@ -3866,11 +5085,1046 @@
     </w:p>
     <w:p>
       <w:pPr>
-        <w:spacing w:before="280" w:after="80"/>
+        <w:keepNext/>
         <w:pBdr>
-          <w:bottom w:val="single" w:sz="6" w:color="C9D3DE" w:space="2"/>
+          <w:bottom w:val="single" w:sz="8" w:color="1F4E79" w:space="4"/>
         </w:pBdr>
+        <w:tabs>
+          <w:tab w:pos="482" w:val="left"/>
+        </w:tabs>
+        <w:spacing w:before="360" w:after="160"/>
       </w:pPr>
+      <w:r>
+        <w:rPr>
+          <w:b/>
+          <w:color w:val="2A78D6"/>
+          <w:sz w:val="18"/>
+        </w:rPr>
+        <w:t>08</w:t>
+        <w:tab/>
+      </w:r>
+      <w:r>
+        <w:rPr>
+          <w:b/>
+          <w:color w:val="1F4E79"/>
+          <w:sz w:val="28"/>
+        </w:rPr>
+        <w:t>In the press</w:t>
+      </w:r>
+    </w:p>
+    <w:p>
+      <w:pPr>
+        <w:tabs>
+          <w:tab w:pos="255" w:val="left"/>
+        </w:tabs>
+        <w:spacing w:before="0" w:after="80"/>
+        <w:ind w:left="255" w:hanging="255"/>
+      </w:pPr>
+      <w:r>
+        <w:rPr>
+          <w:b/>
+          <w:color w:val="2A78D6"/>
+          <w:sz w:val="20"/>
+        </w:rPr>
+        <w:t>▪</w:t>
+        <w:tab/>
+      </w:r>
+      <w:r>
+        <w:rPr>
+          <w:b/>
+        </w:rPr>
+        <w:t>Bonds:</w:t>
+      </w:r>
+      <w:r>
+        <w:rPr>
+          <w:b w:val="0"/>
+        </w:rPr>
+        <w:t xml:space="preserve"> on 2026-09-29 Citadele placed a EUR 50m bond issue, oversubscribed 1.35 times</w:t>
+      </w:r>
+      <w:hyperlink r:id="rId18">
+        <w:r>
+          <w:rPr>
+            <w:color w:val="2A78D6"/>
+            <w:vertAlign w:val="superscript"/>
+            <w:sz w:val="17"/>
+          </w:rPr>
+          <w:t xml:space="preserve">18</w:t>
+        </w:r>
+      </w:hyperlink>
+      <w:r>
+        <w:rPr>
+          <w:color w:val="2A78D6"/>
+          <w:vertAlign w:val="superscript"/>
+        </w:rPr>
+        <w:t>,</w:t>
+      </w:r>
+      <w:hyperlink r:id="rId19">
+        <w:r>
+          <w:rPr>
+            <w:color w:val="2A78D6"/>
+            <w:vertAlign w:val="superscript"/>
+            <w:sz w:val="17"/>
+          </w:rPr>
+          <w:t xml:space="preserve">19</w:t>
+        </w:r>
+      </w:hyperlink>
+      <w:r>
+        <w:rPr>
+          <w:b w:val="0"/>
+        </w:rPr>
+        <w:t>.</w:t>
+      </w:r>
+    </w:p>
+    <w:p>
+      <w:pPr>
+        <w:tabs>
+          <w:tab w:pos="255" w:val="left"/>
+        </w:tabs>
+        <w:spacing w:before="0" w:after="80"/>
+        <w:ind w:left="255" w:hanging="255"/>
+      </w:pPr>
+      <w:r>
+        <w:rPr>
+          <w:b/>
+          <w:color w:val="2A78D6"/>
+          <w:sz w:val="20"/>
+        </w:rPr>
+        <w:t>▪</w:t>
+        <w:tab/>
+      </w:r>
+      <w:r>
+        <w:rPr>
+          <w:b/>
+        </w:rPr>
+        <w:t>Customer safety:</w:t>
+      </w:r>
+      <w:r>
+        <w:rPr>
+          <w:b w:val="0"/>
+        </w:rPr>
+        <w:t xml:space="preserve"> in October the bank warned of new fraud schemes (impersonating bank staff) – customer warnings, not breaches</w:t>
+      </w:r>
+      <w:hyperlink r:id="rId20">
+        <w:r>
+          <w:rPr>
+            <w:color w:val="2A78D6"/>
+            <w:vertAlign w:val="superscript"/>
+            <w:sz w:val="17"/>
+          </w:rPr>
+          <w:t xml:space="preserve">20</w:t>
+        </w:r>
+      </w:hyperlink>
+      <w:r>
+        <w:rPr>
+          <w:b w:val="0"/>
+        </w:rPr>
+        <w:t>.</w:t>
+      </w:r>
+    </w:p>
+    <w:p>
+      <w:pPr>
+        <w:spacing w:before="40" w:after="60"/>
+      </w:pPr>
+      <w:r>
+        <w:rPr>
+          <w:b w:val="0"/>
+          <w:color w:val="5F6B7A"/>
+          <w:sz w:val="18"/>
+        </w:rPr>
+        <w:t>Automatic news scan (Google News, EE, LT, LV), 2026-07-24 – 2026-10-22: 10 articles.</w:t>
+      </w:r>
+    </w:p>
+    <w:tbl>
+      <w:tblPr>
+        <w:tblW w:w="9639" w:type="dxa"/>
+        <w:tblBorders>
+          <w:top w:val="nil"/>
+          <w:left w:val="nil"/>
+          <w:bottom w:val="nil"/>
+          <w:right w:val="nil"/>
+          <w:insideH w:val="nil"/>
+          <w:insideV w:val="nil"/>
+        </w:tblBorders>
+        <w:tblLayout w:type="fixed"/>
+        <w:tblCellMar>
+          <w:top w:w="80" w:type="dxa"/>
+          <w:left w:w="0" w:type="dxa"/>
+          <w:bottom w:w="80" w:type="dxa"/>
+          <w:right w:w="120" w:type="dxa"/>
+        </w:tblCellMar>
+        <w:tblLook w:firstColumn="1" w:firstRow="1" w:lastColumn="0" w:lastRow="0" w:noHBand="0" w:noVBand="1" w:val="04A0"/>
+      </w:tblPr>
+      <w:tblGrid>
+        <w:gridCol w:w="1020"/>
+        <w:gridCol w:w="1360"/>
+        <w:gridCol w:w="7257"/>
+      </w:tblGrid>
+      <w:tr>
+        <w:tc>
+          <w:tcPr>
+            <w:tcW w:type="dxa" w:w="1020"/>
+            <w:tcBorders>
+              <w:top w:val="nil"/>
+              <w:left w:val="nil"/>
+              <w:bottom w:val="single" w:sz="4" w:color="E3E8EE" w:space="0"/>
+              <w:right w:val="nil"/>
+            </w:tcBorders>
+          </w:tcPr>
+          <w:p>
+            <w:pPr>
+              <w:spacing w:before="0" w:after="0"/>
+            </w:pPr>
+            <w:r>
+              <w:rPr>
+                <w:b w:val="0"/>
+                <w:color w:val="1A1A1A"/>
+                <w:sz w:val="17"/>
+              </w:rPr>
+              <w:t>2026-09-29</w:t>
+            </w:r>
+          </w:p>
+        </w:tc>
+        <w:tc>
+          <w:tcPr>
+            <w:tcW w:type="dxa" w:w="1361"/>
+            <w:tcBorders>
+              <w:top w:val="nil"/>
+              <w:left w:val="nil"/>
+              <w:bottom w:val="single" w:sz="4" w:color="E3E8EE" w:space="0"/>
+              <w:right w:val="nil"/>
+            </w:tcBorders>
+          </w:tcPr>
+          <w:p>
+            <w:pPr>
+              <w:spacing w:before="0" w:after="0"/>
+            </w:pPr>
+            <w:r>
+              <w:rPr>
+                <w:b/>
+                <w:color w:val="1F5FA8"/>
+                <w:sz w:val="14"/>
+                <w:shd w:val="clear" w:color="auto" w:fill="E6F0FB"/>
+              </w:rPr>
+              <w:t xml:space="preserve"> BONDS </w:t>
+            </w:r>
+          </w:p>
+        </w:tc>
+        <w:tc>
+          <w:tcPr>
+            <w:tcW w:type="dxa" w:w="7257"/>
+            <w:tcBorders>
+              <w:top w:val="nil"/>
+              <w:left w:val="nil"/>
+              <w:bottom w:val="single" w:sz="4" w:color="E3E8EE" w:space="0"/>
+              <w:right w:val="nil"/>
+            </w:tcBorders>
+          </w:tcPr>
+          <w:p>
+            <w:pPr>
+              <w:spacing w:before="0" w:after="0"/>
+            </w:pPr>
+            <w:hyperlink r:id="rId18">
+              <w:r>
+                <w:rPr>
+                  <w:color w:val="1A1A1A"/>
+                  <w:sz w:val="18"/>
+                </w:rPr>
+                <w:t xml:space="preserve">„Citadele banka“ išplatino 50 mln. obligacijų emisiją</w:t>
+              </w:r>
+            </w:hyperlink>
+            <w:r>
+              <w:rPr>
+                <w:b w:val="0"/>
+                <w:color w:val="5F6B7A"/>
+                <w:sz w:val="15"/>
+              </w:rPr>
+              <w:t xml:space="preserve">   15min.lt</w:t>
+            </w:r>
+          </w:p>
+        </w:tc>
+      </w:tr>
+      <w:tr>
+        <w:tc>
+          <w:tcPr>
+            <w:tcW w:type="dxa" w:w="1020"/>
+            <w:tcBorders>
+              <w:top w:val="nil"/>
+              <w:left w:val="nil"/>
+              <w:bottom w:val="single" w:sz="4" w:color="E3E8EE" w:space="0"/>
+              <w:right w:val="nil"/>
+            </w:tcBorders>
+          </w:tcPr>
+          <w:p>
+            <w:pPr>
+              <w:spacing w:before="0" w:after="0"/>
+            </w:pPr>
+            <w:r>
+              <w:rPr>
+                <w:b w:val="0"/>
+                <w:color w:val="1A1A1A"/>
+                <w:sz w:val="17"/>
+              </w:rPr>
+              <w:t>2026-10-18</w:t>
+            </w:r>
+          </w:p>
+        </w:tc>
+        <w:tc>
+          <w:tcPr>
+            <w:tcW w:type="dxa" w:w="1361"/>
+            <w:tcBorders>
+              <w:top w:val="nil"/>
+              <w:left w:val="nil"/>
+              <w:bottom w:val="single" w:sz="4" w:color="E3E8EE" w:space="0"/>
+              <w:right w:val="nil"/>
+            </w:tcBorders>
+          </w:tcPr>
+          <w:p>
+            <w:pPr>
+              <w:spacing w:before="0" w:after="0"/>
+            </w:pPr>
+            <w:r>
+              <w:rPr>
+                <w:b/>
+                <w:color w:val="5F6B7A"/>
+                <w:sz w:val="14"/>
+                <w:shd w:val="clear" w:color="auto" w:fill="F0F2F5"/>
+              </w:rPr>
+              <w:t xml:space="preserve"> MANAGEMENT </w:t>
+            </w:r>
+          </w:p>
+        </w:tc>
+        <w:tc>
+          <w:tcPr>
+            <w:tcW w:type="dxa" w:w="7257"/>
+            <w:tcBorders>
+              <w:top w:val="nil"/>
+              <w:left w:val="nil"/>
+              <w:bottom w:val="single" w:sz="4" w:color="E3E8EE" w:space="0"/>
+              <w:right w:val="nil"/>
+            </w:tcBorders>
+          </w:tcPr>
+          <w:p>
+            <w:pPr>
+              <w:spacing w:before="0" w:after="0"/>
+            </w:pPr>
+            <w:hyperlink r:id="rId21">
+              <w:r>
+                <w:rPr>
+                  <w:color w:val="1A1A1A"/>
+                  <w:sz w:val="18"/>
+                </w:rPr>
+                <w:t xml:space="preserve">Citadele panga tegevjuht: kõige madalam hõive- ja palgakasv on tehisintellektile tundlikes sektorites</w:t>
+              </w:r>
+            </w:hyperlink>
+            <w:r>
+              <w:rPr>
+                <w:b w:val="0"/>
+                <w:color w:val="5F6B7A"/>
+                <w:sz w:val="15"/>
+              </w:rPr>
+              <w:t xml:space="preserve">   Head Uudised</w:t>
+            </w:r>
+          </w:p>
+        </w:tc>
+      </w:tr>
+      <w:tr>
+        <w:tc>
+          <w:tcPr>
+            <w:tcW w:type="dxa" w:w="1020"/>
+            <w:tcBorders>
+              <w:top w:val="nil"/>
+              <w:left w:val="nil"/>
+              <w:bottom w:val="single" w:sz="4" w:color="E3E8EE" w:space="0"/>
+              <w:right w:val="nil"/>
+            </w:tcBorders>
+          </w:tcPr>
+          <w:p>
+            <w:pPr>
+              <w:spacing w:before="0" w:after="0"/>
+            </w:pPr>
+            <w:r>
+              <w:rPr>
+                <w:b w:val="0"/>
+                <w:color w:val="1A1A1A"/>
+                <w:sz w:val="17"/>
+              </w:rPr>
+              <w:t>2026-10-20</w:t>
+            </w:r>
+          </w:p>
+        </w:tc>
+        <w:tc>
+          <w:tcPr>
+            <w:tcW w:type="dxa" w:w="1361"/>
+            <w:tcBorders>
+              <w:top w:val="nil"/>
+              <w:left w:val="nil"/>
+              <w:bottom w:val="single" w:sz="4" w:color="E3E8EE" w:space="0"/>
+              <w:right w:val="nil"/>
+            </w:tcBorders>
+          </w:tcPr>
+          <w:p>
+            <w:pPr>
+              <w:spacing w:before="0" w:after="0"/>
+            </w:pPr>
+            <w:r>
+              <w:rPr>
+                <w:b/>
+                <w:color w:val="5F6B7A"/>
+                <w:sz w:val="14"/>
+                <w:shd w:val="clear" w:color="auto" w:fill="F0F2F5"/>
+              </w:rPr>
+              <w:t xml:space="preserve"> OTHER </w:t>
+            </w:r>
+          </w:p>
+        </w:tc>
+        <w:tc>
+          <w:tcPr>
+            <w:tcW w:type="dxa" w:w="7257"/>
+            <w:tcBorders>
+              <w:top w:val="nil"/>
+              <w:left w:val="nil"/>
+              <w:bottom w:val="single" w:sz="4" w:color="E3E8EE" w:space="0"/>
+              <w:right w:val="nil"/>
+            </w:tcBorders>
+          </w:tcPr>
+          <w:p>
+            <w:pPr>
+              <w:spacing w:before="0" w:after="0"/>
+            </w:pPr>
+            <w:hyperlink r:id="rId22">
+              <w:r>
+                <w:rPr>
+                  <w:color w:val="1A1A1A"/>
+                  <w:sz w:val="18"/>
+                </w:rPr>
+                <w:t xml:space="preserve">Sukčiai „WhatsApp“ apsimeta „Citadele“ darbuotojais: kaip apsaugoti duomenis ir pinigus</w:t>
+              </w:r>
+            </w:hyperlink>
+            <w:r>
+              <w:rPr>
+                <w:b w:val="0"/>
+                <w:color w:val="5F6B7A"/>
+                <w:sz w:val="15"/>
+              </w:rPr>
+              <w:t xml:space="preserve">   77.lt</w:t>
+            </w:r>
+          </w:p>
+        </w:tc>
+      </w:tr>
+      <w:tr>
+        <w:tc>
+          <w:tcPr>
+            <w:tcW w:type="dxa" w:w="1020"/>
+            <w:tcBorders>
+              <w:top w:val="nil"/>
+              <w:left w:val="nil"/>
+              <w:bottom w:val="single" w:sz="4" w:color="E3E8EE" w:space="0"/>
+              <w:right w:val="nil"/>
+            </w:tcBorders>
+          </w:tcPr>
+          <w:p>
+            <w:pPr>
+              <w:spacing w:before="0" w:after="0"/>
+            </w:pPr>
+            <w:r>
+              <w:rPr>
+                <w:b w:val="0"/>
+                <w:color w:val="1A1A1A"/>
+                <w:sz w:val="17"/>
+              </w:rPr>
+              <w:t>2026-10-20</w:t>
+            </w:r>
+          </w:p>
+        </w:tc>
+        <w:tc>
+          <w:tcPr>
+            <w:tcW w:type="dxa" w:w="1361"/>
+            <w:tcBorders>
+              <w:top w:val="nil"/>
+              <w:left w:val="nil"/>
+              <w:bottom w:val="single" w:sz="4" w:color="E3E8EE" w:space="0"/>
+              <w:right w:val="nil"/>
+            </w:tcBorders>
+          </w:tcPr>
+          <w:p>
+            <w:pPr>
+              <w:spacing w:before="0" w:after="0"/>
+            </w:pPr>
+            <w:r>
+              <w:rPr>
+                <w:b/>
+                <w:color w:val="5F6B7A"/>
+                <w:sz w:val="14"/>
+                <w:shd w:val="clear" w:color="auto" w:fill="F0F2F5"/>
+              </w:rPr>
+              <w:t xml:space="preserve"> OTHER </w:t>
+            </w:r>
+          </w:p>
+        </w:tc>
+        <w:tc>
+          <w:tcPr>
+            <w:tcW w:type="dxa" w:w="7257"/>
+            <w:tcBorders>
+              <w:top w:val="nil"/>
+              <w:left w:val="nil"/>
+              <w:bottom w:val="single" w:sz="4" w:color="E3E8EE" w:space="0"/>
+              <w:right w:val="nil"/>
+            </w:tcBorders>
+          </w:tcPr>
+          <w:p>
+            <w:pPr>
+              <w:spacing w:before="0" w:after="0"/>
+            </w:pPr>
+            <w:hyperlink r:id="rId20">
+              <w:r>
+                <w:rPr>
+                  <w:color w:val="1A1A1A"/>
+                  <w:sz w:val="18"/>
+                </w:rPr>
+                <w:t xml:space="preserve">Banka "Citadele" brīdina par jaunām krāpnieku aktivitātēm</w:t>
+              </w:r>
+            </w:hyperlink>
+            <w:r>
+              <w:rPr>
+                <w:b w:val="0"/>
+                <w:color w:val="5F6B7A"/>
+                <w:sz w:val="15"/>
+              </w:rPr>
+              <w:t xml:space="preserve">   DELFI</w:t>
+            </w:r>
+          </w:p>
+        </w:tc>
+      </w:tr>
+      <w:tr>
+        <w:tc>
+          <w:tcPr>
+            <w:tcW w:type="dxa" w:w="1020"/>
+            <w:tcBorders>
+              <w:top w:val="nil"/>
+              <w:left w:val="nil"/>
+              <w:bottom w:val="single" w:sz="4" w:color="E3E8EE" w:space="0"/>
+              <w:right w:val="nil"/>
+            </w:tcBorders>
+          </w:tcPr>
+          <w:p>
+            <w:pPr>
+              <w:spacing w:before="0" w:after="0"/>
+            </w:pPr>
+            <w:r>
+              <w:rPr>
+                <w:b w:val="0"/>
+                <w:color w:val="1A1A1A"/>
+                <w:sz w:val="17"/>
+              </w:rPr>
+              <w:t>2026-10-19</w:t>
+            </w:r>
+          </w:p>
+        </w:tc>
+        <w:tc>
+          <w:tcPr>
+            <w:tcW w:type="dxa" w:w="1361"/>
+            <w:tcBorders>
+              <w:top w:val="nil"/>
+              <w:left w:val="nil"/>
+              <w:bottom w:val="single" w:sz="4" w:color="E3E8EE" w:space="0"/>
+              <w:right w:val="nil"/>
+            </w:tcBorders>
+          </w:tcPr>
+          <w:p>
+            <w:pPr>
+              <w:spacing w:before="0" w:after="0"/>
+            </w:pPr>
+            <w:r>
+              <w:rPr>
+                <w:b/>
+                <w:color w:val="5F6B7A"/>
+                <w:sz w:val="14"/>
+                <w:shd w:val="clear" w:color="auto" w:fill="F0F2F5"/>
+              </w:rPr>
+              <w:t xml:space="preserve"> OTHER </w:t>
+            </w:r>
+          </w:p>
+        </w:tc>
+        <w:tc>
+          <w:tcPr>
+            <w:tcW w:type="dxa" w:w="7257"/>
+            <w:tcBorders>
+              <w:top w:val="nil"/>
+              <w:left w:val="nil"/>
+              <w:bottom w:val="single" w:sz="4" w:color="E3E8EE" w:space="0"/>
+              <w:right w:val="nil"/>
+            </w:tcBorders>
+          </w:tcPr>
+          <w:p>
+            <w:pPr>
+              <w:spacing w:before="0" w:after="0"/>
+            </w:pPr>
+            <w:hyperlink r:id="rId23">
+              <w:r>
+                <w:rPr>
+                  <w:color w:val="1A1A1A"/>
+                  <w:sz w:val="18"/>
+                </w:rPr>
+                <w:t xml:space="preserve">Banka "Citadele" izplatījusi brīdinājumu Latvijas iedzīvotājiem</w:t>
+              </w:r>
+            </w:hyperlink>
+            <w:r>
+              <w:rPr>
+                <w:b w:val="0"/>
+                <w:color w:val="5F6B7A"/>
+                <w:sz w:val="15"/>
+              </w:rPr>
+              <w:t xml:space="preserve">   NRA</w:t>
+            </w:r>
+          </w:p>
+        </w:tc>
+      </w:tr>
+      <w:tr>
+        <w:tc>
+          <w:tcPr>
+            <w:tcW w:type="dxa" w:w="1020"/>
+            <w:tcBorders>
+              <w:top w:val="nil"/>
+              <w:left w:val="nil"/>
+              <w:bottom w:val="single" w:sz="4" w:color="E3E8EE" w:space="0"/>
+              <w:right w:val="nil"/>
+            </w:tcBorders>
+          </w:tcPr>
+          <w:p>
+            <w:pPr>
+              <w:spacing w:before="0" w:after="0"/>
+            </w:pPr>
+            <w:r>
+              <w:rPr>
+                <w:b w:val="0"/>
+                <w:color w:val="1A1A1A"/>
+                <w:sz w:val="17"/>
+              </w:rPr>
+              <w:t>2026-10-16</w:t>
+            </w:r>
+          </w:p>
+        </w:tc>
+        <w:tc>
+          <w:tcPr>
+            <w:tcW w:type="dxa" w:w="1361"/>
+            <w:tcBorders>
+              <w:top w:val="nil"/>
+              <w:left w:val="nil"/>
+              <w:bottom w:val="single" w:sz="4" w:color="E3E8EE" w:space="0"/>
+              <w:right w:val="nil"/>
+            </w:tcBorders>
+          </w:tcPr>
+          <w:p>
+            <w:pPr>
+              <w:spacing w:before="0" w:after="0"/>
+            </w:pPr>
+            <w:r>
+              <w:rPr>
+                <w:b/>
+                <w:color w:val="5F6B7A"/>
+                <w:sz w:val="14"/>
+                <w:shd w:val="clear" w:color="auto" w:fill="F0F2F5"/>
+              </w:rPr>
+              <w:t xml:space="preserve"> OTHER </w:t>
+            </w:r>
+          </w:p>
+        </w:tc>
+        <w:tc>
+          <w:tcPr>
+            <w:tcW w:type="dxa" w:w="7257"/>
+            <w:tcBorders>
+              <w:top w:val="nil"/>
+              <w:left w:val="nil"/>
+              <w:bottom w:val="single" w:sz="4" w:color="E3E8EE" w:space="0"/>
+              <w:right w:val="nil"/>
+            </w:tcBorders>
+          </w:tcPr>
+          <w:p>
+            <w:pPr>
+              <w:spacing w:before="0" w:after="0"/>
+            </w:pPr>
+            <w:hyperlink r:id="rId24">
+              <w:r>
+                <w:rPr>
+                  <w:color w:val="1A1A1A"/>
+                  <w:sz w:val="18"/>
+                </w:rPr>
+                <w:t xml:space="preserve">Banka "Citadele" izsniegusi 3,9 miljonu eiro aizdevumu "Līvānu SES" un "Krāslavas SES II"</w:t>
+              </w:r>
+            </w:hyperlink>
+            <w:r>
+              <w:rPr>
+                <w:b w:val="0"/>
+                <w:color w:val="5F6B7A"/>
+                <w:sz w:val="15"/>
+              </w:rPr>
+              <w:t xml:space="preserve">   Radio1.lv</w:t>
+            </w:r>
+          </w:p>
+        </w:tc>
+      </w:tr>
+      <w:tr>
+        <w:tc>
+          <w:tcPr>
+            <w:tcW w:type="dxa" w:w="1020"/>
+            <w:tcBorders>
+              <w:top w:val="nil"/>
+              <w:left w:val="nil"/>
+              <w:bottom w:val="single" w:sz="4" w:color="E3E8EE" w:space="0"/>
+              <w:right w:val="nil"/>
+            </w:tcBorders>
+          </w:tcPr>
+          <w:p>
+            <w:pPr>
+              <w:spacing w:before="0" w:after="0"/>
+            </w:pPr>
+            <w:r>
+              <w:rPr>
+                <w:b w:val="0"/>
+                <w:color w:val="1A1A1A"/>
+                <w:sz w:val="17"/>
+              </w:rPr>
+              <w:t>2026-10-13</w:t>
+            </w:r>
+          </w:p>
+        </w:tc>
+        <w:tc>
+          <w:tcPr>
+            <w:tcW w:type="dxa" w:w="1361"/>
+            <w:tcBorders>
+              <w:top w:val="nil"/>
+              <w:left w:val="nil"/>
+              <w:bottom w:val="single" w:sz="4" w:color="E3E8EE" w:space="0"/>
+              <w:right w:val="nil"/>
+            </w:tcBorders>
+          </w:tcPr>
+          <w:p>
+            <w:pPr>
+              <w:spacing w:before="0" w:after="0"/>
+            </w:pPr>
+            <w:r>
+              <w:rPr>
+                <w:b/>
+                <w:color w:val="5F6B7A"/>
+                <w:sz w:val="14"/>
+                <w:shd w:val="clear" w:color="auto" w:fill="F0F2F5"/>
+              </w:rPr>
+              <w:t xml:space="preserve"> OTHER </w:t>
+            </w:r>
+          </w:p>
+        </w:tc>
+        <w:tc>
+          <w:tcPr>
+            <w:tcW w:type="dxa" w:w="7257"/>
+            <w:tcBorders>
+              <w:top w:val="nil"/>
+              <w:left w:val="nil"/>
+              <w:bottom w:val="single" w:sz="4" w:color="E3E8EE" w:space="0"/>
+              <w:right w:val="nil"/>
+            </w:tcBorders>
+          </w:tcPr>
+          <w:p>
+            <w:pPr>
+              <w:spacing w:before="0" w:after="0"/>
+            </w:pPr>
+            <w:hyperlink r:id="rId25">
+              <w:r>
+                <w:rPr>
+                  <w:color w:val="1A1A1A"/>
+                  <w:sz w:val="18"/>
+                </w:rPr>
+                <w:t xml:space="preserve">Citadele ievieš C Business platformu efektīvākai uzņēmuma pārvaldībai</w:t>
+              </w:r>
+            </w:hyperlink>
+            <w:r>
+              <w:rPr>
+                <w:b w:val="0"/>
+                <w:color w:val="5F6B7A"/>
+                <w:sz w:val="15"/>
+              </w:rPr>
+              <w:t xml:space="preserve">   TVNET</w:t>
+            </w:r>
+          </w:p>
+        </w:tc>
+      </w:tr>
+      <w:tr>
+        <w:tc>
+          <w:tcPr>
+            <w:tcW w:type="dxa" w:w="1020"/>
+            <w:tcBorders>
+              <w:top w:val="nil"/>
+              <w:left w:val="nil"/>
+              <w:bottom w:val="single" w:sz="4" w:color="E3E8EE" w:space="0"/>
+              <w:right w:val="nil"/>
+            </w:tcBorders>
+          </w:tcPr>
+          <w:p>
+            <w:pPr>
+              <w:spacing w:before="0" w:after="0"/>
+            </w:pPr>
+            <w:r>
+              <w:rPr>
+                <w:b w:val="0"/>
+                <w:color w:val="1A1A1A"/>
+                <w:sz w:val="17"/>
+              </w:rPr>
+              <w:t>2026-10-06</w:t>
+            </w:r>
+          </w:p>
+        </w:tc>
+        <w:tc>
+          <w:tcPr>
+            <w:tcW w:type="dxa" w:w="1361"/>
+            <w:tcBorders>
+              <w:top w:val="nil"/>
+              <w:left w:val="nil"/>
+              <w:bottom w:val="single" w:sz="4" w:color="E3E8EE" w:space="0"/>
+              <w:right w:val="nil"/>
+            </w:tcBorders>
+          </w:tcPr>
+          <w:p>
+            <w:pPr>
+              <w:spacing w:before="0" w:after="0"/>
+            </w:pPr>
+            <w:r>
+              <w:rPr>
+                <w:b/>
+                <w:color w:val="5F6B7A"/>
+                <w:sz w:val="14"/>
+                <w:shd w:val="clear" w:color="auto" w:fill="F0F2F5"/>
+              </w:rPr>
+              <w:t xml:space="preserve"> OTHER </w:t>
+            </w:r>
+          </w:p>
+        </w:tc>
+        <w:tc>
+          <w:tcPr>
+            <w:tcW w:type="dxa" w:w="7257"/>
+            <w:tcBorders>
+              <w:top w:val="nil"/>
+              <w:left w:val="nil"/>
+              <w:bottom w:val="single" w:sz="4" w:color="E3E8EE" w:space="0"/>
+              <w:right w:val="nil"/>
+            </w:tcBorders>
+          </w:tcPr>
+          <w:p>
+            <w:pPr>
+              <w:spacing w:before="0" w:after="0"/>
+            </w:pPr>
+            <w:hyperlink r:id="rId26">
+              <w:r>
+                <w:rPr>
+                  <w:color w:val="1A1A1A"/>
+                  <w:sz w:val="18"/>
+                </w:rPr>
+                <w:t xml:space="preserve">„Citadele“ pristato inovatyvią platformą verslui administracinei naštai mažinti</w:t>
+              </w:r>
+            </w:hyperlink>
+            <w:r>
+              <w:rPr>
+                <w:b w:val="0"/>
+                <w:color w:val="5F6B7A"/>
+                <w:sz w:val="15"/>
+              </w:rPr>
+              <w:t xml:space="preserve">   Delfi</w:t>
+            </w:r>
+          </w:p>
+        </w:tc>
+      </w:tr>
+      <w:tr>
+        <w:tc>
+          <w:tcPr>
+            <w:tcW w:type="dxa" w:w="1020"/>
+            <w:tcBorders>
+              <w:top w:val="nil"/>
+              <w:left w:val="nil"/>
+              <w:bottom w:val="single" w:sz="4" w:color="E3E8EE" w:space="0"/>
+              <w:right w:val="nil"/>
+            </w:tcBorders>
+          </w:tcPr>
+          <w:p>
+            <w:pPr>
+              <w:spacing w:before="0" w:after="0"/>
+            </w:pPr>
+            <w:r>
+              <w:rPr>
+                <w:b w:val="0"/>
+                <w:color w:val="1A1A1A"/>
+                <w:sz w:val="17"/>
+              </w:rPr>
+              <w:t>2026-10-02</w:t>
+            </w:r>
+          </w:p>
+        </w:tc>
+        <w:tc>
+          <w:tcPr>
+            <w:tcW w:type="dxa" w:w="1361"/>
+            <w:tcBorders>
+              <w:top w:val="nil"/>
+              <w:left w:val="nil"/>
+              <w:bottom w:val="single" w:sz="4" w:color="E3E8EE" w:space="0"/>
+              <w:right w:val="nil"/>
+            </w:tcBorders>
+          </w:tcPr>
+          <w:p>
+            <w:pPr>
+              <w:spacing w:before="0" w:after="0"/>
+            </w:pPr>
+            <w:r>
+              <w:rPr>
+                <w:b/>
+                <w:color w:val="5F6B7A"/>
+                <w:sz w:val="14"/>
+                <w:shd w:val="clear" w:color="auto" w:fill="F0F2F5"/>
+              </w:rPr>
+              <w:t xml:space="preserve"> OTHER </w:t>
+            </w:r>
+          </w:p>
+        </w:tc>
+        <w:tc>
+          <w:tcPr>
+            <w:tcW w:type="dxa" w:w="7257"/>
+            <w:tcBorders>
+              <w:top w:val="nil"/>
+              <w:left w:val="nil"/>
+              <w:bottom w:val="single" w:sz="4" w:color="E3E8EE" w:space="0"/>
+              <w:right w:val="nil"/>
+            </w:tcBorders>
+          </w:tcPr>
+          <w:p>
+            <w:pPr>
+              <w:spacing w:before="0" w:after="0"/>
+            </w:pPr>
+            <w:hyperlink r:id="rId27">
+              <w:r>
+                <w:rPr>
+                  <w:color w:val="1A1A1A"/>
+                  <w:sz w:val="18"/>
+                </w:rPr>
+                <w:t xml:space="preserve">Citadele ievieš platformu uzņēmumiem administratīvā sloga mazināšanai</w:t>
+              </w:r>
+            </w:hyperlink>
+            <w:r>
+              <w:rPr>
+                <w:b w:val="0"/>
+                <w:color w:val="5F6B7A"/>
+                <w:sz w:val="15"/>
+              </w:rPr>
+              <w:t xml:space="preserve">   Dienas Bizness</w:t>
+            </w:r>
+          </w:p>
+        </w:tc>
+      </w:tr>
+      <w:tr>
+        <w:tc>
+          <w:tcPr>
+            <w:tcW w:type="dxa" w:w="1020"/>
+            <w:tcBorders>
+              <w:top w:val="nil"/>
+              <w:left w:val="nil"/>
+              <w:bottom w:val="single" w:sz="4" w:color="E3E8EE" w:space="0"/>
+              <w:right w:val="nil"/>
+            </w:tcBorders>
+          </w:tcPr>
+          <w:p>
+            <w:pPr>
+              <w:spacing w:before="0" w:after="0"/>
+            </w:pPr>
+            <w:r>
+              <w:rPr>
+                <w:b w:val="0"/>
+                <w:color w:val="1A1A1A"/>
+                <w:sz w:val="17"/>
+              </w:rPr>
+              <w:t>2026-10-01</w:t>
+            </w:r>
+          </w:p>
+        </w:tc>
+        <w:tc>
+          <w:tcPr>
+            <w:tcW w:type="dxa" w:w="1361"/>
+            <w:tcBorders>
+              <w:top w:val="nil"/>
+              <w:left w:val="nil"/>
+              <w:bottom w:val="single" w:sz="4" w:color="E3E8EE" w:space="0"/>
+              <w:right w:val="nil"/>
+            </w:tcBorders>
+          </w:tcPr>
+          <w:p>
+            <w:pPr>
+              <w:spacing w:before="0" w:after="0"/>
+            </w:pPr>
+            <w:r>
+              <w:rPr>
+                <w:b/>
+                <w:color w:val="5F6B7A"/>
+                <w:sz w:val="14"/>
+                <w:shd w:val="clear" w:color="auto" w:fill="F0F2F5"/>
+              </w:rPr>
+              <w:t xml:space="preserve"> OTHER </w:t>
+            </w:r>
+          </w:p>
+        </w:tc>
+        <w:tc>
+          <w:tcPr>
+            <w:tcW w:type="dxa" w:w="7257"/>
+            <w:tcBorders>
+              <w:top w:val="nil"/>
+              <w:left w:val="nil"/>
+              <w:bottom w:val="single" w:sz="4" w:color="E3E8EE" w:space="0"/>
+              <w:right w:val="nil"/>
+            </w:tcBorders>
+          </w:tcPr>
+          <w:p>
+            <w:pPr>
+              <w:spacing w:before="0" w:after="0"/>
+            </w:pPr>
+            <w:hyperlink r:id="rId19">
+              <w:r>
+                <w:rPr>
+                  <w:color w:val="1A1A1A"/>
+                  <w:sz w:val="18"/>
+                </w:rPr>
+                <w:t xml:space="preserve">Citadele 50 miljoni emissioon märgiti 1,35 korda üle</w:t>
+              </w:r>
+            </w:hyperlink>
+            <w:r>
+              <w:rPr>
+                <w:b w:val="0"/>
+                <w:color w:val="5F6B7A"/>
+                <w:sz w:val="15"/>
+              </w:rPr>
+              <w:t xml:space="preserve">   quasa.io</w:t>
+            </w:r>
+          </w:p>
+        </w:tc>
+      </w:tr>
+    </w:tbl>
+    <w:p>
+      <w:pPr>
+        <w:spacing w:before="0" w:after="40"/>
+      </w:pPr>
+    </w:p>
+    <w:p>
+      <w:pPr>
+        <w:keepNext/>
+        <w:pBdr>
+          <w:bottom w:val="single" w:sz="8" w:color="1F4E79" w:space="4"/>
+        </w:pBdr>
+        <w:tabs>
+          <w:tab w:pos="482" w:val="left"/>
+        </w:tabs>
+        <w:spacing w:before="360" w:after="160"/>
+      </w:pPr>
+      <w:r>
+        <w:rPr>
+          <w:b/>
+          <w:color w:val="2A78D6"/>
+          <w:sz w:val="18"/>
+        </w:rPr>
+        <w:t>09</w:t>
+        <w:tab/>
+      </w:r>
       <w:r>
         <w:rPr>
           <w:b/>
@@ -3882,854 +6136,1644 @@
     </w:p>
     <w:p>
       <w:pPr>
-        <w:spacing w:before="160"/>
+        <w:keepNext/>
+        <w:shd w:val="clear" w:color="auto" w:fill="EAF1F8"/>
+        <w:spacing w:before="200" w:after="80"/>
+        <w:ind w:left="85"/>
       </w:pPr>
       <w:r>
         <w:rPr>
           <w:b/>
-          <w:sz w:val="22"/>
+          <w:caps/>
+          <w:color w:val="1F4E79"/>
+          <w:sz w:val="19"/>
         </w:rPr>
         <w:t>Exclusionary screening (companies)</w:t>
       </w:r>
     </w:p>
+    <w:tbl>
+      <w:tblPr>
+        <w:tblW w:w="9639" w:type="dxa"/>
+        <w:tblBorders>
+          <w:top w:val="nil"/>
+          <w:left w:val="nil"/>
+          <w:bottom w:val="nil"/>
+          <w:right w:val="nil"/>
+          <w:insideH w:val="nil"/>
+          <w:insideV w:val="nil"/>
+        </w:tblBorders>
+        <w:tblLayout w:type="fixed"/>
+        <w:tblCellMar>
+          <w:top w:w="90" w:type="dxa"/>
+          <w:left w:w="0" w:type="dxa"/>
+          <w:bottom w:w="110" w:type="dxa"/>
+          <w:right w:w="0" w:type="dxa"/>
+        </w:tblCellMar>
+        <w:tblLook w:firstColumn="1" w:firstRow="1" w:lastColumn="0" w:lastRow="0" w:noHBand="0" w:noVBand="1" w:val="04A0"/>
+      </w:tblPr>
+      <w:tblGrid>
+        <w:gridCol w:w="340"/>
+        <w:gridCol w:w="9298"/>
+      </w:tblGrid>
+      <w:tr>
+        <w:tc>
+          <w:tcPr>
+            <w:tcW w:type="dxa" w:w="340"/>
+            <w:tcBorders>
+              <w:top w:val="nil"/>
+              <w:left w:val="nil"/>
+              <w:bottom w:val="single" w:sz="4" w:color="E3E8EE" w:space="0"/>
+              <w:right w:val="nil"/>
+            </w:tcBorders>
+          </w:tcPr>
+          <w:p>
+            <w:pPr>
+              <w:spacing w:before="0" w:after="0"/>
+            </w:pPr>
+            <w:r>
+              <w:rPr>
+                <w:rFonts w:ascii="Segoe UI Symbol" w:hAnsi="Segoe UI Symbol"/>
+                <w:b w:val="0"/>
+                <w:color w:val="1B7F3B"/>
+                <w:sz w:val="24"/>
+              </w:rPr>
+              <w:t>☑</w:t>
+            </w:r>
+          </w:p>
+        </w:tc>
+        <w:tc>
+          <w:tcPr>
+            <w:tcW w:type="dxa" w:w="9298"/>
+            <w:tcBorders>
+              <w:top w:val="nil"/>
+              <w:left w:val="nil"/>
+              <w:bottom w:val="single" w:sz="4" w:color="E3E8EE" w:space="0"/>
+              <w:right w:val="nil"/>
+            </w:tcBorders>
+          </w:tcPr>
+          <w:p>
+            <w:pPr>
+              <w:spacing w:before="0" w:after="40"/>
+            </w:pPr>
+            <w:r>
+              <w:rPr>
+                <w:b/>
+                <w:color w:val="1A1A1A"/>
+                <w:sz w:val="19"/>
+              </w:rPr>
+              <w:t>Yes, the company is not involved in excluded sectors: controversial and nuclear weapons, tobacco, gambling and restricted sectors in fossil fuel</w:t>
+            </w:r>
+          </w:p>
+          <w:p>
+            <w:pPr>
+              <w:tabs>
+                <w:tab w:pos="198" w:val="left"/>
+              </w:tabs>
+              <w:spacing w:before="0" w:after="20"/>
+              <w:ind w:left="198" w:hanging="198"/>
+            </w:pPr>
+            <w:r>
+              <w:rPr>
+                <w:b w:val="0"/>
+                <w:color w:val="5F6B7A"/>
+                <w:sz w:val="18"/>
+              </w:rPr>
+              <w:t>•</w:t>
+              <w:tab/>
+            </w:r>
+            <w:r>
+              <w:rPr>
+                <w:b w:val="0"/>
+                <w:color w:val="333333"/>
+                <w:sz w:val="18"/>
+              </w:rPr>
+              <w:t>The bank is not active in excluded sectors and has defined industries it does not finance due to significant negative environmental impact</w:t>
+            </w:r>
+            <w:hyperlink r:id="rId16">
+              <w:r>
+                <w:rPr>
+                  <w:color w:val="2A78D6"/>
+                  <w:vertAlign w:val="superscript"/>
+                  <w:sz w:val="15"/>
+                </w:rPr>
+                <w:t xml:space="preserve">12</w:t>
+              </w:r>
+            </w:hyperlink>
+            <w:r>
+              <w:rPr>
+                <w:b w:val="0"/>
+                <w:color w:val="333333"/>
+                <w:sz w:val="18"/>
+              </w:rPr>
+              <w:t>.</w:t>
+            </w:r>
+          </w:p>
+        </w:tc>
+      </w:tr>
+    </w:tbl>
+    <w:tbl>
+      <w:tblPr>
+        <w:tblW w:w="9639" w:type="dxa"/>
+        <w:tblBorders>
+          <w:top w:val="nil"/>
+          <w:left w:val="nil"/>
+          <w:bottom w:val="nil"/>
+          <w:right w:val="nil"/>
+          <w:insideH w:val="nil"/>
+          <w:insideV w:val="nil"/>
+        </w:tblBorders>
+        <w:tblLayout w:type="fixed"/>
+        <w:tblCellMar>
+          <w:top w:w="90" w:type="dxa"/>
+          <w:left w:w="0" w:type="dxa"/>
+          <w:bottom w:w="110" w:type="dxa"/>
+          <w:right w:w="0" w:type="dxa"/>
+        </w:tblCellMar>
+        <w:tblLook w:firstColumn="1" w:firstRow="1" w:lastColumn="0" w:lastRow="0" w:noHBand="0" w:noVBand="1" w:val="04A0"/>
+      </w:tblPr>
+      <w:tblGrid>
+        <w:gridCol w:w="340"/>
+        <w:gridCol w:w="9298"/>
+      </w:tblGrid>
+      <w:tr>
+        <w:tc>
+          <w:tcPr>
+            <w:tcW w:type="dxa" w:w="340"/>
+            <w:tcBorders>
+              <w:top w:val="nil"/>
+              <w:left w:val="nil"/>
+              <w:bottom w:val="single" w:sz="4" w:color="E3E8EE" w:space="0"/>
+              <w:right w:val="nil"/>
+            </w:tcBorders>
+          </w:tcPr>
+          <w:p>
+            <w:pPr>
+              <w:spacing w:before="0" w:after="0"/>
+            </w:pPr>
+            <w:r>
+              <w:rPr>
+                <w:rFonts w:ascii="Segoe UI Symbol" w:hAnsi="Segoe UI Symbol"/>
+                <w:b w:val="0"/>
+                <w:color w:val="1B7F3B"/>
+                <w:sz w:val="24"/>
+              </w:rPr>
+              <w:t>☑</w:t>
+            </w:r>
+          </w:p>
+        </w:tc>
+        <w:tc>
+          <w:tcPr>
+            <w:tcW w:type="dxa" w:w="9298"/>
+            <w:tcBorders>
+              <w:top w:val="nil"/>
+              <w:left w:val="nil"/>
+              <w:bottom w:val="single" w:sz="4" w:color="E3E8EE" w:space="0"/>
+              <w:right w:val="nil"/>
+            </w:tcBorders>
+          </w:tcPr>
+          <w:p>
+            <w:pPr>
+              <w:spacing w:before="0" w:after="40"/>
+            </w:pPr>
+            <w:r>
+              <w:rPr>
+                <w:b/>
+                <w:color w:val="1A1A1A"/>
+                <w:sz w:val="19"/>
+              </w:rPr>
+              <w:t>Yes, the company does not have red flag/signal related to controversies based on UN Global Compact, OECD Guidelines for Multinational Enterprises or any other relevant principles/standards</w:t>
+            </w:r>
+          </w:p>
+          <w:p>
+            <w:pPr>
+              <w:tabs>
+                <w:tab w:pos="198" w:val="left"/>
+              </w:tabs>
+              <w:spacing w:before="0" w:after="20"/>
+              <w:ind w:left="198" w:hanging="198"/>
+            </w:pPr>
+            <w:r>
+              <w:rPr>
+                <w:b w:val="0"/>
+                <w:color w:val="5F6B7A"/>
+                <w:sz w:val="18"/>
+              </w:rPr>
+              <w:t>•</w:t>
+              <w:tab/>
+            </w:r>
+            <w:r>
+              <w:rPr>
+                <w:b w:val="0"/>
+                <w:color w:val="333333"/>
+                <w:sz w:val="18"/>
+              </w:rPr>
+              <w:t>No UN Global Compact or OECD related controversies or supervisory fines found (2026-10-22).</w:t>
+            </w:r>
+          </w:p>
+        </w:tc>
+      </w:tr>
+    </w:tbl>
+    <w:tbl>
+      <w:tblPr>
+        <w:tblW w:w="9639" w:type="dxa"/>
+        <w:tblBorders>
+          <w:top w:val="nil"/>
+          <w:left w:val="nil"/>
+          <w:bottom w:val="nil"/>
+          <w:right w:val="nil"/>
+          <w:insideH w:val="nil"/>
+          <w:insideV w:val="nil"/>
+        </w:tblBorders>
+        <w:tblLayout w:type="fixed"/>
+        <w:tblCellMar>
+          <w:top w:w="90" w:type="dxa"/>
+          <w:left w:w="0" w:type="dxa"/>
+          <w:bottom w:w="110" w:type="dxa"/>
+          <w:right w:w="0" w:type="dxa"/>
+        </w:tblCellMar>
+        <w:tblLook w:firstColumn="1" w:firstRow="1" w:lastColumn="0" w:lastRow="0" w:noHBand="0" w:noVBand="1" w:val="04A0"/>
+      </w:tblPr>
+      <w:tblGrid>
+        <w:gridCol w:w="340"/>
+        <w:gridCol w:w="9298"/>
+      </w:tblGrid>
+      <w:tr>
+        <w:tc>
+          <w:tcPr>
+            <w:tcW w:type="dxa" w:w="340"/>
+            <w:tcBorders>
+              <w:top w:val="nil"/>
+              <w:left w:val="nil"/>
+              <w:bottom w:val="single" w:sz="4" w:color="E3E8EE" w:space="0"/>
+              <w:right w:val="nil"/>
+            </w:tcBorders>
+          </w:tcPr>
+          <w:p>
+            <w:pPr>
+              <w:spacing w:before="0" w:after="0"/>
+            </w:pPr>
+            <w:r>
+              <w:rPr>
+                <w:rFonts w:ascii="Segoe UI Symbol" w:hAnsi="Segoe UI Symbol"/>
+                <w:b w:val="0"/>
+                <w:color w:val="1B7F3B"/>
+                <w:sz w:val="24"/>
+              </w:rPr>
+              <w:t>☑</w:t>
+            </w:r>
+          </w:p>
+        </w:tc>
+        <w:tc>
+          <w:tcPr>
+            <w:tcW w:type="dxa" w:w="9298"/>
+            <w:tcBorders>
+              <w:top w:val="nil"/>
+              <w:left w:val="nil"/>
+              <w:bottom w:val="single" w:sz="4" w:color="E3E8EE" w:space="0"/>
+              <w:right w:val="nil"/>
+            </w:tcBorders>
+          </w:tcPr>
+          <w:p>
+            <w:pPr>
+              <w:spacing w:before="0" w:after="40"/>
+            </w:pPr>
+            <w:r>
+              <w:rPr>
+                <w:b/>
+                <w:color w:val="1A1A1A"/>
+                <w:sz w:val="19"/>
+              </w:rPr>
+              <w:t>Yes, the company is not in the list of sanctions (add a screenshot)</w:t>
+            </w:r>
+          </w:p>
+          <w:p>
+            <w:pPr>
+              <w:tabs>
+                <w:tab w:pos="198" w:val="left"/>
+              </w:tabs>
+              <w:spacing w:before="0" w:after="20"/>
+              <w:ind w:left="198" w:hanging="198"/>
+            </w:pPr>
+            <w:r>
+              <w:rPr>
+                <w:b w:val="0"/>
+                <w:color w:val="5F6B7A"/>
+                <w:sz w:val="18"/>
+              </w:rPr>
+              <w:t>•</w:t>
+              <w:tab/>
+            </w:r>
+            <w:r>
+              <w:rPr>
+                <w:b w:val="0"/>
+                <w:color w:val="333333"/>
+                <w:sz w:val="18"/>
+              </w:rPr>
+              <w:t>Not found on the EU, UN, UK, US OFAC consolidated sanctions lists (automatic check 2026-10-22).</w:t>
+            </w:r>
+          </w:p>
+        </w:tc>
+      </w:tr>
+    </w:tbl>
+    <w:tbl>
+      <w:tblPr>
+        <w:tblW w:w="9639" w:type="dxa"/>
+        <w:tblBorders>
+          <w:top w:val="nil"/>
+          <w:left w:val="nil"/>
+          <w:bottom w:val="nil"/>
+          <w:right w:val="nil"/>
+          <w:insideH w:val="nil"/>
+          <w:insideV w:val="nil"/>
+        </w:tblBorders>
+        <w:tblLayout w:type="fixed"/>
+        <w:tblCellMar>
+          <w:top w:w="90" w:type="dxa"/>
+          <w:left w:w="0" w:type="dxa"/>
+          <w:bottom w:w="110" w:type="dxa"/>
+          <w:right w:w="0" w:type="dxa"/>
+        </w:tblCellMar>
+        <w:tblLook w:firstColumn="1" w:firstRow="1" w:lastColumn="0" w:lastRow="0" w:noHBand="0" w:noVBand="1" w:val="04A0"/>
+      </w:tblPr>
+      <w:tblGrid>
+        <w:gridCol w:w="340"/>
+        <w:gridCol w:w="9298"/>
+      </w:tblGrid>
+      <w:tr>
+        <w:tc>
+          <w:tcPr>
+            <w:tcW w:type="dxa" w:w="340"/>
+            <w:tcBorders>
+              <w:top w:val="nil"/>
+              <w:left w:val="nil"/>
+              <w:bottom w:val="single" w:sz="4" w:color="E3E8EE" w:space="0"/>
+              <w:right w:val="nil"/>
+            </w:tcBorders>
+          </w:tcPr>
+          <w:p>
+            <w:pPr>
+              <w:spacing w:before="0" w:after="0"/>
+            </w:pPr>
+            <w:r>
+              <w:rPr>
+                <w:rFonts w:ascii="Segoe UI Symbol" w:hAnsi="Segoe UI Symbol"/>
+                <w:b w:val="0"/>
+                <w:color w:val="1B7F3B"/>
+                <w:sz w:val="24"/>
+              </w:rPr>
+              <w:t>☑</w:t>
+            </w:r>
+          </w:p>
+        </w:tc>
+        <w:tc>
+          <w:tcPr>
+            <w:tcW w:type="dxa" w:w="9298"/>
+            <w:tcBorders>
+              <w:top w:val="nil"/>
+              <w:left w:val="nil"/>
+              <w:bottom w:val="single" w:sz="4" w:color="E3E8EE" w:space="0"/>
+              <w:right w:val="nil"/>
+            </w:tcBorders>
+          </w:tcPr>
+          <w:p>
+            <w:pPr>
+              <w:spacing w:before="0" w:after="40"/>
+            </w:pPr>
+            <w:r>
+              <w:rPr>
+                <w:b/>
+                <w:color w:val="1A1A1A"/>
+                <w:sz w:val="19"/>
+              </w:rPr>
+              <w:t>Yes, issues were not identified from adverse media checks (add a screenshot)</w:t>
+            </w:r>
+          </w:p>
+          <w:p>
+            <w:pPr>
+              <w:tabs>
+                <w:tab w:pos="198" w:val="left"/>
+              </w:tabs>
+              <w:spacing w:before="0" w:after="20"/>
+              <w:ind w:left="198" w:hanging="198"/>
+            </w:pPr>
+            <w:r>
+              <w:rPr>
+                <w:b w:val="0"/>
+                <w:color w:val="5F6B7A"/>
+                <w:sz w:val="18"/>
+              </w:rPr>
+              <w:t>•</w:t>
+              <w:tab/>
+            </w:r>
+            <w:r>
+              <w:rPr>
+                <w:b w:val="0"/>
+                <w:color w:val="333333"/>
+                <w:sz w:val="18"/>
+              </w:rPr>
+              <w:t>No adverse news found (2026-10-22).</w:t>
+            </w:r>
+          </w:p>
+          <w:p>
+            <w:pPr>
+              <w:tabs>
+                <w:tab w:pos="198" w:val="left"/>
+              </w:tabs>
+              <w:spacing w:before="0" w:after="20"/>
+              <w:ind w:left="198" w:hanging="198"/>
+            </w:pPr>
+            <w:r>
+              <w:rPr>
+                <w:b w:val="0"/>
+                <w:color w:val="5F6B7A"/>
+                <w:sz w:val="18"/>
+              </w:rPr>
+              <w:t>•</w:t>
+              <w:tab/>
+            </w:r>
+            <w:r>
+              <w:rPr>
+                <w:b w:val="0"/>
+                <w:color w:val="333333"/>
+                <w:sz w:val="18"/>
+              </w:rPr>
+              <w:t>News summary 2026-07-24 – 2026-10-22: 10 articles, 0 with an adverse keyword in the headline (details in the section "In the press").</w:t>
+            </w:r>
+          </w:p>
+        </w:tc>
+      </w:tr>
+    </w:tbl>
     <w:p>
       <w:pPr>
-        <w:spacing w:before="80" w:after="20"/>
+        <w:spacing w:before="120" w:after="40"/>
       </w:pPr>
       <w:r>
         <w:rPr>
-          <w:sz w:val="24"/>
-        </w:rPr>
-        <w:t xml:space="preserve">☑ </w:t>
-      </w:r>
-      <w:r>
-        <w:t>Yes, the company is not involved in excluded sectors: controversial and nuclear weapons, tobacco, gambling and restricted sectors in fossil fuel</w:t>
-      </w:r>
-    </w:p>
-    <w:p>
-      <w:pPr>
-        <w:spacing w:after="120"/>
-        <w:ind w:left="510" w:hanging="198"/>
-      </w:pPr>
-      <w:r>
-        <w:rPr>
-          <w:sz w:val="19"/>
-        </w:rPr>
-        <w:t xml:space="preserve">•  </w:t>
-      </w:r>
-      <w:r>
-        <w:rPr>
-          <w:b w:val="0"/>
+          <w:i/>
           <w:color w:val="333333"/>
-          <w:sz w:val="19"/>
-        </w:rPr>
-        <w:t>The bank is not active in excluded sectors and has defined industries it does not finance due to significant negative environmental impact</w:t>
-      </w:r>
-      <w:hyperlink r:id="rId14">
-        <w:r>
-          <w:rPr>
-            <w:color w:val="2A78D6"/>
-            <w:vertAlign w:val="superscript"/>
-            <w:sz w:val="16"/>
-          </w:rPr>
-          <w:t xml:space="preserve">12</w:t>
-        </w:r>
-      </w:hyperlink>
-      <w:r>
-        <w:rPr>
-          <w:b w:val="0"/>
-          <w:color w:val="333333"/>
-          <w:sz w:val="19"/>
-        </w:rPr>
-        <w:t>.</w:t>
-      </w:r>
-    </w:p>
-    <w:p>
-      <w:pPr>
-        <w:spacing w:before="80" w:after="20"/>
-      </w:pPr>
-      <w:r>
-        <w:rPr>
-          <w:sz w:val="24"/>
-        </w:rPr>
-        <w:t xml:space="preserve">☑ </w:t>
-      </w:r>
-      <w:r>
-        <w:t>Yes, the company does not have red flag/signal related to controversies based on UN Global Compact, OECD Guidelines for Multinational Enterprises or any other relevant principles/standards</w:t>
-      </w:r>
-    </w:p>
-    <w:p>
-      <w:pPr>
-        <w:spacing w:after="120"/>
-        <w:ind w:left="510" w:hanging="198"/>
-      </w:pPr>
-      <w:r>
-        <w:rPr>
-          <w:sz w:val="19"/>
-        </w:rPr>
-        <w:t xml:space="preserve">•  </w:t>
-      </w:r>
-      <w:r>
-        <w:rPr>
-          <w:b w:val="0"/>
-          <w:color w:val="333333"/>
-          <w:sz w:val="19"/>
-        </w:rPr>
-        <w:t>No UN Global Compact or OECD related controversies or supervisory fines found (2026-10-22).</w:t>
-      </w:r>
-    </w:p>
-    <w:p>
-      <w:pPr>
-        <w:spacing w:before="80" w:after="20"/>
-      </w:pPr>
-      <w:r>
-        <w:rPr>
-          <w:sz w:val="24"/>
-        </w:rPr>
-        <w:t xml:space="preserve">☑ </w:t>
-      </w:r>
-      <w:r>
-        <w:t>Yes, the company is not in the list of sanctions (add a screenshot)</w:t>
-      </w:r>
-    </w:p>
-    <w:p>
-      <w:pPr>
-        <w:spacing w:after="120"/>
-        <w:ind w:left="510" w:hanging="198"/>
-      </w:pPr>
-      <w:r>
-        <w:rPr>
-          <w:sz w:val="19"/>
-        </w:rPr>
-        <w:t xml:space="preserve">•  </w:t>
-      </w:r>
-      <w:r>
-        <w:rPr>
-          <w:b w:val="0"/>
-          <w:color w:val="333333"/>
-          <w:sz w:val="19"/>
-        </w:rPr>
-        <w:t>Not found on the EU, UN, UK, US OFAC consolidated sanctions lists (automatic check 2026-10-22).</w:t>
-      </w:r>
-    </w:p>
-    <w:p>
-      <w:pPr>
-        <w:spacing w:before="80" w:after="20"/>
-      </w:pPr>
-      <w:r>
-        <w:rPr>
-          <w:sz w:val="24"/>
-        </w:rPr>
-        <w:t xml:space="preserve">☑ </w:t>
-      </w:r>
-      <w:r>
-        <w:t>Yes, issues were not identified from adverse media checks (add a screenshot)</w:t>
-      </w:r>
-    </w:p>
-    <w:p>
-      <w:pPr>
-        <w:spacing w:after="120"/>
-        <w:ind w:left="510" w:hanging="198"/>
-      </w:pPr>
-      <w:r>
-        <w:rPr>
-          <w:sz w:val="19"/>
-        </w:rPr>
-        <w:t xml:space="preserve">•  </w:t>
-      </w:r>
-      <w:r>
-        <w:rPr>
-          <w:b w:val="0"/>
-          <w:color w:val="333333"/>
-          <w:sz w:val="19"/>
-        </w:rPr>
-        <w:t>No adverse news found (2026-10-22).</w:t>
-      </w:r>
-    </w:p>
-    <w:p>
-      <w:r>
-        <w:rPr>
-          <w:i/>
-          <w:sz w:val="19"/>
+          <w:sz w:val="18"/>
         </w:rPr>
         <w:t>In case any red flags, risks, unclarities were identified then additional checks (sanctions screening and adverse media checks) on the company’s Ultimate Beneficial Owners and/or senior management shall be performed.</w:t>
       </w:r>
     </w:p>
     <w:p>
       <w:pPr>
-        <w:spacing w:before="80"/>
+        <w:spacing w:before="120" w:after="40"/>
       </w:pPr>
       <w:r>
         <w:rPr>
           <w:b/>
+          <w:sz w:val="19"/>
         </w:rPr>
         <w:t xml:space="preserve">Additional comments: </w:t>
       </w:r>
     </w:p>
     <w:p>
       <w:pPr>
-        <w:spacing w:before="160"/>
+        <w:keepNext/>
+        <w:shd w:val="clear" w:color="auto" w:fill="EAF1F8"/>
+        <w:spacing w:before="200" w:after="80"/>
+        <w:ind w:left="85"/>
       </w:pPr>
       <w:r>
         <w:rPr>
           <w:b/>
-          <w:sz w:val="22"/>
+          <w:caps/>
+          <w:color w:val="1F4E79"/>
+          <w:sz w:val="19"/>
         </w:rPr>
         <w:t>ESG integration and positive screening (positive answers imply higher allocation)</w:t>
       </w:r>
     </w:p>
+    <w:tbl>
+      <w:tblPr>
+        <w:tblW w:w="9639" w:type="dxa"/>
+        <w:tblBorders>
+          <w:top w:val="nil"/>
+          <w:left w:val="nil"/>
+          <w:bottom w:val="nil"/>
+          <w:right w:val="nil"/>
+          <w:insideH w:val="nil"/>
+          <w:insideV w:val="nil"/>
+        </w:tblBorders>
+        <w:tblLayout w:type="fixed"/>
+        <w:tblCellMar>
+          <w:top w:w="90" w:type="dxa"/>
+          <w:left w:w="0" w:type="dxa"/>
+          <w:bottom w:w="110" w:type="dxa"/>
+          <w:right w:w="0" w:type="dxa"/>
+        </w:tblCellMar>
+        <w:tblLook w:firstColumn="1" w:firstRow="1" w:lastColumn="0" w:lastRow="0" w:noHBand="0" w:noVBand="1" w:val="04A0"/>
+      </w:tblPr>
+      <w:tblGrid>
+        <w:gridCol w:w="340"/>
+        <w:gridCol w:w="9298"/>
+      </w:tblGrid>
+      <w:tr>
+        <w:tc>
+          <w:tcPr>
+            <w:tcW w:type="dxa" w:w="340"/>
+            <w:tcBorders>
+              <w:top w:val="nil"/>
+              <w:left w:val="nil"/>
+              <w:bottom w:val="single" w:sz="4" w:color="E3E8EE" w:space="0"/>
+              <w:right w:val="nil"/>
+            </w:tcBorders>
+          </w:tcPr>
+          <w:p>
+            <w:pPr>
+              <w:spacing w:before="0" w:after="0"/>
+            </w:pPr>
+            <w:r>
+              <w:rPr>
+                <w:rFonts w:ascii="Segoe UI Symbol" w:hAnsi="Segoe UI Symbol"/>
+                <w:b w:val="0"/>
+                <w:color w:val="1B7F3B"/>
+                <w:sz w:val="24"/>
+              </w:rPr>
+              <w:t>☑</w:t>
+            </w:r>
+          </w:p>
+        </w:tc>
+        <w:tc>
+          <w:tcPr>
+            <w:tcW w:type="dxa" w:w="9298"/>
+            <w:tcBorders>
+              <w:top w:val="nil"/>
+              <w:left w:val="nil"/>
+              <w:bottom w:val="single" w:sz="4" w:color="E3E8EE" w:space="0"/>
+              <w:right w:val="nil"/>
+            </w:tcBorders>
+          </w:tcPr>
+          <w:p>
+            <w:pPr>
+              <w:spacing w:before="0" w:after="40"/>
+            </w:pPr>
+            <w:r>
+              <w:rPr>
+                <w:b/>
+                <w:color w:val="1A1A1A"/>
+                <w:sz w:val="19"/>
+              </w:rPr>
+              <w:t>Yes, the company is promoting environmental or social characteristics (activities, ESG policy, good ESG rating, etc)</w:t>
+            </w:r>
+          </w:p>
+          <w:p>
+            <w:pPr>
+              <w:tabs>
+                <w:tab w:pos="198" w:val="left"/>
+              </w:tabs>
+              <w:spacing w:before="0" w:after="20"/>
+              <w:ind w:left="198" w:hanging="198"/>
+            </w:pPr>
+            <w:r>
+              <w:rPr>
+                <w:b w:val="0"/>
+                <w:color w:val="5F6B7A"/>
+                <w:sz w:val="18"/>
+              </w:rPr>
+              <w:t>•</w:t>
+              <w:tab/>
+            </w:r>
+            <w:r>
+              <w:rPr>
+                <w:b w:val="0"/>
+                <w:color w:val="333333"/>
+                <w:sz w:val="18"/>
+              </w:rPr>
+              <w:t>Green Lending Framework</w:t>
+            </w:r>
+          </w:p>
+          <w:p>
+            <w:pPr>
+              <w:tabs>
+                <w:tab w:pos="198" w:val="left"/>
+              </w:tabs>
+              <w:spacing w:before="0" w:after="20"/>
+              <w:ind w:left="198" w:hanging="198"/>
+            </w:pPr>
+            <w:r>
+              <w:rPr>
+                <w:b w:val="0"/>
+                <w:color w:val="5F6B7A"/>
+                <w:sz w:val="18"/>
+              </w:rPr>
+              <w:t>•</w:t>
+              <w:tab/>
+            </w:r>
+            <w:r>
+              <w:rPr>
+                <w:b w:val="0"/>
+                <w:color w:val="333333"/>
+                <w:sz w:val="18"/>
+              </w:rPr>
+              <w:t>Green financing EUR 176.2m in 2025 (2024: 102.4m), green savings EUR 52m</w:t>
+            </w:r>
+            <w:hyperlink r:id="rId16">
+              <w:r>
+                <w:rPr>
+                  <w:color w:val="2A78D6"/>
+                  <w:vertAlign w:val="superscript"/>
+                  <w:sz w:val="15"/>
+                </w:rPr>
+                <w:t xml:space="preserve">12</w:t>
+              </w:r>
+            </w:hyperlink>
+            <w:r>
+              <w:rPr>
+                <w:b w:val="0"/>
+                <w:color w:val="333333"/>
+                <w:sz w:val="18"/>
+              </w:rPr>
+              <w:t>.</w:t>
+            </w:r>
+          </w:p>
+          <w:p>
+            <w:pPr>
+              <w:tabs>
+                <w:tab w:pos="198" w:val="left"/>
+              </w:tabs>
+              <w:spacing w:before="0" w:after="20"/>
+              <w:ind w:left="198" w:hanging="198"/>
+            </w:pPr>
+            <w:r>
+              <w:rPr>
+                <w:b w:val="0"/>
+                <w:color w:val="5F6B7A"/>
+                <w:sz w:val="18"/>
+              </w:rPr>
+              <w:t>•</w:t>
+              <w:tab/>
+            </w:r>
+            <w:r>
+              <w:rPr>
+                <w:b w:val="0"/>
+                <w:color w:val="333333"/>
+                <w:sz w:val="18"/>
+              </w:rPr>
+              <w:t>Member of the UN Principles for Responsible Banking</w:t>
+            </w:r>
+          </w:p>
+          <w:p>
+            <w:pPr>
+              <w:tabs>
+                <w:tab w:pos="198" w:val="left"/>
+              </w:tabs>
+              <w:spacing w:before="0" w:after="20"/>
+              <w:ind w:left="198" w:hanging="198"/>
+            </w:pPr>
+            <w:r>
+              <w:rPr>
+                <w:b w:val="0"/>
+                <w:color w:val="5F6B7A"/>
+                <w:sz w:val="18"/>
+              </w:rPr>
+              <w:t>•</w:t>
+              <w:tab/>
+            </w:r>
+            <w:r>
+              <w:rPr>
+                <w:b w:val="0"/>
+                <w:color w:val="333333"/>
+                <w:sz w:val="18"/>
+              </w:rPr>
+              <w:t>The asset manager is a PRI signatory</w:t>
+            </w:r>
+            <w:hyperlink r:id="rId16">
+              <w:r>
+                <w:rPr>
+                  <w:color w:val="2A78D6"/>
+                  <w:vertAlign w:val="superscript"/>
+                  <w:sz w:val="15"/>
+                </w:rPr>
+                <w:t xml:space="preserve">21</w:t>
+              </w:r>
+            </w:hyperlink>
+            <w:r>
+              <w:rPr>
+                <w:b w:val="0"/>
+                <w:color w:val="333333"/>
+                <w:sz w:val="18"/>
+              </w:rPr>
+              <w:t>.</w:t>
+            </w:r>
+          </w:p>
+        </w:tc>
+      </w:tr>
+    </w:tbl>
+    <w:tbl>
+      <w:tblPr>
+        <w:tblW w:w="9639" w:type="dxa"/>
+        <w:tblBorders>
+          <w:top w:val="nil"/>
+          <w:left w:val="nil"/>
+          <w:bottom w:val="nil"/>
+          <w:right w:val="nil"/>
+          <w:insideH w:val="nil"/>
+          <w:insideV w:val="nil"/>
+        </w:tblBorders>
+        <w:tblLayout w:type="fixed"/>
+        <w:tblCellMar>
+          <w:top w:w="90" w:type="dxa"/>
+          <w:left w:w="0" w:type="dxa"/>
+          <w:bottom w:w="110" w:type="dxa"/>
+          <w:right w:w="0" w:type="dxa"/>
+        </w:tblCellMar>
+        <w:tblLook w:firstColumn="1" w:firstRow="1" w:lastColumn="0" w:lastRow="0" w:noHBand="0" w:noVBand="1" w:val="04A0"/>
+      </w:tblPr>
+      <w:tblGrid>
+        <w:gridCol w:w="340"/>
+        <w:gridCol w:w="9298"/>
+      </w:tblGrid>
+      <w:tr>
+        <w:tc>
+          <w:tcPr>
+            <w:tcW w:type="dxa" w:w="340"/>
+            <w:tcBorders>
+              <w:top w:val="nil"/>
+              <w:left w:val="nil"/>
+              <w:bottom w:val="single" w:sz="4" w:color="E3E8EE" w:space="0"/>
+              <w:right w:val="nil"/>
+            </w:tcBorders>
+          </w:tcPr>
+          <w:p>
+            <w:pPr>
+              <w:spacing w:before="0" w:after="0"/>
+            </w:pPr>
+            <w:r>
+              <w:rPr>
+                <w:rFonts w:ascii="Segoe UI Symbol" w:hAnsi="Segoe UI Symbol"/>
+                <w:b w:val="0"/>
+                <w:color w:val="1B7F3B"/>
+                <w:sz w:val="24"/>
+              </w:rPr>
+              <w:t>☑</w:t>
+            </w:r>
+          </w:p>
+        </w:tc>
+        <w:tc>
+          <w:tcPr>
+            <w:tcW w:type="dxa" w:w="9298"/>
+            <w:tcBorders>
+              <w:top w:val="nil"/>
+              <w:left w:val="nil"/>
+              <w:bottom w:val="single" w:sz="4" w:color="E3E8EE" w:space="0"/>
+              <w:right w:val="nil"/>
+            </w:tcBorders>
+          </w:tcPr>
+          <w:p>
+            <w:pPr>
+              <w:spacing w:before="0" w:after="40"/>
+            </w:pPr>
+            <w:r>
+              <w:rPr>
+                <w:b/>
+                <w:color w:val="1A1A1A"/>
+                <w:sz w:val="19"/>
+              </w:rPr>
+              <w:t>Yes, the activities of the company or it’s strategy is aligned with the taxonomy and/or Paris agreement targets (e.g. net zero commitment)</w:t>
+            </w:r>
+          </w:p>
+          <w:p>
+            <w:pPr>
+              <w:tabs>
+                <w:tab w:pos="198" w:val="left"/>
+              </w:tabs>
+              <w:spacing w:before="0" w:after="20"/>
+              <w:ind w:left="198" w:hanging="198"/>
+            </w:pPr>
+            <w:r>
+              <w:rPr>
+                <w:b w:val="0"/>
+                <w:color w:val="5F6B7A"/>
+                <w:sz w:val="18"/>
+              </w:rPr>
+              <w:t>•</w:t>
+              <w:tab/>
+            </w:r>
+            <w:r>
+              <w:rPr>
+                <w:b w:val="0"/>
+                <w:color w:val="333333"/>
+                <w:sz w:val="18"/>
+              </w:rPr>
+              <w:t>Target of net-zero financed emissions by 2050 (Transition Plan v1)</w:t>
+            </w:r>
+            <w:hyperlink r:id="rId16">
+              <w:r>
+                <w:rPr>
+                  <w:color w:val="2A78D6"/>
+                  <w:vertAlign w:val="superscript"/>
+                  <w:sz w:val="15"/>
+                </w:rPr>
+                <w:t xml:space="preserve">15</w:t>
+              </w:r>
+            </w:hyperlink>
+            <w:r>
+              <w:rPr>
+                <w:b w:val="0"/>
+                <w:color w:val="333333"/>
+                <w:sz w:val="18"/>
+              </w:rPr>
+              <w:t>.</w:t>
+            </w:r>
+          </w:p>
+        </w:tc>
+      </w:tr>
+    </w:tbl>
+    <w:tbl>
+      <w:tblPr>
+        <w:tblW w:w="9639" w:type="dxa"/>
+        <w:tblBorders>
+          <w:top w:val="nil"/>
+          <w:left w:val="nil"/>
+          <w:bottom w:val="nil"/>
+          <w:right w:val="nil"/>
+          <w:insideH w:val="nil"/>
+          <w:insideV w:val="nil"/>
+        </w:tblBorders>
+        <w:tblLayout w:type="fixed"/>
+        <w:tblCellMar>
+          <w:top w:w="90" w:type="dxa"/>
+          <w:left w:w="0" w:type="dxa"/>
+          <w:bottom w:w="110" w:type="dxa"/>
+          <w:right w:w="0" w:type="dxa"/>
+        </w:tblCellMar>
+        <w:tblLook w:firstColumn="1" w:firstRow="1" w:lastColumn="0" w:lastRow="0" w:noHBand="0" w:noVBand="1" w:val="04A0"/>
+      </w:tblPr>
+      <w:tblGrid>
+        <w:gridCol w:w="340"/>
+        <w:gridCol w:w="9298"/>
+      </w:tblGrid>
+      <w:tr>
+        <w:tc>
+          <w:tcPr>
+            <w:tcW w:type="dxa" w:w="340"/>
+            <w:tcBorders>
+              <w:top w:val="nil"/>
+              <w:left w:val="nil"/>
+              <w:bottom w:val="single" w:sz="4" w:color="E3E8EE" w:space="0"/>
+              <w:right w:val="nil"/>
+            </w:tcBorders>
+          </w:tcPr>
+          <w:p>
+            <w:pPr>
+              <w:spacing w:before="0" w:after="0"/>
+            </w:pPr>
+            <w:r>
+              <w:rPr>
+                <w:rFonts w:ascii="Segoe UI Symbol" w:hAnsi="Segoe UI Symbol"/>
+                <w:b w:val="0"/>
+                <w:color w:val="1B7F3B"/>
+                <w:sz w:val="24"/>
+              </w:rPr>
+              <w:t>☑</w:t>
+            </w:r>
+          </w:p>
+        </w:tc>
+        <w:tc>
+          <w:tcPr>
+            <w:tcW w:type="dxa" w:w="9298"/>
+            <w:tcBorders>
+              <w:top w:val="nil"/>
+              <w:left w:val="nil"/>
+              <w:bottom w:val="single" w:sz="4" w:color="E3E8EE" w:space="0"/>
+              <w:right w:val="nil"/>
+            </w:tcBorders>
+          </w:tcPr>
+          <w:p>
+            <w:pPr>
+              <w:spacing w:before="0" w:after="40"/>
+            </w:pPr>
+            <w:r>
+              <w:rPr>
+                <w:b/>
+                <w:color w:val="1A1A1A"/>
+                <w:sz w:val="19"/>
+              </w:rPr>
+              <w:t>Yes, the company does not have yellow flag/signal related to controversies based on UN Global Compact or any other relevant principles/standards</w:t>
+            </w:r>
+          </w:p>
+          <w:p>
+            <w:pPr>
+              <w:tabs>
+                <w:tab w:pos="198" w:val="left"/>
+              </w:tabs>
+              <w:spacing w:before="0" w:after="20"/>
+              <w:ind w:left="198" w:hanging="198"/>
+            </w:pPr>
+            <w:r>
+              <w:rPr>
+                <w:b w:val="0"/>
+                <w:color w:val="5F6B7A"/>
+                <w:sz w:val="18"/>
+              </w:rPr>
+              <w:t>•</w:t>
+              <w:tab/>
+            </w:r>
+            <w:r>
+              <w:rPr>
+                <w:b w:val="0"/>
+                <w:color w:val="333333"/>
+                <w:sz w:val="18"/>
+              </w:rPr>
+              <w:t>No yellow flags found.</w:t>
+            </w:r>
+          </w:p>
+        </w:tc>
+      </w:tr>
+    </w:tbl>
+    <w:tbl>
+      <w:tblPr>
+        <w:tblW w:w="9639" w:type="dxa"/>
+        <w:tblBorders>
+          <w:top w:val="nil"/>
+          <w:left w:val="nil"/>
+          <w:bottom w:val="nil"/>
+          <w:right w:val="nil"/>
+          <w:insideH w:val="nil"/>
+          <w:insideV w:val="nil"/>
+        </w:tblBorders>
+        <w:tblLayout w:type="fixed"/>
+        <w:tblCellMar>
+          <w:top w:w="90" w:type="dxa"/>
+          <w:left w:w="0" w:type="dxa"/>
+          <w:bottom w:w="110" w:type="dxa"/>
+          <w:right w:w="0" w:type="dxa"/>
+        </w:tblCellMar>
+        <w:tblLook w:firstColumn="1" w:firstRow="1" w:lastColumn="0" w:lastRow="0" w:noHBand="0" w:noVBand="1" w:val="04A0"/>
+      </w:tblPr>
+      <w:tblGrid>
+        <w:gridCol w:w="340"/>
+        <w:gridCol w:w="9298"/>
+      </w:tblGrid>
+      <w:tr>
+        <w:tc>
+          <w:tcPr>
+            <w:tcW w:type="dxa" w:w="340"/>
+            <w:tcBorders>
+              <w:top w:val="nil"/>
+              <w:left w:val="nil"/>
+              <w:bottom w:val="single" w:sz="4" w:color="E3E8EE" w:space="0"/>
+              <w:right w:val="nil"/>
+            </w:tcBorders>
+          </w:tcPr>
+          <w:p>
+            <w:pPr>
+              <w:spacing w:before="0" w:after="0"/>
+            </w:pPr>
+            <w:r>
+              <w:rPr>
+                <w:rFonts w:ascii="Segoe UI Symbol" w:hAnsi="Segoe UI Symbol"/>
+                <w:b w:val="0"/>
+                <w:color w:val="1B7F3B"/>
+                <w:sz w:val="24"/>
+              </w:rPr>
+              <w:t>☑</w:t>
+            </w:r>
+          </w:p>
+        </w:tc>
+        <w:tc>
+          <w:tcPr>
+            <w:tcW w:type="dxa" w:w="9298"/>
+            <w:tcBorders>
+              <w:top w:val="nil"/>
+              <w:left w:val="nil"/>
+              <w:bottom w:val="single" w:sz="4" w:color="E3E8EE" w:space="0"/>
+              <w:right w:val="nil"/>
+            </w:tcBorders>
+          </w:tcPr>
+          <w:p>
+            <w:pPr>
+              <w:spacing w:before="0" w:after="40"/>
+            </w:pPr>
+            <w:r>
+              <w:rPr>
+                <w:b/>
+                <w:color w:val="1A1A1A"/>
+                <w:sz w:val="19"/>
+              </w:rPr>
+              <w:t>Yes, the company fulfills the expectations from SEB thematic and sector policies</w:t>
+            </w:r>
+          </w:p>
+          <w:p>
+            <w:pPr>
+              <w:spacing w:before="40" w:after="0"/>
+            </w:pPr>
+            <w:r>
+              <w:rPr>
+                <w:b/>
+                <w:color w:val="333333"/>
+                <w:sz w:val="18"/>
+              </w:rPr>
+              <w:t>Applicable</w:t>
+            </w:r>
+          </w:p>
+          <w:p>
+            <w:pPr>
+              <w:tabs>
+                <w:tab w:pos="198" w:val="left"/>
+              </w:tabs>
+              <w:spacing w:before="0" w:after="20"/>
+              <w:ind w:left="198" w:hanging="198"/>
+            </w:pPr>
+            <w:r>
+              <w:rPr>
+                <w:b w:val="0"/>
+                <w:color w:val="5F6B7A"/>
+                <w:sz w:val="18"/>
+              </w:rPr>
+              <w:t>•</w:t>
+              <w:tab/>
+            </w:r>
+            <w:r>
+              <w:rPr>
+                <w:b w:val="0"/>
+                <w:color w:val="333333"/>
+                <w:sz w:val="18"/>
+              </w:rPr>
+              <w:t>The Investments policy and the Environmental and Social &amp; Human Rights policies</w:t>
+            </w:r>
+            <w:hyperlink r:id="rId28">
+              <w:r>
+                <w:rPr>
+                  <w:color w:val="2A78D6"/>
+                  <w:vertAlign w:val="superscript"/>
+                  <w:sz w:val="15"/>
+                </w:rPr>
+                <w:t xml:space="preserve">22</w:t>
+              </w:r>
+            </w:hyperlink>
+            <w:r>
+              <w:rPr>
+                <w:b w:val="0"/>
+                <w:color w:val="333333"/>
+                <w:sz w:val="18"/>
+              </w:rPr>
+              <w:t>.</w:t>
+            </w:r>
+          </w:p>
+          <w:p>
+            <w:pPr>
+              <w:spacing w:before="40" w:after="0"/>
+            </w:pPr>
+            <w:r>
+              <w:rPr>
+                <w:b/>
+                <w:color w:val="333333"/>
+                <w:sz w:val="18"/>
+              </w:rPr>
+              <w:t>Met</w:t>
+            </w:r>
+          </w:p>
+          <w:p>
+            <w:pPr>
+              <w:tabs>
+                <w:tab w:pos="198" w:val="left"/>
+              </w:tabs>
+              <w:spacing w:before="0" w:after="20"/>
+              <w:ind w:left="198" w:hanging="198"/>
+            </w:pPr>
+            <w:r>
+              <w:rPr>
+                <w:b w:val="0"/>
+                <w:color w:val="5F6B7A"/>
+                <w:sz w:val="18"/>
+              </w:rPr>
+              <w:t>•</w:t>
+              <w:tab/>
+            </w:r>
+            <w:r>
+              <w:rPr>
+                <w:b w:val="0"/>
+                <w:color w:val="333333"/>
+                <w:sz w:val="18"/>
+              </w:rPr>
+              <w:t>Financing exclusions</w:t>
+            </w:r>
+            <w:hyperlink r:id="rId16">
+              <w:r>
+                <w:rPr>
+                  <w:color w:val="2A78D6"/>
+                  <w:vertAlign w:val="superscript"/>
+                  <w:sz w:val="15"/>
+                </w:rPr>
+                <w:t xml:space="preserve">12</w:t>
+              </w:r>
+            </w:hyperlink>
+          </w:p>
+          <w:p>
+            <w:pPr>
+              <w:tabs>
+                <w:tab w:pos="198" w:val="left"/>
+              </w:tabs>
+              <w:spacing w:before="0" w:after="20"/>
+              <w:ind w:left="198" w:hanging="198"/>
+            </w:pPr>
+            <w:r>
+              <w:rPr>
+                <w:b w:val="0"/>
+                <w:color w:val="5F6B7A"/>
+                <w:sz w:val="18"/>
+              </w:rPr>
+              <w:t>•</w:t>
+              <w:tab/>
+            </w:r>
+            <w:r>
+              <w:rPr>
+                <w:b w:val="0"/>
+                <w:color w:val="333333"/>
+                <w:sz w:val="18"/>
+              </w:rPr>
+              <w:t>2050 climate target</w:t>
+            </w:r>
+            <w:hyperlink r:id="rId16">
+              <w:r>
+                <w:rPr>
+                  <w:color w:val="2A78D6"/>
+                  <w:vertAlign w:val="superscript"/>
+                  <w:sz w:val="15"/>
+                </w:rPr>
+                <w:t xml:space="preserve">15</w:t>
+              </w:r>
+            </w:hyperlink>
+          </w:p>
+          <w:p>
+            <w:pPr>
+              <w:tabs>
+                <w:tab w:pos="198" w:val="left"/>
+              </w:tabs>
+              <w:spacing w:before="0" w:after="20"/>
+              <w:ind w:left="198" w:hanging="198"/>
+            </w:pPr>
+            <w:r>
+              <w:rPr>
+                <w:b w:val="0"/>
+                <w:color w:val="5F6B7A"/>
+                <w:sz w:val="18"/>
+              </w:rPr>
+              <w:t>•</w:t>
+              <w:tab/>
+            </w:r>
+            <w:r>
+              <w:rPr>
+                <w:b w:val="0"/>
+                <w:color w:val="333333"/>
+                <w:sz w:val="18"/>
+              </w:rPr>
+              <w:t>UN PRB membership</w:t>
+            </w:r>
+            <w:hyperlink r:id="rId16">
+              <w:r>
+                <w:rPr>
+                  <w:color w:val="2A78D6"/>
+                  <w:vertAlign w:val="superscript"/>
+                  <w:sz w:val="15"/>
+                </w:rPr>
+                <w:t xml:space="preserve">21</w:t>
+              </w:r>
+            </w:hyperlink>
+          </w:p>
+          <w:p>
+            <w:pPr>
+              <w:tabs>
+                <w:tab w:pos="198" w:val="left"/>
+              </w:tabs>
+              <w:spacing w:before="0" w:after="20"/>
+              <w:ind w:left="198" w:hanging="198"/>
+            </w:pPr>
+            <w:r>
+              <w:rPr>
+                <w:b w:val="0"/>
+                <w:color w:val="5F6B7A"/>
+                <w:sz w:val="18"/>
+              </w:rPr>
+              <w:t>•</w:t>
+              <w:tab/>
+            </w:r>
+            <w:r>
+              <w:rPr>
+                <w:b w:val="0"/>
+                <w:color w:val="333333"/>
+                <w:sz w:val="18"/>
+              </w:rPr>
+              <w:t>AML and sanctions training for close to 100% of staff</w:t>
+            </w:r>
+            <w:hyperlink r:id="rId16">
+              <w:r>
+                <w:rPr>
+                  <w:color w:val="2A78D6"/>
+                  <w:vertAlign w:val="superscript"/>
+                  <w:sz w:val="15"/>
+                </w:rPr>
+                <w:t xml:space="preserve">15</w:t>
+              </w:r>
+            </w:hyperlink>
+            <w:r>
+              <w:rPr>
+                <w:b w:val="0"/>
+                <w:color w:val="333333"/>
+                <w:sz w:val="18"/>
+              </w:rPr>
+              <w:t>.</w:t>
+            </w:r>
+          </w:p>
+          <w:p>
+            <w:pPr>
+              <w:spacing w:before="40" w:after="0"/>
+            </w:pPr>
+            <w:r>
+              <w:rPr>
+                <w:b/>
+                <w:color w:val="333333"/>
+                <w:sz w:val="18"/>
+              </w:rPr>
+              <w:t>Could be improved</w:t>
+            </w:r>
+          </w:p>
+          <w:p>
+            <w:pPr>
+              <w:tabs>
+                <w:tab w:pos="198" w:val="left"/>
+              </w:tabs>
+              <w:spacing w:before="0" w:after="20"/>
+              <w:ind w:left="198" w:hanging="198"/>
+            </w:pPr>
+            <w:r>
+              <w:rPr>
+                <w:b w:val="0"/>
+                <w:color w:val="5F6B7A"/>
+                <w:sz w:val="18"/>
+              </w:rPr>
+              <w:t>•</w:t>
+              <w:tab/>
+            </w:r>
+            <w:r>
+              <w:rPr>
+                <w:b w:val="0"/>
+                <w:color w:val="333333"/>
+                <w:sz w:val="18"/>
+              </w:rPr>
+              <w:t>Financed emission figures not found in the report.</w:t>
+            </w:r>
+          </w:p>
+        </w:tc>
+      </w:tr>
+    </w:tbl>
     <w:p>
       <w:pPr>
-        <w:spacing w:before="80" w:after="20"/>
-      </w:pPr>
-      <w:r>
-        <w:rPr>
-          <w:sz w:val="24"/>
-        </w:rPr>
-        <w:t xml:space="preserve">☑ </w:t>
-      </w:r>
-      <w:r>
-        <w:t>Yes, the company is promoting environmental or social characteristics (activities, ESG policy, good ESG rating, etc)</w:t>
-      </w:r>
-    </w:p>
-    <w:p>
-      <w:pPr>
-        <w:spacing w:after="0"/>
-        <w:ind w:left="510" w:hanging="198"/>
-      </w:pPr>
-      <w:r>
-        <w:rPr>
-          <w:sz w:val="19"/>
-        </w:rPr>
-        <w:t xml:space="preserve">•  </w:t>
-      </w:r>
-      <w:r>
-        <w:rPr>
-          <w:b w:val="0"/>
-          <w:color w:val="333333"/>
-          <w:sz w:val="19"/>
-        </w:rPr>
-        <w:t>Green Lending Framework</w:t>
-      </w:r>
-    </w:p>
-    <w:p>
-      <w:pPr>
-        <w:spacing w:after="0"/>
-        <w:ind w:left="510" w:hanging="198"/>
-      </w:pPr>
-      <w:r>
-        <w:rPr>
-          <w:sz w:val="19"/>
-        </w:rPr>
-        <w:t xml:space="preserve">•  </w:t>
-      </w:r>
-      <w:r>
-        <w:rPr>
-          <w:b w:val="0"/>
-          <w:color w:val="333333"/>
-          <w:sz w:val="19"/>
-        </w:rPr>
-        <w:t>Green financing EUR 176.2m in 2025 (2024: 102.4m), green savings EUR 52m</w:t>
-      </w:r>
-      <w:hyperlink r:id="rId14">
-        <w:r>
-          <w:rPr>
-            <w:color w:val="2A78D6"/>
-            <w:vertAlign w:val="superscript"/>
-            <w:sz w:val="16"/>
-          </w:rPr>
-          <w:t xml:space="preserve">12</w:t>
-        </w:r>
-      </w:hyperlink>
-      <w:r>
-        <w:rPr>
-          <w:b w:val="0"/>
-          <w:color w:val="333333"/>
-          <w:sz w:val="19"/>
-        </w:rPr>
-        <w:t>.</w:t>
-      </w:r>
-    </w:p>
-    <w:p>
-      <w:pPr>
-        <w:spacing w:after="0"/>
-        <w:ind w:left="510" w:hanging="198"/>
-      </w:pPr>
-      <w:r>
-        <w:rPr>
-          <w:sz w:val="19"/>
-        </w:rPr>
-        <w:t xml:space="preserve">•  </w:t>
-      </w:r>
-      <w:r>
-        <w:rPr>
-          <w:b w:val="0"/>
-          <w:color w:val="333333"/>
-          <w:sz w:val="19"/>
-        </w:rPr>
-        <w:t>Member of the UN Principles for Responsible Banking</w:t>
-      </w:r>
-    </w:p>
-    <w:p>
-      <w:pPr>
-        <w:spacing w:after="120"/>
-        <w:ind w:left="510" w:hanging="198"/>
-      </w:pPr>
-      <w:r>
-        <w:rPr>
-          <w:sz w:val="19"/>
-        </w:rPr>
-        <w:t xml:space="preserve">•  </w:t>
-      </w:r>
-      <w:r>
-        <w:rPr>
-          <w:b w:val="0"/>
-          <w:color w:val="333333"/>
-          <w:sz w:val="19"/>
-        </w:rPr>
-        <w:t>The asset manager is a PRI signatory</w:t>
-      </w:r>
-      <w:hyperlink r:id="rId14">
-        <w:r>
-          <w:rPr>
-            <w:color w:val="2A78D6"/>
-            <w:vertAlign w:val="superscript"/>
-            <w:sz w:val="16"/>
-          </w:rPr>
-          <w:t xml:space="preserve">18</w:t>
-        </w:r>
-      </w:hyperlink>
-      <w:r>
-        <w:rPr>
-          <w:b w:val="0"/>
-          <w:color w:val="333333"/>
-          <w:sz w:val="19"/>
-        </w:rPr>
-        <w:t>.</w:t>
-      </w:r>
-    </w:p>
-    <w:p>
-      <w:pPr>
-        <w:spacing w:before="80" w:after="20"/>
-      </w:pPr>
-      <w:r>
-        <w:rPr>
-          <w:sz w:val="24"/>
-        </w:rPr>
-        <w:t xml:space="preserve">☑ </w:t>
-      </w:r>
-      <w:r>
-        <w:t>Yes, the activities of the company or it’s strategy is aligned with the taxonomy and/or Paris agreement targets (e.g. net zero commitment)</w:t>
-      </w:r>
-    </w:p>
-    <w:p>
-      <w:pPr>
-        <w:spacing w:after="120"/>
-        <w:ind w:left="510" w:hanging="198"/>
-      </w:pPr>
-      <w:r>
-        <w:rPr>
-          <w:sz w:val="19"/>
-        </w:rPr>
-        <w:t xml:space="preserve">•  </w:t>
-      </w:r>
-      <w:r>
-        <w:rPr>
-          <w:b w:val="0"/>
-          <w:color w:val="333333"/>
-          <w:sz w:val="19"/>
-        </w:rPr>
-        <w:t>Target of net-zero financed emissions by 2050 (Transition Plan v1)</w:t>
-      </w:r>
-      <w:hyperlink r:id="rId14">
-        <w:r>
-          <w:rPr>
-            <w:color w:val="2A78D6"/>
-            <w:vertAlign w:val="superscript"/>
-            <w:sz w:val="16"/>
-          </w:rPr>
-          <w:t xml:space="preserve">15</w:t>
-        </w:r>
-      </w:hyperlink>
-      <w:r>
-        <w:rPr>
-          <w:b w:val="0"/>
-          <w:color w:val="333333"/>
-          <w:sz w:val="19"/>
-        </w:rPr>
-        <w:t>.</w:t>
-      </w:r>
-    </w:p>
-    <w:p>
-      <w:pPr>
-        <w:spacing w:before="80" w:after="20"/>
-      </w:pPr>
-      <w:r>
-        <w:rPr>
-          <w:sz w:val="24"/>
-        </w:rPr>
-        <w:t xml:space="preserve">☑ </w:t>
-      </w:r>
-      <w:r>
-        <w:t>Yes, the company does not have yellow flag/signal related to controversies based on UN Global Compact or any other relevant principles/standards</w:t>
-      </w:r>
-    </w:p>
-    <w:p>
-      <w:pPr>
-        <w:spacing w:after="120"/>
-        <w:ind w:left="510" w:hanging="198"/>
-      </w:pPr>
-      <w:r>
-        <w:rPr>
-          <w:sz w:val="19"/>
-        </w:rPr>
-        <w:t xml:space="preserve">•  </w:t>
-      </w:r>
-      <w:r>
-        <w:rPr>
-          <w:b w:val="0"/>
-          <w:color w:val="333333"/>
-          <w:sz w:val="19"/>
-        </w:rPr>
-        <w:t>No yellow flags found.</w:t>
-      </w:r>
-    </w:p>
-    <w:p>
-      <w:pPr>
-        <w:spacing w:before="80" w:after="20"/>
-      </w:pPr>
-      <w:r>
-        <w:rPr>
-          <w:sz w:val="24"/>
-        </w:rPr>
-        <w:t xml:space="preserve">☑ </w:t>
-      </w:r>
-      <w:r>
-        <w:t>Yes, the company fulfills the expectations from SEB thematic and sector policies</w:t>
-      </w:r>
-    </w:p>
-    <w:p>
-      <w:pPr>
-        <w:spacing w:after="0"/>
-        <w:ind w:left="397"/>
+        <w:spacing w:before="120" w:after="40"/>
       </w:pPr>
       <w:r>
         <w:rPr>
           <w:b/>
-          <w:color w:val="333333"/>
           <w:sz w:val="19"/>
-        </w:rPr>
-        <w:t>Applicable</w:t>
-      </w:r>
-    </w:p>
-    <w:p>
-      <w:pPr>
-        <w:spacing w:after="0"/>
-        <w:ind w:left="737" w:hanging="198"/>
-      </w:pPr>
-      <w:r>
-        <w:rPr>
-          <w:sz w:val="19"/>
-        </w:rPr>
-        <w:t xml:space="preserve">•  </w:t>
-      </w:r>
-      <w:r>
-        <w:rPr>
-          <w:b w:val="0"/>
-          <w:color w:val="333333"/>
-          <w:sz w:val="19"/>
-        </w:rPr>
-        <w:t>The Investments policy and the Environmental and Social &amp; Human Rights policies</w:t>
-      </w:r>
-      <w:hyperlink r:id="rId16">
-        <w:r>
-          <w:rPr>
-            <w:color w:val="2A78D6"/>
-            <w:vertAlign w:val="superscript"/>
-            <w:sz w:val="16"/>
-          </w:rPr>
-          <w:t xml:space="preserve">19</w:t>
-        </w:r>
-      </w:hyperlink>
-      <w:r>
-        <w:rPr>
-          <w:b w:val="0"/>
-          <w:color w:val="333333"/>
-          <w:sz w:val="19"/>
-        </w:rPr>
-        <w:t>.</w:t>
-      </w:r>
-    </w:p>
-    <w:p>
-      <w:pPr>
-        <w:spacing w:after="0"/>
-        <w:ind w:left="397"/>
-      </w:pPr>
-      <w:r>
-        <w:rPr>
-          <w:b/>
-          <w:color w:val="333333"/>
-          <w:sz w:val="19"/>
-        </w:rPr>
-        <w:t>Met</w:t>
-      </w:r>
-    </w:p>
-    <w:p>
-      <w:pPr>
-        <w:spacing w:after="0"/>
-        <w:ind w:left="737" w:hanging="198"/>
-      </w:pPr>
-      <w:r>
-        <w:rPr>
-          <w:sz w:val="19"/>
-        </w:rPr>
-        <w:t xml:space="preserve">•  </w:t>
-      </w:r>
-      <w:r>
-        <w:rPr>
-          <w:b w:val="0"/>
-          <w:color w:val="333333"/>
-          <w:sz w:val="19"/>
-        </w:rPr>
-        <w:t>Financing exclusions</w:t>
-      </w:r>
-      <w:hyperlink r:id="rId14">
-        <w:r>
-          <w:rPr>
-            <w:color w:val="2A78D6"/>
-            <w:vertAlign w:val="superscript"/>
-            <w:sz w:val="16"/>
-          </w:rPr>
-          <w:t xml:space="preserve">12</w:t>
-        </w:r>
-      </w:hyperlink>
-    </w:p>
-    <w:p>
-      <w:pPr>
-        <w:spacing w:after="0"/>
-        <w:ind w:left="737" w:hanging="198"/>
-      </w:pPr>
-      <w:r>
-        <w:rPr>
-          <w:sz w:val="19"/>
-        </w:rPr>
-        <w:t xml:space="preserve">•  </w:t>
-      </w:r>
-      <w:r>
-        <w:rPr>
-          <w:b w:val="0"/>
-          <w:color w:val="333333"/>
-          <w:sz w:val="19"/>
-        </w:rPr>
-        <w:t>2050 climate target</w:t>
-      </w:r>
-      <w:hyperlink r:id="rId14">
-        <w:r>
-          <w:rPr>
-            <w:color w:val="2A78D6"/>
-            <w:vertAlign w:val="superscript"/>
-            <w:sz w:val="16"/>
-          </w:rPr>
-          <w:t xml:space="preserve">15</w:t>
-        </w:r>
-      </w:hyperlink>
-    </w:p>
-    <w:p>
-      <w:pPr>
-        <w:spacing w:after="0"/>
-        <w:ind w:left="737" w:hanging="198"/>
-      </w:pPr>
-      <w:r>
-        <w:rPr>
-          <w:sz w:val="19"/>
-        </w:rPr>
-        <w:t xml:space="preserve">•  </w:t>
-      </w:r>
-      <w:r>
-        <w:rPr>
-          <w:b w:val="0"/>
-          <w:color w:val="333333"/>
-          <w:sz w:val="19"/>
-        </w:rPr>
-        <w:t>UN PRB membership</w:t>
-      </w:r>
-      <w:hyperlink r:id="rId14">
-        <w:r>
-          <w:rPr>
-            <w:color w:val="2A78D6"/>
-            <w:vertAlign w:val="superscript"/>
-            <w:sz w:val="16"/>
-          </w:rPr>
-          <w:t xml:space="preserve">18</w:t>
-        </w:r>
-      </w:hyperlink>
-    </w:p>
-    <w:p>
-      <w:pPr>
-        <w:spacing w:after="0"/>
-        <w:ind w:left="737" w:hanging="198"/>
-      </w:pPr>
-      <w:r>
-        <w:rPr>
-          <w:sz w:val="19"/>
-        </w:rPr>
-        <w:t xml:space="preserve">•  </w:t>
-      </w:r>
-      <w:r>
-        <w:rPr>
-          <w:b w:val="0"/>
-          <w:color w:val="333333"/>
-          <w:sz w:val="19"/>
-        </w:rPr>
-        <w:t>AML and sanctions training for close to 100% of staff</w:t>
-      </w:r>
-      <w:hyperlink r:id="rId14">
-        <w:r>
-          <w:rPr>
-            <w:color w:val="2A78D6"/>
-            <w:vertAlign w:val="superscript"/>
-            <w:sz w:val="16"/>
-          </w:rPr>
-          <w:t xml:space="preserve">15</w:t>
-        </w:r>
-      </w:hyperlink>
-      <w:r>
-        <w:rPr>
-          <w:b w:val="0"/>
-          <w:color w:val="333333"/>
-          <w:sz w:val="19"/>
-        </w:rPr>
-        <w:t>.</w:t>
-      </w:r>
-    </w:p>
-    <w:p>
-      <w:pPr>
-        <w:spacing w:after="0"/>
-        <w:ind w:left="397"/>
-      </w:pPr>
-      <w:r>
-        <w:rPr>
-          <w:b/>
-          <w:color w:val="333333"/>
-          <w:sz w:val="19"/>
-        </w:rPr>
-        <w:t>Could be improved</w:t>
-      </w:r>
-    </w:p>
-    <w:p>
-      <w:pPr>
-        <w:spacing w:after="120"/>
-        <w:ind w:left="737" w:hanging="198"/>
-      </w:pPr>
-      <w:r>
-        <w:rPr>
-          <w:sz w:val="19"/>
-        </w:rPr>
-        <w:t xml:space="preserve">•  </w:t>
-      </w:r>
-      <w:r>
-        <w:rPr>
-          <w:b w:val="0"/>
-          <w:color w:val="333333"/>
-          <w:sz w:val="19"/>
-        </w:rPr>
-        <w:t>Financed emission figures not found in the report.</w:t>
-      </w:r>
-    </w:p>
-    <w:p>
-      <w:pPr>
-        <w:spacing w:before="80"/>
-      </w:pPr>
-      <w:r>
-        <w:rPr>
-          <w:b/>
         </w:rPr>
         <w:t xml:space="preserve">Additional comments: </w:t>
       </w:r>
     </w:p>
     <w:p>
       <w:pPr>
-        <w:spacing w:before="160"/>
+        <w:keepNext/>
+        <w:shd w:val="clear" w:color="auto" w:fill="EAF1F8"/>
+        <w:spacing w:before="200" w:after="80"/>
+        <w:ind w:left="85"/>
       </w:pPr>
       <w:r>
         <w:rPr>
           <w:b/>
-          <w:sz w:val="22"/>
+          <w:caps/>
+          <w:color w:val="1F4E79"/>
+          <w:sz w:val="19"/>
         </w:rPr>
         <w:t>Engagement</w:t>
       </w:r>
     </w:p>
+    <w:tbl>
+      <w:tblPr>
+        <w:tblW w:w="9639" w:type="dxa"/>
+        <w:tblBorders>
+          <w:top w:val="nil"/>
+          <w:left w:val="nil"/>
+          <w:bottom w:val="nil"/>
+          <w:right w:val="nil"/>
+          <w:insideH w:val="nil"/>
+          <w:insideV w:val="nil"/>
+        </w:tblBorders>
+        <w:tblLayout w:type="fixed"/>
+        <w:tblCellMar>
+          <w:top w:w="90" w:type="dxa"/>
+          <w:left w:w="0" w:type="dxa"/>
+          <w:bottom w:w="110" w:type="dxa"/>
+          <w:right w:w="0" w:type="dxa"/>
+        </w:tblCellMar>
+        <w:tblLook w:firstColumn="1" w:firstRow="1" w:lastColumn="0" w:lastRow="0" w:noHBand="0" w:noVBand="1" w:val="04A0"/>
+      </w:tblPr>
+      <w:tblGrid>
+        <w:gridCol w:w="340"/>
+        <w:gridCol w:w="9298"/>
+      </w:tblGrid>
+      <w:tr>
+        <w:tc>
+          <w:tcPr>
+            <w:tcW w:type="dxa" w:w="340"/>
+            <w:tcBorders>
+              <w:top w:val="nil"/>
+              <w:left w:val="nil"/>
+              <w:bottom w:val="single" w:sz="4" w:color="E3E8EE" w:space="0"/>
+              <w:right w:val="nil"/>
+            </w:tcBorders>
+          </w:tcPr>
+          <w:p>
+            <w:pPr>
+              <w:spacing w:before="0" w:after="0"/>
+            </w:pPr>
+            <w:r>
+              <w:rPr>
+                <w:rFonts w:ascii="Segoe UI Symbol" w:hAnsi="Segoe UI Symbol"/>
+                <w:b w:val="0"/>
+                <w:color w:val="9AA5B1"/>
+                <w:sz w:val="24"/>
+              </w:rPr>
+              <w:t>☐</w:t>
+            </w:r>
+          </w:p>
+        </w:tc>
+        <w:tc>
+          <w:tcPr>
+            <w:tcW w:type="dxa" w:w="9298"/>
+            <w:tcBorders>
+              <w:top w:val="nil"/>
+              <w:left w:val="nil"/>
+              <w:bottom w:val="single" w:sz="4" w:color="E3E8EE" w:space="0"/>
+              <w:right w:val="nil"/>
+            </w:tcBorders>
+          </w:tcPr>
+          <w:p>
+            <w:pPr>
+              <w:spacing w:before="0" w:after="40"/>
+            </w:pPr>
+            <w:r>
+              <w:rPr>
+                <w:b/>
+                <w:color w:val="1A1A1A"/>
+                <w:sz w:val="19"/>
+              </w:rPr>
+              <w:t>Is there a need for pro-active engagement with the company?</w:t>
+            </w:r>
+          </w:p>
+          <w:p>
+            <w:pPr>
+              <w:tabs>
+                <w:tab w:pos="198" w:val="left"/>
+              </w:tabs>
+              <w:spacing w:before="0" w:after="20"/>
+              <w:ind w:left="198" w:hanging="198"/>
+            </w:pPr>
+            <w:r>
+              <w:rPr>
+                <w:b w:val="0"/>
+                <w:color w:val="5F6B7A"/>
+                <w:sz w:val="18"/>
+              </w:rPr>
+              <w:t>•</w:t>
+              <w:tab/>
+            </w:r>
+            <w:r>
+              <w:rPr>
+                <w:b w:val="0"/>
+                <w:color w:val="333333"/>
+                <w:sz w:val="18"/>
+              </w:rPr>
+              <w:t>No need: the bank is profitable, well capitalised and ESG practice is in order.</w:t>
+            </w:r>
+          </w:p>
+        </w:tc>
+      </w:tr>
+    </w:tbl>
     <w:p>
       <w:pPr>
-        <w:spacing w:before="80" w:after="20"/>
-      </w:pPr>
-      <w:r>
-        <w:rPr>
-          <w:sz w:val="24"/>
-        </w:rPr>
-        <w:t xml:space="preserve">☐ </w:t>
-      </w:r>
-      <w:r>
-        <w:t>Is there a need for pro-active engagement with the company?</w:t>
-      </w:r>
-    </w:p>
-    <w:p>
-      <w:pPr>
-        <w:spacing w:after="120"/>
-        <w:ind w:left="510" w:hanging="198"/>
-      </w:pPr>
-      <w:r>
-        <w:rPr>
-          <w:sz w:val="19"/>
-        </w:rPr>
-        <w:t xml:space="preserve">•  </w:t>
-      </w:r>
-      <w:r>
-        <w:rPr>
-          <w:b w:val="0"/>
-          <w:color w:val="333333"/>
-          <w:sz w:val="19"/>
-        </w:rPr>
-        <w:t>No need: the bank is profitable, well capitalised and ESG practice is in order.</w:t>
-      </w:r>
-    </w:p>
-    <w:p>
-      <w:pPr>
-        <w:spacing w:before="80"/>
+        <w:spacing w:before="120" w:after="40"/>
       </w:pPr>
       <w:r>
         <w:rPr>
           <w:b/>
+          <w:sz w:val="19"/>
         </w:rPr>
         <w:t xml:space="preserve">Additional comments: </w:t>
       </w:r>
     </w:p>
     <w:p>
       <w:pPr>
-        <w:spacing w:before="160"/>
+        <w:keepNext/>
+        <w:shd w:val="clear" w:color="auto" w:fill="EAF1F8"/>
+        <w:spacing w:before="200" w:after="80"/>
+        <w:ind w:left="85"/>
       </w:pPr>
       <w:r>
         <w:rPr>
           <w:b/>
-          <w:sz w:val="22"/>
+          <w:caps/>
+          <w:color w:val="1F4E79"/>
+          <w:sz w:val="19"/>
         </w:rPr>
         <w:t>Indicators</w:t>
       </w:r>
     </w:p>
+    <w:tbl>
+      <w:tblPr>
+        <w:tblW w:w="9639" w:type="dxa"/>
+        <w:tblBorders>
+          <w:top w:val="nil"/>
+          <w:left w:val="nil"/>
+          <w:bottom w:val="nil"/>
+          <w:right w:val="nil"/>
+          <w:insideH w:val="nil"/>
+          <w:insideV w:val="nil"/>
+        </w:tblBorders>
+        <w:tblLayout w:type="fixed"/>
+        <w:tblCellMar>
+          <w:top w:w="90" w:type="dxa"/>
+          <w:left w:w="0" w:type="dxa"/>
+          <w:bottom w:w="110" w:type="dxa"/>
+          <w:right w:w="0" w:type="dxa"/>
+        </w:tblCellMar>
+        <w:tblLook w:firstColumn="1" w:firstRow="1" w:lastColumn="0" w:lastRow="0" w:noHBand="0" w:noVBand="1" w:val="04A0"/>
+      </w:tblPr>
+      <w:tblGrid>
+        <w:gridCol w:w="340"/>
+        <w:gridCol w:w="9298"/>
+      </w:tblGrid>
+      <w:tr>
+        <w:tc>
+          <w:tcPr>
+            <w:tcW w:type="dxa" w:w="340"/>
+            <w:tcBorders>
+              <w:top w:val="nil"/>
+              <w:left w:val="nil"/>
+              <w:bottom w:val="single" w:sz="4" w:color="E3E8EE" w:space="0"/>
+              <w:right w:val="nil"/>
+            </w:tcBorders>
+          </w:tcPr>
+          <w:p>
+            <w:pPr>
+              <w:spacing w:before="0" w:after="0"/>
+            </w:pPr>
+            <w:r>
+              <w:rPr>
+                <w:rFonts w:ascii="Segoe UI Symbol" w:hAnsi="Segoe UI Symbol"/>
+                <w:b w:val="0"/>
+                <w:color w:val="1B7F3B"/>
+                <w:sz w:val="24"/>
+              </w:rPr>
+              <w:t>☑</w:t>
+            </w:r>
+          </w:p>
+        </w:tc>
+        <w:tc>
+          <w:tcPr>
+            <w:tcW w:type="dxa" w:w="9298"/>
+            <w:tcBorders>
+              <w:top w:val="nil"/>
+              <w:left w:val="nil"/>
+              <w:bottom w:val="single" w:sz="4" w:color="E3E8EE" w:space="0"/>
+              <w:right w:val="nil"/>
+            </w:tcBorders>
+          </w:tcPr>
+          <w:p>
+            <w:pPr>
+              <w:spacing w:before="0" w:after="40"/>
+            </w:pPr>
+            <w:r>
+              <w:rPr>
+                <w:b/>
+                <w:color w:val="1A1A1A"/>
+                <w:sz w:val="19"/>
+              </w:rPr>
+              <w:t>Yes, the indicators of the company support the targets of sustainability and PAI indicators followed by the Fund</w:t>
+            </w:r>
+          </w:p>
+          <w:p>
+            <w:pPr>
+              <w:tabs>
+                <w:tab w:pos="198" w:val="left"/>
+              </w:tabs>
+              <w:spacing w:before="0" w:after="20"/>
+              <w:ind w:left="198" w:hanging="198"/>
+            </w:pPr>
+            <w:r>
+              <w:rPr>
+                <w:b w:val="0"/>
+                <w:color w:val="5F6B7A"/>
+                <w:sz w:val="18"/>
+              </w:rPr>
+              <w:t>•</w:t>
+              <w:tab/>
+            </w:r>
+            <w:r>
+              <w:rPr>
+                <w:b w:val="0"/>
+                <w:color w:val="333333"/>
+                <w:sz w:val="18"/>
+              </w:rPr>
+              <w:t>Green financing 11% of new lending in 2025</w:t>
+            </w:r>
+            <w:hyperlink r:id="rId16">
+              <w:r>
+                <w:rPr>
+                  <w:color w:val="2A78D6"/>
+                  <w:vertAlign w:val="superscript"/>
+                  <w:sz w:val="15"/>
+                </w:rPr>
+                <w:t xml:space="preserve">12</w:t>
+              </w:r>
+            </w:hyperlink>
+          </w:p>
+          <w:p>
+            <w:pPr>
+              <w:tabs>
+                <w:tab w:pos="198" w:val="left"/>
+              </w:tabs>
+              <w:spacing w:before="0" w:after="20"/>
+              <w:ind w:left="198" w:hanging="198"/>
+            </w:pPr>
+            <w:r>
+              <w:rPr>
+                <w:b w:val="0"/>
+                <w:color w:val="5F6B7A"/>
+                <w:sz w:val="18"/>
+              </w:rPr>
+              <w:t>•</w:t>
+              <w:tab/>
+            </w:r>
+            <w:r>
+              <w:rPr>
+                <w:b w:val="0"/>
+                <w:color w:val="333333"/>
+                <w:sz w:val="18"/>
+              </w:rPr>
+              <w:t>Women on the management board 43%, supervisory board 25%</w:t>
+            </w:r>
+            <w:hyperlink r:id="rId16">
+              <w:r>
+                <w:rPr>
+                  <w:color w:val="2A78D6"/>
+                  <w:vertAlign w:val="superscript"/>
+                  <w:sz w:val="15"/>
+                </w:rPr>
+                <w:t xml:space="preserve">23</w:t>
+              </w:r>
+            </w:hyperlink>
+            <w:r>
+              <w:rPr>
+                <w:b w:val="0"/>
+                <w:color w:val="333333"/>
+                <w:sz w:val="18"/>
+              </w:rPr>
+              <w:t>.</w:t>
+            </w:r>
+          </w:p>
+        </w:tc>
+      </w:tr>
+    </w:tbl>
     <w:p>
       <w:pPr>
-        <w:spacing w:before="80" w:after="20"/>
-      </w:pPr>
-      <w:r>
-        <w:rPr>
-          <w:sz w:val="24"/>
-        </w:rPr>
-        <w:t xml:space="preserve">☑ </w:t>
-      </w:r>
-      <w:r>
-        <w:t>Yes, the indicators of the company support the targets of sustainability and PAI indicators followed by the Fund</w:t>
-      </w:r>
-    </w:p>
-    <w:p>
-      <w:pPr>
-        <w:spacing w:after="0"/>
-        <w:ind w:left="510" w:hanging="198"/>
-      </w:pPr>
-      <w:r>
-        <w:rPr>
-          <w:sz w:val="19"/>
-        </w:rPr>
-        <w:t xml:space="preserve">•  </w:t>
-      </w:r>
-      <w:r>
-        <w:rPr>
-          <w:b w:val="0"/>
-          <w:color w:val="333333"/>
-          <w:sz w:val="19"/>
-        </w:rPr>
-        <w:t>Green financing 11% of new lending in 2025</w:t>
-      </w:r>
-      <w:hyperlink r:id="rId14">
-        <w:r>
-          <w:rPr>
-            <w:color w:val="2A78D6"/>
-            <w:vertAlign w:val="superscript"/>
-            <w:sz w:val="16"/>
-          </w:rPr>
-          <w:t xml:space="preserve">12</w:t>
-        </w:r>
-      </w:hyperlink>
-    </w:p>
-    <w:p>
-      <w:pPr>
-        <w:spacing w:after="120"/>
-        <w:ind w:left="510" w:hanging="198"/>
-      </w:pPr>
-      <w:r>
-        <w:rPr>
-          <w:sz w:val="19"/>
-        </w:rPr>
-        <w:t xml:space="preserve">•  </w:t>
-      </w:r>
-      <w:r>
-        <w:rPr>
-          <w:b w:val="0"/>
-          <w:color w:val="333333"/>
-          <w:sz w:val="19"/>
-        </w:rPr>
-        <w:t>Women on the management board 43%, supervisory board 25%</w:t>
-      </w:r>
-      <w:hyperlink r:id="rId14">
-        <w:r>
-          <w:rPr>
-            <w:color w:val="2A78D6"/>
-            <w:vertAlign w:val="superscript"/>
-            <w:sz w:val="16"/>
-          </w:rPr>
-          <w:t xml:space="preserve">20</w:t>
-        </w:r>
-      </w:hyperlink>
-      <w:r>
-        <w:rPr>
-          <w:b w:val="0"/>
-          <w:color w:val="333333"/>
-          <w:sz w:val="19"/>
-        </w:rPr>
-        <w:t>.</w:t>
-      </w:r>
-    </w:p>
-    <w:p>
-      <w:pPr>
-        <w:spacing w:before="80"/>
+        <w:spacing w:before="120" w:after="40"/>
       </w:pPr>
       <w:r>
         <w:rPr>
           <w:b/>
+          <w:sz w:val="19"/>
         </w:rPr>
         <w:t xml:space="preserve">Additional comments: </w:t>
       </w:r>
     </w:p>
     <w:p>
       <w:pPr>
-        <w:spacing w:before="80"/>
+        <w:spacing w:before="120" w:after="40"/>
       </w:pPr>
       <w:r>
         <w:rPr>
           <w:b/>
+          <w:sz w:val="19"/>
         </w:rPr>
         <w:t xml:space="preserve">Conclusion: </w:t>
       </w:r>
       <w:r>
         <w:rPr>
           <w:b w:val="0"/>
+          <w:sz w:val="19"/>
         </w:rPr>
         <w:t>No exclusions or red flags. Green financing is growing, with a climate target and UN PRB membership.</w:t>
       </w:r>
     </w:p>
     <w:p>
+      <w:pPr>
+        <w:spacing w:before="40" w:after="60"/>
+      </w:pPr>
       <w:r>
         <w:rPr>
-          <w:i/>
+          <w:b w:val="0"/>
           <w:color w:val="5F6B7A"/>
           <w:sz w:val="16"/>
         </w:rPr>
@@ -4738,11 +7782,24 @@
     </w:p>
     <w:p>
       <w:pPr>
-        <w:spacing w:before="280" w:after="80"/>
+        <w:keepNext/>
         <w:pBdr>
-          <w:bottom w:val="single" w:sz="6" w:color="C9D3DE" w:space="2"/>
+          <w:bottom w:val="single" w:sz="8" w:color="1F4E79" w:space="4"/>
         </w:pBdr>
+        <w:tabs>
+          <w:tab w:pos="482" w:val="left"/>
+        </w:tabs>
+        <w:spacing w:before="360" w:after="160"/>
       </w:pPr>
+      <w:r>
+        <w:rPr>
+          <w:b/>
+          <w:color w:val="2A78D6"/>
+          <w:sz w:val="18"/>
+        </w:rPr>
+        <w:t>10</w:t>
+        <w:tab/>
+      </w:r>
       <w:r>
         <w:rPr>
           <w:b/>
@@ -4754,16 +7811,22 @@
     </w:p>
     <w:p>
       <w:pPr>
-        <w:spacing w:after="20"/>
-        <w:ind w:left="340" w:hanging="340"/>
+        <w:tabs>
+          <w:tab w:pos="397" w:val="left"/>
+        </w:tabs>
+        <w:spacing w:before="0" w:after="30"/>
+        <w:ind w:left="397" w:hanging="397"/>
       </w:pPr>
       <w:r>
         <w:rPr>
+          <w:b w:val="0"/>
+          <w:color w:val="5F6B7A"/>
           <w:sz w:val="17"/>
         </w:rPr>
-        <w:t xml:space="preserve">1. </w:t>
+        <w:t>1.</w:t>
+        <w:tab/>
       </w:r>
-      <w:hyperlink r:id="rId10">
+      <w:hyperlink r:id="rId12">
         <w:r>
           <w:rPr>
             <w:color w:val="2A78D6"/>
@@ -4775,16 +7838,22 @@
     </w:p>
     <w:p>
       <w:pPr>
-        <w:spacing w:after="20"/>
-        <w:ind w:left="340" w:hanging="340"/>
+        <w:tabs>
+          <w:tab w:pos="397" w:val="left"/>
+        </w:tabs>
+        <w:spacing w:before="0" w:after="30"/>
+        <w:ind w:left="397" w:hanging="397"/>
       </w:pPr>
       <w:r>
         <w:rPr>
+          <w:b w:val="0"/>
+          <w:color w:val="5F6B7A"/>
           <w:sz w:val="17"/>
         </w:rPr>
-        <w:t xml:space="preserve">2. </w:t>
+        <w:t>2.</w:t>
+        <w:tab/>
       </w:r>
-      <w:hyperlink r:id="rId11">
+      <w:hyperlink r:id="rId13">
         <w:r>
           <w:rPr>
             <w:color w:val="2A78D6"/>
@@ -4796,16 +7865,22 @@
     </w:p>
     <w:p>
       <w:pPr>
-        <w:spacing w:after="20"/>
-        <w:ind w:left="340" w:hanging="340"/>
+        <w:tabs>
+          <w:tab w:pos="397" w:val="left"/>
+        </w:tabs>
+        <w:spacing w:before="0" w:after="30"/>
+        <w:ind w:left="397" w:hanging="397"/>
       </w:pPr>
       <w:r>
         <w:rPr>
+          <w:b w:val="0"/>
+          <w:color w:val="5F6B7A"/>
           <w:sz w:val="17"/>
         </w:rPr>
-        <w:t xml:space="preserve">3. </w:t>
+        <w:t>3.</w:t>
+        <w:tab/>
       </w:r>
-      <w:hyperlink r:id="rId12">
+      <w:hyperlink r:id="rId14">
         <w:r>
           <w:rPr>
             <w:color w:val="2A78D6"/>
@@ -4817,16 +7892,22 @@
     </w:p>
     <w:p>
       <w:pPr>
-        <w:spacing w:after="20"/>
-        <w:ind w:left="340" w:hanging="340"/>
+        <w:tabs>
+          <w:tab w:pos="397" w:val="left"/>
+        </w:tabs>
+        <w:spacing w:before="0" w:after="30"/>
+        <w:ind w:left="397" w:hanging="397"/>
       </w:pPr>
       <w:r>
         <w:rPr>
+          <w:b w:val="0"/>
+          <w:color w:val="5F6B7A"/>
           <w:sz w:val="17"/>
         </w:rPr>
-        <w:t xml:space="preserve">4. </w:t>
+        <w:t>4.</w:t>
+        <w:tab/>
       </w:r>
-      <w:hyperlink r:id="rId13">
+      <w:hyperlink r:id="rId15">
         <w:r>
           <w:rPr>
             <w:color w:val="2A78D6"/>
@@ -4838,16 +7919,22 @@
     </w:p>
     <w:p>
       <w:pPr>
-        <w:spacing w:after="20"/>
-        <w:ind w:left="340" w:hanging="340"/>
+        <w:tabs>
+          <w:tab w:pos="397" w:val="left"/>
+        </w:tabs>
+        <w:spacing w:before="0" w:after="30"/>
+        <w:ind w:left="397" w:hanging="397"/>
       </w:pPr>
       <w:r>
         <w:rPr>
+          <w:b w:val="0"/>
+          <w:color w:val="5F6B7A"/>
           <w:sz w:val="17"/>
         </w:rPr>
-        <w:t xml:space="preserve">5. </w:t>
+        <w:t>5.</w:t>
+        <w:tab/>
       </w:r>
-      <w:hyperlink r:id="rId13">
+      <w:hyperlink r:id="rId15">
         <w:r>
           <w:rPr>
             <w:color w:val="2A78D6"/>
@@ -4859,16 +7946,22 @@
     </w:p>
     <w:p>
       <w:pPr>
-        <w:spacing w:after="20"/>
-        <w:ind w:left="340" w:hanging="340"/>
+        <w:tabs>
+          <w:tab w:pos="397" w:val="left"/>
+        </w:tabs>
+        <w:spacing w:before="0" w:after="30"/>
+        <w:ind w:left="397" w:hanging="397"/>
       </w:pPr>
       <w:r>
         <w:rPr>
+          <w:b w:val="0"/>
+          <w:color w:val="5F6B7A"/>
           <w:sz w:val="17"/>
         </w:rPr>
-        <w:t xml:space="preserve">6. </w:t>
+        <w:t>6.</w:t>
+        <w:tab/>
       </w:r>
-      <w:hyperlink r:id="rId13">
+      <w:hyperlink r:id="rId15">
         <w:r>
           <w:rPr>
             <w:color w:val="2A78D6"/>
@@ -4880,16 +7973,22 @@
     </w:p>
     <w:p>
       <w:pPr>
-        <w:spacing w:after="20"/>
-        <w:ind w:left="340" w:hanging="340"/>
+        <w:tabs>
+          <w:tab w:pos="397" w:val="left"/>
+        </w:tabs>
+        <w:spacing w:before="0" w:after="30"/>
+        <w:ind w:left="397" w:hanging="397"/>
       </w:pPr>
       <w:r>
         <w:rPr>
+          <w:b w:val="0"/>
+          <w:color w:val="5F6B7A"/>
           <w:sz w:val="17"/>
         </w:rPr>
-        <w:t xml:space="preserve">7. </w:t>
+        <w:t>7.</w:t>
+        <w:tab/>
       </w:r>
-      <w:hyperlink r:id="rId13">
+      <w:hyperlink r:id="rId15">
         <w:r>
           <w:rPr>
             <w:color w:val="2A78D6"/>
@@ -4901,16 +8000,22 @@
     </w:p>
     <w:p>
       <w:pPr>
-        <w:spacing w:after="20"/>
-        <w:ind w:left="340" w:hanging="340"/>
+        <w:tabs>
+          <w:tab w:pos="397" w:val="left"/>
+        </w:tabs>
+        <w:spacing w:before="0" w:after="30"/>
+        <w:ind w:left="397" w:hanging="397"/>
       </w:pPr>
       <w:r>
         <w:rPr>
+          <w:b w:val="0"/>
+          <w:color w:val="5F6B7A"/>
           <w:sz w:val="17"/>
         </w:rPr>
-        <w:t xml:space="preserve">8. </w:t>
+        <w:t>8.</w:t>
+        <w:tab/>
       </w:r>
-      <w:hyperlink r:id="rId14">
+      <w:hyperlink r:id="rId16">
         <w:r>
           <w:rPr>
             <w:color w:val="2A78D6"/>
@@ -4922,16 +8027,22 @@
     </w:p>
     <w:p>
       <w:pPr>
-        <w:spacing w:after="20"/>
-        <w:ind w:left="340" w:hanging="340"/>
+        <w:tabs>
+          <w:tab w:pos="397" w:val="left"/>
+        </w:tabs>
+        <w:spacing w:before="0" w:after="30"/>
+        <w:ind w:left="397" w:hanging="397"/>
       </w:pPr>
       <w:r>
         <w:rPr>
+          <w:b w:val="0"/>
+          <w:color w:val="5F6B7A"/>
           <w:sz w:val="17"/>
         </w:rPr>
-        <w:t xml:space="preserve">9. </w:t>
+        <w:t>9.</w:t>
+        <w:tab/>
       </w:r>
-      <w:hyperlink r:id="rId13">
+      <w:hyperlink r:id="rId15">
         <w:r>
           <w:rPr>
             <w:color w:val="2A78D6"/>
@@ -4943,16 +8054,22 @@
     </w:p>
     <w:p>
       <w:pPr>
-        <w:spacing w:after="20"/>
-        <w:ind w:left="340" w:hanging="340"/>
+        <w:tabs>
+          <w:tab w:pos="397" w:val="left"/>
+        </w:tabs>
+        <w:spacing w:before="0" w:after="30"/>
+        <w:ind w:left="397" w:hanging="397"/>
       </w:pPr>
       <w:r>
         <w:rPr>
+          <w:b w:val="0"/>
+          <w:color w:val="5F6B7A"/>
           <w:sz w:val="17"/>
         </w:rPr>
-        <w:t xml:space="preserve">10. </w:t>
+        <w:t>10.</w:t>
+        <w:tab/>
       </w:r>
-      <w:hyperlink r:id="rId13">
+      <w:hyperlink r:id="rId15">
         <w:r>
           <w:rPr>
             <w:color w:val="2A78D6"/>
@@ -4964,16 +8081,22 @@
     </w:p>
     <w:p>
       <w:pPr>
-        <w:spacing w:after="20"/>
-        <w:ind w:left="340" w:hanging="340"/>
+        <w:tabs>
+          <w:tab w:pos="397" w:val="left"/>
+        </w:tabs>
+        <w:spacing w:before="0" w:after="30"/>
+        <w:ind w:left="397" w:hanging="397"/>
       </w:pPr>
       <w:r>
         <w:rPr>
+          <w:b w:val="0"/>
+          <w:color w:val="5F6B7A"/>
           <w:sz w:val="17"/>
         </w:rPr>
-        <w:t xml:space="preserve">11. </w:t>
+        <w:t>11.</w:t>
+        <w:tab/>
       </w:r>
-      <w:hyperlink r:id="rId13">
+      <w:hyperlink r:id="rId15">
         <w:r>
           <w:rPr>
             <w:color w:val="2A78D6"/>
@@ -4985,16 +8108,22 @@
     </w:p>
     <w:p>
       <w:pPr>
-        <w:spacing w:after="20"/>
-        <w:ind w:left="340" w:hanging="340"/>
+        <w:tabs>
+          <w:tab w:pos="397" w:val="left"/>
+        </w:tabs>
+        <w:spacing w:before="0" w:after="30"/>
+        <w:ind w:left="397" w:hanging="397"/>
       </w:pPr>
       <w:r>
         <w:rPr>
+          <w:b w:val="0"/>
+          <w:color w:val="5F6B7A"/>
           <w:sz w:val="17"/>
         </w:rPr>
-        <w:t xml:space="preserve">12. </w:t>
+        <w:t>12.</w:t>
+        <w:tab/>
       </w:r>
-      <w:hyperlink r:id="rId14">
+      <w:hyperlink r:id="rId16">
         <w:r>
           <w:rPr>
             <w:color w:val="2A78D6"/>
@@ -5006,16 +8135,22 @@
     </w:p>
     <w:p>
       <w:pPr>
-        <w:spacing w:after="20"/>
-        <w:ind w:left="340" w:hanging="340"/>
+        <w:tabs>
+          <w:tab w:pos="397" w:val="left"/>
+        </w:tabs>
+        <w:spacing w:before="0" w:after="30"/>
+        <w:ind w:left="397" w:hanging="397"/>
       </w:pPr>
       <w:r>
         <w:rPr>
+          <w:b w:val="0"/>
+          <w:color w:val="5F6B7A"/>
           <w:sz w:val="17"/>
         </w:rPr>
-        <w:t xml:space="preserve">13. </w:t>
+        <w:t>13.</w:t>
+        <w:tab/>
       </w:r>
-      <w:hyperlink r:id="rId14">
+      <w:hyperlink r:id="rId16">
         <w:r>
           <w:rPr>
             <w:color w:val="2A78D6"/>
@@ -5027,16 +8162,22 @@
     </w:p>
     <w:p>
       <w:pPr>
-        <w:spacing w:after="20"/>
-        <w:ind w:left="340" w:hanging="340"/>
+        <w:tabs>
+          <w:tab w:pos="397" w:val="left"/>
+        </w:tabs>
+        <w:spacing w:before="0" w:after="30"/>
+        <w:ind w:left="397" w:hanging="397"/>
       </w:pPr>
       <w:r>
         <w:rPr>
+          <w:b w:val="0"/>
+          <w:color w:val="5F6B7A"/>
           <w:sz w:val="17"/>
         </w:rPr>
-        <w:t xml:space="preserve">14. </w:t>
+        <w:t>14.</w:t>
+        <w:tab/>
       </w:r>
-      <w:hyperlink r:id="rId14">
+      <w:hyperlink r:id="rId16">
         <w:r>
           <w:rPr>
             <w:color w:val="2A78D6"/>
@@ -5048,16 +8189,22 @@
     </w:p>
     <w:p>
       <w:pPr>
-        <w:spacing w:after="20"/>
-        <w:ind w:left="340" w:hanging="340"/>
+        <w:tabs>
+          <w:tab w:pos="397" w:val="left"/>
+        </w:tabs>
+        <w:spacing w:before="0" w:after="30"/>
+        <w:ind w:left="397" w:hanging="397"/>
       </w:pPr>
       <w:r>
         <w:rPr>
+          <w:b w:val="0"/>
+          <w:color w:val="5F6B7A"/>
           <w:sz w:val="17"/>
         </w:rPr>
-        <w:t xml:space="preserve">15. </w:t>
+        <w:t>15.</w:t>
+        <w:tab/>
       </w:r>
-      <w:hyperlink r:id="rId14">
+      <w:hyperlink r:id="rId16">
         <w:r>
           <w:rPr>
             <w:color w:val="2A78D6"/>
@@ -5069,16 +8216,22 @@
     </w:p>
     <w:p>
       <w:pPr>
-        <w:spacing w:after="20"/>
-        <w:ind w:left="340" w:hanging="340"/>
+        <w:tabs>
+          <w:tab w:pos="397" w:val="left"/>
+        </w:tabs>
+        <w:spacing w:before="0" w:after="30"/>
+        <w:ind w:left="397" w:hanging="397"/>
       </w:pPr>
       <w:r>
         <w:rPr>
+          <w:b w:val="0"/>
+          <w:color w:val="5F6B7A"/>
           <w:sz w:val="17"/>
         </w:rPr>
-        <w:t xml:space="preserve">16. </w:t>
+        <w:t>16.</w:t>
+        <w:tab/>
       </w:r>
-      <w:hyperlink r:id="rId13">
+      <w:hyperlink r:id="rId15">
         <w:r>
           <w:rPr>
             <w:color w:val="2A78D6"/>
@@ -5090,16 +8243,22 @@
     </w:p>
     <w:p>
       <w:pPr>
-        <w:spacing w:after="20"/>
-        <w:ind w:left="340" w:hanging="340"/>
+        <w:tabs>
+          <w:tab w:pos="397" w:val="left"/>
+        </w:tabs>
+        <w:spacing w:before="0" w:after="30"/>
+        <w:ind w:left="397" w:hanging="397"/>
       </w:pPr>
       <w:r>
         <w:rPr>
+          <w:b w:val="0"/>
+          <w:color w:val="5F6B7A"/>
           <w:sz w:val="17"/>
         </w:rPr>
-        <w:t xml:space="preserve">17. </w:t>
+        <w:t>17.</w:t>
+        <w:tab/>
       </w:r>
-      <w:hyperlink r:id="rId13">
+      <w:hyperlink r:id="rId15">
         <w:r>
           <w:rPr>
             <w:color w:val="2A78D6"/>
@@ -5111,16 +8270,103 @@
     </w:p>
     <w:p>
       <w:pPr>
-        <w:spacing w:after="20"/>
-        <w:ind w:left="340" w:hanging="340"/>
+        <w:tabs>
+          <w:tab w:pos="397" w:val="left"/>
+        </w:tabs>
+        <w:spacing w:before="0" w:after="30"/>
+        <w:ind w:left="397" w:hanging="397"/>
       </w:pPr>
       <w:r>
         <w:rPr>
+          <w:b w:val="0"/>
+          <w:color w:val="5F6B7A"/>
           <w:sz w:val="17"/>
         </w:rPr>
-        <w:t xml:space="preserve">18. </w:t>
+        <w:t>18.</w:t>
+        <w:tab/>
       </w:r>
-      <w:hyperlink r:id="rId14">
+      <w:hyperlink r:id="rId18">
+        <w:r>
+          <w:rPr>
+            <w:color w:val="2A78D6"/>
+            <w:sz w:val="17"/>
+          </w:rPr>
+          <w:t xml:space="preserve">15min.lt – „Citadele banka“ išplatino 50 mln. obligacijų emisiją, 2026-09-29</w:t>
+        </w:r>
+      </w:hyperlink>
+    </w:p>
+    <w:p>
+      <w:pPr>
+        <w:tabs>
+          <w:tab w:pos="397" w:val="left"/>
+        </w:tabs>
+        <w:spacing w:before="0" w:after="30"/>
+        <w:ind w:left="397" w:hanging="397"/>
+      </w:pPr>
+      <w:r>
+        <w:rPr>
+          <w:b w:val="0"/>
+          <w:color w:val="5F6B7A"/>
+          <w:sz w:val="17"/>
+        </w:rPr>
+        <w:t>19.</w:t>
+        <w:tab/>
+      </w:r>
+      <w:hyperlink r:id="rId19">
+        <w:r>
+          <w:rPr>
+            <w:color w:val="2A78D6"/>
+            <w:sz w:val="17"/>
+          </w:rPr>
+          <w:t xml:space="preserve">quasa.io – Citadele 50 miljoni emissioon märgiti 1,35 korda üle, 2026-10-01</w:t>
+        </w:r>
+      </w:hyperlink>
+    </w:p>
+    <w:p>
+      <w:pPr>
+        <w:tabs>
+          <w:tab w:pos="397" w:val="left"/>
+        </w:tabs>
+        <w:spacing w:before="0" w:after="30"/>
+        <w:ind w:left="397" w:hanging="397"/>
+      </w:pPr>
+      <w:r>
+        <w:rPr>
+          <w:b w:val="0"/>
+          <w:color w:val="5F6B7A"/>
+          <w:sz w:val="17"/>
+        </w:rPr>
+        <w:t>20.</w:t>
+        <w:tab/>
+      </w:r>
+      <w:hyperlink r:id="rId20">
+        <w:r>
+          <w:rPr>
+            <w:color w:val="2A78D6"/>
+            <w:sz w:val="17"/>
+          </w:rPr>
+          <w:t xml:space="preserve">DELFI – Banka "Citadele" brīdina par jaunām krāpnieku aktivitātēm, 2026-10-20</w:t>
+        </w:r>
+      </w:hyperlink>
+    </w:p>
+    <w:p>
+      <w:pPr>
+        <w:tabs>
+          <w:tab w:pos="397" w:val="left"/>
+        </w:tabs>
+        <w:spacing w:before="0" w:after="30"/>
+        <w:ind w:left="397" w:hanging="397"/>
+      </w:pPr>
+      <w:r>
+        <w:rPr>
+          <w:b w:val="0"/>
+          <w:color w:val="5F6B7A"/>
+          <w:sz w:val="17"/>
+        </w:rPr>
+        <w:t>21.</w:t>
+        <w:tab/>
+      </w:r>
+      <w:hyperlink r:id="rId16">
         <w:r>
           <w:rPr>
             <w:color w:val="2A78D6"/>
@@ -5132,16 +8378,22 @@
     </w:p>
     <w:p>
       <w:pPr>
-        <w:spacing w:after="20"/>
-        <w:ind w:left="340" w:hanging="340"/>
+        <w:tabs>
+          <w:tab w:pos="397" w:val="left"/>
+        </w:tabs>
+        <w:spacing w:before="0" w:after="30"/>
+        <w:ind w:left="397" w:hanging="397"/>
       </w:pPr>
       <w:r>
         <w:rPr>
+          <w:b w:val="0"/>
+          <w:color w:val="5F6B7A"/>
           <w:sz w:val="17"/>
         </w:rPr>
-        <w:t xml:space="preserve">19. </w:t>
+        <w:t>22.</w:t>
+        <w:tab/>
       </w:r>
-      <w:hyperlink r:id="rId16">
+      <w:hyperlink r:id="rId28">
         <w:r>
           <w:rPr>
             <w:color w:val="2A78D6"/>
@@ -5153,16 +8405,22 @@
     </w:p>
     <w:p>
       <w:pPr>
-        <w:spacing w:after="20"/>
-        <w:ind w:left="340" w:hanging="340"/>
+        <w:tabs>
+          <w:tab w:pos="397" w:val="left"/>
+        </w:tabs>
+        <w:spacing w:before="0" w:after="30"/>
+        <w:ind w:left="397" w:hanging="397"/>
       </w:pPr>
       <w:r>
         <w:rPr>
+          <w:b w:val="0"/>
+          <w:color w:val="5F6B7A"/>
           <w:sz w:val="17"/>
         </w:rPr>
-        <w:t xml:space="preserve">20. </w:t>
+        <w:t>23.</w:t>
+        <w:tab/>
       </w:r>
-      <w:hyperlink r:id="rId14">
+      <w:hyperlink r:id="rId16">
         <w:r>
           <w:rPr>
             <w:color w:val="2A78D6"/>
@@ -5173,20 +8431,26 @@
       </w:hyperlink>
     </w:p>
     <w:p>
+      <w:pPr>
+        <w:spacing w:before="40" w:after="60"/>
+      </w:pPr>
       <w:r>
         <w:rPr>
-          <w:i/>
+          <w:b w:val="0"/>
           <w:color w:val="5F6B7A"/>
           <w:sz w:val="16"/>
         </w:rPr>
-        <w:t>Report prepared automatically from public sources. Figures are as published by the issuer; references [S#] point to the source list. Items marked for review must be checked by the analyst before use.</w:t>
+        <w:t>Report prepared from public sources. Figures are as published by the issuer; small numbers next to the text point to the source list.</w:t>
       </w:r>
     </w:p>
     <w:sectPr>
-      <w:footerReference w:type="default" r:id="rId9"/>
-      <w:pgSz w:w="12240" w:h="15840"/>
-      <w:pgMar w:top="907" w:right="1134" w:bottom="907" w:left="1134" w:header="720" w:footer="720" w:gutter="0"/>
+      <w:headerReference w:type="default" r:id="rId9"/>
+      <w:footerReference w:type="default" r:id="rId10"/>
+      <w:footerReference w:type="first" r:id="rId11"/>
+      <w:pgSz w:w="11906" w:h="16838"/>
+      <w:pgMar w:top="1020" w:right="1134" w:bottom="1020" w:left="1134" w:header="510" w:footer="454" w:gutter="0"/>
       <w:cols w:space="720"/>
+      <w:titlePg/>
       <w:docGrid w:linePitch="360"/>
     </w:sectPr>
   </w:body>
@@ -5197,19 +8461,100 @@
 <w:ftr xmlns:m="http://schemas.openxmlformats.org/officeDocument/2006/math" xmlns:mc="http://schemas.openxmlformats.org/markup-compatibility/2006" xmlns:mo="http://schemas.microsoft.com/office/mac/office/2008/main" xmlns:mv="urn:schemas-microsoft-com:mac:vml" xmlns:o="urn:schemas-microsoft-com:office:office" xmlns:r="http://schemas.openxmlformats.org/officeDocument/2006/relationships" xmlns:v="urn:schemas-microsoft-com:vml" xmlns:w10="urn:schemas-microsoft-com:office:word" xmlns:w14="http://schemas.microsoft.com/office/word/2010/wordml" xmlns:w="http://schemas.openxmlformats.org/wordprocessingml/2006/main" xmlns:wne="http://schemas.microsoft.com/office/word/2006/wordml" xmlns:wp14="http://schemas.microsoft.com/office/word/2010/wordprocessingDrawing" xmlns:wp="http://schemas.openxmlformats.org/drawingml/2006/wordprocessingDrawing" xmlns:wpc="http://schemas.microsoft.com/office/word/2010/wordprocessingCanvas" xmlns:wpg="http://schemas.microsoft.com/office/word/2010/wordprocessingGroup" xmlns:wpi="http://schemas.microsoft.com/office/word/2010/wordprocessingInk" xmlns:wps="http://schemas.microsoft.com/office/word/2010/wordprocessingShape" mc:Ignorable="w14 wp14">
   <w:p>
     <w:pPr>
-      <w:pStyle w:val="Footer"/>
-      <w:jc w:val="right"/>
+      <w:pBdr>
+        <w:top w:val="single" w:sz="4" w:color="C9D3DE" w:space="4"/>
+      </w:pBdr>
+      <w:tabs>
+        <w:tab w:pos="9638" w:val="right"/>
+      </w:tabs>
     </w:pPr>
     <w:r>
       <w:rPr>
+        <w:b w:val="0"/>
         <w:color w:val="5F6B7A"/>
         <w:sz w:val="16"/>
       </w:rPr>
-      <w:t xml:space="preserve">Citadele banka · 6M2026 · 2026-10-22   ·   </w:t>
+      <w:t>Citadele banka · 6M2026 · 2026-10-22</w:t>
+      <w:tab/>
     </w:r>
-    <w:fldSimple w:instr="PAGE"/>
+    <w:r>
+      <w:rPr>
+        <w:b/>
+        <w:color w:val="1F4E79"/>
+        <w:sz w:val="16"/>
+      </w:rPr>
+      <w:fldChar w:fldCharType="begin"/>
+      <w:instrText xml:space="preserve"> PAGE </w:instrText>
+      <w:fldChar w:fldCharType="end"/>
+    </w:r>
   </w:p>
 </w:ftr>
+</file>
+
+<file path=word/footer2.xml><?xml version="1.0" encoding="utf-8"?>
+<w:ftr xmlns:m="http://schemas.openxmlformats.org/officeDocument/2006/math" xmlns:mc="http://schemas.openxmlformats.org/markup-compatibility/2006" xmlns:mo="http://schemas.microsoft.com/office/mac/office/2008/main" xmlns:mv="urn:schemas-microsoft-com:mac:vml" xmlns:o="urn:schemas-microsoft-com:office:office" xmlns:r="http://schemas.openxmlformats.org/officeDocument/2006/relationships" xmlns:v="urn:schemas-microsoft-com:vml" xmlns:w10="urn:schemas-microsoft-com:office:word" xmlns:w14="http://schemas.microsoft.com/office/word/2010/wordml" xmlns:w="http://schemas.openxmlformats.org/wordprocessingml/2006/main" xmlns:wne="http://schemas.microsoft.com/office/word/2006/wordml" xmlns:wp14="http://schemas.microsoft.com/office/word/2010/wordprocessingDrawing" xmlns:wp="http://schemas.openxmlformats.org/drawingml/2006/wordprocessingDrawing" xmlns:wpc="http://schemas.microsoft.com/office/word/2010/wordprocessingCanvas" xmlns:wpg="http://schemas.microsoft.com/office/word/2010/wordprocessingGroup" xmlns:wpi="http://schemas.microsoft.com/office/word/2010/wordprocessingInk" xmlns:wps="http://schemas.microsoft.com/office/word/2010/wordprocessingShape" mc:Ignorable="w14 wp14">
+  <w:p>
+    <w:pPr>
+      <w:pBdr>
+        <w:top w:val="single" w:sz="4" w:color="C9D3DE" w:space="4"/>
+      </w:pBdr>
+      <w:tabs>
+        <w:tab w:pos="9638" w:val="right"/>
+      </w:tabs>
+    </w:pPr>
+    <w:r>
+      <w:rPr>
+        <w:b w:val="0"/>
+        <w:color w:val="5F6B7A"/>
+        <w:sz w:val="16"/>
+      </w:rPr>
+      <w:t>Citadele banka · 6M2026 · 2026-10-22</w:t>
+      <w:tab/>
+    </w:r>
+    <w:r>
+      <w:rPr>
+        <w:b/>
+        <w:color w:val="1F4E79"/>
+        <w:sz w:val="16"/>
+      </w:rPr>
+      <w:fldChar w:fldCharType="begin"/>
+      <w:instrText xml:space="preserve"> PAGE </w:instrText>
+      <w:fldChar w:fldCharType="end"/>
+    </w:r>
+  </w:p>
+</w:ftr>
+</file>
+
+<file path=word/header1.xml><?xml version="1.0" encoding="utf-8"?>
+<w:hdr xmlns:m="http://schemas.openxmlformats.org/officeDocument/2006/math" xmlns:mc="http://schemas.openxmlformats.org/markup-compatibility/2006" xmlns:mo="http://schemas.microsoft.com/office/mac/office/2008/main" xmlns:mv="urn:schemas-microsoft-com:mac:vml" xmlns:o="urn:schemas-microsoft-com:office:office" xmlns:r="http://schemas.openxmlformats.org/officeDocument/2006/relationships" xmlns:v="urn:schemas-microsoft-com:vml" xmlns:w10="urn:schemas-microsoft-com:office:word" xmlns:w14="http://schemas.microsoft.com/office/word/2010/wordml" xmlns:w="http://schemas.openxmlformats.org/wordprocessingml/2006/main" xmlns:wne="http://schemas.microsoft.com/office/word/2006/wordml" xmlns:wp14="http://schemas.microsoft.com/office/word/2010/wordprocessingDrawing" xmlns:wp="http://schemas.openxmlformats.org/drawingml/2006/wordprocessingDrawing" xmlns:wpc="http://schemas.microsoft.com/office/word/2010/wordprocessingCanvas" xmlns:wpg="http://schemas.microsoft.com/office/word/2010/wordprocessingGroup" xmlns:wpi="http://schemas.microsoft.com/office/word/2010/wordprocessingInk" xmlns:wps="http://schemas.microsoft.com/office/word/2010/wordprocessingShape" mc:Ignorable="w14 wp14">
+  <w:p>
+    <w:pPr>
+      <w:pBdr>
+        <w:bottom w:val="single" w:sz="4" w:color="C9D3DE" w:space="4"/>
+      </w:pBdr>
+      <w:tabs>
+        <w:tab w:pos="9638" w:val="right"/>
+      </w:tabs>
+    </w:pPr>
+    <w:r>
+      <w:rPr>
+        <w:b/>
+        <w:color w:val="1F4E79"/>
+        <w:sz w:val="16"/>
+      </w:rPr>
+      <w:t>Citadele banka</w:t>
+    </w:r>
+    <w:r>
+      <w:rPr>
+        <w:b w:val="0"/>
+        <w:color w:val="5F6B7A"/>
+        <w:sz w:val="16"/>
+      </w:rPr>
+      <w:tab/>
+      <w:t>Issuer review · 6M2026</w:t>
+    </w:r>
+  </w:p>
+</w:hdr>
 </file>
 
 <file path=word/numbering.xml><?xml version="1.0" encoding="utf-8"?>
@@ -5576,10 +8921,10 @@
     <w:qFormat/>
     <w:rsid w:val="00FC693F"/>
     <w:pPr>
-      <w:spacing w:after="80"/>
+      <w:spacing w:after="80" w:line="264" w:lineRule="auto"/>
     </w:pPr>
     <w:rPr>
-      <w:rFonts w:ascii="Calibri" w:hAnsi="Calibri"/>
+      <w:rFonts w:ascii="Calibri" w:hAnsi="Calibri" w:eastAsia="Calibri"/>
       <w:color w:val="1A1A1A"/>
       <w:sz w:val="21"/>
     </w:rPr>

--- a/docs/files/citadele/citadele_6M2026_en.docx
+++ b/docs/files/citadele/citadele_6M2026_en.docx
@@ -175,7 +175,7 @@
                 <w:color w:val="5F6B7A"/>
                 <w:sz w:val="15"/>
               </w:rPr>
-              <w:t>Rating</w:t>
+              <w:t>Issuer rating</w:t>
             </w:r>
           </w:p>
           <w:p>
@@ -958,16 +958,17 @@
         <w:tblLook w:firstColumn="1" w:firstRow="1" w:lastColumn="0" w:lastRow="0" w:noHBand="0" w:noVBand="1" w:val="04A0"/>
       </w:tblPr>
       <w:tblGrid>
-        <w:gridCol w:w="1701"/>
-        <w:gridCol w:w="2608"/>
-        <w:gridCol w:w="963"/>
-        <w:gridCol w:w="1304"/>
-        <w:gridCol w:w="3061"/>
+        <w:gridCol w:w="1513"/>
+        <w:gridCol w:w="2241"/>
+        <w:gridCol w:w="840"/>
+        <w:gridCol w:w="1120"/>
+        <w:gridCol w:w="1569"/>
+        <w:gridCol w:w="2353"/>
       </w:tblGrid>
       <w:tr>
         <w:tc>
           <w:tcPr>
-            <w:tcW w:type="dxa" w:w="1701"/>
+            <w:tcW w:type="dxa" w:w="1513"/>
             <w:tcBorders>
               <w:top w:val="single" w:sz="12" w:color="1F4E79" w:space="0"/>
               <w:left w:val="nil"/>
@@ -993,7 +994,7 @@
         </w:tc>
         <w:tc>
           <w:tcPr>
-            <w:tcW w:type="dxa" w:w="2608"/>
+            <w:tcW w:type="dxa" w:w="2241"/>
             <w:tcBorders>
               <w:top w:val="single" w:sz="12" w:color="1F4E79" w:space="0"/>
               <w:left w:val="nil"/>
@@ -1019,7 +1020,7 @@
         </w:tc>
         <w:tc>
           <w:tcPr>
-            <w:tcW w:type="dxa" w:w="964"/>
+            <w:tcW w:type="dxa" w:w="841"/>
             <w:tcBorders>
               <w:top w:val="single" w:sz="12" w:color="1F4E79" w:space="0"/>
               <w:left w:val="nil"/>
@@ -1046,7 +1047,7 @@
         </w:tc>
         <w:tc>
           <w:tcPr>
-            <w:tcW w:type="dxa" w:w="1304"/>
+            <w:tcW w:type="dxa" w:w="1121"/>
             <w:tcBorders>
               <w:top w:val="single" w:sz="12" w:color="1F4E79" w:space="0"/>
               <w:left w:val="nil"/>
@@ -1072,7 +1073,33 @@
         </w:tc>
         <w:tc>
           <w:tcPr>
-            <w:tcW w:type="dxa" w:w="3061"/>
+            <w:tcW w:type="dxa" w:w="1569"/>
+            <w:tcBorders>
+              <w:top w:val="single" w:sz="12" w:color="1F4E79" w:space="0"/>
+              <w:left w:val="nil"/>
+              <w:bottom w:val="single" w:sz="4" w:color="C9D3DE" w:space="0"/>
+              <w:right w:val="nil"/>
+            </w:tcBorders>
+            <w:shd w:val="clear" w:color="auto" w:fill="EAF1F8"/>
+          </w:tcPr>
+          <w:p>
+            <w:pPr>
+              <w:spacing w:before="0" w:after="0"/>
+            </w:pPr>
+            <w:r>
+              <w:rPr>
+                <w:b/>
+                <w:caps/>
+                <w:color w:val="1F4E79"/>
+                <w:sz w:val="16"/>
+              </w:rPr>
+              <w:t>Issue rating</w:t>
+            </w:r>
+          </w:p>
+        </w:tc>
+        <w:tc>
+          <w:tcPr>
+            <w:tcW w:type="dxa" w:w="2353"/>
             <w:tcBorders>
               <w:top w:val="single" w:sz="12" w:color="1F4E79" w:space="0"/>
               <w:left w:val="nil"/>
@@ -1100,7 +1127,7 @@
       <w:tr>
         <w:tc>
           <w:tcPr>
-            <w:tcW w:type="dxa" w:w="1701"/>
+            <w:tcW w:type="dxa" w:w="1513"/>
             <w:tcBorders>
               <w:top w:val="nil"/>
               <w:left w:val="nil"/>
@@ -1123,7 +1150,7 @@
         </w:tc>
         <w:tc>
           <w:tcPr>
-            <w:tcW w:type="dxa" w:w="2608"/>
+            <w:tcW w:type="dxa" w:w="2241"/>
             <w:tcBorders>
               <w:top w:val="nil"/>
               <w:left w:val="nil"/>
@@ -1146,7 +1173,7 @@
         </w:tc>
         <w:tc>
           <w:tcPr>
-            <w:tcW w:type="dxa" w:w="964"/>
+            <w:tcW w:type="dxa" w:w="841"/>
             <w:tcBorders>
               <w:top w:val="nil"/>
               <w:left w:val="nil"/>
@@ -1170,7 +1197,7 @@
         </w:tc>
         <w:tc>
           <w:tcPr>
-            <w:tcW w:type="dxa" w:w="1304"/>
+            <w:tcW w:type="dxa" w:w="1121"/>
             <w:tcBorders>
               <w:top w:val="nil"/>
               <w:left w:val="nil"/>
@@ -1193,7 +1220,30 @@
         </w:tc>
         <w:tc>
           <w:tcPr>
-            <w:tcW w:type="dxa" w:w="3061"/>
+            <w:tcW w:type="dxa" w:w="1569"/>
+            <w:tcBorders>
+              <w:top w:val="nil"/>
+              <w:left w:val="nil"/>
+              <w:bottom w:val="single" w:sz="4" w:color="DDE3EA" w:space="0"/>
+              <w:right w:val="nil"/>
+            </w:tcBorders>
+          </w:tcPr>
+          <w:p>
+            <w:pPr>
+              <w:spacing w:before="0" w:after="0"/>
+            </w:pPr>
+            <w:r>
+              <w:rPr>
+                <w:b w:val="0"/>
+                <w:sz w:val="17"/>
+              </w:rPr>
+              <w:t>no separate rating found</w:t>
+            </w:r>
+          </w:p>
+        </w:tc>
+        <w:tc>
+          <w:tcPr>
+            <w:tcW w:type="dxa" w:w="2353"/>
             <w:tcBorders>
               <w:top w:val="nil"/>
               <w:left w:val="nil"/>
@@ -1218,7 +1268,7 @@
       <w:tr>
         <w:tc>
           <w:tcPr>
-            <w:tcW w:type="dxa" w:w="1701"/>
+            <w:tcW w:type="dxa" w:w="1513"/>
             <w:tcBorders>
               <w:top w:val="nil"/>
               <w:left w:val="nil"/>
@@ -1241,7 +1291,7 @@
         </w:tc>
         <w:tc>
           <w:tcPr>
-            <w:tcW w:type="dxa" w:w="2608"/>
+            <w:tcW w:type="dxa" w:w="2241"/>
             <w:tcBorders>
               <w:top w:val="nil"/>
               <w:left w:val="nil"/>
@@ -1264,7 +1314,7 @@
         </w:tc>
         <w:tc>
           <w:tcPr>
-            <w:tcW w:type="dxa" w:w="964"/>
+            <w:tcW w:type="dxa" w:w="841"/>
             <w:tcBorders>
               <w:top w:val="nil"/>
               <w:left w:val="nil"/>
@@ -1288,7 +1338,7 @@
         </w:tc>
         <w:tc>
           <w:tcPr>
-            <w:tcW w:type="dxa" w:w="1304"/>
+            <w:tcW w:type="dxa" w:w="1121"/>
             <w:tcBorders>
               <w:top w:val="nil"/>
               <w:left w:val="nil"/>
@@ -1311,7 +1361,30 @@
         </w:tc>
         <w:tc>
           <w:tcPr>
-            <w:tcW w:type="dxa" w:w="3061"/>
+            <w:tcW w:type="dxa" w:w="1569"/>
+            <w:tcBorders>
+              <w:top w:val="nil"/>
+              <w:left w:val="nil"/>
+              <w:bottom w:val="single" w:sz="4" w:color="DDE3EA" w:space="0"/>
+              <w:right w:val="nil"/>
+            </w:tcBorders>
+          </w:tcPr>
+          <w:p>
+            <w:pPr>
+              <w:spacing w:before="0" w:after="0"/>
+            </w:pPr>
+            <w:r>
+              <w:rPr>
+                <w:b w:val="0"/>
+                <w:sz w:val="17"/>
+              </w:rPr>
+              <w:t>Moody's Baa2 (senior unsecured (assigned 2026-04-21))</w:t>
+            </w:r>
+          </w:p>
+        </w:tc>
+        <w:tc>
+          <w:tcPr>
+            <w:tcW w:type="dxa" w:w="2353"/>
             <w:tcBorders>
               <w:top w:val="nil"/>
               <w:left w:val="nil"/>

--- a/docs/files/citadele/citadele_6M2026_en.docx
+++ b/docs/files/citadele/citadele_6M2026_en.docx
@@ -2,6 +2,14 @@
 <file path=word/document.xml><?xml version="1.0" encoding="utf-8"?>
 <w:document xmlns:wpc="http://schemas.microsoft.com/office/word/2010/wordprocessingCanvas" xmlns:mo="http://schemas.microsoft.com/office/mac/office/2008/main" xmlns:mc="http://schemas.openxmlformats.org/markup-compatibility/2006" xmlns:mv="urn:schemas-microsoft-com:mac:vml" xmlns:o="urn:schemas-microsoft-com:office:office" xmlns:r="http://schemas.openxmlformats.org/officeDocument/2006/relationships" xmlns:m="http://schemas.openxmlformats.org/officeDocument/2006/math" xmlns:v="urn:schemas-microsoft-com:vml" xmlns:wp14="http://schemas.microsoft.com/office/word/2010/wordprocessingDrawing" xmlns:wp="http://schemas.openxmlformats.org/drawingml/2006/wordprocessingDrawing" xmlns:w10="urn:schemas-microsoft-com:office:word" xmlns:w="http://schemas.openxmlformats.org/wordprocessingml/2006/main" xmlns:w14="http://schemas.microsoft.com/office/word/2010/wordml" xmlns:wpg="http://schemas.microsoft.com/office/word/2010/wordprocessingGroup" xmlns:wpi="http://schemas.microsoft.com/office/word/2010/wordprocessingInk" xmlns:wne="http://schemas.microsoft.com/office/word/2006/wordml" xmlns:wps="http://schemas.microsoft.com/office/word/2010/wordprocessingShape" mc:Ignorable="w14 wp14">
   <w:body>
+    <w:p>
+      <w:pPr>
+        <w:pBdr>
+          <w:top w:val="single" w:sz="24" w:color="12355B" w:space="0"/>
+        </w:pBdr>
+        <w:spacing w:before="0" w:after="200" w:line="120" w:lineRule="auto"/>
+      </w:pPr>
+    </w:p>
     <w:tbl>
       <w:tblPr>
         <w:tblW w:w="9639" w:type="dxa"/>
@@ -15,10 +23,10 @@
         </w:tblBorders>
         <w:tblLayout w:type="fixed"/>
         <w:tblCellMar>
-          <w:top w:w="260" w:type="dxa"/>
-          <w:left w:w="280" w:type="dxa"/>
-          <w:bottom w:w="260" w:type="dxa"/>
-          <w:right w:w="280" w:type="dxa"/>
+          <w:top w:w="0" w:type="dxa"/>
+          <w:left w:w="0" w:type="dxa"/>
+          <w:bottom w:w="0" w:type="dxa"/>
+          <w:right w:w="0" w:type="dxa"/>
         </w:tblCellMar>
         <w:tblLook w:firstColumn="1" w:firstRow="1" w:lastColumn="0" w:lastRow="0" w:noHBand="0" w:noVBand="1" w:val="04A0"/>
       </w:tblPr>
@@ -30,7 +38,6 @@
         <w:tc>
           <w:tcPr>
             <w:tcW w:type="dxa" w:w="7030"/>
-            <w:shd w:val="clear" w:color="auto" w:fill="1F4E79"/>
           </w:tcPr>
           <w:p>
             <w:pPr>
@@ -40,8 +47,8 @@
               <w:rPr>
                 <w:b/>
                 <w:caps/>
-                <w:color w:val="AFC6DD"/>
-                <w:sz w:val="17"/>
+                <w:color w:val="2A78D6"/>
+                <w:sz w:val="16"/>
               </w:rPr>
               <w:t>Issuer review · 6M2026</w:t>
             </w:r>
@@ -53,28 +60,40 @@
             <w:r>
               <w:rPr>
                 <w:b/>
-                <w:color w:val="FFFFFF"/>
+                <w:color w:val="12355B"/>
                 <w:sz w:val="52"/>
               </w:rPr>
               <w:t>Citadele banka</w:t>
+            </w:r>
+          </w:p>
+          <w:p>
+            <w:pPr>
+              <w:spacing w:before="40" w:after="0"/>
+            </w:pPr>
+            <w:r>
+              <w:rPr>
+                <w:b w:val="0"/>
+                <w:color w:val="667085"/>
+                <w:sz w:val="18"/>
+              </w:rPr>
+              <w:t>Latvia · Bank (Baltic universal bank; LV, LT, EE; leasing, asset management)</w:t>
             </w:r>
           </w:p>
         </w:tc>
         <w:tc>
           <w:tcPr>
             <w:tcW w:type="dxa" w:w="2608"/>
-            <w:shd w:val="clear" w:color="auto" w:fill="1F4E79"/>
           </w:tcPr>
           <w:p>
             <w:pPr>
-              <w:spacing w:before="280" w:after="0"/>
+              <w:spacing w:before="440" w:after="0"/>
               <w:jc w:val="right"/>
             </w:pPr>
             <w:r>
               <w:rPr>
                 <w:b/>
                 <w:color w:val="1B7F3B"/>
-                <w:sz w:val="19"/>
+                <w:sz w:val="18"/>
                 <w:shd w:val="clear" w:color="auto" w:fill="E3F3E8"/>
               </w:rPr>
               <w:t xml:space="preserve">  ●  OK  </w:t>
@@ -86,9 +105,9 @@
     <w:p>
       <w:pPr>
         <w:pBdr>
-          <w:top w:val="single" w:sz="12" w:color="2A78D6" w:space="0"/>
+          <w:top w:val="single" w:sz="4" w:color="D5DCE4" w:space="0"/>
         </w:pBdr>
-        <w:spacing w:before="0" w:after="200" w:line="120" w:lineRule="auto"/>
+        <w:spacing w:before="120" w:after="200" w:line="120" w:lineRule="auto"/>
       </w:pPr>
     </w:p>
     <w:tbl>
@@ -104,76 +123,52 @@
         </w:tblBorders>
         <w:tblLayout w:type="fixed"/>
         <w:tblCellMar>
-          <w:top w:w="0" w:type="dxa"/>
-          <w:left w:w="0" w:type="dxa"/>
-          <w:bottom w:w="120" w:type="dxa"/>
-          <w:right w:w="160" w:type="dxa"/>
+          <w:top w:w="160" w:type="dxa"/>
+          <w:left w:w="220" w:type="dxa"/>
+          <w:bottom w:w="160" w:type="dxa"/>
+          <w:right w:w="220" w:type="dxa"/>
         </w:tblCellMar>
         <w:tblLook w:firstColumn="1" w:firstRow="1" w:lastColumn="0" w:lastRow="0" w:noHBand="0" w:noVBand="1" w:val="04A0"/>
       </w:tblPr>
       <w:tblGrid>
-        <w:gridCol w:w="3213"/>
-        <w:gridCol w:w="3213"/>
-        <w:gridCol w:w="3213"/>
+        <w:gridCol w:w="4819"/>
+        <w:gridCol w:w="4819"/>
       </w:tblGrid>
       <w:tr>
         <w:tc>
           <w:tcPr>
-            <w:tcW w:type="dxa" w:w="3213"/>
+            <w:tcW w:type="dxa" w:w="4819"/>
             <w:tcBorders>
-              <w:top w:val="nil"/>
+              <w:top w:val="single" w:sz="12" w:color="12355B" w:space="0"/>
               <w:left w:val="nil"/>
-              <w:bottom w:val="single" w:sz="4" w:color="C9D3DE" w:space="0"/>
+              <w:bottom w:val="nil"/>
               <w:right w:val="nil"/>
             </w:tcBorders>
+            <w:shd w:val="clear" w:color="auto" w:fill="F4F6F9"/>
           </w:tcPr>
           <w:p>
             <w:pPr>
-              <w:spacing w:before="0" w:after="20"/>
+              <w:spacing w:before="0" w:after="40"/>
+            </w:pPr>
+            <w:r>
+              <w:rPr>
+                <w:b/>
+                <w:color w:val="12355B"/>
+                <w:sz w:val="18"/>
+              </w:rPr>
+              <w:t>Key facts</w:t>
+            </w:r>
+          </w:p>
+          <w:p>
+            <w:pPr>
+              <w:spacing w:before="80" w:after="0"/>
             </w:pPr>
             <w:r>
               <w:rPr>
                 <w:b/>
                 <w:caps/>
-                <w:color w:val="5F6B7A"/>
-                <w:sz w:val="15"/>
-              </w:rPr>
-              <w:t>Analysis date</w:t>
-            </w:r>
-          </w:p>
-          <w:p>
-            <w:pPr>
-              <w:spacing w:before="0" w:after="0"/>
-            </w:pPr>
-            <w:r>
-              <w:rPr>
-                <w:b w:val="0"/>
-                <w:sz w:val="19"/>
-              </w:rPr>
-              <w:t>2026-10-22</w:t>
-            </w:r>
-          </w:p>
-        </w:tc>
-        <w:tc>
-          <w:tcPr>
-            <w:tcW w:type="dxa" w:w="3213"/>
-            <w:tcBorders>
-              <w:top w:val="nil"/>
-              <w:left w:val="nil"/>
-              <w:bottom w:val="single" w:sz="4" w:color="C9D3DE" w:space="0"/>
-              <w:right w:val="nil"/>
-            </w:tcBorders>
-          </w:tcPr>
-          <w:p>
-            <w:pPr>
-              <w:spacing w:before="0" w:after="20"/>
-            </w:pPr>
-            <w:r>
-              <w:rPr>
-                <w:b/>
-                <w:caps/>
-                <w:color w:val="5F6B7A"/>
-                <w:sz w:val="15"/>
+                <w:color w:val="667085"/>
+                <w:sz w:val="14"/>
               </w:rPr>
               <w:t>Issuer rating</w:t>
             </w:r>
@@ -185,7 +180,7 @@
             <w:r>
               <w:rPr>
                 <w:b w:val="0"/>
-                <w:sz w:val="19"/>
+                <w:sz w:val="18"/>
               </w:rPr>
               <w:t>Moody's (2026-04-21): long-term deposits A3, senior unsecured Baa2, outlook stable; AT1 Ba3</w:t>
             </w:r>
@@ -194,7 +189,7 @@
                 <w:rPr>
                   <w:color w:val="2A78D6"/>
                   <w:vertAlign w:val="superscript"/>
-                  <w:sz w:val="16"/>
+                  <w:sz w:val="15"/>
                 </w:rPr>
                 <w:t xml:space="preserve">1</w:t>
               </w:r>
@@ -211,33 +206,48 @@
                 <w:rPr>
                   <w:color w:val="2A78D6"/>
                   <w:vertAlign w:val="superscript"/>
-                  <w:sz w:val="16"/>
+                  <w:sz w:val="15"/>
                 </w:rPr>
                 <w:t xml:space="preserve">2</w:t>
               </w:r>
             </w:hyperlink>
           </w:p>
-        </w:tc>
-        <w:tc>
-          <w:tcPr>
-            <w:tcW w:type="dxa" w:w="3213"/>
-            <w:tcBorders>
-              <w:top w:val="nil"/>
-              <w:left w:val="nil"/>
-              <w:bottom w:val="single" w:sz="4" w:color="C9D3DE" w:space="0"/>
-              <w:right w:val="nil"/>
-            </w:tcBorders>
-          </w:tcPr>
           <w:p>
             <w:pPr>
-              <w:spacing w:before="0" w:after="20"/>
+              <w:spacing w:before="80" w:after="0"/>
             </w:pPr>
             <w:r>
               <w:rPr>
                 <w:b/>
                 <w:caps/>
-                <w:color w:val="5F6B7A"/>
-                <w:sz w:val="15"/>
+                <w:color w:val="667085"/>
+                <w:sz w:val="14"/>
+              </w:rPr>
+              <w:t>Analysis date</w:t>
+            </w:r>
+          </w:p>
+          <w:p>
+            <w:pPr>
+              <w:spacing w:before="0" w:after="0"/>
+            </w:pPr>
+            <w:r>
+              <w:rPr>
+                <w:b w:val="0"/>
+                <w:sz w:val="18"/>
+              </w:rPr>
+              <w:t>2026-10-22</w:t>
+            </w:r>
+          </w:p>
+          <w:p>
+            <w:pPr>
+              <w:spacing w:before="80" w:after="0"/>
+            </w:pPr>
+            <w:r>
+              <w:rPr>
+                <w:b/>
+                <w:caps/>
+                <w:color w:val="667085"/>
+                <w:sz w:val="14"/>
               </w:rPr>
               <w:t>Next report</w:t>
             </w:r>
@@ -249,7 +259,7 @@
             <w:r>
               <w:rPr>
                 <w:b w:val="0"/>
-                <w:sz w:val="19"/>
+                <w:sz w:val="18"/>
               </w:rPr>
               <w:t>Q3 2026 public financial information - 2026-11-04</w:t>
             </w:r>
@@ -258,18 +268,147 @@
                 <w:rPr>
                   <w:color w:val="2A78D6"/>
                   <w:vertAlign w:val="superscript"/>
-                  <w:sz w:val="16"/>
+                  <w:sz w:val="15"/>
                 </w:rPr>
                 <w:t xml:space="preserve">3</w:t>
               </w:r>
             </w:hyperlink>
+          </w:p>
+          <w:p>
+            <w:pPr>
+              <w:spacing w:before="80" w:after="0"/>
+            </w:pPr>
+            <w:r>
+              <w:rPr>
+                <w:b/>
+                <w:caps/>
+                <w:color w:val="667085"/>
+                <w:sz w:val="14"/>
+              </w:rPr>
+              <w:t>Country</w:t>
+            </w:r>
+          </w:p>
+          <w:p>
+            <w:pPr>
+              <w:spacing w:before="0" w:after="0"/>
+            </w:pPr>
+            <w:r>
+              <w:rPr>
+                <w:b w:val="0"/>
+                <w:sz w:val="18"/>
+              </w:rPr>
+              <w:t>Latvia</w:t>
+            </w:r>
+          </w:p>
+        </w:tc>
+        <w:tc>
+          <w:tcPr>
+            <w:tcW w:type="dxa" w:w="4819"/>
+            <w:tcBorders>
+              <w:top w:val="single" w:sz="12" w:color="12355B" w:space="0"/>
+              <w:left w:val="nil"/>
+              <w:bottom w:val="nil"/>
+              <w:right w:val="nil"/>
+            </w:tcBorders>
+            <w:shd w:val="clear" w:color="auto" w:fill="F4F6F9"/>
+          </w:tcPr>
+          <w:p>
+            <w:pPr>
+              <w:spacing w:before="0" w:after="40"/>
+            </w:pPr>
+            <w:r>
+              <w:rPr>
+                <w:b/>
+                <w:color w:val="12355B"/>
+                <w:sz w:val="18"/>
+              </w:rPr>
+              <w:t>Securities held</w:t>
+            </w:r>
+          </w:p>
+          <w:p>
+            <w:pPr>
+              <w:spacing w:before="80" w:after="0"/>
+            </w:pPr>
+            <w:r>
+              <w:rPr>
+                <w:b/>
+                <w:color w:val="1B2430"/>
+                <w:sz w:val="17"/>
+              </w:rPr>
+              <w:t>Citadele 7.125% AT1 perpetual</w:t>
+            </w:r>
+          </w:p>
+          <w:p>
+            <w:pPr>
+              <w:spacing w:before="0" w:after="0"/>
+            </w:pPr>
+            <w:r>
+              <w:rPr>
+                <w:b w:val="0"/>
+                <w:color w:val="667085"/>
+                <w:sz w:val="15"/>
+              </w:rPr>
+              <w:t>XS3060301168  ·  7.125% · perpetual</w:t>
+            </w:r>
+          </w:p>
+          <w:p>
+            <w:pPr>
+              <w:spacing w:before="0" w:after="0"/>
+            </w:pPr>
+            <w:r>
+              <w:rPr>
+                <w:b w:val="0"/>
+                <w:color w:val="12355B"/>
+                <w:sz w:val="15"/>
+              </w:rPr>
+              <w:t>no separate rating found</w:t>
+            </w:r>
+          </w:p>
+          <w:p>
+            <w:pPr>
+              <w:spacing w:before="80" w:after="0"/>
+            </w:pPr>
+            <w:r>
+              <w:rPr>
+                <w:b/>
+                <w:color w:val="1B2430"/>
+                <w:sz w:val="17"/>
+              </w:rPr>
+              <w:t>Citadele 3.875% fixed/floating senior preferred 2029</w:t>
+            </w:r>
+          </w:p>
+          <w:p>
+            <w:pPr>
+              <w:spacing w:before="0" w:after="0"/>
+            </w:pPr>
+            <w:r>
+              <w:rPr>
+                <w:b w:val="0"/>
+                <w:color w:val="667085"/>
+                <w:sz w:val="15"/>
+              </w:rPr>
+              <w:t>XS3148256913  ·  3.875% · 2029-12-23</w:t>
+            </w:r>
+          </w:p>
+          <w:p>
+            <w:pPr>
+              <w:spacing w:before="0" w:after="0"/>
+            </w:pPr>
+            <w:r>
+              <w:rPr>
+                <w:b w:val="0"/>
+                <w:color w:val="12355B"/>
+                <w:sz w:val="15"/>
+              </w:rPr>
+              <w:t>Moody's Baa2</w:t>
+            </w:r>
           </w:p>
         </w:tc>
       </w:tr>
     </w:tbl>
     <w:p>
       <w:pPr>
-        <w:spacing w:before="0" w:after="80"/>
+        <w:spacing w:before="0" w:after="120"/>
       </w:pPr>
     </w:p>
     <w:tbl>
@@ -314,7 +453,7 @@
             <w:r>
               <w:rPr>
                 <w:b/>
-                <w:color w:val="1A1A1A"/>
+                <w:color w:val="1B2430"/>
                 <w:sz w:val="21"/>
               </w:rPr>
               <w:t>Position OK.</w:t>
@@ -322,7 +461,7 @@
             <w:r>
               <w:rPr>
                 <w:b w:val="0"/>
-                <w:color w:val="1A1A1A"/>
+                <w:color w:val="1B2430"/>
                 <w:sz w:val="21"/>
               </w:rPr>
               <w:t xml:space="preserve"> 1H profit EUR 39.8m (−8%), ROE 13.7%; CET1 17.8%, total capital 21.6%</w:t>
@@ -340,7 +479,7 @@
             <w:r>
               <w:rPr>
                 <w:b w:val="0"/>
-                <w:color w:val="1A1A1A"/>
+                <w:color w:val="1B2430"/>
                 <w:sz w:val="21"/>
               </w:rPr>
               <w:t>. Citing geopolitical uncertainty, the bank paid out only 31.5% of profit as dividends, which favours bondholders</w:t>
@@ -358,7 +497,7 @@
             <w:r>
               <w:rPr>
                 <w:b w:val="0"/>
-                <w:color w:val="1A1A1A"/>
+                <w:color w:val="1B2430"/>
                 <w:sz w:val="21"/>
               </w:rPr>
               <w:t>.</w:t>
@@ -407,9 +546,9 @@
             <w:tcW w:type="dxa" w:w="2261"/>
             <w:tcBorders>
               <w:top w:val="single" w:sz="18" w:color="2A78D6" w:space="0"/>
-              <w:left w:val="single" w:sz="4" w:color="C9D3DE" w:space="0"/>
-              <w:bottom w:val="single" w:sz="4" w:color="C9D3DE" w:space="0"/>
-              <w:right w:val="single" w:sz="4" w:color="C9D3DE" w:space="0"/>
+              <w:left w:val="single" w:sz="4" w:color="D5DCE4" w:space="0"/>
+              <w:bottom w:val="single" w:sz="4" w:color="D5DCE4" w:space="0"/>
+              <w:right w:val="single" w:sz="4" w:color="D5DCE4" w:space="0"/>
             </w:tcBorders>
           </w:tcPr>
           <w:p>
@@ -420,7 +559,7 @@
               <w:rPr>
                 <w:b/>
                 <w:caps/>
-                <w:color w:val="5F6B7A"/>
+                <w:color w:val="667085"/>
                 <w:sz w:val="14"/>
               </w:rPr>
               <w:t>Net profit</w:t>
@@ -428,7 +567,7 @@
             <w:r>
               <w:rPr>
                 <w:b w:val="0"/>
-                <w:color w:val="5F6B7A"/>
+                <w:color w:val="667085"/>
                 <w:sz w:val="14"/>
               </w:rPr>
               <w:t xml:space="preserve">  ·  6M2026</w:t>
@@ -441,7 +580,7 @@
             <w:r>
               <w:rPr>
                 <w:b/>
-                <w:color w:val="1F4E79"/>
+                <w:color w:val="12355B"/>
                 <w:sz w:val="34"/>
               </w:rPr>
               <w:t>39.8</w:t>
@@ -449,7 +588,7 @@
             <w:r>
               <w:rPr>
                 <w:b w:val="0"/>
-                <w:color w:val="5F6B7A"/>
+                <w:color w:val="667085"/>
                 <w:sz w:val="18"/>
               </w:rPr>
               <w:t xml:space="preserve"> EUR m</w:t>
@@ -462,7 +601,7 @@
             <w:r>
               <w:rPr>
                 <w:b w:val="0"/>
-                <w:color w:val="5F6B7A"/>
+                <w:color w:val="667085"/>
                 <w:sz w:val="15"/>
               </w:rPr>
               <w:t>▼ 8.1 % vs 6M2025</w:t>
@@ -480,9 +619,9 @@
             <w:tcW w:type="dxa" w:w="2261"/>
             <w:tcBorders>
               <w:top w:val="single" w:sz="18" w:color="2A78D6" w:space="0"/>
-              <w:left w:val="single" w:sz="4" w:color="C9D3DE" w:space="0"/>
-              <w:bottom w:val="single" w:sz="4" w:color="C9D3DE" w:space="0"/>
-              <w:right w:val="single" w:sz="4" w:color="C9D3DE" w:space="0"/>
+              <w:left w:val="single" w:sz="4" w:color="D5DCE4" w:space="0"/>
+              <w:bottom w:val="single" w:sz="4" w:color="D5DCE4" w:space="0"/>
+              <w:right w:val="single" w:sz="4" w:color="D5DCE4" w:space="0"/>
             </w:tcBorders>
           </w:tcPr>
           <w:p>
@@ -493,7 +632,7 @@
               <w:rPr>
                 <w:b/>
                 <w:caps/>
-                <w:color w:val="5F6B7A"/>
+                <w:color w:val="667085"/>
                 <w:sz w:val="14"/>
               </w:rPr>
               <w:t>ROE</w:t>
@@ -501,7 +640,7 @@
             <w:r>
               <w:rPr>
                 <w:b w:val="0"/>
-                <w:color w:val="5F6B7A"/>
+                <w:color w:val="667085"/>
                 <w:sz w:val="14"/>
               </w:rPr>
               <w:t xml:space="preserve">  ·  6M2026</w:t>
@@ -514,7 +653,7 @@
             <w:r>
               <w:rPr>
                 <w:b/>
-                <w:color w:val="1F4E79"/>
+                <w:color w:val="12355B"/>
                 <w:sz w:val="34"/>
               </w:rPr>
               <w:t>13.7</w:t>
@@ -522,7 +661,7 @@
             <w:r>
               <w:rPr>
                 <w:b w:val="0"/>
-                <w:color w:val="5F6B7A"/>
+                <w:color w:val="667085"/>
                 <w:sz w:val="18"/>
               </w:rPr>
               <w:t xml:space="preserve"> %</w:t>
@@ -535,7 +674,7 @@
             <w:r>
               <w:rPr>
                 <w:b w:val="0"/>
-                <w:color w:val="5F6B7A"/>
+                <w:color w:val="667085"/>
                 <w:sz w:val="15"/>
               </w:rPr>
               <w:t>▼ 1.7 p. p. vs 6M2025</w:t>
@@ -553,9 +692,9 @@
             <w:tcW w:type="dxa" w:w="2261"/>
             <w:tcBorders>
               <w:top w:val="single" w:sz="18" w:color="2A78D6" w:space="0"/>
-              <w:left w:val="single" w:sz="4" w:color="C9D3DE" w:space="0"/>
-              <w:bottom w:val="single" w:sz="4" w:color="C9D3DE" w:space="0"/>
-              <w:right w:val="single" w:sz="4" w:color="C9D3DE" w:space="0"/>
+              <w:left w:val="single" w:sz="4" w:color="D5DCE4" w:space="0"/>
+              <w:bottom w:val="single" w:sz="4" w:color="D5DCE4" w:space="0"/>
+              <w:right w:val="single" w:sz="4" w:color="D5DCE4" w:space="0"/>
             </w:tcBorders>
           </w:tcPr>
           <w:p>
@@ -566,7 +705,7 @@
               <w:rPr>
                 <w:b/>
                 <w:caps/>
-                <w:color w:val="5F6B7A"/>
+                <w:color w:val="667085"/>
                 <w:sz w:val="14"/>
               </w:rPr>
               <w:t>CET1 ratio</w:t>
@@ -574,7 +713,7 @@
             <w:r>
               <w:rPr>
                 <w:b w:val="0"/>
-                <w:color w:val="5F6B7A"/>
+                <w:color w:val="667085"/>
                 <w:sz w:val="14"/>
               </w:rPr>
               <w:t xml:space="preserve">  ·  6M2026</w:t>
@@ -587,7 +726,7 @@
             <w:r>
               <w:rPr>
                 <w:b/>
-                <w:color w:val="1F4E79"/>
+                <w:color w:val="12355B"/>
                 <w:sz w:val="34"/>
               </w:rPr>
               <w:t>17.8</w:t>
@@ -595,7 +734,7 @@
             <w:r>
               <w:rPr>
                 <w:b w:val="0"/>
-                <w:color w:val="5F6B7A"/>
+                <w:color w:val="667085"/>
                 <w:sz w:val="18"/>
               </w:rPr>
               <w:t xml:space="preserve"> %</w:t>
@@ -608,7 +747,7 @@
             <w:r>
               <w:rPr>
                 <w:b w:val="0"/>
-                <w:color w:val="5F6B7A"/>
+                <w:color w:val="667085"/>
                 <w:sz w:val="15"/>
               </w:rPr>
               <w:t>▼ 0.4 p. p. vs FY2025</w:t>
@@ -626,9 +765,9 @@
             <w:tcW w:type="dxa" w:w="2261"/>
             <w:tcBorders>
               <w:top w:val="single" w:sz="18" w:color="2A78D6" w:space="0"/>
-              <w:left w:val="single" w:sz="4" w:color="C9D3DE" w:space="0"/>
-              <w:bottom w:val="single" w:sz="4" w:color="C9D3DE" w:space="0"/>
-              <w:right w:val="single" w:sz="4" w:color="C9D3DE" w:space="0"/>
+              <w:left w:val="single" w:sz="4" w:color="D5DCE4" w:space="0"/>
+              <w:bottom w:val="single" w:sz="4" w:color="D5DCE4" w:space="0"/>
+              <w:right w:val="single" w:sz="4" w:color="D5DCE4" w:space="0"/>
             </w:tcBorders>
           </w:tcPr>
           <w:p>
@@ -639,7 +778,7 @@
               <w:rPr>
                 <w:b/>
                 <w:caps/>
-                <w:color w:val="5F6B7A"/>
+                <w:color w:val="667085"/>
                 <w:sz w:val="14"/>
               </w:rPr>
               <w:t>Total capital ratio</w:t>
@@ -647,7 +786,7 @@
             <w:r>
               <w:rPr>
                 <w:b w:val="0"/>
-                <w:color w:val="5F6B7A"/>
+                <w:color w:val="667085"/>
                 <w:sz w:val="14"/>
               </w:rPr>
               <w:t xml:space="preserve">  ·  6M2026</w:t>
@@ -660,7 +799,7 @@
             <w:r>
               <w:rPr>
                 <w:b/>
-                <w:color w:val="1F4E79"/>
+                <w:color w:val="12355B"/>
                 <w:sz w:val="34"/>
               </w:rPr>
               <w:t>21.6</w:t>
@@ -668,7 +807,7 @@
             <w:r>
               <w:rPr>
                 <w:b w:val="0"/>
-                <w:color w:val="5F6B7A"/>
+                <w:color w:val="667085"/>
                 <w:sz w:val="18"/>
               </w:rPr>
               <w:t xml:space="preserve"> %</w:t>
@@ -681,7 +820,7 @@
             <w:r>
               <w:rPr>
                 <w:b w:val="0"/>
-                <w:color w:val="5F6B7A"/>
+                <w:color w:val="667085"/>
                 <w:sz w:val="15"/>
               </w:rPr>
               <w:t>▼ 0.7 p. p. vs FY2025</w:t>
@@ -698,28 +837,13 @@
     <w:p>
       <w:pPr>
         <w:keepNext/>
-        <w:pBdr>
-          <w:bottom w:val="single" w:sz="8" w:color="1F4E79" w:space="4"/>
-        </w:pBdr>
-        <w:tabs>
-          <w:tab w:pos="482" w:val="left"/>
-        </w:tabs>
-        <w:spacing w:before="360" w:after="160"/>
+        <w:spacing w:before="200" w:after="100"/>
       </w:pPr>
       <w:r>
         <w:rPr>
           <w:b/>
-          <w:color w:val="2A78D6"/>
-          <w:sz w:val="18"/>
-        </w:rPr>
-        <w:t>01</w:t>
-        <w:tab/>
-      </w:r>
-      <w:r>
-        <w:rPr>
-          <w:b/>
-          <w:color w:val="1F4E79"/>
-          <w:sz w:val="28"/>
+          <w:color w:val="12355B"/>
+          <w:sz w:val="26"/>
         </w:rPr>
         <w:t>Quick summary</w:t>
       </w:r>
@@ -912,7 +1036,7 @@
       <w:pPr>
         <w:keepNext/>
         <w:pBdr>
-          <w:bottom w:val="single" w:sz="8" w:color="1F4E79" w:space="4"/>
+          <w:bottom w:val="single" w:sz="8" w:color="12355B" w:space="4"/>
         </w:pBdr>
         <w:tabs>
           <w:tab w:pos="482" w:val="left"/>
@@ -925,13 +1049,13 @@
           <w:color w:val="2A78D6"/>
           <w:sz w:val="18"/>
         </w:rPr>
-        <w:t>02</w:t>
+        <w:t>01</w:t>
         <w:tab/>
       </w:r>
       <w:r>
         <w:rPr>
           <w:b/>
-          <w:color w:val="1F4E79"/>
+          <w:color w:val="12355B"/>
           <w:sz w:val="28"/>
         </w:rPr>
         <w:t>Instruments held and ISINs</w:t>
@@ -958,24 +1082,23 @@
         <w:tblLook w:firstColumn="1" w:firstRow="1" w:lastColumn="0" w:lastRow="0" w:noHBand="0" w:noVBand="1" w:val="04A0"/>
       </w:tblPr>
       <w:tblGrid>
-        <w:gridCol w:w="1513"/>
+        <w:gridCol w:w="1457"/>
         <w:gridCol w:w="2241"/>
-        <w:gridCol w:w="840"/>
+        <w:gridCol w:w="1064"/>
         <w:gridCol w:w="1120"/>
         <w:gridCol w:w="1569"/>
-        <w:gridCol w:w="2353"/>
+        <w:gridCol w:w="2185"/>
       </w:tblGrid>
       <w:tr>
         <w:tc>
           <w:tcPr>
-            <w:tcW w:type="dxa" w:w="1513"/>
+            <w:tcW w:type="dxa" w:w="1457"/>
             <w:tcBorders>
-              <w:top w:val="single" w:sz="12" w:color="1F4E79" w:space="0"/>
+              <w:top w:val="nil"/>
               <w:left w:val="nil"/>
-              <w:bottom w:val="single" w:sz="4" w:color="C9D3DE" w:space="0"/>
+              <w:bottom w:val="single" w:sz="8" w:color="12355B" w:space="0"/>
               <w:right w:val="nil"/>
             </w:tcBorders>
-            <w:shd w:val="clear" w:color="auto" w:fill="EAF1F8"/>
           </w:tcPr>
           <w:p>
             <w:pPr>
@@ -985,8 +1108,8 @@
               <w:rPr>
                 <w:b/>
                 <w:caps/>
-                <w:color w:val="1F4E79"/>
-                <w:sz w:val="16"/>
+                <w:color w:val="667085"/>
+                <w:sz w:val="14"/>
               </w:rPr>
               <w:t>ISIN</w:t>
             </w:r>
@@ -996,12 +1119,11 @@
           <w:tcPr>
             <w:tcW w:type="dxa" w:w="2241"/>
             <w:tcBorders>
-              <w:top w:val="single" w:sz="12" w:color="1F4E79" w:space="0"/>
+              <w:top w:val="nil"/>
               <w:left w:val="nil"/>
-              <w:bottom w:val="single" w:sz="4" w:color="C9D3DE" w:space="0"/>
+              <w:bottom w:val="single" w:sz="8" w:color="12355B" w:space="0"/>
               <w:right w:val="nil"/>
             </w:tcBorders>
-            <w:shd w:val="clear" w:color="auto" w:fill="EAF1F8"/>
           </w:tcPr>
           <w:p>
             <w:pPr>
@@ -1011,8 +1133,8 @@
               <w:rPr>
                 <w:b/>
                 <w:caps/>
-                <w:color w:val="1F4E79"/>
-                <w:sz w:val="16"/>
+                <w:color w:val="667085"/>
+                <w:sz w:val="14"/>
               </w:rPr>
               <w:t>Instrument</w:t>
             </w:r>
@@ -1020,14 +1142,13 @@
         </w:tc>
         <w:tc>
           <w:tcPr>
-            <w:tcW w:type="dxa" w:w="841"/>
+            <w:tcW w:type="dxa" w:w="1065"/>
             <w:tcBorders>
-              <w:top w:val="single" w:sz="12" w:color="1F4E79" w:space="0"/>
+              <w:top w:val="nil"/>
               <w:left w:val="nil"/>
-              <w:bottom w:val="single" w:sz="4" w:color="C9D3DE" w:space="0"/>
+              <w:bottom w:val="single" w:sz="8" w:color="12355B" w:space="0"/>
               <w:right w:val="nil"/>
             </w:tcBorders>
-            <w:shd w:val="clear" w:color="auto" w:fill="EAF1F8"/>
           </w:tcPr>
           <w:p>
             <w:pPr>
@@ -1038,8 +1159,8 @@
               <w:rPr>
                 <w:b/>
                 <w:caps/>
-                <w:color w:val="1F4E79"/>
-                <w:sz w:val="16"/>
+                <w:color w:val="667085"/>
+                <w:sz w:val="14"/>
               </w:rPr>
               <w:t>Coupon</w:t>
             </w:r>
@@ -1049,12 +1170,11 @@
           <w:tcPr>
             <w:tcW w:type="dxa" w:w="1121"/>
             <w:tcBorders>
-              <w:top w:val="single" w:sz="12" w:color="1F4E79" w:space="0"/>
+              <w:top w:val="nil"/>
               <w:left w:val="nil"/>
-              <w:bottom w:val="single" w:sz="4" w:color="C9D3DE" w:space="0"/>
+              <w:bottom w:val="single" w:sz="8" w:color="12355B" w:space="0"/>
               <w:right w:val="nil"/>
             </w:tcBorders>
-            <w:shd w:val="clear" w:color="auto" w:fill="EAF1F8"/>
           </w:tcPr>
           <w:p>
             <w:pPr>
@@ -1064,8 +1184,8 @@
               <w:rPr>
                 <w:b/>
                 <w:caps/>
-                <w:color w:val="1F4E79"/>
-                <w:sz w:val="16"/>
+                <w:color w:val="667085"/>
+                <w:sz w:val="14"/>
               </w:rPr>
               <w:t>Maturity</w:t>
             </w:r>
@@ -1075,12 +1195,11 @@
           <w:tcPr>
             <w:tcW w:type="dxa" w:w="1569"/>
             <w:tcBorders>
-              <w:top w:val="single" w:sz="12" w:color="1F4E79" w:space="0"/>
+              <w:top w:val="nil"/>
               <w:left w:val="nil"/>
-              <w:bottom w:val="single" w:sz="4" w:color="C9D3DE" w:space="0"/>
+              <w:bottom w:val="single" w:sz="8" w:color="12355B" w:space="0"/>
               <w:right w:val="nil"/>
             </w:tcBorders>
-            <w:shd w:val="clear" w:color="auto" w:fill="EAF1F8"/>
           </w:tcPr>
           <w:p>
             <w:pPr>
@@ -1090,8 +1209,8 @@
               <w:rPr>
                 <w:b/>
                 <w:caps/>
-                <w:color w:val="1F4E79"/>
-                <w:sz w:val="16"/>
+                <w:color w:val="667085"/>
+                <w:sz w:val="14"/>
               </w:rPr>
               <w:t>Issue rating</w:t>
             </w:r>
@@ -1099,14 +1218,13 @@
         </w:tc>
         <w:tc>
           <w:tcPr>
-            <w:tcW w:type="dxa" w:w="2353"/>
+            <w:tcW w:type="dxa" w:w="2185"/>
             <w:tcBorders>
-              <w:top w:val="single" w:sz="12" w:color="1F4E79" w:space="0"/>
+              <w:top w:val="nil"/>
               <w:left w:val="nil"/>
-              <w:bottom w:val="single" w:sz="4" w:color="C9D3DE" w:space="0"/>
+              <w:bottom w:val="single" w:sz="8" w:color="12355B" w:space="0"/>
               <w:right w:val="nil"/>
             </w:tcBorders>
-            <w:shd w:val="clear" w:color="auto" w:fill="EAF1F8"/>
           </w:tcPr>
           <w:p>
             <w:pPr>
@@ -1116,8 +1234,8 @@
               <w:rPr>
                 <w:b/>
                 <w:caps/>
-                <w:color w:val="1F4E79"/>
-                <w:sz w:val="16"/>
+                <w:color w:val="667085"/>
+                <w:sz w:val="14"/>
               </w:rPr>
               <w:t>Note</w:t>
             </w:r>
@@ -1127,11 +1245,11 @@
       <w:tr>
         <w:tc>
           <w:tcPr>
-            <w:tcW w:type="dxa" w:w="1513"/>
+            <w:tcW w:type="dxa" w:w="1457"/>
             <w:tcBorders>
               <w:top w:val="nil"/>
               <w:left w:val="nil"/>
-              <w:bottom w:val="single" w:sz="4" w:color="DDE3EA" w:space="0"/>
+              <w:bottom w:val="single" w:sz="4" w:color="E6EAF0" w:space="0"/>
               <w:right w:val="nil"/>
             </w:tcBorders>
           </w:tcPr>
@@ -1154,7 +1272,7 @@
             <w:tcBorders>
               <w:top w:val="nil"/>
               <w:left w:val="nil"/>
-              <w:bottom w:val="single" w:sz="4" w:color="DDE3EA" w:space="0"/>
+              <w:bottom w:val="single" w:sz="4" w:color="E6EAF0" w:space="0"/>
               <w:right w:val="nil"/>
             </w:tcBorders>
           </w:tcPr>
@@ -1173,11 +1291,11 @@
         </w:tc>
         <w:tc>
           <w:tcPr>
-            <w:tcW w:type="dxa" w:w="841"/>
+            <w:tcW w:type="dxa" w:w="1065"/>
             <w:tcBorders>
               <w:top w:val="nil"/>
               <w:left w:val="nil"/>
-              <w:bottom w:val="single" w:sz="4" w:color="DDE3EA" w:space="0"/>
+              <w:bottom w:val="single" w:sz="4" w:color="E6EAF0" w:space="0"/>
               <w:right w:val="nil"/>
             </w:tcBorders>
           </w:tcPr>
@@ -1201,7 +1319,7 @@
             <w:tcBorders>
               <w:top w:val="nil"/>
               <w:left w:val="nil"/>
-              <w:bottom w:val="single" w:sz="4" w:color="DDE3EA" w:space="0"/>
+              <w:bottom w:val="single" w:sz="4" w:color="E6EAF0" w:space="0"/>
               <w:right w:val="nil"/>
             </w:tcBorders>
           </w:tcPr>
@@ -1224,7 +1342,7 @@
             <w:tcBorders>
               <w:top w:val="nil"/>
               <w:left w:val="nil"/>
-              <w:bottom w:val="single" w:sz="4" w:color="DDE3EA" w:space="0"/>
+              <w:bottom w:val="single" w:sz="4" w:color="E6EAF0" w:space="0"/>
               <w:right w:val="nil"/>
             </w:tcBorders>
           </w:tcPr>
@@ -1243,11 +1361,11 @@
         </w:tc>
         <w:tc>
           <w:tcPr>
-            <w:tcW w:type="dxa" w:w="2353"/>
+            <w:tcW w:type="dxa" w:w="2185"/>
             <w:tcBorders>
               <w:top w:val="nil"/>
               <w:left w:val="nil"/>
-              <w:bottom w:val="single" w:sz="4" w:color="DDE3EA" w:space="0"/>
+              <w:bottom w:val="single" w:sz="4" w:color="E6EAF0" w:space="0"/>
               <w:right w:val="nil"/>
             </w:tcBorders>
           </w:tcPr>
@@ -1268,11 +1386,11 @@
       <w:tr>
         <w:tc>
           <w:tcPr>
-            <w:tcW w:type="dxa" w:w="1513"/>
+            <w:tcW w:type="dxa" w:w="1457"/>
             <w:tcBorders>
               <w:top w:val="nil"/>
               <w:left w:val="nil"/>
-              <w:bottom w:val="single" w:sz="4" w:color="DDE3EA" w:space="0"/>
+              <w:bottom w:val="single" w:sz="4" w:color="E6EAF0" w:space="0"/>
               <w:right w:val="nil"/>
             </w:tcBorders>
           </w:tcPr>
@@ -1295,7 +1413,7 @@
             <w:tcBorders>
               <w:top w:val="nil"/>
               <w:left w:val="nil"/>
-              <w:bottom w:val="single" w:sz="4" w:color="DDE3EA" w:space="0"/>
+              <w:bottom w:val="single" w:sz="4" w:color="E6EAF0" w:space="0"/>
               <w:right w:val="nil"/>
             </w:tcBorders>
           </w:tcPr>
@@ -1314,11 +1432,11 @@
         </w:tc>
         <w:tc>
           <w:tcPr>
-            <w:tcW w:type="dxa" w:w="841"/>
+            <w:tcW w:type="dxa" w:w="1065"/>
             <w:tcBorders>
               <w:top w:val="nil"/>
               <w:left w:val="nil"/>
-              <w:bottom w:val="single" w:sz="4" w:color="DDE3EA" w:space="0"/>
+              <w:bottom w:val="single" w:sz="4" w:color="E6EAF0" w:space="0"/>
               <w:right w:val="nil"/>
             </w:tcBorders>
           </w:tcPr>
@@ -1342,7 +1460,7 @@
             <w:tcBorders>
               <w:top w:val="nil"/>
               <w:left w:val="nil"/>
-              <w:bottom w:val="single" w:sz="4" w:color="DDE3EA" w:space="0"/>
+              <w:bottom w:val="single" w:sz="4" w:color="E6EAF0" w:space="0"/>
               <w:right w:val="nil"/>
             </w:tcBorders>
           </w:tcPr>
@@ -1365,7 +1483,7 @@
             <w:tcBorders>
               <w:top w:val="nil"/>
               <w:left w:val="nil"/>
-              <w:bottom w:val="single" w:sz="4" w:color="DDE3EA" w:space="0"/>
+              <w:bottom w:val="single" w:sz="4" w:color="E6EAF0" w:space="0"/>
               <w:right w:val="nil"/>
             </w:tcBorders>
           </w:tcPr>
@@ -1384,11 +1502,11 @@
         </w:tc>
         <w:tc>
           <w:tcPr>
-            <w:tcW w:type="dxa" w:w="2353"/>
+            <w:tcW w:type="dxa" w:w="2185"/>
             <w:tcBorders>
               <w:top w:val="nil"/>
               <w:left w:val="nil"/>
-              <w:bottom w:val="single" w:sz="4" w:color="DDE3EA" w:space="0"/>
+              <w:bottom w:val="single" w:sz="4" w:color="E6EAF0" w:space="0"/>
               <w:right w:val="nil"/>
             </w:tcBorders>
           </w:tcPr>
@@ -1416,7 +1534,7 @@
       <w:pPr>
         <w:keepNext/>
         <w:pBdr>
-          <w:bottom w:val="single" w:sz="8" w:color="1F4E79" w:space="4"/>
+          <w:bottom w:val="single" w:sz="8" w:color="12355B" w:space="4"/>
         </w:pBdr>
         <w:tabs>
           <w:tab w:pos="482" w:val="left"/>
@@ -1429,13 +1547,13 @@
           <w:color w:val="2A78D6"/>
           <w:sz w:val="18"/>
         </w:rPr>
-        <w:t>03</w:t>
+        <w:t>02</w:t>
         <w:tab/>
       </w:r>
       <w:r>
         <w:rPr>
           <w:b/>
-          <w:color w:val="1F4E79"/>
+          <w:color w:val="12355B"/>
           <w:sz w:val="28"/>
         </w:rPr>
         <w:t>Key ratios</w:t>
@@ -1474,12 +1592,11 @@
           <w:tcPr>
             <w:tcW w:type="dxa" w:w="2864"/>
             <w:tcBorders>
-              <w:top w:val="single" w:sz="12" w:color="1F4E79" w:space="0"/>
+              <w:top w:val="nil"/>
               <w:left w:val="nil"/>
-              <w:bottom w:val="single" w:sz="4" w:color="C9D3DE" w:space="0"/>
+              <w:bottom w:val="single" w:sz="8" w:color="12355B" w:space="0"/>
               <w:right w:val="nil"/>
             </w:tcBorders>
-            <w:shd w:val="clear" w:color="auto" w:fill="EAF1F8"/>
           </w:tcPr>
           <w:p>
             <w:pPr>
@@ -1489,8 +1606,8 @@
               <w:rPr>
                 <w:b/>
                 <w:caps/>
-                <w:color w:val="1F4E79"/>
-                <w:sz w:val="16"/>
+                <w:color w:val="667085"/>
+                <w:sz w:val="14"/>
               </w:rPr>
               <w:t>Metric</w:t>
             </w:r>
@@ -1500,12 +1617,11 @@
           <w:tcPr>
             <w:tcW w:type="dxa" w:w="1157"/>
             <w:tcBorders>
-              <w:top w:val="single" w:sz="12" w:color="1F4E79" w:space="0"/>
+              <w:top w:val="nil"/>
               <w:left w:val="nil"/>
-              <w:bottom w:val="single" w:sz="4" w:color="C9D3DE" w:space="0"/>
+              <w:bottom w:val="single" w:sz="8" w:color="12355B" w:space="0"/>
               <w:right w:val="nil"/>
             </w:tcBorders>
-            <w:shd w:val="clear" w:color="auto" w:fill="EAF1F8"/>
           </w:tcPr>
           <w:p>
             <w:pPr>
@@ -1516,8 +1632,8 @@
               <w:rPr>
                 <w:b/>
                 <w:caps/>
-                <w:color w:val="1F4E79"/>
-                <w:sz w:val="16"/>
+                <w:color w:val="667085"/>
+                <w:sz w:val="14"/>
               </w:rPr>
               <w:t>FY2024</w:t>
             </w:r>
@@ -1527,12 +1643,11 @@
           <w:tcPr>
             <w:tcW w:type="dxa" w:w="1157"/>
             <w:tcBorders>
-              <w:top w:val="single" w:sz="12" w:color="1F4E79" w:space="0"/>
+              <w:top w:val="nil"/>
               <w:left w:val="nil"/>
-              <w:bottom w:val="single" w:sz="4" w:color="C9D3DE" w:space="0"/>
+              <w:bottom w:val="single" w:sz="8" w:color="12355B" w:space="0"/>
               <w:right w:val="nil"/>
             </w:tcBorders>
-            <w:shd w:val="clear" w:color="auto" w:fill="EAF1F8"/>
           </w:tcPr>
           <w:p>
             <w:pPr>
@@ -1543,8 +1658,8 @@
               <w:rPr>
                 <w:b/>
                 <w:caps/>
-                <w:color w:val="1F4E79"/>
-                <w:sz w:val="16"/>
+                <w:color w:val="667085"/>
+                <w:sz w:val="14"/>
               </w:rPr>
               <w:t>FY2025</w:t>
             </w:r>
@@ -1554,12 +1669,11 @@
           <w:tcPr>
             <w:tcW w:type="dxa" w:w="1157"/>
             <w:tcBorders>
-              <w:top w:val="single" w:sz="12" w:color="1F4E79" w:space="0"/>
+              <w:top w:val="nil"/>
               <w:left w:val="nil"/>
-              <w:bottom w:val="single" w:sz="4" w:color="C9D3DE" w:space="0"/>
+              <w:bottom w:val="single" w:sz="8" w:color="12355B" w:space="0"/>
               <w:right w:val="nil"/>
             </w:tcBorders>
-            <w:shd w:val="clear" w:color="auto" w:fill="EAF1F8"/>
           </w:tcPr>
           <w:p>
             <w:pPr>
@@ -1570,8 +1684,8 @@
               <w:rPr>
                 <w:b/>
                 <w:caps/>
-                <w:color w:val="1F4E79"/>
-                <w:sz w:val="16"/>
+                <w:color w:val="667085"/>
+                <w:sz w:val="14"/>
               </w:rPr>
               <w:t>6M2025</w:t>
             </w:r>
@@ -1581,12 +1695,11 @@
           <w:tcPr>
             <w:tcW w:type="dxa" w:w="1157"/>
             <w:tcBorders>
-              <w:top w:val="single" w:sz="12" w:color="1F4E79" w:space="0"/>
+              <w:top w:val="nil"/>
               <w:left w:val="nil"/>
-              <w:bottom w:val="single" w:sz="4" w:color="C9D3DE" w:space="0"/>
+              <w:bottom w:val="single" w:sz="8" w:color="12355B" w:space="0"/>
               <w:right w:val="nil"/>
             </w:tcBorders>
-            <w:shd w:val="clear" w:color="auto" w:fill="EAF1F8"/>
           </w:tcPr>
           <w:p>
             <w:pPr>
@@ -1597,8 +1710,8 @@
               <w:rPr>
                 <w:b/>
                 <w:caps/>
-                <w:color w:val="1F4E79"/>
-                <w:sz w:val="16"/>
+                <w:color w:val="667085"/>
+                <w:sz w:val="14"/>
               </w:rPr>
               <w:t>6M2026</w:t>
             </w:r>
@@ -1608,12 +1721,11 @@
           <w:tcPr>
             <w:tcW w:type="dxa" w:w="2148"/>
             <w:tcBorders>
-              <w:top w:val="single" w:sz="12" w:color="1F4E79" w:space="0"/>
+              <w:top w:val="nil"/>
               <w:left w:val="nil"/>
-              <w:bottom w:val="single" w:sz="4" w:color="C9D3DE" w:space="0"/>
+              <w:bottom w:val="single" w:sz="8" w:color="12355B" w:space="0"/>
               <w:right w:val="nil"/>
             </w:tcBorders>
-            <w:shd w:val="clear" w:color="auto" w:fill="EAF1F8"/>
           </w:tcPr>
           <w:p>
             <w:pPr>
@@ -1624,8 +1736,8 @@
               <w:rPr>
                 <w:b/>
                 <w:caps/>
-                <w:color w:val="1F4E79"/>
-                <w:sz w:val="16"/>
+                <w:color w:val="667085"/>
+                <w:sz w:val="14"/>
               </w:rPr>
               <w:t>Change</w:t>
             </w:r>
@@ -1639,7 +1751,7 @@
             <w:tcBorders>
               <w:top w:val="nil"/>
               <w:left w:val="nil"/>
-              <w:bottom w:val="single" w:sz="4" w:color="DDE3EA" w:space="0"/>
+              <w:bottom w:val="single" w:sz="4" w:color="E6EAF0" w:space="0"/>
               <w:right w:val="nil"/>
             </w:tcBorders>
           </w:tcPr>
@@ -1689,7 +1801,7 @@
             <w:tcBorders>
               <w:top w:val="nil"/>
               <w:left w:val="nil"/>
-              <w:bottom w:val="single" w:sz="4" w:color="DDE3EA" w:space="0"/>
+              <w:bottom w:val="single" w:sz="4" w:color="E6EAF0" w:space="0"/>
               <w:right w:val="nil"/>
             </w:tcBorders>
           </w:tcPr>
@@ -1713,7 +1825,7 @@
             <w:tcBorders>
               <w:top w:val="nil"/>
               <w:left w:val="nil"/>
-              <w:bottom w:val="single" w:sz="4" w:color="DDE3EA" w:space="0"/>
+              <w:bottom w:val="single" w:sz="4" w:color="E6EAF0" w:space="0"/>
               <w:right w:val="nil"/>
             </w:tcBorders>
           </w:tcPr>
@@ -1737,7 +1849,7 @@
             <w:tcBorders>
               <w:top w:val="nil"/>
               <w:left w:val="nil"/>
-              <w:bottom w:val="single" w:sz="4" w:color="DDE3EA" w:space="0"/>
+              <w:bottom w:val="single" w:sz="4" w:color="E6EAF0" w:space="0"/>
               <w:right w:val="nil"/>
             </w:tcBorders>
           </w:tcPr>
@@ -1761,7 +1873,7 @@
             <w:tcBorders>
               <w:top w:val="nil"/>
               <w:left w:val="nil"/>
-              <w:bottom w:val="single" w:sz="4" w:color="DDE3EA" w:space="0"/>
+              <w:bottom w:val="single" w:sz="4" w:color="E6EAF0" w:space="0"/>
               <w:right w:val="nil"/>
             </w:tcBorders>
           </w:tcPr>
@@ -1785,7 +1897,7 @@
             <w:tcBorders>
               <w:top w:val="nil"/>
               <w:left w:val="nil"/>
-              <w:bottom w:val="single" w:sz="4" w:color="DDE3EA" w:space="0"/>
+              <w:bottom w:val="single" w:sz="4" w:color="E6EAF0" w:space="0"/>
               <w:right w:val="nil"/>
             </w:tcBorders>
           </w:tcPr>
@@ -1812,7 +1924,7 @@
             <w:tcBorders>
               <w:top w:val="nil"/>
               <w:left w:val="nil"/>
-              <w:bottom w:val="single" w:sz="4" w:color="DDE3EA" w:space="0"/>
+              <w:bottom w:val="single" w:sz="4" w:color="E6EAF0" w:space="0"/>
               <w:right w:val="nil"/>
             </w:tcBorders>
           </w:tcPr>
@@ -1862,7 +1974,7 @@
             <w:tcBorders>
               <w:top w:val="nil"/>
               <w:left w:val="nil"/>
-              <w:bottom w:val="single" w:sz="4" w:color="DDE3EA" w:space="0"/>
+              <w:bottom w:val="single" w:sz="4" w:color="E6EAF0" w:space="0"/>
               <w:right w:val="nil"/>
             </w:tcBorders>
           </w:tcPr>
@@ -1886,7 +1998,7 @@
             <w:tcBorders>
               <w:top w:val="nil"/>
               <w:left w:val="nil"/>
-              <w:bottom w:val="single" w:sz="4" w:color="DDE3EA" w:space="0"/>
+              <w:bottom w:val="single" w:sz="4" w:color="E6EAF0" w:space="0"/>
               <w:right w:val="nil"/>
             </w:tcBorders>
           </w:tcPr>
@@ -1910,7 +2022,7 @@
             <w:tcBorders>
               <w:top w:val="nil"/>
               <w:left w:val="nil"/>
-              <w:bottom w:val="single" w:sz="4" w:color="DDE3EA" w:space="0"/>
+              <w:bottom w:val="single" w:sz="4" w:color="E6EAF0" w:space="0"/>
               <w:right w:val="nil"/>
             </w:tcBorders>
           </w:tcPr>
@@ -1934,7 +2046,7 @@
             <w:tcBorders>
               <w:top w:val="nil"/>
               <w:left w:val="nil"/>
-              <w:bottom w:val="single" w:sz="4" w:color="DDE3EA" w:space="0"/>
+              <w:bottom w:val="single" w:sz="4" w:color="E6EAF0" w:space="0"/>
               <w:right w:val="nil"/>
             </w:tcBorders>
           </w:tcPr>
@@ -1958,7 +2070,7 @@
             <w:tcBorders>
               <w:top w:val="nil"/>
               <w:left w:val="nil"/>
-              <w:bottom w:val="single" w:sz="4" w:color="DDE3EA" w:space="0"/>
+              <w:bottom w:val="single" w:sz="4" w:color="E6EAF0" w:space="0"/>
               <w:right w:val="nil"/>
             </w:tcBorders>
           </w:tcPr>
@@ -1985,7 +2097,7 @@
             <w:tcBorders>
               <w:top w:val="nil"/>
               <w:left w:val="nil"/>
-              <w:bottom w:val="single" w:sz="4" w:color="DDE3EA" w:space="0"/>
+              <w:bottom w:val="single" w:sz="4" w:color="E6EAF0" w:space="0"/>
               <w:right w:val="nil"/>
             </w:tcBorders>
           </w:tcPr>
@@ -2035,7 +2147,7 @@
             <w:tcBorders>
               <w:top w:val="nil"/>
               <w:left w:val="nil"/>
-              <w:bottom w:val="single" w:sz="4" w:color="DDE3EA" w:space="0"/>
+              <w:bottom w:val="single" w:sz="4" w:color="E6EAF0" w:space="0"/>
               <w:right w:val="nil"/>
             </w:tcBorders>
           </w:tcPr>
@@ -2059,7 +2171,7 @@
             <w:tcBorders>
               <w:top w:val="nil"/>
               <w:left w:val="nil"/>
-              <w:bottom w:val="single" w:sz="4" w:color="DDE3EA" w:space="0"/>
+              <w:bottom w:val="single" w:sz="4" w:color="E6EAF0" w:space="0"/>
               <w:right w:val="nil"/>
             </w:tcBorders>
           </w:tcPr>
@@ -2083,7 +2195,7 @@
             <w:tcBorders>
               <w:top w:val="nil"/>
               <w:left w:val="nil"/>
-              <w:bottom w:val="single" w:sz="4" w:color="DDE3EA" w:space="0"/>
+              <w:bottom w:val="single" w:sz="4" w:color="E6EAF0" w:space="0"/>
               <w:right w:val="nil"/>
             </w:tcBorders>
           </w:tcPr>
@@ -2107,7 +2219,7 @@
             <w:tcBorders>
               <w:top w:val="nil"/>
               <w:left w:val="nil"/>
-              <w:bottom w:val="single" w:sz="4" w:color="DDE3EA" w:space="0"/>
+              <w:bottom w:val="single" w:sz="4" w:color="E6EAF0" w:space="0"/>
               <w:right w:val="nil"/>
             </w:tcBorders>
           </w:tcPr>
@@ -2131,7 +2243,7 @@
             <w:tcBorders>
               <w:top w:val="nil"/>
               <w:left w:val="nil"/>
-              <w:bottom w:val="single" w:sz="4" w:color="DDE3EA" w:space="0"/>
+              <w:bottom w:val="single" w:sz="4" w:color="E6EAF0" w:space="0"/>
               <w:right w:val="nil"/>
             </w:tcBorders>
           </w:tcPr>
@@ -2158,7 +2270,7 @@
             <w:tcBorders>
               <w:top w:val="nil"/>
               <w:left w:val="nil"/>
-              <w:bottom w:val="single" w:sz="4" w:color="DDE3EA" w:space="0"/>
+              <w:bottom w:val="single" w:sz="4" w:color="E6EAF0" w:space="0"/>
               <w:right w:val="nil"/>
             </w:tcBorders>
           </w:tcPr>
@@ -2208,7 +2320,7 @@
             <w:tcBorders>
               <w:top w:val="nil"/>
               <w:left w:val="nil"/>
-              <w:bottom w:val="single" w:sz="4" w:color="DDE3EA" w:space="0"/>
+              <w:bottom w:val="single" w:sz="4" w:color="E6EAF0" w:space="0"/>
               <w:right w:val="nil"/>
             </w:tcBorders>
           </w:tcPr>
@@ -2232,7 +2344,7 @@
             <w:tcBorders>
               <w:top w:val="nil"/>
               <w:left w:val="nil"/>
-              <w:bottom w:val="single" w:sz="4" w:color="DDE3EA" w:space="0"/>
+              <w:bottom w:val="single" w:sz="4" w:color="E6EAF0" w:space="0"/>
               <w:right w:val="nil"/>
             </w:tcBorders>
           </w:tcPr>
@@ -2256,7 +2368,7 @@
             <w:tcBorders>
               <w:top w:val="nil"/>
               <w:left w:val="nil"/>
-              <w:bottom w:val="single" w:sz="4" w:color="DDE3EA" w:space="0"/>
+              <w:bottom w:val="single" w:sz="4" w:color="E6EAF0" w:space="0"/>
               <w:right w:val="nil"/>
             </w:tcBorders>
           </w:tcPr>
@@ -2280,7 +2392,7 @@
             <w:tcBorders>
               <w:top w:val="nil"/>
               <w:left w:val="nil"/>
-              <w:bottom w:val="single" w:sz="4" w:color="DDE3EA" w:space="0"/>
+              <w:bottom w:val="single" w:sz="4" w:color="E6EAF0" w:space="0"/>
               <w:right w:val="nil"/>
             </w:tcBorders>
             <w:shd w:val="clear" w:color="auto" w:fill="FDF1D8"/>
@@ -2305,7 +2417,7 @@
             <w:tcBorders>
               <w:top w:val="nil"/>
               <w:left w:val="nil"/>
-              <w:bottom w:val="single" w:sz="4" w:color="DDE3EA" w:space="0"/>
+              <w:bottom w:val="single" w:sz="4" w:color="E6EAF0" w:space="0"/>
               <w:right w:val="nil"/>
             </w:tcBorders>
           </w:tcPr>
@@ -2332,7 +2444,7 @@
             <w:tcBorders>
               <w:top w:val="nil"/>
               <w:left w:val="nil"/>
-              <w:bottom w:val="single" w:sz="4" w:color="DDE3EA" w:space="0"/>
+              <w:bottom w:val="single" w:sz="4" w:color="E6EAF0" w:space="0"/>
               <w:right w:val="nil"/>
             </w:tcBorders>
           </w:tcPr>
@@ -2382,7 +2494,7 @@
             <w:tcBorders>
               <w:top w:val="nil"/>
               <w:left w:val="nil"/>
-              <w:bottom w:val="single" w:sz="4" w:color="DDE3EA" w:space="0"/>
+              <w:bottom w:val="single" w:sz="4" w:color="E6EAF0" w:space="0"/>
               <w:right w:val="nil"/>
             </w:tcBorders>
           </w:tcPr>
@@ -2406,7 +2518,7 @@
             <w:tcBorders>
               <w:top w:val="nil"/>
               <w:left w:val="nil"/>
-              <w:bottom w:val="single" w:sz="4" w:color="DDE3EA" w:space="0"/>
+              <w:bottom w:val="single" w:sz="4" w:color="E6EAF0" w:space="0"/>
               <w:right w:val="nil"/>
             </w:tcBorders>
           </w:tcPr>
@@ -2430,7 +2542,7 @@
             <w:tcBorders>
               <w:top w:val="nil"/>
               <w:left w:val="nil"/>
-              <w:bottom w:val="single" w:sz="4" w:color="DDE3EA" w:space="0"/>
+              <w:bottom w:val="single" w:sz="4" w:color="E6EAF0" w:space="0"/>
               <w:right w:val="nil"/>
             </w:tcBorders>
           </w:tcPr>
@@ -2454,7 +2566,7 @@
             <w:tcBorders>
               <w:top w:val="nil"/>
               <w:left w:val="nil"/>
-              <w:bottom w:val="single" w:sz="4" w:color="DDE3EA" w:space="0"/>
+              <w:bottom w:val="single" w:sz="4" w:color="E6EAF0" w:space="0"/>
               <w:right w:val="nil"/>
             </w:tcBorders>
             <w:shd w:val="clear" w:color="auto" w:fill="E3F3E8"/>
@@ -2479,7 +2591,7 @@
             <w:tcBorders>
               <w:top w:val="nil"/>
               <w:left w:val="nil"/>
-              <w:bottom w:val="single" w:sz="4" w:color="DDE3EA" w:space="0"/>
+              <w:bottom w:val="single" w:sz="4" w:color="E6EAF0" w:space="0"/>
               <w:right w:val="nil"/>
             </w:tcBorders>
           </w:tcPr>
@@ -2506,7 +2618,7 @@
             <w:tcBorders>
               <w:top w:val="nil"/>
               <w:left w:val="nil"/>
-              <w:bottom w:val="single" w:sz="4" w:color="DDE3EA" w:space="0"/>
+              <w:bottom w:val="single" w:sz="4" w:color="E6EAF0" w:space="0"/>
               <w:right w:val="nil"/>
             </w:tcBorders>
           </w:tcPr>
@@ -2556,7 +2668,7 @@
             <w:tcBorders>
               <w:top w:val="nil"/>
               <w:left w:val="nil"/>
-              <w:bottom w:val="single" w:sz="4" w:color="DDE3EA" w:space="0"/>
+              <w:bottom w:val="single" w:sz="4" w:color="E6EAF0" w:space="0"/>
               <w:right w:val="nil"/>
             </w:tcBorders>
           </w:tcPr>
@@ -2580,7 +2692,7 @@
             <w:tcBorders>
               <w:top w:val="nil"/>
               <w:left w:val="nil"/>
-              <w:bottom w:val="single" w:sz="4" w:color="DDE3EA" w:space="0"/>
+              <w:bottom w:val="single" w:sz="4" w:color="E6EAF0" w:space="0"/>
               <w:right w:val="nil"/>
             </w:tcBorders>
           </w:tcPr>
@@ -2604,7 +2716,7 @@
             <w:tcBorders>
               <w:top w:val="nil"/>
               <w:left w:val="nil"/>
-              <w:bottom w:val="single" w:sz="4" w:color="DDE3EA" w:space="0"/>
+              <w:bottom w:val="single" w:sz="4" w:color="E6EAF0" w:space="0"/>
               <w:right w:val="nil"/>
             </w:tcBorders>
           </w:tcPr>
@@ -2628,7 +2740,7 @@
             <w:tcBorders>
               <w:top w:val="nil"/>
               <w:left w:val="nil"/>
-              <w:bottom w:val="single" w:sz="4" w:color="DDE3EA" w:space="0"/>
+              <w:bottom w:val="single" w:sz="4" w:color="E6EAF0" w:space="0"/>
               <w:right w:val="nil"/>
             </w:tcBorders>
           </w:tcPr>
@@ -2652,7 +2764,7 @@
             <w:tcBorders>
               <w:top w:val="nil"/>
               <w:left w:val="nil"/>
-              <w:bottom w:val="single" w:sz="4" w:color="DDE3EA" w:space="0"/>
+              <w:bottom w:val="single" w:sz="4" w:color="E6EAF0" w:space="0"/>
               <w:right w:val="nil"/>
             </w:tcBorders>
           </w:tcPr>
@@ -2679,7 +2791,7 @@
             <w:tcBorders>
               <w:top w:val="nil"/>
               <w:left w:val="nil"/>
-              <w:bottom w:val="single" w:sz="4" w:color="DDE3EA" w:space="0"/>
+              <w:bottom w:val="single" w:sz="4" w:color="E6EAF0" w:space="0"/>
               <w:right w:val="nil"/>
             </w:tcBorders>
           </w:tcPr>
@@ -2712,7 +2824,7 @@
             <w:tcBorders>
               <w:top w:val="nil"/>
               <w:left w:val="nil"/>
-              <w:bottom w:val="single" w:sz="4" w:color="DDE3EA" w:space="0"/>
+              <w:bottom w:val="single" w:sz="4" w:color="E6EAF0" w:space="0"/>
               <w:right w:val="nil"/>
             </w:tcBorders>
           </w:tcPr>
@@ -2736,7 +2848,7 @@
             <w:tcBorders>
               <w:top w:val="nil"/>
               <w:left w:val="nil"/>
-              <w:bottom w:val="single" w:sz="4" w:color="DDE3EA" w:space="0"/>
+              <w:bottom w:val="single" w:sz="4" w:color="E6EAF0" w:space="0"/>
               <w:right w:val="nil"/>
             </w:tcBorders>
           </w:tcPr>
@@ -2760,7 +2872,7 @@
             <w:tcBorders>
               <w:top w:val="nil"/>
               <w:left w:val="nil"/>
-              <w:bottom w:val="single" w:sz="4" w:color="DDE3EA" w:space="0"/>
+              <w:bottom w:val="single" w:sz="4" w:color="E6EAF0" w:space="0"/>
               <w:right w:val="nil"/>
             </w:tcBorders>
           </w:tcPr>
@@ -2784,7 +2896,7 @@
             <w:tcBorders>
               <w:top w:val="nil"/>
               <w:left w:val="nil"/>
-              <w:bottom w:val="single" w:sz="4" w:color="DDE3EA" w:space="0"/>
+              <w:bottom w:val="single" w:sz="4" w:color="E6EAF0" w:space="0"/>
               <w:right w:val="nil"/>
             </w:tcBorders>
           </w:tcPr>
@@ -2808,7 +2920,7 @@
             <w:tcBorders>
               <w:top w:val="nil"/>
               <w:left w:val="nil"/>
-              <w:bottom w:val="single" w:sz="4" w:color="DDE3EA" w:space="0"/>
+              <w:bottom w:val="single" w:sz="4" w:color="E6EAF0" w:space="0"/>
               <w:right w:val="nil"/>
             </w:tcBorders>
           </w:tcPr>
@@ -2835,7 +2947,7 @@
             <w:tcBorders>
               <w:top w:val="nil"/>
               <w:left w:val="nil"/>
-              <w:bottom w:val="single" w:sz="4" w:color="DDE3EA" w:space="0"/>
+              <w:bottom w:val="single" w:sz="4" w:color="E6EAF0" w:space="0"/>
               <w:right w:val="nil"/>
             </w:tcBorders>
           </w:tcPr>
@@ -2885,7 +2997,7 @@
             <w:tcBorders>
               <w:top w:val="nil"/>
               <w:left w:val="nil"/>
-              <w:bottom w:val="single" w:sz="4" w:color="DDE3EA" w:space="0"/>
+              <w:bottom w:val="single" w:sz="4" w:color="E6EAF0" w:space="0"/>
               <w:right w:val="nil"/>
             </w:tcBorders>
           </w:tcPr>
@@ -2909,7 +3021,7 @@
             <w:tcBorders>
               <w:top w:val="nil"/>
               <w:left w:val="nil"/>
-              <w:bottom w:val="single" w:sz="4" w:color="DDE3EA" w:space="0"/>
+              <w:bottom w:val="single" w:sz="4" w:color="E6EAF0" w:space="0"/>
               <w:right w:val="nil"/>
             </w:tcBorders>
           </w:tcPr>
@@ -2933,7 +3045,7 @@
             <w:tcBorders>
               <w:top w:val="nil"/>
               <w:left w:val="nil"/>
-              <w:bottom w:val="single" w:sz="4" w:color="DDE3EA" w:space="0"/>
+              <w:bottom w:val="single" w:sz="4" w:color="E6EAF0" w:space="0"/>
               <w:right w:val="nil"/>
             </w:tcBorders>
           </w:tcPr>
@@ -2957,7 +3069,7 @@
             <w:tcBorders>
               <w:top w:val="nil"/>
               <w:left w:val="nil"/>
-              <w:bottom w:val="single" w:sz="4" w:color="DDE3EA" w:space="0"/>
+              <w:bottom w:val="single" w:sz="4" w:color="E6EAF0" w:space="0"/>
               <w:right w:val="nil"/>
             </w:tcBorders>
           </w:tcPr>
@@ -2981,7 +3093,7 @@
             <w:tcBorders>
               <w:top w:val="nil"/>
               <w:left w:val="nil"/>
-              <w:bottom w:val="single" w:sz="4" w:color="DDE3EA" w:space="0"/>
+              <w:bottom w:val="single" w:sz="4" w:color="E6EAF0" w:space="0"/>
               <w:right w:val="nil"/>
             </w:tcBorders>
           </w:tcPr>
@@ -3008,7 +3120,7 @@
             <w:tcBorders>
               <w:top w:val="nil"/>
               <w:left w:val="nil"/>
-              <w:bottom w:val="single" w:sz="4" w:color="DDE3EA" w:space="0"/>
+              <w:bottom w:val="single" w:sz="4" w:color="E6EAF0" w:space="0"/>
               <w:right w:val="nil"/>
             </w:tcBorders>
           </w:tcPr>
@@ -3058,7 +3170,7 @@
             <w:tcBorders>
               <w:top w:val="nil"/>
               <w:left w:val="nil"/>
-              <w:bottom w:val="single" w:sz="4" w:color="DDE3EA" w:space="0"/>
+              <w:bottom w:val="single" w:sz="4" w:color="E6EAF0" w:space="0"/>
               <w:right w:val="nil"/>
             </w:tcBorders>
           </w:tcPr>
@@ -3082,7 +3194,7 @@
             <w:tcBorders>
               <w:top w:val="nil"/>
               <w:left w:val="nil"/>
-              <w:bottom w:val="single" w:sz="4" w:color="DDE3EA" w:space="0"/>
+              <w:bottom w:val="single" w:sz="4" w:color="E6EAF0" w:space="0"/>
               <w:right w:val="nil"/>
             </w:tcBorders>
           </w:tcPr>
@@ -3106,7 +3218,7 @@
             <w:tcBorders>
               <w:top w:val="nil"/>
               <w:left w:val="nil"/>
-              <w:bottom w:val="single" w:sz="4" w:color="DDE3EA" w:space="0"/>
+              <w:bottom w:val="single" w:sz="4" w:color="E6EAF0" w:space="0"/>
               <w:right w:val="nil"/>
             </w:tcBorders>
           </w:tcPr>
@@ -3130,7 +3242,7 @@
             <w:tcBorders>
               <w:top w:val="nil"/>
               <w:left w:val="nil"/>
-              <w:bottom w:val="single" w:sz="4" w:color="DDE3EA" w:space="0"/>
+              <w:bottom w:val="single" w:sz="4" w:color="E6EAF0" w:space="0"/>
               <w:right w:val="nil"/>
             </w:tcBorders>
           </w:tcPr>
@@ -3154,7 +3266,7 @@
             <w:tcBorders>
               <w:top w:val="nil"/>
               <w:left w:val="nil"/>
-              <w:bottom w:val="single" w:sz="4" w:color="DDE3EA" w:space="0"/>
+              <w:bottom w:val="single" w:sz="4" w:color="E6EAF0" w:space="0"/>
               <w:right w:val="nil"/>
             </w:tcBorders>
           </w:tcPr>
@@ -3181,7 +3293,7 @@
             <w:tcBorders>
               <w:top w:val="nil"/>
               <w:left w:val="nil"/>
-              <w:bottom w:val="single" w:sz="4" w:color="DDE3EA" w:space="0"/>
+              <w:bottom w:val="single" w:sz="4" w:color="E6EAF0" w:space="0"/>
               <w:right w:val="nil"/>
             </w:tcBorders>
           </w:tcPr>
@@ -3231,7 +3343,7 @@
             <w:tcBorders>
               <w:top w:val="nil"/>
               <w:left w:val="nil"/>
-              <w:bottom w:val="single" w:sz="4" w:color="DDE3EA" w:space="0"/>
+              <w:bottom w:val="single" w:sz="4" w:color="E6EAF0" w:space="0"/>
               <w:right w:val="nil"/>
             </w:tcBorders>
           </w:tcPr>
@@ -3255,7 +3367,7 @@
             <w:tcBorders>
               <w:top w:val="nil"/>
               <w:left w:val="nil"/>
-              <w:bottom w:val="single" w:sz="4" w:color="DDE3EA" w:space="0"/>
+              <w:bottom w:val="single" w:sz="4" w:color="E6EAF0" w:space="0"/>
               <w:right w:val="nil"/>
             </w:tcBorders>
           </w:tcPr>
@@ -3279,7 +3391,7 @@
             <w:tcBorders>
               <w:top w:val="nil"/>
               <w:left w:val="nil"/>
-              <w:bottom w:val="single" w:sz="4" w:color="DDE3EA" w:space="0"/>
+              <w:bottom w:val="single" w:sz="4" w:color="E6EAF0" w:space="0"/>
               <w:right w:val="nil"/>
             </w:tcBorders>
           </w:tcPr>
@@ -3303,7 +3415,7 @@
             <w:tcBorders>
               <w:top w:val="nil"/>
               <w:left w:val="nil"/>
-              <w:bottom w:val="single" w:sz="4" w:color="DDE3EA" w:space="0"/>
+              <w:bottom w:val="single" w:sz="4" w:color="E6EAF0" w:space="0"/>
               <w:right w:val="nil"/>
             </w:tcBorders>
             <w:shd w:val="clear" w:color="auto" w:fill="E3F3E8"/>
@@ -3328,7 +3440,7 @@
             <w:tcBorders>
               <w:top w:val="nil"/>
               <w:left w:val="nil"/>
-              <w:bottom w:val="single" w:sz="4" w:color="DDE3EA" w:space="0"/>
+              <w:bottom w:val="single" w:sz="4" w:color="E6EAF0" w:space="0"/>
               <w:right w:val="nil"/>
             </w:tcBorders>
           </w:tcPr>
@@ -3355,7 +3467,7 @@
             <w:tcBorders>
               <w:top w:val="nil"/>
               <w:left w:val="nil"/>
-              <w:bottom w:val="single" w:sz="4" w:color="DDE3EA" w:space="0"/>
+              <w:bottom w:val="single" w:sz="4" w:color="E6EAF0" w:space="0"/>
               <w:right w:val="nil"/>
             </w:tcBorders>
           </w:tcPr>
@@ -3405,7 +3517,7 @@
             <w:tcBorders>
               <w:top w:val="nil"/>
               <w:left w:val="nil"/>
-              <w:bottom w:val="single" w:sz="4" w:color="DDE3EA" w:space="0"/>
+              <w:bottom w:val="single" w:sz="4" w:color="E6EAF0" w:space="0"/>
               <w:right w:val="nil"/>
             </w:tcBorders>
           </w:tcPr>
@@ -3429,7 +3541,7 @@
             <w:tcBorders>
               <w:top w:val="nil"/>
               <w:left w:val="nil"/>
-              <w:bottom w:val="single" w:sz="4" w:color="DDE3EA" w:space="0"/>
+              <w:bottom w:val="single" w:sz="4" w:color="E6EAF0" w:space="0"/>
               <w:right w:val="nil"/>
             </w:tcBorders>
           </w:tcPr>
@@ -3453,7 +3565,7 @@
             <w:tcBorders>
               <w:top w:val="nil"/>
               <w:left w:val="nil"/>
-              <w:bottom w:val="single" w:sz="4" w:color="DDE3EA" w:space="0"/>
+              <w:bottom w:val="single" w:sz="4" w:color="E6EAF0" w:space="0"/>
               <w:right w:val="nil"/>
             </w:tcBorders>
           </w:tcPr>
@@ -3477,7 +3589,7 @@
             <w:tcBorders>
               <w:top w:val="nil"/>
               <w:left w:val="nil"/>
-              <w:bottom w:val="single" w:sz="4" w:color="DDE3EA" w:space="0"/>
+              <w:bottom w:val="single" w:sz="4" w:color="E6EAF0" w:space="0"/>
               <w:right w:val="nil"/>
             </w:tcBorders>
             <w:shd w:val="clear" w:color="auto" w:fill="E3F3E8"/>
@@ -3502,7 +3614,7 @@
             <w:tcBorders>
               <w:top w:val="nil"/>
               <w:left w:val="nil"/>
-              <w:bottom w:val="single" w:sz="4" w:color="DDE3EA" w:space="0"/>
+              <w:bottom w:val="single" w:sz="4" w:color="E6EAF0" w:space="0"/>
               <w:right w:val="nil"/>
             </w:tcBorders>
           </w:tcPr>
@@ -3529,7 +3641,7 @@
             <w:tcBorders>
               <w:top w:val="nil"/>
               <w:left w:val="nil"/>
-              <w:bottom w:val="single" w:sz="4" w:color="DDE3EA" w:space="0"/>
+              <w:bottom w:val="single" w:sz="4" w:color="E6EAF0" w:space="0"/>
               <w:right w:val="nil"/>
             </w:tcBorders>
           </w:tcPr>
@@ -3579,7 +3691,7 @@
             <w:tcBorders>
               <w:top w:val="nil"/>
               <w:left w:val="nil"/>
-              <w:bottom w:val="single" w:sz="4" w:color="DDE3EA" w:space="0"/>
+              <w:bottom w:val="single" w:sz="4" w:color="E6EAF0" w:space="0"/>
               <w:right w:val="nil"/>
             </w:tcBorders>
           </w:tcPr>
@@ -3603,7 +3715,7 @@
             <w:tcBorders>
               <w:top w:val="nil"/>
               <w:left w:val="nil"/>
-              <w:bottom w:val="single" w:sz="4" w:color="DDE3EA" w:space="0"/>
+              <w:bottom w:val="single" w:sz="4" w:color="E6EAF0" w:space="0"/>
               <w:right w:val="nil"/>
             </w:tcBorders>
           </w:tcPr>
@@ -3627,7 +3739,7 @@
             <w:tcBorders>
               <w:top w:val="nil"/>
               <w:left w:val="nil"/>
-              <w:bottom w:val="single" w:sz="4" w:color="DDE3EA" w:space="0"/>
+              <w:bottom w:val="single" w:sz="4" w:color="E6EAF0" w:space="0"/>
               <w:right w:val="nil"/>
             </w:tcBorders>
           </w:tcPr>
@@ -3651,7 +3763,7 @@
             <w:tcBorders>
               <w:top w:val="nil"/>
               <w:left w:val="nil"/>
-              <w:bottom w:val="single" w:sz="4" w:color="DDE3EA" w:space="0"/>
+              <w:bottom w:val="single" w:sz="4" w:color="E6EAF0" w:space="0"/>
               <w:right w:val="nil"/>
             </w:tcBorders>
             <w:shd w:val="clear" w:color="auto" w:fill="E3F3E8"/>
@@ -3676,7 +3788,7 @@
             <w:tcBorders>
               <w:top w:val="nil"/>
               <w:left w:val="nil"/>
-              <w:bottom w:val="single" w:sz="4" w:color="DDE3EA" w:space="0"/>
+              <w:bottom w:val="single" w:sz="4" w:color="E6EAF0" w:space="0"/>
               <w:right w:val="nil"/>
             </w:tcBorders>
           </w:tcPr>
@@ -3703,7 +3815,7 @@
             <w:tcBorders>
               <w:top w:val="nil"/>
               <w:left w:val="nil"/>
-              <w:bottom w:val="single" w:sz="4" w:color="DDE3EA" w:space="0"/>
+              <w:bottom w:val="single" w:sz="4" w:color="E6EAF0" w:space="0"/>
               <w:right w:val="nil"/>
             </w:tcBorders>
           </w:tcPr>
@@ -3753,7 +3865,7 @@
             <w:tcBorders>
               <w:top w:val="nil"/>
               <w:left w:val="nil"/>
-              <w:bottom w:val="single" w:sz="4" w:color="DDE3EA" w:space="0"/>
+              <w:bottom w:val="single" w:sz="4" w:color="E6EAF0" w:space="0"/>
               <w:right w:val="nil"/>
             </w:tcBorders>
           </w:tcPr>
@@ -3777,7 +3889,7 @@
             <w:tcBorders>
               <w:top w:val="nil"/>
               <w:left w:val="nil"/>
-              <w:bottom w:val="single" w:sz="4" w:color="DDE3EA" w:space="0"/>
+              <w:bottom w:val="single" w:sz="4" w:color="E6EAF0" w:space="0"/>
               <w:right w:val="nil"/>
             </w:tcBorders>
           </w:tcPr>
@@ -3801,7 +3913,7 @@
             <w:tcBorders>
               <w:top w:val="nil"/>
               <w:left w:val="nil"/>
-              <w:bottom w:val="single" w:sz="4" w:color="DDE3EA" w:space="0"/>
+              <w:bottom w:val="single" w:sz="4" w:color="E6EAF0" w:space="0"/>
               <w:right w:val="nil"/>
             </w:tcBorders>
           </w:tcPr>
@@ -3825,7 +3937,7 @@
             <w:tcBorders>
               <w:top w:val="nil"/>
               <w:left w:val="nil"/>
-              <w:bottom w:val="single" w:sz="4" w:color="DDE3EA" w:space="0"/>
+              <w:bottom w:val="single" w:sz="4" w:color="E6EAF0" w:space="0"/>
               <w:right w:val="nil"/>
             </w:tcBorders>
             <w:shd w:val="clear" w:color="auto" w:fill="E3F3E8"/>
@@ -3850,7 +3962,7 @@
             <w:tcBorders>
               <w:top w:val="nil"/>
               <w:left w:val="nil"/>
-              <w:bottom w:val="single" w:sz="4" w:color="DDE3EA" w:space="0"/>
+              <w:bottom w:val="single" w:sz="4" w:color="E6EAF0" w:space="0"/>
               <w:right w:val="nil"/>
             </w:tcBorders>
           </w:tcPr>
@@ -3877,7 +3989,7 @@
             <w:tcBorders>
               <w:top w:val="nil"/>
               <w:left w:val="nil"/>
-              <w:bottom w:val="single" w:sz="4" w:color="DDE3EA" w:space="0"/>
+              <w:bottom w:val="single" w:sz="4" w:color="E6EAF0" w:space="0"/>
               <w:right w:val="nil"/>
             </w:tcBorders>
           </w:tcPr>
@@ -3927,7 +4039,7 @@
             <w:tcBorders>
               <w:top w:val="nil"/>
               <w:left w:val="nil"/>
-              <w:bottom w:val="single" w:sz="4" w:color="DDE3EA" w:space="0"/>
+              <w:bottom w:val="single" w:sz="4" w:color="E6EAF0" w:space="0"/>
               <w:right w:val="nil"/>
             </w:tcBorders>
           </w:tcPr>
@@ -3951,7 +4063,7 @@
             <w:tcBorders>
               <w:top w:val="nil"/>
               <w:left w:val="nil"/>
-              <w:bottom w:val="single" w:sz="4" w:color="DDE3EA" w:space="0"/>
+              <w:bottom w:val="single" w:sz="4" w:color="E6EAF0" w:space="0"/>
               <w:right w:val="nil"/>
             </w:tcBorders>
           </w:tcPr>
@@ -3975,7 +4087,7 @@
             <w:tcBorders>
               <w:top w:val="nil"/>
               <w:left w:val="nil"/>
-              <w:bottom w:val="single" w:sz="4" w:color="DDE3EA" w:space="0"/>
+              <w:bottom w:val="single" w:sz="4" w:color="E6EAF0" w:space="0"/>
               <w:right w:val="nil"/>
             </w:tcBorders>
           </w:tcPr>
@@ -3999,7 +4111,7 @@
             <w:tcBorders>
               <w:top w:val="nil"/>
               <w:left w:val="nil"/>
-              <w:bottom w:val="single" w:sz="4" w:color="DDE3EA" w:space="0"/>
+              <w:bottom w:val="single" w:sz="4" w:color="E6EAF0" w:space="0"/>
               <w:right w:val="nil"/>
             </w:tcBorders>
             <w:shd w:val="clear" w:color="auto" w:fill="E3F3E8"/>
@@ -4024,7 +4136,7 @@
             <w:tcBorders>
               <w:top w:val="nil"/>
               <w:left w:val="nil"/>
-              <w:bottom w:val="single" w:sz="4" w:color="DDE3EA" w:space="0"/>
+              <w:bottom w:val="single" w:sz="4" w:color="E6EAF0" w:space="0"/>
               <w:right w:val="nil"/>
             </w:tcBorders>
           </w:tcPr>
@@ -4057,7 +4169,7 @@
       <w:r>
         <w:rPr>
           <w:b w:val="0"/>
-          <w:color w:val="5F6B7A"/>
+          <w:color w:val="667085"/>
           <w:sz w:val="16"/>
         </w:rPr>
         <w:t>Colours: green change – the metric is improving, red – worsening. Latest-period cell background: green – good level, amber – average, red – weak (tool benchmarks, config/metric_rules.yaml).</w:t>
@@ -4070,7 +4182,7 @@
       <w:r>
         <w:rPr>
           <w:b w:val="0"/>
-          <w:color w:val="5F6B7A"/>
+          <w:color w:val="667085"/>
           <w:sz w:val="16"/>
         </w:rPr>
         <w:t>* – taken from the report summary;  ᶜ – calculated by the tool. Small numbers next to text link to the source (opens the document at the cited page).</w:t>
@@ -4116,7 +4228,7 @@
       <w:pPr>
         <w:keepNext/>
         <w:pBdr>
-          <w:bottom w:val="single" w:sz="8" w:color="1F4E79" w:space="4"/>
+          <w:bottom w:val="single" w:sz="8" w:color="12355B" w:space="4"/>
         </w:pBdr>
         <w:tabs>
           <w:tab w:pos="482" w:val="left"/>
@@ -4129,13 +4241,13 @@
           <w:color w:val="2A78D6"/>
           <w:sz w:val="18"/>
         </w:rPr>
-        <w:t>04</w:t>
+        <w:t>03</w:t>
         <w:tab/>
       </w:r>
       <w:r>
         <w:rPr>
           <w:b/>
-          <w:color w:val="1F4E79"/>
+          <w:color w:val="12355B"/>
           <w:sz w:val="28"/>
         </w:rPr>
         <w:t>Business performance review</w:t>
@@ -4282,7 +4394,7 @@
       <w:pPr>
         <w:keepNext/>
         <w:pBdr>
-          <w:bottom w:val="single" w:sz="8" w:color="1F4E79" w:space="4"/>
+          <w:bottom w:val="single" w:sz="8" w:color="12355B" w:space="4"/>
         </w:pBdr>
         <w:tabs>
           <w:tab w:pos="482" w:val="left"/>
@@ -4295,13 +4407,13 @@
           <w:color w:val="2A78D6"/>
           <w:sz w:val="18"/>
         </w:rPr>
-        <w:t>05</w:t>
+        <w:t>04</w:t>
         <w:tab/>
       </w:r>
       <w:r>
         <w:rPr>
           <w:b/>
-          <w:color w:val="1F4E79"/>
+          <w:color w:val="12355B"/>
           <w:sz w:val="28"/>
         </w:rPr>
         <w:t>Financials</w:t>
@@ -4397,7 +4509,7 @@
       <w:pPr>
         <w:keepNext/>
         <w:pBdr>
-          <w:bottom w:val="single" w:sz="8" w:color="1F4E79" w:space="4"/>
+          <w:bottom w:val="single" w:sz="8" w:color="12355B" w:space="4"/>
         </w:pBdr>
         <w:tabs>
           <w:tab w:pos="482" w:val="left"/>
@@ -4410,13 +4522,13 @@
           <w:color w:val="2A78D6"/>
           <w:sz w:val="18"/>
         </w:rPr>
-        <w:t>06</w:t>
+        <w:t>05</w:t>
         <w:tab/>
       </w:r>
       <w:r>
         <w:rPr>
           <w:b/>
-          <w:color w:val="1F4E79"/>
+          <w:color w:val="12355B"/>
           <w:sz w:val="28"/>
         </w:rPr>
         <w:t>Past plans vs outcomes</w:t>
@@ -4453,12 +4565,11 @@
           <w:tcPr>
             <w:tcW w:type="dxa" w:w="2578"/>
             <w:tcBorders>
-              <w:top w:val="single" w:sz="12" w:color="1F4E79" w:space="0"/>
+              <w:top w:val="nil"/>
               <w:left w:val="nil"/>
-              <w:bottom w:val="single" w:sz="4" w:color="C9D3DE" w:space="0"/>
+              <w:bottom w:val="single" w:sz="8" w:color="12355B" w:space="0"/>
               <w:right w:val="nil"/>
             </w:tcBorders>
-            <w:shd w:val="clear" w:color="auto" w:fill="EAF1F8"/>
           </w:tcPr>
           <w:p>
             <w:pPr>
@@ -4468,8 +4579,8 @@
               <w:rPr>
                 <w:b/>
                 <w:caps/>
-                <w:color w:val="1F4E79"/>
-                <w:sz w:val="16"/>
+                <w:color w:val="667085"/>
+                <w:sz w:val="14"/>
               </w:rPr>
               <w:t>Plan / target</w:t>
             </w:r>
@@ -4479,12 +4590,11 @@
           <w:tcPr>
             <w:tcW w:type="dxa" w:w="2578"/>
             <w:tcBorders>
-              <w:top w:val="single" w:sz="12" w:color="1F4E79" w:space="0"/>
+              <w:top w:val="nil"/>
               <w:left w:val="nil"/>
-              <w:bottom w:val="single" w:sz="4" w:color="C9D3DE" w:space="0"/>
+              <w:bottom w:val="single" w:sz="8" w:color="12355B" w:space="0"/>
               <w:right w:val="nil"/>
             </w:tcBorders>
-            <w:shd w:val="clear" w:color="auto" w:fill="EAF1F8"/>
           </w:tcPr>
           <w:p>
             <w:pPr>
@@ -4494,8 +4604,8 @@
               <w:rPr>
                 <w:b/>
                 <w:caps/>
-                <w:color w:val="1F4E79"/>
-                <w:sz w:val="16"/>
+                <w:color w:val="667085"/>
+                <w:sz w:val="14"/>
               </w:rPr>
               <w:t>Outcome</w:t>
             </w:r>
@@ -4505,12 +4615,11 @@
           <w:tcPr>
             <w:tcW w:type="dxa" w:w="3138"/>
             <w:tcBorders>
-              <w:top w:val="single" w:sz="12" w:color="1F4E79" w:space="0"/>
+              <w:top w:val="nil"/>
               <w:left w:val="nil"/>
-              <w:bottom w:val="single" w:sz="4" w:color="C9D3DE" w:space="0"/>
+              <w:bottom w:val="single" w:sz="8" w:color="12355B" w:space="0"/>
               <w:right w:val="nil"/>
             </w:tcBorders>
-            <w:shd w:val="clear" w:color="auto" w:fill="EAF1F8"/>
           </w:tcPr>
           <w:p>
             <w:pPr>
@@ -4520,8 +4629,8 @@
               <w:rPr>
                 <w:b/>
                 <w:caps/>
-                <w:color w:val="1F4E79"/>
-                <w:sz w:val="16"/>
+                <w:color w:val="667085"/>
+                <w:sz w:val="14"/>
               </w:rPr>
               <w:t>What changed and why</w:t>
             </w:r>
@@ -4531,12 +4640,11 @@
           <w:tcPr>
             <w:tcW w:type="dxa" w:w="1345"/>
             <w:tcBorders>
-              <w:top w:val="single" w:sz="12" w:color="1F4E79" w:space="0"/>
+              <w:top w:val="nil"/>
               <w:left w:val="nil"/>
-              <w:bottom w:val="single" w:sz="4" w:color="C9D3DE" w:space="0"/>
+              <w:bottom w:val="single" w:sz="8" w:color="12355B" w:space="0"/>
               <w:right w:val="nil"/>
             </w:tcBorders>
-            <w:shd w:val="clear" w:color="auto" w:fill="EAF1F8"/>
           </w:tcPr>
           <w:p>
             <w:pPr>
@@ -4546,8 +4654,8 @@
               <w:rPr>
                 <w:b/>
                 <w:caps/>
-                <w:color w:val="1F4E79"/>
-                <w:sz w:val="16"/>
+                <w:color w:val="667085"/>
+                <w:sz w:val="14"/>
               </w:rPr>
               <w:t>Status</w:t>
             </w:r>
@@ -4561,7 +4669,7 @@
             <w:tcBorders>
               <w:top w:val="nil"/>
               <w:left w:val="nil"/>
-              <w:bottom w:val="single" w:sz="4" w:color="DDE3EA" w:space="0"/>
+              <w:bottom w:val="single" w:sz="4" w:color="E6EAF0" w:space="0"/>
               <w:right w:val="nil"/>
             </w:tcBorders>
           </w:tcPr>
@@ -4584,7 +4692,7 @@
             <w:tcBorders>
               <w:top w:val="nil"/>
               <w:left w:val="nil"/>
-              <w:bottom w:val="single" w:sz="4" w:color="DDE3EA" w:space="0"/>
+              <w:bottom w:val="single" w:sz="4" w:color="E6EAF0" w:space="0"/>
               <w:right w:val="nil"/>
             </w:tcBorders>
           </w:tcPr>
@@ -4634,7 +4742,7 @@
             <w:tcBorders>
               <w:top w:val="nil"/>
               <w:left w:val="nil"/>
-              <w:bottom w:val="single" w:sz="4" w:color="DDE3EA" w:space="0"/>
+              <w:bottom w:val="single" w:sz="4" w:color="E6EAF0" w:space="0"/>
               <w:right w:val="nil"/>
             </w:tcBorders>
           </w:tcPr>
@@ -4674,7 +4782,7 @@
             <w:tcBorders>
               <w:top w:val="nil"/>
               <w:left w:val="nil"/>
-              <w:bottom w:val="single" w:sz="4" w:color="DDE3EA" w:space="0"/>
+              <w:bottom w:val="single" w:sz="4" w:color="E6EAF0" w:space="0"/>
               <w:right w:val="nil"/>
             </w:tcBorders>
             <w:shd w:val="clear" w:color="auto" w:fill="FDF1D8"/>
@@ -4700,7 +4808,7 @@
             <w:tcBorders>
               <w:top w:val="nil"/>
               <w:left w:val="nil"/>
-              <w:bottom w:val="single" w:sz="4" w:color="DDE3EA" w:space="0"/>
+              <w:bottom w:val="single" w:sz="4" w:color="E6EAF0" w:space="0"/>
               <w:right w:val="nil"/>
             </w:tcBorders>
           </w:tcPr>
@@ -4723,7 +4831,7 @@
             <w:tcBorders>
               <w:top w:val="nil"/>
               <w:left w:val="nil"/>
-              <w:bottom w:val="single" w:sz="4" w:color="DDE3EA" w:space="0"/>
+              <w:bottom w:val="single" w:sz="4" w:color="E6EAF0" w:space="0"/>
               <w:right w:val="nil"/>
             </w:tcBorders>
           </w:tcPr>
@@ -4773,7 +4881,7 @@
             <w:tcBorders>
               <w:top w:val="nil"/>
               <w:left w:val="nil"/>
-              <w:bottom w:val="single" w:sz="4" w:color="DDE3EA" w:space="0"/>
+              <w:bottom w:val="single" w:sz="4" w:color="E6EAF0" w:space="0"/>
               <w:right w:val="nil"/>
             </w:tcBorders>
           </w:tcPr>
@@ -4813,7 +4921,7 @@
             <w:tcBorders>
               <w:top w:val="nil"/>
               <w:left w:val="nil"/>
-              <w:bottom w:val="single" w:sz="4" w:color="DDE3EA" w:space="0"/>
+              <w:bottom w:val="single" w:sz="4" w:color="E6EAF0" w:space="0"/>
               <w:right w:val="nil"/>
             </w:tcBorders>
             <w:shd w:val="clear" w:color="auto" w:fill="EAF1F8"/>
@@ -4839,7 +4947,7 @@
             <w:tcBorders>
               <w:top w:val="nil"/>
               <w:left w:val="nil"/>
-              <w:bottom w:val="single" w:sz="4" w:color="DDE3EA" w:space="0"/>
+              <w:bottom w:val="single" w:sz="4" w:color="E6EAF0" w:space="0"/>
               <w:right w:val="nil"/>
             </w:tcBorders>
           </w:tcPr>
@@ -4862,7 +4970,7 @@
             <w:tcBorders>
               <w:top w:val="nil"/>
               <w:left w:val="nil"/>
-              <w:bottom w:val="single" w:sz="4" w:color="DDE3EA" w:space="0"/>
+              <w:bottom w:val="single" w:sz="4" w:color="E6EAF0" w:space="0"/>
               <w:right w:val="nil"/>
             </w:tcBorders>
           </w:tcPr>
@@ -4895,7 +5003,7 @@
             <w:tcBorders>
               <w:top w:val="nil"/>
               <w:left w:val="nil"/>
-              <w:bottom w:val="single" w:sz="4" w:color="DDE3EA" w:space="0"/>
+              <w:bottom w:val="single" w:sz="4" w:color="E6EAF0" w:space="0"/>
               <w:right w:val="nil"/>
             </w:tcBorders>
           </w:tcPr>
@@ -4918,7 +5026,7 @@
             <w:tcBorders>
               <w:top w:val="nil"/>
               <w:left w:val="nil"/>
-              <w:bottom w:val="single" w:sz="4" w:color="DDE3EA" w:space="0"/>
+              <w:bottom w:val="single" w:sz="4" w:color="E6EAF0" w:space="0"/>
               <w:right w:val="nil"/>
             </w:tcBorders>
             <w:shd w:val="clear" w:color="auto" w:fill="EAF1F8"/>
@@ -4947,7 +5055,7 @@
       <w:pPr>
         <w:keepNext/>
         <w:pBdr>
-          <w:bottom w:val="single" w:sz="8" w:color="1F4E79" w:space="4"/>
+          <w:bottom w:val="single" w:sz="8" w:color="12355B" w:space="4"/>
         </w:pBdr>
         <w:tabs>
           <w:tab w:pos="482" w:val="left"/>
@@ -4960,13 +5068,13 @@
           <w:color w:val="2A78D6"/>
           <w:sz w:val="18"/>
         </w:rPr>
-        <w:t>07</w:t>
+        <w:t>06</w:t>
         <w:tab/>
       </w:r>
       <w:r>
         <w:rPr>
           <w:b/>
-          <w:color w:val="1F4E79"/>
+          <w:color w:val="12355B"/>
           <w:sz w:val="28"/>
         </w:rPr>
         <w:t>Investor information &amp; conclusions</w:t>
@@ -5160,7 +5268,1108 @@
       <w:pPr>
         <w:keepNext/>
         <w:pBdr>
-          <w:bottom w:val="single" w:sz="8" w:color="1F4E79" w:space="4"/>
+          <w:bottom w:val="single" w:sz="8" w:color="12355B" w:space="4"/>
+        </w:pBdr>
+        <w:tabs>
+          <w:tab w:pos="482" w:val="left"/>
+        </w:tabs>
+        <w:spacing w:before="360" w:after="160"/>
+      </w:pPr>
+      <w:r>
+        <w:rPr>
+          <w:b/>
+          <w:color w:val="2A78D6"/>
+          <w:sz w:val="18"/>
+        </w:rPr>
+        <w:t>07</w:t>
+        <w:tab/>
+      </w:r>
+      <w:r>
+        <w:rPr>
+          <w:b/>
+          <w:color w:val="12355B"/>
+          <w:sz w:val="28"/>
+        </w:rPr>
+        <w:t>Market and environment</w:t>
+      </w:r>
+    </w:p>
+    <w:p>
+      <w:pPr>
+        <w:tabs>
+          <w:tab w:pos="255" w:val="left"/>
+        </w:tabs>
+        <w:spacing w:before="0" w:after="80"/>
+        <w:ind w:left="255" w:hanging="255"/>
+      </w:pPr>
+      <w:r>
+        <w:rPr>
+          <w:b/>
+          <w:color w:val="2A78D6"/>
+          <w:sz w:val="20"/>
+        </w:rPr>
+        <w:t>▪</w:t>
+        <w:tab/>
+      </w:r>
+      <w:r>
+        <w:rPr>
+          <w:b/>
+        </w:rPr>
+        <w:t>Margin narrowing:</w:t>
+      </w:r>
+      <w:r>
+        <w:rPr>
+          <w:b w:val="0"/>
+        </w:rPr>
+        <w:t xml:space="preserve"> net interest income EUR 89.5m (flat), NIM 3.7% (3.8%) due to lower average Euribor, offset by loan growth</w:t>
+      </w:r>
+      <w:hyperlink r:id="rId15">
+        <w:r>
+          <w:rPr>
+            <w:color w:val="2A78D6"/>
+            <w:vertAlign w:val="superscript"/>
+            <w:sz w:val="17"/>
+          </w:rPr>
+          <w:t xml:space="preserve">18</w:t>
+        </w:r>
+      </w:hyperlink>
+      <w:r>
+        <w:rPr>
+          <w:b w:val="0"/>
+        </w:rPr>
+        <w:t>. Costs +5% on consulting, IT and communications</w:t>
+      </w:r>
+      <w:hyperlink r:id="rId15">
+        <w:r>
+          <w:rPr>
+            <w:color w:val="2A78D6"/>
+            <w:vertAlign w:val="superscript"/>
+            <w:sz w:val="17"/>
+          </w:rPr>
+          <w:t xml:space="preserve">18</w:t>
+        </w:r>
+      </w:hyperlink>
+      <w:r>
+        <w:rPr>
+          <w:b w:val="0"/>
+        </w:rPr>
+        <w:t>.</w:t>
+      </w:r>
+    </w:p>
+    <w:p>
+      <w:pPr>
+        <w:tabs>
+          <w:tab w:pos="255" w:val="left"/>
+        </w:tabs>
+        <w:spacing w:before="0" w:after="80"/>
+        <w:ind w:left="255" w:hanging="255"/>
+      </w:pPr>
+      <w:r>
+        <w:rPr>
+          <w:b/>
+          <w:color w:val="2A78D6"/>
+          <w:sz w:val="20"/>
+        </w:rPr>
+        <w:t>▪</w:t>
+        <w:tab/>
+      </w:r>
+      <w:r>
+        <w:rPr>
+          <w:b/>
+        </w:rPr>
+        <w:t>Macro:</w:t>
+      </w:r>
+      <w:r>
+        <w:rPr>
+          <w:b w:val="0"/>
+        </w:rPr>
+        <w:t xml:space="preserve"> the ECB raised the deposit rate by 25 bp to 2.25% in June; markets do not exclude further hikes</w:t>
+      </w:r>
+      <w:hyperlink r:id="rId15">
+        <w:r>
+          <w:rPr>
+            <w:color w:val="2A78D6"/>
+            <w:vertAlign w:val="superscript"/>
+            <w:sz w:val="17"/>
+          </w:rPr>
+          <w:t xml:space="preserve">19</w:t>
+        </w:r>
+      </w:hyperlink>
+      <w:r>
+        <w:rPr>
+          <w:b w:val="0"/>
+        </w:rPr>
+        <w:t>. 2026 GDP forecasts: Latvia 1.8%, Lithuania 2.9%, Estonia 2.2%; Lithuanian inflation 5.8%</w:t>
+      </w:r>
+      <w:hyperlink r:id="rId15">
+        <w:r>
+          <w:rPr>
+            <w:color w:val="2A78D6"/>
+            <w:vertAlign w:val="superscript"/>
+            <w:sz w:val="17"/>
+          </w:rPr>
+          <w:t xml:space="preserve">20</w:t>
+        </w:r>
+      </w:hyperlink>
+      <w:r>
+        <w:rPr>
+          <w:b w:val="0"/>
+        </w:rPr>
+        <w:t>.</w:t>
+      </w:r>
+    </w:p>
+    <w:p>
+      <w:pPr>
+        <w:tabs>
+          <w:tab w:pos="255" w:val="left"/>
+        </w:tabs>
+        <w:spacing w:before="0" w:after="80"/>
+        <w:ind w:left="255" w:hanging="255"/>
+      </w:pPr>
+      <w:r>
+        <w:rPr>
+          <w:b/>
+          <w:color w:val="2A78D6"/>
+          <w:sz w:val="20"/>
+        </w:rPr>
+        <w:t>▪</w:t>
+        <w:tab/>
+      </w:r>
+      <w:r>
+        <w:rPr>
+          <w:b/>
+        </w:rPr>
+        <w:t>Outlook:</w:t>
+      </w:r>
+      <w:r>
+        <w:rPr>
+          <w:b w:val="0"/>
+        </w:rPr>
+        <w:t xml:space="preserve"> higher-for-longer interest rates will continue to shape the Baltic outlook</w:t>
+      </w:r>
+      <w:hyperlink r:id="rId15">
+        <w:r>
+          <w:rPr>
+            <w:color w:val="2A78D6"/>
+            <w:vertAlign w:val="superscript"/>
+            <w:sz w:val="17"/>
+          </w:rPr>
+          <w:t xml:space="preserve">21</w:t>
+        </w:r>
+      </w:hyperlink>
+      <w:r>
+        <w:rPr>
+          <w:b w:val="0"/>
+        </w:rPr>
+        <w:t>.</w:t>
+      </w:r>
+    </w:p>
+    <w:tbl>
+      <w:tblPr>
+        <w:tblW w:w="9639" w:type="dxa"/>
+        <w:tblBorders>
+          <w:top w:val="nil"/>
+          <w:left w:val="nil"/>
+          <w:bottom w:val="nil"/>
+          <w:right w:val="nil"/>
+          <w:insideH w:val="nil"/>
+          <w:insideV w:val="nil"/>
+        </w:tblBorders>
+        <w:tblLayout w:type="fixed"/>
+        <w:tblCellMar>
+          <w:top w:w="70" w:type="dxa"/>
+          <w:left w:w="100" w:type="dxa"/>
+          <w:bottom w:w="70" w:type="dxa"/>
+          <w:right w:w="100" w:type="dxa"/>
+        </w:tblCellMar>
+        <w:tblLook w:firstColumn="1" w:firstRow="1" w:lastColumn="0" w:lastRow="0" w:noHBand="0" w:noVBand="1" w:val="04A0"/>
+      </w:tblPr>
+      <w:tblGrid>
+        <w:gridCol w:w="3515"/>
+        <w:gridCol w:w="1814"/>
+        <w:gridCol w:w="1360"/>
+        <w:gridCol w:w="1360"/>
+        <w:gridCol w:w="1587"/>
+      </w:tblGrid>
+      <w:tr>
+        <w:tc>
+          <w:tcPr>
+            <w:tcW w:type="dxa" w:w="3515"/>
+            <w:tcBorders>
+              <w:top w:val="nil"/>
+              <w:left w:val="nil"/>
+              <w:bottom w:val="single" w:sz="8" w:color="12355B" w:space="0"/>
+              <w:right w:val="nil"/>
+            </w:tcBorders>
+          </w:tcPr>
+          <w:p>
+            <w:pPr>
+              <w:spacing w:before="0" w:after="0"/>
+            </w:pPr>
+            <w:r>
+              <w:rPr>
+                <w:b/>
+                <w:caps/>
+                <w:color w:val="667085"/>
+                <w:sz w:val="14"/>
+              </w:rPr>
+            </w:r>
+          </w:p>
+        </w:tc>
+        <w:tc>
+          <w:tcPr>
+            <w:tcW w:type="dxa" w:w="1814"/>
+            <w:tcBorders>
+              <w:top w:val="nil"/>
+              <w:left w:val="nil"/>
+              <w:bottom w:val="single" w:sz="8" w:color="12355B" w:space="0"/>
+              <w:right w:val="nil"/>
+            </w:tcBorders>
+          </w:tcPr>
+          <w:p>
+            <w:pPr>
+              <w:spacing w:before="0" w:after="0"/>
+              <w:jc w:val="right"/>
+            </w:pPr>
+            <w:r>
+              <w:rPr>
+                <w:b/>
+                <w:caps/>
+                <w:color w:val="667085"/>
+                <w:sz w:val="14"/>
+              </w:rPr>
+              <w:t>Now</w:t>
+            </w:r>
+          </w:p>
+        </w:tc>
+        <w:tc>
+          <w:tcPr>
+            <w:tcW w:type="dxa" w:w="1361"/>
+            <w:tcBorders>
+              <w:top w:val="nil"/>
+              <w:left w:val="nil"/>
+              <w:bottom w:val="single" w:sz="8" w:color="12355B" w:space="0"/>
+              <w:right w:val="nil"/>
+            </w:tcBorders>
+          </w:tcPr>
+          <w:p>
+            <w:pPr>
+              <w:spacing w:before="0" w:after="0"/>
+              <w:jc w:val="right"/>
+            </w:pPr>
+            <w:r>
+              <w:rPr>
+                <w:b/>
+                <w:caps/>
+                <w:color w:val="667085"/>
+                <w:sz w:val="14"/>
+              </w:rPr>
+              <w:t>3 months ago</w:t>
+            </w:r>
+          </w:p>
+        </w:tc>
+        <w:tc>
+          <w:tcPr>
+            <w:tcW w:type="dxa" w:w="1361"/>
+            <w:tcBorders>
+              <w:top w:val="nil"/>
+              <w:left w:val="nil"/>
+              <w:bottom w:val="single" w:sz="8" w:color="12355B" w:space="0"/>
+              <w:right w:val="nil"/>
+            </w:tcBorders>
+          </w:tcPr>
+          <w:p>
+            <w:pPr>
+              <w:spacing w:before="0" w:after="0"/>
+              <w:jc w:val="right"/>
+            </w:pPr>
+            <w:r>
+              <w:rPr>
+                <w:b/>
+                <w:caps/>
+                <w:color w:val="667085"/>
+                <w:sz w:val="14"/>
+              </w:rPr>
+              <w:t>12 months ago</w:t>
+            </w:r>
+          </w:p>
+        </w:tc>
+        <w:tc>
+          <w:tcPr>
+            <w:tcW w:type="dxa" w:w="1587"/>
+            <w:tcBorders>
+              <w:top w:val="nil"/>
+              <w:left w:val="nil"/>
+              <w:bottom w:val="single" w:sz="8" w:color="12355B" w:space="0"/>
+              <w:right w:val="nil"/>
+            </w:tcBorders>
+          </w:tcPr>
+          <w:p>
+            <w:pPr>
+              <w:spacing w:before="0" w:after="0"/>
+              <w:jc w:val="right"/>
+            </w:pPr>
+            <w:r>
+              <w:rPr>
+                <w:b/>
+                <w:caps/>
+                <w:color w:val="667085"/>
+                <w:sz w:val="14"/>
+              </w:rPr>
+              <w:t>12-month change</w:t>
+            </w:r>
+          </w:p>
+        </w:tc>
+      </w:tr>
+      <w:tr>
+        <w:tc>
+          <w:tcPr>
+            <w:tcW w:type="dxa" w:w="3515"/>
+            <w:tcBorders>
+              <w:top w:val="nil"/>
+              <w:left w:val="nil"/>
+              <w:bottom w:val="single" w:sz="4" w:color="E6EAF0" w:space="0"/>
+              <w:right w:val="nil"/>
+            </w:tcBorders>
+          </w:tcPr>
+          <w:p>
+            <w:pPr>
+              <w:spacing w:before="0" w:after="0"/>
+            </w:pPr>
+            <w:r>
+              <w:rPr>
+                <w:b w:val="0"/>
+                <w:sz w:val="17"/>
+              </w:rPr>
+              <w:t>ECB deposit facility rate</w:t>
+            </w:r>
+          </w:p>
+        </w:tc>
+        <w:tc>
+          <w:tcPr>
+            <w:tcW w:type="dxa" w:w="1814"/>
+            <w:tcBorders>
+              <w:top w:val="nil"/>
+              <w:left w:val="nil"/>
+              <w:bottom w:val="single" w:sz="4" w:color="E6EAF0" w:space="0"/>
+              <w:right w:val="nil"/>
+            </w:tcBorders>
+          </w:tcPr>
+          <w:p>
+            <w:pPr>
+              <w:spacing w:before="0" w:after="0"/>
+              <w:jc w:val="right"/>
+            </w:pPr>
+            <w:r>
+              <w:rPr>
+                <w:b w:val="0"/>
+                <w:sz w:val="17"/>
+              </w:rPr>
+              <w:t>2.50% (2026-09)</w:t>
+            </w:r>
+          </w:p>
+        </w:tc>
+        <w:tc>
+          <w:tcPr>
+            <w:tcW w:type="dxa" w:w="1361"/>
+            <w:tcBorders>
+              <w:top w:val="nil"/>
+              <w:left w:val="nil"/>
+              <w:bottom w:val="single" w:sz="4" w:color="E6EAF0" w:space="0"/>
+              <w:right w:val="nil"/>
+            </w:tcBorders>
+          </w:tcPr>
+          <w:p>
+            <w:pPr>
+              <w:spacing w:before="0" w:after="0"/>
+              <w:jc w:val="right"/>
+            </w:pPr>
+            <w:r>
+              <w:rPr>
+                <w:b w:val="0"/>
+                <w:sz w:val="17"/>
+              </w:rPr>
+              <w:t>2.25%</w:t>
+            </w:r>
+          </w:p>
+        </w:tc>
+        <w:tc>
+          <w:tcPr>
+            <w:tcW w:type="dxa" w:w="1361"/>
+            <w:tcBorders>
+              <w:top w:val="nil"/>
+              <w:left w:val="nil"/>
+              <w:bottom w:val="single" w:sz="4" w:color="E6EAF0" w:space="0"/>
+              <w:right w:val="nil"/>
+            </w:tcBorders>
+          </w:tcPr>
+          <w:p>
+            <w:pPr>
+              <w:spacing w:before="0" w:after="0"/>
+              <w:jc w:val="right"/>
+            </w:pPr>
+            <w:r>
+              <w:rPr>
+                <w:b w:val="0"/>
+                <w:sz w:val="17"/>
+              </w:rPr>
+              <w:t>–</w:t>
+            </w:r>
+          </w:p>
+        </w:tc>
+        <w:tc>
+          <w:tcPr>
+            <w:tcW w:type="dxa" w:w="1587"/>
+            <w:tcBorders>
+              <w:top w:val="nil"/>
+              <w:left w:val="nil"/>
+              <w:bottom w:val="single" w:sz="4" w:color="E6EAF0" w:space="0"/>
+              <w:right w:val="nil"/>
+            </w:tcBorders>
+          </w:tcPr>
+          <w:p>
+            <w:pPr>
+              <w:spacing w:before="0" w:after="0"/>
+              <w:jc w:val="right"/>
+            </w:pPr>
+            <w:r>
+              <w:rPr>
+                <w:b w:val="0"/>
+                <w:sz w:val="17"/>
+              </w:rPr>
+              <w:t>–</w:t>
+            </w:r>
+          </w:p>
+        </w:tc>
+      </w:tr>
+      <w:tr>
+        <w:tc>
+          <w:tcPr>
+            <w:tcW w:type="dxa" w:w="3515"/>
+            <w:tcBorders>
+              <w:top w:val="nil"/>
+              <w:left w:val="nil"/>
+              <w:bottom w:val="single" w:sz="4" w:color="E6EAF0" w:space="0"/>
+              <w:right w:val="nil"/>
+            </w:tcBorders>
+          </w:tcPr>
+          <w:p>
+            <w:pPr>
+              <w:spacing w:before="0" w:after="0"/>
+            </w:pPr>
+            <w:r>
+              <w:rPr>
+                <w:b w:val="0"/>
+                <w:sz w:val="17"/>
+              </w:rPr>
+              <w:t>3-month Euribor</w:t>
+            </w:r>
+          </w:p>
+        </w:tc>
+        <w:tc>
+          <w:tcPr>
+            <w:tcW w:type="dxa" w:w="1814"/>
+            <w:tcBorders>
+              <w:top w:val="nil"/>
+              <w:left w:val="nil"/>
+              <w:bottom w:val="single" w:sz="4" w:color="E6EAF0" w:space="0"/>
+              <w:right w:val="nil"/>
+            </w:tcBorders>
+          </w:tcPr>
+          <w:p>
+            <w:pPr>
+              <w:spacing w:before="0" w:after="0"/>
+              <w:jc w:val="right"/>
+            </w:pPr>
+            <w:r>
+              <w:rPr>
+                <w:b w:val="0"/>
+                <w:sz w:val="17"/>
+              </w:rPr>
+              <w:t>2.64% (2026-09)</w:t>
+            </w:r>
+          </w:p>
+        </w:tc>
+        <w:tc>
+          <w:tcPr>
+            <w:tcW w:type="dxa" w:w="1361"/>
+            <w:tcBorders>
+              <w:top w:val="nil"/>
+              <w:left w:val="nil"/>
+              <w:bottom w:val="single" w:sz="4" w:color="E6EAF0" w:space="0"/>
+              <w:right w:val="nil"/>
+            </w:tcBorders>
+          </w:tcPr>
+          <w:p>
+            <w:pPr>
+              <w:spacing w:before="0" w:after="0"/>
+              <w:jc w:val="right"/>
+            </w:pPr>
+            <w:r>
+              <w:rPr>
+                <w:b w:val="0"/>
+                <w:sz w:val="17"/>
+              </w:rPr>
+              <w:t>2.34%</w:t>
+            </w:r>
+          </w:p>
+        </w:tc>
+        <w:tc>
+          <w:tcPr>
+            <w:tcW w:type="dxa" w:w="1361"/>
+            <w:tcBorders>
+              <w:top w:val="nil"/>
+              <w:left w:val="nil"/>
+              <w:bottom w:val="single" w:sz="4" w:color="E6EAF0" w:space="0"/>
+              <w:right w:val="nil"/>
+            </w:tcBorders>
+          </w:tcPr>
+          <w:p>
+            <w:pPr>
+              <w:spacing w:before="0" w:after="0"/>
+              <w:jc w:val="right"/>
+            </w:pPr>
+            <w:r>
+              <w:rPr>
+                <w:b w:val="0"/>
+                <w:sz w:val="17"/>
+              </w:rPr>
+              <w:t>2.03%</w:t>
+            </w:r>
+          </w:p>
+        </w:tc>
+        <w:tc>
+          <w:tcPr>
+            <w:tcW w:type="dxa" w:w="1587"/>
+            <w:tcBorders>
+              <w:top w:val="nil"/>
+              <w:left w:val="nil"/>
+              <w:bottom w:val="single" w:sz="4" w:color="E6EAF0" w:space="0"/>
+              <w:right w:val="nil"/>
+            </w:tcBorders>
+          </w:tcPr>
+          <w:p>
+            <w:pPr>
+              <w:spacing w:before="0" w:after="0"/>
+              <w:jc w:val="right"/>
+            </w:pPr>
+            <w:r>
+              <w:rPr>
+                <w:b w:val="0"/>
+                <w:sz w:val="17"/>
+              </w:rPr>
+              <w:t>▲ 0.61 p. p.</w:t>
+            </w:r>
+          </w:p>
+        </w:tc>
+      </w:tr>
+      <w:tr>
+        <w:tc>
+          <w:tcPr>
+            <w:tcW w:type="dxa" w:w="3515"/>
+            <w:tcBorders>
+              <w:top w:val="nil"/>
+              <w:left w:val="nil"/>
+              <w:bottom w:val="single" w:sz="4" w:color="E6EAF0" w:space="0"/>
+              <w:right w:val="nil"/>
+            </w:tcBorders>
+          </w:tcPr>
+          <w:p>
+            <w:pPr>
+              <w:spacing w:before="0" w:after="0"/>
+            </w:pPr>
+            <w:r>
+              <w:rPr>
+                <w:b w:val="0"/>
+                <w:sz w:val="17"/>
+              </w:rPr>
+              <w:t>6-month Euribor</w:t>
+            </w:r>
+          </w:p>
+        </w:tc>
+        <w:tc>
+          <w:tcPr>
+            <w:tcW w:type="dxa" w:w="1814"/>
+            <w:tcBorders>
+              <w:top w:val="nil"/>
+              <w:left w:val="nil"/>
+              <w:bottom w:val="single" w:sz="4" w:color="E6EAF0" w:space="0"/>
+              <w:right w:val="nil"/>
+            </w:tcBorders>
+          </w:tcPr>
+          <w:p>
+            <w:pPr>
+              <w:spacing w:before="0" w:after="0"/>
+              <w:jc w:val="right"/>
+            </w:pPr>
+            <w:r>
+              <w:rPr>
+                <w:b w:val="0"/>
+                <w:sz w:val="17"/>
+              </w:rPr>
+              <w:t>2.92% (2026-09)</w:t>
+            </w:r>
+          </w:p>
+        </w:tc>
+        <w:tc>
+          <w:tcPr>
+            <w:tcW w:type="dxa" w:w="1361"/>
+            <w:tcBorders>
+              <w:top w:val="nil"/>
+              <w:left w:val="nil"/>
+              <w:bottom w:val="single" w:sz="4" w:color="E6EAF0" w:space="0"/>
+              <w:right w:val="nil"/>
+            </w:tcBorders>
+          </w:tcPr>
+          <w:p>
+            <w:pPr>
+              <w:spacing w:before="0" w:after="0"/>
+              <w:jc w:val="right"/>
+            </w:pPr>
+            <w:r>
+              <w:rPr>
+                <w:b w:val="0"/>
+                <w:sz w:val="17"/>
+              </w:rPr>
+              <w:t>2.60%</w:t>
+            </w:r>
+          </w:p>
+        </w:tc>
+        <w:tc>
+          <w:tcPr>
+            <w:tcW w:type="dxa" w:w="1361"/>
+            <w:tcBorders>
+              <w:top w:val="nil"/>
+              <w:left w:val="nil"/>
+              <w:bottom w:val="single" w:sz="4" w:color="E6EAF0" w:space="0"/>
+              <w:right w:val="nil"/>
+            </w:tcBorders>
+          </w:tcPr>
+          <w:p>
+            <w:pPr>
+              <w:spacing w:before="0" w:after="0"/>
+              <w:jc w:val="right"/>
+            </w:pPr>
+            <w:r>
+              <w:rPr>
+                <w:b w:val="0"/>
+                <w:sz w:val="17"/>
+              </w:rPr>
+              <w:t>2.10%</w:t>
+            </w:r>
+          </w:p>
+        </w:tc>
+        <w:tc>
+          <w:tcPr>
+            <w:tcW w:type="dxa" w:w="1587"/>
+            <w:tcBorders>
+              <w:top w:val="nil"/>
+              <w:left w:val="nil"/>
+              <w:bottom w:val="single" w:sz="4" w:color="E6EAF0" w:space="0"/>
+              <w:right w:val="nil"/>
+            </w:tcBorders>
+          </w:tcPr>
+          <w:p>
+            <w:pPr>
+              <w:spacing w:before="0" w:after="0"/>
+              <w:jc w:val="right"/>
+            </w:pPr>
+            <w:r>
+              <w:rPr>
+                <w:b w:val="0"/>
+                <w:sz w:val="17"/>
+              </w:rPr>
+              <w:t>▲ 0.82 p. p.</w:t>
+            </w:r>
+          </w:p>
+        </w:tc>
+      </w:tr>
+      <w:tr>
+        <w:tc>
+          <w:tcPr>
+            <w:tcW w:type="dxa" w:w="3515"/>
+            <w:tcBorders>
+              <w:top w:val="nil"/>
+              <w:left w:val="nil"/>
+              <w:bottom w:val="single" w:sz="4" w:color="E6EAF0" w:space="0"/>
+              <w:right w:val="nil"/>
+            </w:tcBorders>
+          </w:tcPr>
+          <w:p>
+            <w:pPr>
+              <w:spacing w:before="0" w:after="0"/>
+            </w:pPr>
+            <w:r>
+              <w:rPr>
+                <w:b w:val="0"/>
+                <w:sz w:val="17"/>
+              </w:rPr>
+              <w:t>12-month Euribor</w:t>
+            </w:r>
+          </w:p>
+        </w:tc>
+        <w:tc>
+          <w:tcPr>
+            <w:tcW w:type="dxa" w:w="1814"/>
+            <w:tcBorders>
+              <w:top w:val="nil"/>
+              <w:left w:val="nil"/>
+              <w:bottom w:val="single" w:sz="4" w:color="E6EAF0" w:space="0"/>
+              <w:right w:val="nil"/>
+            </w:tcBorders>
+          </w:tcPr>
+          <w:p>
+            <w:pPr>
+              <w:spacing w:before="0" w:after="0"/>
+              <w:jc w:val="right"/>
+            </w:pPr>
+            <w:r>
+              <w:rPr>
+                <w:b w:val="0"/>
+                <w:sz w:val="17"/>
+              </w:rPr>
+              <w:t>3.25% (2026-09)</w:t>
+            </w:r>
+          </w:p>
+        </w:tc>
+        <w:tc>
+          <w:tcPr>
+            <w:tcW w:type="dxa" w:w="1361"/>
+            <w:tcBorders>
+              <w:top w:val="nil"/>
+              <w:left w:val="nil"/>
+              <w:bottom w:val="single" w:sz="4" w:color="E6EAF0" w:space="0"/>
+              <w:right w:val="nil"/>
+            </w:tcBorders>
+          </w:tcPr>
+          <w:p>
+            <w:pPr>
+              <w:spacing w:before="0" w:after="0"/>
+              <w:jc w:val="right"/>
+            </w:pPr>
+            <w:r>
+              <w:rPr>
+                <w:b w:val="0"/>
+                <w:sz w:val="17"/>
+              </w:rPr>
+              <w:t>2.80%</w:t>
+            </w:r>
+          </w:p>
+        </w:tc>
+        <w:tc>
+          <w:tcPr>
+            <w:tcW w:type="dxa" w:w="1361"/>
+            <w:tcBorders>
+              <w:top w:val="nil"/>
+              <w:left w:val="nil"/>
+              <w:bottom w:val="single" w:sz="4" w:color="E6EAF0" w:space="0"/>
+              <w:right w:val="nil"/>
+            </w:tcBorders>
+          </w:tcPr>
+          <w:p>
+            <w:pPr>
+              <w:spacing w:before="0" w:after="0"/>
+              <w:jc w:val="right"/>
+            </w:pPr>
+            <w:r>
+              <w:rPr>
+                <w:b w:val="0"/>
+                <w:sz w:val="17"/>
+              </w:rPr>
+              <w:t>2.17%</w:t>
+            </w:r>
+          </w:p>
+        </w:tc>
+        <w:tc>
+          <w:tcPr>
+            <w:tcW w:type="dxa" w:w="1587"/>
+            <w:tcBorders>
+              <w:top w:val="nil"/>
+              <w:left w:val="nil"/>
+              <w:bottom w:val="single" w:sz="4" w:color="E6EAF0" w:space="0"/>
+              <w:right w:val="nil"/>
+            </w:tcBorders>
+          </w:tcPr>
+          <w:p>
+            <w:pPr>
+              <w:spacing w:before="0" w:after="0"/>
+              <w:jc w:val="right"/>
+            </w:pPr>
+            <w:r>
+              <w:rPr>
+                <w:b w:val="0"/>
+                <w:sz w:val="17"/>
+              </w:rPr>
+              <w:t>▲ 1.08 p. p.</w:t>
+            </w:r>
+          </w:p>
+        </w:tc>
+      </w:tr>
+      <w:tr>
+        <w:tc>
+          <w:tcPr>
+            <w:tcW w:type="dxa" w:w="3515"/>
+            <w:tcBorders>
+              <w:top w:val="nil"/>
+              <w:left w:val="nil"/>
+              <w:bottom w:val="single" w:sz="4" w:color="E6EAF0" w:space="0"/>
+              <w:right w:val="nil"/>
+            </w:tcBorders>
+          </w:tcPr>
+          <w:p>
+            <w:pPr>
+              <w:spacing w:before="0" w:after="0"/>
+            </w:pPr>
+            <w:r>
+              <w:rPr>
+                <w:b w:val="0"/>
+                <w:sz w:val="17"/>
+              </w:rPr>
+              <w:t>Euro area AAA government 10-year yield</w:t>
+            </w:r>
+          </w:p>
+        </w:tc>
+        <w:tc>
+          <w:tcPr>
+            <w:tcW w:type="dxa" w:w="1814"/>
+            <w:tcBorders>
+              <w:top w:val="nil"/>
+              <w:left w:val="nil"/>
+              <w:bottom w:val="single" w:sz="4" w:color="E6EAF0" w:space="0"/>
+              <w:right w:val="nil"/>
+            </w:tcBorders>
+          </w:tcPr>
+          <w:p>
+            <w:pPr>
+              <w:spacing w:before="0" w:after="0"/>
+              <w:jc w:val="right"/>
+            </w:pPr>
+            <w:r>
+              <w:rPr>
+                <w:b w:val="0"/>
+                <w:sz w:val="17"/>
+              </w:rPr>
+              <w:t>3.43% (2026-10)</w:t>
+            </w:r>
+          </w:p>
+        </w:tc>
+        <w:tc>
+          <w:tcPr>
+            <w:tcW w:type="dxa" w:w="1361"/>
+            <w:tcBorders>
+              <w:top w:val="nil"/>
+              <w:left w:val="nil"/>
+              <w:bottom w:val="single" w:sz="4" w:color="E6EAF0" w:space="0"/>
+              <w:right w:val="nil"/>
+            </w:tcBorders>
+          </w:tcPr>
+          <w:p>
+            <w:pPr>
+              <w:spacing w:before="0" w:after="0"/>
+              <w:jc w:val="right"/>
+            </w:pPr>
+            <w:r>
+              <w:rPr>
+                <w:b w:val="0"/>
+                <w:sz w:val="17"/>
+              </w:rPr>
+              <w:t>3.23%</w:t>
+            </w:r>
+          </w:p>
+        </w:tc>
+        <w:tc>
+          <w:tcPr>
+            <w:tcW w:type="dxa" w:w="1361"/>
+            <w:tcBorders>
+              <w:top w:val="nil"/>
+              <w:left w:val="nil"/>
+              <w:bottom w:val="single" w:sz="4" w:color="E6EAF0" w:space="0"/>
+              <w:right w:val="nil"/>
+            </w:tcBorders>
+          </w:tcPr>
+          <w:p>
+            <w:pPr>
+              <w:spacing w:before="0" w:after="0"/>
+              <w:jc w:val="right"/>
+            </w:pPr>
+            <w:r>
+              <w:rPr>
+                <w:b w:val="0"/>
+                <w:sz w:val="17"/>
+              </w:rPr>
+              <w:t>2.72%</w:t>
+            </w:r>
+          </w:p>
+        </w:tc>
+        <w:tc>
+          <w:tcPr>
+            <w:tcW w:type="dxa" w:w="1587"/>
+            <w:tcBorders>
+              <w:top w:val="nil"/>
+              <w:left w:val="nil"/>
+              <w:bottom w:val="single" w:sz="4" w:color="E6EAF0" w:space="0"/>
+              <w:right w:val="nil"/>
+            </w:tcBorders>
+          </w:tcPr>
+          <w:p>
+            <w:pPr>
+              <w:spacing w:before="0" w:after="0"/>
+              <w:jc w:val="right"/>
+            </w:pPr>
+            <w:r>
+              <w:rPr>
+                <w:b w:val="0"/>
+                <w:sz w:val="17"/>
+              </w:rPr>
+              <w:t>▲ 0.71 p. p.</w:t>
+            </w:r>
+          </w:p>
+        </w:tc>
+      </w:tr>
+      <w:tr>
+        <w:tc>
+          <w:tcPr>
+            <w:tcW w:type="dxa" w:w="3515"/>
+            <w:tcBorders>
+              <w:top w:val="nil"/>
+              <w:left w:val="nil"/>
+              <w:bottom w:val="single" w:sz="4" w:color="E6EAF0" w:space="0"/>
+              <w:right w:val="nil"/>
+            </w:tcBorders>
+          </w:tcPr>
+          <w:p>
+            <w:pPr>
+              <w:spacing w:before="0" w:after="0"/>
+            </w:pPr>
+            <w:r>
+              <w:rPr>
+                <w:b w:val="0"/>
+                <w:sz w:val="17"/>
+              </w:rPr>
+              <w:t>Euro area inflation (HICP, annual)</w:t>
+            </w:r>
+          </w:p>
+        </w:tc>
+        <w:tc>
+          <w:tcPr>
+            <w:tcW w:type="dxa" w:w="1814"/>
+            <w:tcBorders>
+              <w:top w:val="nil"/>
+              <w:left w:val="nil"/>
+              <w:bottom w:val="single" w:sz="4" w:color="E6EAF0" w:space="0"/>
+              <w:right w:val="nil"/>
+            </w:tcBorders>
+          </w:tcPr>
+          <w:p>
+            <w:pPr>
+              <w:spacing w:before="0" w:after="0"/>
+              <w:jc w:val="right"/>
+            </w:pPr>
+            <w:r>
+              <w:rPr>
+                <w:b w:val="0"/>
+                <w:sz w:val="17"/>
+              </w:rPr>
+              <w:t>1.90% (2025-12)</w:t>
+            </w:r>
+          </w:p>
+        </w:tc>
+        <w:tc>
+          <w:tcPr>
+            <w:tcW w:type="dxa" w:w="1361"/>
+            <w:tcBorders>
+              <w:top w:val="nil"/>
+              <w:left w:val="nil"/>
+              <w:bottom w:val="single" w:sz="4" w:color="E6EAF0" w:space="0"/>
+              <w:right w:val="nil"/>
+            </w:tcBorders>
+          </w:tcPr>
+          <w:p>
+            <w:pPr>
+              <w:spacing w:before="0" w:after="0"/>
+              <w:jc w:val="right"/>
+            </w:pPr>
+            <w:r>
+              <w:rPr>
+                <w:b w:val="0"/>
+                <w:sz w:val="17"/>
+              </w:rPr>
+              <w:t>2.20%</w:t>
+            </w:r>
+          </w:p>
+        </w:tc>
+        <w:tc>
+          <w:tcPr>
+            <w:tcW w:type="dxa" w:w="1361"/>
+            <w:tcBorders>
+              <w:top w:val="nil"/>
+              <w:left w:val="nil"/>
+              <w:bottom w:val="single" w:sz="4" w:color="E6EAF0" w:space="0"/>
+              <w:right w:val="nil"/>
+            </w:tcBorders>
+          </w:tcPr>
+          <w:p>
+            <w:pPr>
+              <w:spacing w:before="0" w:after="0"/>
+              <w:jc w:val="right"/>
+            </w:pPr>
+            <w:r>
+              <w:rPr>
+                <w:b w:val="0"/>
+                <w:sz w:val="17"/>
+              </w:rPr>
+              <w:t>2.40%</w:t>
+            </w:r>
+          </w:p>
+        </w:tc>
+        <w:tc>
+          <w:tcPr>
+            <w:tcW w:type="dxa" w:w="1587"/>
+            <w:tcBorders>
+              <w:top w:val="nil"/>
+              <w:left w:val="nil"/>
+              <w:bottom w:val="single" w:sz="4" w:color="E6EAF0" w:space="0"/>
+              <w:right w:val="nil"/>
+            </w:tcBorders>
+          </w:tcPr>
+          <w:p>
+            <w:pPr>
+              <w:spacing w:before="0" w:after="0"/>
+              <w:jc w:val="right"/>
+            </w:pPr>
+            <w:r>
+              <w:rPr>
+                <w:b w:val="0"/>
+                <w:sz w:val="17"/>
+              </w:rPr>
+              <w:t>▼ 0.50 p. p.</w:t>
+            </w:r>
+          </w:p>
+        </w:tc>
+      </w:tr>
+    </w:tbl>
+    <w:p>
+      <w:pPr>
+        <w:spacing w:before="0" w:after="40"/>
+      </w:pPr>
+    </w:p>
+    <w:p>
+      <w:pPr>
+        <w:spacing w:before="40" w:after="60"/>
+      </w:pPr>
+      <w:r>
+        <w:rPr>
+          <w:b w:val="0"/>
+          <w:color w:val="667085"/>
+          <w:sz w:val="16"/>
+        </w:rPr>
+        <w:t>Euro area rates and inflation (ECB data, end-of-month value; Euribor and inflation – monthly average). Relevant for floating-rate and reset bonds and refinancing costs.</w:t>
+      </w:r>
+    </w:p>
+    <w:p>
+      <w:pPr>
+        <w:keepNext/>
+        <w:pBdr>
+          <w:bottom w:val="single" w:sz="8" w:color="12355B" w:space="4"/>
         </w:pBdr>
         <w:tabs>
           <w:tab w:pos="482" w:val="left"/>
@@ -5179,7 +6388,7 @@
       <w:r>
         <w:rPr>
           <w:b/>
-          <w:color w:val="1F4E79"/>
+          <w:color w:val="12355B"/>
           <w:sz w:val="28"/>
         </w:rPr>
         <w:t>In the press</w:t>
@@ -5221,7 +6430,7 @@
             <w:vertAlign w:val="superscript"/>
             <w:sz w:val="17"/>
           </w:rPr>
-          <w:t xml:space="preserve">18</w:t>
+          <w:t xml:space="preserve">22</w:t>
         </w:r>
       </w:hyperlink>
       <w:r>
@@ -5238,7 +6447,7 @@
             <w:vertAlign w:val="superscript"/>
             <w:sz w:val="17"/>
           </w:rPr>
-          <w:t xml:space="preserve">19</w:t>
+          <w:t xml:space="preserve">23</w:t>
         </w:r>
       </w:hyperlink>
       <w:r>
@@ -5284,7 +6493,7 @@
             <w:vertAlign w:val="superscript"/>
             <w:sz w:val="17"/>
           </w:rPr>
-          <w:t xml:space="preserve">20</w:t>
+          <w:t xml:space="preserve">24</w:t>
         </w:r>
       </w:hyperlink>
       <w:r>
@@ -5301,7 +6510,7 @@
       <w:r>
         <w:rPr>
           <w:b w:val="0"/>
-          <w:color w:val="5F6B7A"/>
+          <w:color w:val="667085"/>
           <w:sz w:val="18"/>
         </w:rPr>
         <w:t>Automatic news scan (Google News, EE, LT, LV), 2026-07-24 – 2026-10-22: 10 articles.</w:t>
@@ -5350,7 +6559,7 @@
             <w:r>
               <w:rPr>
                 <w:b w:val="0"/>
-                <w:color w:val="1A1A1A"/>
+                <w:color w:val="1B2430"/>
                 <w:sz w:val="17"/>
               </w:rPr>
               <w:t>2026-09-29</w:t>
@@ -5399,7 +6608,7 @@
             <w:hyperlink r:id="rId18">
               <w:r>
                 <w:rPr>
-                  <w:color w:val="1A1A1A"/>
+                  <w:color w:val="1B2430"/>
                   <w:sz w:val="18"/>
                 </w:rPr>
                 <w:t xml:space="preserve">„Citadele banka“ išplatino 50 mln. obligacijų emisiją</w:t>
@@ -5408,7 +6617,7 @@
             <w:r>
               <w:rPr>
                 <w:b w:val="0"/>
-                <w:color w:val="5F6B7A"/>
+                <w:color w:val="667085"/>
                 <w:sz w:val="15"/>
               </w:rPr>
               <w:t xml:space="preserve">   15min.lt</w:t>
@@ -5434,7 +6643,7 @@
             <w:r>
               <w:rPr>
                 <w:b w:val="0"/>
-                <w:color w:val="1A1A1A"/>
+                <w:color w:val="1B2430"/>
                 <w:sz w:val="17"/>
               </w:rPr>
               <w:t>2026-10-18</w:t>
@@ -5483,7 +6692,7 @@
             <w:hyperlink r:id="rId21">
               <w:r>
                 <w:rPr>
-                  <w:color w:val="1A1A1A"/>
+                  <w:color w:val="1B2430"/>
                   <w:sz w:val="18"/>
                 </w:rPr>
                 <w:t xml:space="preserve">Citadele panga tegevjuht: kõige madalam hõive- ja palgakasv on tehisintellektile tundlikes sektorites</w:t>
@@ -5492,7 +6701,7 @@
             <w:r>
               <w:rPr>
                 <w:b w:val="0"/>
-                <w:color w:val="5F6B7A"/>
+                <w:color w:val="667085"/>
                 <w:sz w:val="15"/>
               </w:rPr>
               <w:t xml:space="preserve">   Head Uudised</w:t>
@@ -5518,7 +6727,7 @@
             <w:r>
               <w:rPr>
                 <w:b w:val="0"/>
-                <w:color w:val="1A1A1A"/>
+                <w:color w:val="1B2430"/>
                 <w:sz w:val="17"/>
               </w:rPr>
               <w:t>2026-10-20</w:t>
@@ -5567,7 +6776,7 @@
             <w:hyperlink r:id="rId22">
               <w:r>
                 <w:rPr>
-                  <w:color w:val="1A1A1A"/>
+                  <w:color w:val="1B2430"/>
                   <w:sz w:val="18"/>
                 </w:rPr>
                 <w:t xml:space="preserve">Sukčiai „WhatsApp“ apsimeta „Citadele“ darbuotojais: kaip apsaugoti duomenis ir pinigus</w:t>
@@ -5576,7 +6785,7 @@
             <w:r>
               <w:rPr>
                 <w:b w:val="0"/>
-                <w:color w:val="5F6B7A"/>
+                <w:color w:val="667085"/>
                 <w:sz w:val="15"/>
               </w:rPr>
               <w:t xml:space="preserve">   77.lt</w:t>
@@ -5602,7 +6811,7 @@
             <w:r>
               <w:rPr>
                 <w:b w:val="0"/>
-                <w:color w:val="1A1A1A"/>
+                <w:color w:val="1B2430"/>
                 <w:sz w:val="17"/>
               </w:rPr>
               <w:t>2026-10-20</w:t>
@@ -5651,7 +6860,7 @@
             <w:hyperlink r:id="rId20">
               <w:r>
                 <w:rPr>
-                  <w:color w:val="1A1A1A"/>
+                  <w:color w:val="1B2430"/>
                   <w:sz w:val="18"/>
                 </w:rPr>
                 <w:t xml:space="preserve">Banka "Citadele" brīdina par jaunām krāpnieku aktivitātēm</w:t>
@@ -5660,7 +6869,7 @@
             <w:r>
               <w:rPr>
                 <w:b w:val="0"/>
-                <w:color w:val="5F6B7A"/>
+                <w:color w:val="667085"/>
                 <w:sz w:val="15"/>
               </w:rPr>
               <w:t xml:space="preserve">   DELFI</w:t>
@@ -5686,7 +6895,7 @@
             <w:r>
               <w:rPr>
                 <w:b w:val="0"/>
-                <w:color w:val="1A1A1A"/>
+                <w:color w:val="1B2430"/>
                 <w:sz w:val="17"/>
               </w:rPr>
               <w:t>2026-10-19</w:t>
@@ -5735,7 +6944,7 @@
             <w:hyperlink r:id="rId23">
               <w:r>
                 <w:rPr>
-                  <w:color w:val="1A1A1A"/>
+                  <w:color w:val="1B2430"/>
                   <w:sz w:val="18"/>
                 </w:rPr>
                 <w:t xml:space="preserve">Banka "Citadele" izplatījusi brīdinājumu Latvijas iedzīvotājiem</w:t>
@@ -5744,7 +6953,7 @@
             <w:r>
               <w:rPr>
                 <w:b w:val="0"/>
-                <w:color w:val="5F6B7A"/>
+                <w:color w:val="667085"/>
                 <w:sz w:val="15"/>
               </w:rPr>
               <w:t xml:space="preserve">   NRA</w:t>
@@ -5770,7 +6979,7 @@
             <w:r>
               <w:rPr>
                 <w:b w:val="0"/>
-                <w:color w:val="1A1A1A"/>
+                <w:color w:val="1B2430"/>
                 <w:sz w:val="17"/>
               </w:rPr>
               <w:t>2026-10-16</w:t>
@@ -5819,7 +7028,7 @@
             <w:hyperlink r:id="rId24">
               <w:r>
                 <w:rPr>
-                  <w:color w:val="1A1A1A"/>
+                  <w:color w:val="1B2430"/>
                   <w:sz w:val="18"/>
                 </w:rPr>
                 <w:t xml:space="preserve">Banka "Citadele" izsniegusi 3,9 miljonu eiro aizdevumu "Līvānu SES" un "Krāslavas SES II"</w:t>
@@ -5828,7 +7037,7 @@
             <w:r>
               <w:rPr>
                 <w:b w:val="0"/>
-                <w:color w:val="5F6B7A"/>
+                <w:color w:val="667085"/>
                 <w:sz w:val="15"/>
               </w:rPr>
               <w:t xml:space="preserve">   Radio1.lv</w:t>
@@ -5854,7 +7063,7 @@
             <w:r>
               <w:rPr>
                 <w:b w:val="0"/>
-                <w:color w:val="1A1A1A"/>
+                <w:color w:val="1B2430"/>
                 <w:sz w:val="17"/>
               </w:rPr>
               <w:t>2026-10-13</w:t>
@@ -5903,7 +7112,7 @@
             <w:hyperlink r:id="rId25">
               <w:r>
                 <w:rPr>
-                  <w:color w:val="1A1A1A"/>
+                  <w:color w:val="1B2430"/>
                   <w:sz w:val="18"/>
                 </w:rPr>
                 <w:t xml:space="preserve">Citadele ievieš C Business platformu efektīvākai uzņēmuma pārvaldībai</w:t>
@@ -5912,7 +7121,7 @@
             <w:r>
               <w:rPr>
                 <w:b w:val="0"/>
-                <w:color w:val="5F6B7A"/>
+                <w:color w:val="667085"/>
                 <w:sz w:val="15"/>
               </w:rPr>
               <w:t xml:space="preserve">   TVNET</w:t>
@@ -5938,7 +7147,7 @@
             <w:r>
               <w:rPr>
                 <w:b w:val="0"/>
-                <w:color w:val="1A1A1A"/>
+                <w:color w:val="1B2430"/>
                 <w:sz w:val="17"/>
               </w:rPr>
               <w:t>2026-10-06</w:t>
@@ -5987,7 +7196,7 @@
             <w:hyperlink r:id="rId26">
               <w:r>
                 <w:rPr>
-                  <w:color w:val="1A1A1A"/>
+                  <w:color w:val="1B2430"/>
                   <w:sz w:val="18"/>
                 </w:rPr>
                 <w:t xml:space="preserve">„Citadele“ pristato inovatyvią platformą verslui administracinei naštai mažinti</w:t>
@@ -5996,7 +7205,7 @@
             <w:r>
               <w:rPr>
                 <w:b w:val="0"/>
-                <w:color w:val="5F6B7A"/>
+                <w:color w:val="667085"/>
                 <w:sz w:val="15"/>
               </w:rPr>
               <w:t xml:space="preserve">   Delfi</w:t>
@@ -6022,7 +7231,7 @@
             <w:r>
               <w:rPr>
                 <w:b w:val="0"/>
-                <w:color w:val="1A1A1A"/>
+                <w:color w:val="1B2430"/>
                 <w:sz w:val="17"/>
               </w:rPr>
               <w:t>2026-10-02</w:t>
@@ -6071,7 +7280,7 @@
             <w:hyperlink r:id="rId27">
               <w:r>
                 <w:rPr>
-                  <w:color w:val="1A1A1A"/>
+                  <w:color w:val="1B2430"/>
                   <w:sz w:val="18"/>
                 </w:rPr>
                 <w:t xml:space="preserve">Citadele ievieš platformu uzņēmumiem administratīvā sloga mazināšanai</w:t>
@@ -6080,7 +7289,7 @@
             <w:r>
               <w:rPr>
                 <w:b w:val="0"/>
-                <w:color w:val="5F6B7A"/>
+                <w:color w:val="667085"/>
                 <w:sz w:val="15"/>
               </w:rPr>
               <w:t xml:space="preserve">   Dienas Bizness</w:t>
@@ -6106,7 +7315,7 @@
             <w:r>
               <w:rPr>
                 <w:b w:val="0"/>
-                <w:color w:val="1A1A1A"/>
+                <w:color w:val="1B2430"/>
                 <w:sz w:val="17"/>
               </w:rPr>
               <w:t>2026-10-01</w:t>
@@ -6155,7 +7364,7 @@
             <w:hyperlink r:id="rId19">
               <w:r>
                 <w:rPr>
-                  <w:color w:val="1A1A1A"/>
+                  <w:color w:val="1B2430"/>
                   <w:sz w:val="18"/>
                 </w:rPr>
                 <w:t xml:space="preserve">Citadele 50 miljoni emissioon märgiti 1,35 korda üle</w:t>
@@ -6164,7 +7373,7 @@
             <w:r>
               <w:rPr>
                 <w:b w:val="0"/>
-                <w:color w:val="5F6B7A"/>
+                <w:color w:val="667085"/>
                 <w:sz w:val="15"/>
               </w:rPr>
               <w:t xml:space="preserve">   quasa.io</w:t>
@@ -6182,7 +7391,7 @@
       <w:pPr>
         <w:keepNext/>
         <w:pBdr>
-          <w:bottom w:val="single" w:sz="8" w:color="1F4E79" w:space="4"/>
+          <w:bottom w:val="single" w:sz="8" w:color="12355B" w:space="4"/>
         </w:pBdr>
         <w:tabs>
           <w:tab w:pos="482" w:val="left"/>
@@ -6201,7 +7410,7 @@
       <w:r>
         <w:rPr>
           <w:b/>
-          <w:color w:val="1F4E79"/>
+          <w:color w:val="12355B"/>
           <w:sz w:val="28"/>
         </w:rPr>
         <w:t>ESG report</w:t>
@@ -6210,7 +7419,7 @@
     <w:p>
       <w:pPr>
         <w:keepNext/>
-        <w:shd w:val="clear" w:color="auto" w:fill="EAF1F8"/>
+        <w:shd w:val="clear" w:color="auto" w:fill="EEF3F8"/>
         <w:spacing w:before="200" w:after="80"/>
         <w:ind w:left="85"/>
       </w:pPr>
@@ -6218,7 +7427,7 @@
         <w:rPr>
           <w:b/>
           <w:caps/>
-          <w:color w:val="1F4E79"/>
+          <w:color w:val="12355B"/>
           <w:sz w:val="19"/>
         </w:rPr>
         <w:t>Exclusionary screening (companies)</w:t>
@@ -6291,7 +7500,7 @@
             <w:r>
               <w:rPr>
                 <w:b/>
-                <w:color w:val="1A1A1A"/>
+                <w:color w:val="1B2430"/>
                 <w:sz w:val="19"/>
               </w:rPr>
               <w:t>Yes, the company is not involved in excluded sectors: controversial and nuclear weapons, tobacco, gambling and restricted sectors in fossil fuel</w:t>
@@ -6308,7 +7517,7 @@
             <w:r>
               <w:rPr>
                 <w:b w:val="0"/>
-                <w:color w:val="5F6B7A"/>
+                <w:color w:val="667085"/>
                 <w:sz w:val="18"/>
               </w:rPr>
               <w:t>•</w:t>
@@ -6411,7 +7620,7 @@
             <w:r>
               <w:rPr>
                 <w:b/>
-                <w:color w:val="1A1A1A"/>
+                <w:color w:val="1B2430"/>
                 <w:sz w:val="19"/>
               </w:rPr>
               <w:t>Yes, the company does not have red flag/signal related to controversies based on UN Global Compact, OECD Guidelines for Multinational Enterprises or any other relevant principles/standards</w:t>
@@ -6428,7 +7637,7 @@
             <w:r>
               <w:rPr>
                 <w:b w:val="0"/>
-                <w:color w:val="5F6B7A"/>
+                <w:color w:val="667085"/>
                 <w:sz w:val="18"/>
               </w:rPr>
               <w:t>•</w:t>
@@ -6513,7 +7722,7 @@
             <w:r>
               <w:rPr>
                 <w:b/>
-                <w:color w:val="1A1A1A"/>
+                <w:color w:val="1B2430"/>
                 <w:sz w:val="19"/>
               </w:rPr>
               <w:t>Yes, the company is not in the list of sanctions (add a screenshot)</w:t>
@@ -6530,7 +7739,7 @@
             <w:r>
               <w:rPr>
                 <w:b w:val="0"/>
-                <w:color w:val="5F6B7A"/>
+                <w:color w:val="667085"/>
                 <w:sz w:val="18"/>
               </w:rPr>
               <w:t>•</w:t>
@@ -6615,7 +7824,7 @@
             <w:r>
               <w:rPr>
                 <w:b/>
-                <w:color w:val="1A1A1A"/>
+                <w:color w:val="1B2430"/>
                 <w:sz w:val="19"/>
               </w:rPr>
               <w:t>Yes, issues were not identified from adverse media checks (add a screenshot)</w:t>
@@ -6632,7 +7841,7 @@
             <w:r>
               <w:rPr>
                 <w:b w:val="0"/>
-                <w:color w:val="5F6B7A"/>
+                <w:color w:val="667085"/>
                 <w:sz w:val="18"/>
               </w:rPr>
               <w:t>•</w:t>
@@ -6658,7 +7867,7 @@
             <w:r>
               <w:rPr>
                 <w:b w:val="0"/>
-                <w:color w:val="5F6B7A"/>
+                <w:color w:val="667085"/>
                 <w:sz w:val="18"/>
               </w:rPr>
               <w:t>•</w:t>
@@ -6704,7 +7913,7 @@
     <w:p>
       <w:pPr>
         <w:keepNext/>
-        <w:shd w:val="clear" w:color="auto" w:fill="EAF1F8"/>
+        <w:shd w:val="clear" w:color="auto" w:fill="EEF3F8"/>
         <w:spacing w:before="200" w:after="80"/>
         <w:ind w:left="85"/>
       </w:pPr>
@@ -6712,7 +7921,7 @@
         <w:rPr>
           <w:b/>
           <w:caps/>
-          <w:color w:val="1F4E79"/>
+          <w:color w:val="12355B"/>
           <w:sz w:val="19"/>
         </w:rPr>
         <w:t>ESG integration and positive screening (positive answers imply higher allocation)</w:t>
@@ -6785,7 +7994,7 @@
             <w:r>
               <w:rPr>
                 <w:b/>
-                <w:color w:val="1A1A1A"/>
+                <w:color w:val="1B2430"/>
                 <w:sz w:val="19"/>
               </w:rPr>
               <w:t>Yes, the company is promoting environmental or social characteristics (activities, ESG policy, good ESG rating, etc)</w:t>
@@ -6802,7 +8011,7 @@
             <w:r>
               <w:rPr>
                 <w:b w:val="0"/>
-                <w:color w:val="5F6B7A"/>
+                <w:color w:val="667085"/>
                 <w:sz w:val="18"/>
               </w:rPr>
               <w:t>•</w:t>
@@ -6828,7 +8037,7 @@
             <w:r>
               <w:rPr>
                 <w:b w:val="0"/>
-                <w:color w:val="5F6B7A"/>
+                <w:color w:val="667085"/>
                 <w:sz w:val="18"/>
               </w:rPr>
               <w:t>•</w:t>
@@ -6872,7 +8081,7 @@
             <w:r>
               <w:rPr>
                 <w:b w:val="0"/>
-                <w:color w:val="5F6B7A"/>
+                <w:color w:val="667085"/>
                 <w:sz w:val="18"/>
               </w:rPr>
               <w:t>•</w:t>
@@ -6898,7 +8107,7 @@
             <w:r>
               <w:rPr>
                 <w:b w:val="0"/>
-                <w:color w:val="5F6B7A"/>
+                <w:color w:val="667085"/>
                 <w:sz w:val="18"/>
               </w:rPr>
               <w:t>•</w:t>
@@ -6919,7 +8128,7 @@
                   <w:vertAlign w:val="superscript"/>
                   <w:sz w:val="15"/>
                 </w:rPr>
-                <w:t xml:space="preserve">21</w:t>
+                <w:t xml:space="preserve">25</w:t>
               </w:r>
             </w:hyperlink>
             <w:r>
@@ -7001,7 +8210,7 @@
             <w:r>
               <w:rPr>
                 <w:b/>
-                <w:color w:val="1A1A1A"/>
+                <w:color w:val="1B2430"/>
                 <w:sz w:val="19"/>
               </w:rPr>
               <w:t>Yes, the activities of the company or it’s strategy is aligned with the taxonomy and/or Paris agreement targets (e.g. net zero commitment)</w:t>
@@ -7018,7 +8227,7 @@
             <w:r>
               <w:rPr>
                 <w:b w:val="0"/>
-                <w:color w:val="5F6B7A"/>
+                <w:color w:val="667085"/>
                 <w:sz w:val="18"/>
               </w:rPr>
               <w:t>•</w:t>
@@ -7121,7 +8330,7 @@
             <w:r>
               <w:rPr>
                 <w:b/>
-                <w:color w:val="1A1A1A"/>
+                <w:color w:val="1B2430"/>
                 <w:sz w:val="19"/>
               </w:rPr>
               <w:t>Yes, the company does not have yellow flag/signal related to controversies based on UN Global Compact or any other relevant principles/standards</w:t>
@@ -7138,7 +8347,7 @@
             <w:r>
               <w:rPr>
                 <w:b w:val="0"/>
-                <w:color w:val="5F6B7A"/>
+                <w:color w:val="667085"/>
                 <w:sz w:val="18"/>
               </w:rPr>
               <w:t>•</w:t>
@@ -7223,7 +8432,7 @@
             <w:r>
               <w:rPr>
                 <w:b/>
-                <w:color w:val="1A1A1A"/>
+                <w:color w:val="1B2430"/>
                 <w:sz w:val="19"/>
               </w:rPr>
               <w:t>Yes, the company fulfills the expectations from SEB thematic and sector policies</w:t>
@@ -7253,7 +8462,7 @@
             <w:r>
               <w:rPr>
                 <w:b w:val="0"/>
-                <w:color w:val="5F6B7A"/>
+                <w:color w:val="667085"/>
                 <w:sz w:val="18"/>
               </w:rPr>
               <w:t>•</w:t>
@@ -7274,7 +8483,7 @@
                   <w:vertAlign w:val="superscript"/>
                   <w:sz w:val="15"/>
                 </w:rPr>
-                <w:t xml:space="preserve">22</w:t>
+                <w:t xml:space="preserve">26</w:t>
               </w:r>
             </w:hyperlink>
             <w:r>
@@ -7310,7 +8519,7 @@
             <w:r>
               <w:rPr>
                 <w:b w:val="0"/>
-                <w:color w:val="5F6B7A"/>
+                <w:color w:val="667085"/>
                 <w:sz w:val="18"/>
               </w:rPr>
               <w:t>•</w:t>
@@ -7346,7 +8555,7 @@
             <w:r>
               <w:rPr>
                 <w:b w:val="0"/>
-                <w:color w:val="5F6B7A"/>
+                <w:color w:val="667085"/>
                 <w:sz w:val="18"/>
               </w:rPr>
               <w:t>•</w:t>
@@ -7382,7 +8591,7 @@
             <w:r>
               <w:rPr>
                 <w:b w:val="0"/>
-                <w:color w:val="5F6B7A"/>
+                <w:color w:val="667085"/>
                 <w:sz w:val="18"/>
               </w:rPr>
               <w:t>•</w:t>
@@ -7403,7 +8612,7 @@
                   <w:vertAlign w:val="superscript"/>
                   <w:sz w:val="15"/>
                 </w:rPr>
-                <w:t xml:space="preserve">21</w:t>
+                <w:t xml:space="preserve">25</w:t>
               </w:r>
             </w:hyperlink>
           </w:p>
@@ -7418,7 +8627,7 @@
             <w:r>
               <w:rPr>
                 <w:b w:val="0"/>
-                <w:color w:val="5F6B7A"/>
+                <w:color w:val="667085"/>
                 <w:sz w:val="18"/>
               </w:rPr>
               <w:t>•</w:t>
@@ -7475,7 +8684,7 @@
             <w:r>
               <w:rPr>
                 <w:b w:val="0"/>
-                <w:color w:val="5F6B7A"/>
+                <w:color w:val="667085"/>
                 <w:sz w:val="18"/>
               </w:rPr>
               <w:t>•</w:t>
@@ -7508,7 +8717,7 @@
     <w:p>
       <w:pPr>
         <w:keepNext/>
-        <w:shd w:val="clear" w:color="auto" w:fill="EAF1F8"/>
+        <w:shd w:val="clear" w:color="auto" w:fill="EEF3F8"/>
         <w:spacing w:before="200" w:after="80"/>
         <w:ind w:left="85"/>
       </w:pPr>
@@ -7516,7 +8725,7 @@
         <w:rPr>
           <w:b/>
           <w:caps/>
-          <w:color w:val="1F4E79"/>
+          <w:color w:val="12355B"/>
           <w:sz w:val="19"/>
         </w:rPr>
         <w:t>Engagement</w:t>
@@ -7589,7 +8798,7 @@
             <w:r>
               <w:rPr>
                 <w:b/>
-                <w:color w:val="1A1A1A"/>
+                <w:color w:val="1B2430"/>
                 <w:sz w:val="19"/>
               </w:rPr>
               <w:t>Is there a need for pro-active engagement with the company?</w:t>
@@ -7606,7 +8815,7 @@
             <w:r>
               <w:rPr>
                 <w:b w:val="0"/>
-                <w:color w:val="5F6B7A"/>
+                <w:color w:val="667085"/>
                 <w:sz w:val="18"/>
               </w:rPr>
               <w:t>•</w:t>
@@ -7639,7 +8848,7 @@
     <w:p>
       <w:pPr>
         <w:keepNext/>
-        <w:shd w:val="clear" w:color="auto" w:fill="EAF1F8"/>
+        <w:shd w:val="clear" w:color="auto" w:fill="EEF3F8"/>
         <w:spacing w:before="200" w:after="80"/>
         <w:ind w:left="85"/>
       </w:pPr>
@@ -7647,7 +8856,7 @@
         <w:rPr>
           <w:b/>
           <w:caps/>
-          <w:color w:val="1F4E79"/>
+          <w:color w:val="12355B"/>
           <w:sz w:val="19"/>
         </w:rPr>
         <w:t>Indicators</w:t>
@@ -7720,7 +8929,7 @@
             <w:r>
               <w:rPr>
                 <w:b/>
-                <w:color w:val="1A1A1A"/>
+                <w:color w:val="1B2430"/>
                 <w:sz w:val="19"/>
               </w:rPr>
               <w:t>Yes, the indicators of the company support the targets of sustainability and PAI indicators followed by the Fund</w:t>
@@ -7737,7 +8946,7 @@
             <w:r>
               <w:rPr>
                 <w:b w:val="0"/>
-                <w:color w:val="5F6B7A"/>
+                <w:color w:val="667085"/>
                 <w:sz w:val="18"/>
               </w:rPr>
               <w:t>•</w:t>
@@ -7773,7 +8982,7 @@
             <w:r>
               <w:rPr>
                 <w:b w:val="0"/>
-                <w:color w:val="5F6B7A"/>
+                <w:color w:val="667085"/>
                 <w:sz w:val="18"/>
               </w:rPr>
               <w:t>•</w:t>
@@ -7794,7 +9003,7 @@
                   <w:vertAlign w:val="superscript"/>
                   <w:sz w:val="15"/>
                 </w:rPr>
-                <w:t xml:space="preserve">23</w:t>
+                <w:t xml:space="preserve">27</w:t>
               </w:r>
             </w:hyperlink>
             <w:r>
@@ -7847,7 +9056,7 @@
       <w:r>
         <w:rPr>
           <w:b w:val="0"/>
-          <w:color w:val="5F6B7A"/>
+          <w:color w:val="667085"/>
           <w:sz w:val="16"/>
         </w:rPr>
         <w:t>SEB policies applied: Policy on Sustainability Considerations in Investments (SEB AB); Financial sector - no dedicated SEB sector policy (thematic policies applied); Environmental Policy on Climate, Nature and Water (thematic); Social and Human Rights Policy (thematic); Governance expectations in sector policies (anti-corruption, tax, reporting)</w:t>
@@ -7857,7 +9066,7 @@
       <w:pPr>
         <w:keepNext/>
         <w:pBdr>
-          <w:bottom w:val="single" w:sz="8" w:color="1F4E79" w:space="4"/>
+          <w:bottom w:val="single" w:sz="8" w:color="12355B" w:space="4"/>
         </w:pBdr>
         <w:tabs>
           <w:tab w:pos="482" w:val="left"/>
@@ -7876,7 +9085,7 @@
       <w:r>
         <w:rPr>
           <w:b/>
-          <w:color w:val="1F4E79"/>
+          <w:color w:val="12355B"/>
           <w:sz w:val="28"/>
         </w:rPr>
         <w:t>Sources</w:t>
@@ -7893,7 +9102,7 @@
       <w:r>
         <w:rPr>
           <w:b w:val="0"/>
-          <w:color w:val="5F6B7A"/>
+          <w:color w:val="667085"/>
           <w:sz w:val="17"/>
         </w:rPr>
         <w:t>1.</w:t>
@@ -7920,7 +9129,7 @@
       <w:r>
         <w:rPr>
           <w:b w:val="0"/>
-          <w:color w:val="5F6B7A"/>
+          <w:color w:val="667085"/>
           <w:sz w:val="17"/>
         </w:rPr>
         <w:t>2.</w:t>
@@ -7947,7 +9156,7 @@
       <w:r>
         <w:rPr>
           <w:b w:val="0"/>
-          <w:color w:val="5F6B7A"/>
+          <w:color w:val="667085"/>
           <w:sz w:val="17"/>
         </w:rPr>
         <w:t>3.</w:t>
@@ -7974,7 +9183,7 @@
       <w:r>
         <w:rPr>
           <w:b w:val="0"/>
-          <w:color w:val="5F6B7A"/>
+          <w:color w:val="667085"/>
           <w:sz w:val="17"/>
         </w:rPr>
         <w:t>4.</w:t>
@@ -8001,7 +9210,7 @@
       <w:r>
         <w:rPr>
           <w:b w:val="0"/>
-          <w:color w:val="5F6B7A"/>
+          <w:color w:val="667085"/>
           <w:sz w:val="17"/>
         </w:rPr>
         <w:t>5.</w:t>
@@ -8028,7 +9237,7 @@
       <w:r>
         <w:rPr>
           <w:b w:val="0"/>
-          <w:color w:val="5F6B7A"/>
+          <w:color w:val="667085"/>
           <w:sz w:val="17"/>
         </w:rPr>
         <w:t>6.</w:t>
@@ -8055,7 +9264,7 @@
       <w:r>
         <w:rPr>
           <w:b w:val="0"/>
-          <w:color w:val="5F6B7A"/>
+          <w:color w:val="667085"/>
           <w:sz w:val="17"/>
         </w:rPr>
         <w:t>7.</w:t>
@@ -8082,7 +9291,7 @@
       <w:r>
         <w:rPr>
           <w:b w:val="0"/>
-          <w:color w:val="5F6B7A"/>
+          <w:color w:val="667085"/>
           <w:sz w:val="17"/>
         </w:rPr>
         <w:t>8.</w:t>
@@ -8109,7 +9318,7 @@
       <w:r>
         <w:rPr>
           <w:b w:val="0"/>
-          <w:color w:val="5F6B7A"/>
+          <w:color w:val="667085"/>
           <w:sz w:val="17"/>
         </w:rPr>
         <w:t>9.</w:t>
@@ -8136,7 +9345,7 @@
       <w:r>
         <w:rPr>
           <w:b w:val="0"/>
-          <w:color w:val="5F6B7A"/>
+          <w:color w:val="667085"/>
           <w:sz w:val="17"/>
         </w:rPr>
         <w:t>10.</w:t>
@@ -8163,7 +9372,7 @@
       <w:r>
         <w:rPr>
           <w:b w:val="0"/>
-          <w:color w:val="5F6B7A"/>
+          <w:color w:val="667085"/>
           <w:sz w:val="17"/>
         </w:rPr>
         <w:t>11.</w:t>
@@ -8190,7 +9399,7 @@
       <w:r>
         <w:rPr>
           <w:b w:val="0"/>
-          <w:color w:val="5F6B7A"/>
+          <w:color w:val="667085"/>
           <w:sz w:val="17"/>
         </w:rPr>
         <w:t>12.</w:t>
@@ -8217,7 +9426,7 @@
       <w:r>
         <w:rPr>
           <w:b w:val="0"/>
-          <w:color w:val="5F6B7A"/>
+          <w:color w:val="667085"/>
           <w:sz w:val="17"/>
         </w:rPr>
         <w:t>13.</w:t>
@@ -8244,7 +9453,7 @@
       <w:r>
         <w:rPr>
           <w:b w:val="0"/>
-          <w:color w:val="5F6B7A"/>
+          <w:color w:val="667085"/>
           <w:sz w:val="17"/>
         </w:rPr>
         <w:t>14.</w:t>
@@ -8271,7 +9480,7 @@
       <w:r>
         <w:rPr>
           <w:b w:val="0"/>
-          <w:color w:val="5F6B7A"/>
+          <w:color w:val="667085"/>
           <w:sz w:val="17"/>
         </w:rPr>
         <w:t>15.</w:t>
@@ -8298,7 +9507,7 @@
       <w:r>
         <w:rPr>
           <w:b w:val="0"/>
-          <w:color w:val="5F6B7A"/>
+          <w:color w:val="667085"/>
           <w:sz w:val="17"/>
         </w:rPr>
         <w:t>16.</w:t>
@@ -8325,7 +9534,7 @@
       <w:r>
         <w:rPr>
           <w:b w:val="0"/>
-          <w:color w:val="5F6B7A"/>
+          <w:color w:val="667085"/>
           <w:sz w:val="17"/>
         </w:rPr>
         <w:t>17.</w:t>
@@ -8352,10 +9561,118 @@
       <w:r>
         <w:rPr>
           <w:b w:val="0"/>
-          <w:color w:val="5F6B7A"/>
+          <w:color w:val="667085"/>
           <w:sz w:val="17"/>
         </w:rPr>
         <w:t>18.</w:t>
+        <w:tab/>
+      </w:r>
+      <w:hyperlink r:id="rId15">
+        <w:r>
+          <w:rPr>
+            <w:color w:val="2A78D6"/>
+            <w:sz w:val="17"/>
+          </w:rPr>
+          <w:t xml:space="preserve">Citadele - Interim report 6M 2026, p. 6, 2026-08-05</w:t>
+        </w:r>
+      </w:hyperlink>
+    </w:p>
+    <w:p>
+      <w:pPr>
+        <w:tabs>
+          <w:tab w:pos="397" w:val="left"/>
+        </w:tabs>
+        <w:spacing w:before="0" w:after="30"/>
+        <w:ind w:left="397" w:hanging="397"/>
+      </w:pPr>
+      <w:r>
+        <w:rPr>
+          <w:b w:val="0"/>
+          <w:color w:val="667085"/>
+          <w:sz w:val="17"/>
+        </w:rPr>
+        <w:t>19.</w:t>
+        <w:tab/>
+      </w:r>
+      <w:hyperlink r:id="rId15">
+        <w:r>
+          <w:rPr>
+            <w:color w:val="2A78D6"/>
+            <w:sz w:val="17"/>
+          </w:rPr>
+          <w:t xml:space="preserve">Citadele - Interim report 6M 2026, p. 9, 2026-08-05</w:t>
+        </w:r>
+      </w:hyperlink>
+    </w:p>
+    <w:p>
+      <w:pPr>
+        <w:tabs>
+          <w:tab w:pos="397" w:val="left"/>
+        </w:tabs>
+        <w:spacing w:before="0" w:after="30"/>
+        <w:ind w:left="397" w:hanging="397"/>
+      </w:pPr>
+      <w:r>
+        <w:rPr>
+          <w:b w:val="0"/>
+          <w:color w:val="667085"/>
+          <w:sz w:val="17"/>
+        </w:rPr>
+        <w:t>20.</w:t>
+        <w:tab/>
+      </w:r>
+      <w:hyperlink r:id="rId15">
+        <w:r>
+          <w:rPr>
+            <w:color w:val="2A78D6"/>
+            <w:sz w:val="17"/>
+          </w:rPr>
+          <w:t xml:space="preserve">Citadele - Interim report 6M 2026, p. 10, 2026-08-05</w:t>
+        </w:r>
+      </w:hyperlink>
+    </w:p>
+    <w:p>
+      <w:pPr>
+        <w:tabs>
+          <w:tab w:pos="397" w:val="left"/>
+        </w:tabs>
+        <w:spacing w:before="0" w:after="30"/>
+        <w:ind w:left="397" w:hanging="397"/>
+      </w:pPr>
+      <w:r>
+        <w:rPr>
+          <w:b w:val="0"/>
+          <w:color w:val="667085"/>
+          <w:sz w:val="17"/>
+        </w:rPr>
+        <w:t>21.</w:t>
+        <w:tab/>
+      </w:r>
+      <w:hyperlink r:id="rId15">
+        <w:r>
+          <w:rPr>
+            <w:color w:val="2A78D6"/>
+            <w:sz w:val="17"/>
+          </w:rPr>
+          <w:t xml:space="preserve">Citadele - Interim report 6M 2026, p. 4, 2026-08-05</w:t>
+        </w:r>
+      </w:hyperlink>
+    </w:p>
+    <w:p>
+      <w:pPr>
+        <w:tabs>
+          <w:tab w:pos="397" w:val="left"/>
+        </w:tabs>
+        <w:spacing w:before="0" w:after="30"/>
+        <w:ind w:left="397" w:hanging="397"/>
+      </w:pPr>
+      <w:r>
+        <w:rPr>
+          <w:b w:val="0"/>
+          <w:color w:val="667085"/>
+          <w:sz w:val="17"/>
+        </w:rPr>
+        <w:t>22.</w:t>
         <w:tab/>
       </w:r>
       <w:hyperlink r:id="rId18">
@@ -8379,10 +9696,10 @@
       <w:r>
         <w:rPr>
           <w:b w:val="0"/>
-          <w:color w:val="5F6B7A"/>
+          <w:color w:val="667085"/>
           <w:sz w:val="17"/>
         </w:rPr>
-        <w:t>19.</w:t>
+        <w:t>23.</w:t>
         <w:tab/>
       </w:r>
       <w:hyperlink r:id="rId19">
@@ -8406,10 +9723,10 @@
       <w:r>
         <w:rPr>
           <w:b w:val="0"/>
-          <w:color w:val="5F6B7A"/>
+          <w:color w:val="667085"/>
           <w:sz w:val="17"/>
         </w:rPr>
-        <w:t>20.</w:t>
+        <w:t>24.</w:t>
         <w:tab/>
       </w:r>
       <w:hyperlink r:id="rId20">
@@ -8433,10 +9750,10 @@
       <w:r>
         <w:rPr>
           <w:b w:val="0"/>
-          <w:color w:val="5F6B7A"/>
+          <w:color w:val="667085"/>
           <w:sz w:val="17"/>
         </w:rPr>
-        <w:t>21.</w:t>
+        <w:t>25.</w:t>
         <w:tab/>
       </w:r>
       <w:hyperlink r:id="rId16">
@@ -8460,10 +9777,10 @@
       <w:r>
         <w:rPr>
           <w:b w:val="0"/>
-          <w:color w:val="5F6B7A"/>
+          <w:color w:val="667085"/>
           <w:sz w:val="17"/>
         </w:rPr>
-        <w:t>22.</w:t>
+        <w:t>26.</w:t>
         <w:tab/>
       </w:r>
       <w:hyperlink r:id="rId28">
@@ -8487,10 +9804,10 @@
       <w:r>
         <w:rPr>
           <w:b w:val="0"/>
-          <w:color w:val="5F6B7A"/>
+          <w:color w:val="667085"/>
           <w:sz w:val="17"/>
         </w:rPr>
-        <w:t>23.</w:t>
+        <w:t>27.</w:t>
         <w:tab/>
       </w:r>
       <w:hyperlink r:id="rId16">
@@ -8510,7 +9827,7 @@
       <w:r>
         <w:rPr>
           <w:b w:val="0"/>
-          <w:color w:val="5F6B7A"/>
+          <w:color w:val="667085"/>
           <w:sz w:val="16"/>
         </w:rPr>
         <w:t>Report prepared from public sources. Figures are as published by the issuer; small numbers next to the text point to the source list.</w:t>
@@ -8535,7 +9852,7 @@
   <w:p>
     <w:pPr>
       <w:pBdr>
-        <w:top w:val="single" w:sz="4" w:color="C9D3DE" w:space="4"/>
+        <w:top w:val="single" w:sz="4" w:color="D5DCE4" w:space="4"/>
       </w:pBdr>
       <w:tabs>
         <w:tab w:pos="9638" w:val="right"/>
@@ -8544,7 +9861,7 @@
     <w:r>
       <w:rPr>
         <w:b w:val="0"/>
-        <w:color w:val="5F6B7A"/>
+        <w:color w:val="667085"/>
         <w:sz w:val="16"/>
       </w:rPr>
       <w:t>Citadele banka · 6M2026 · 2026-10-22</w:t>
@@ -8553,7 +9870,7 @@
     <w:r>
       <w:rPr>
         <w:b/>
-        <w:color w:val="1F4E79"/>
+        <w:color w:val="12355B"/>
         <w:sz w:val="16"/>
       </w:rPr>
       <w:fldChar w:fldCharType="begin"/>
@@ -8569,7 +9886,7 @@
   <w:p>
     <w:pPr>
       <w:pBdr>
-        <w:top w:val="single" w:sz="4" w:color="C9D3DE" w:space="4"/>
+        <w:top w:val="single" w:sz="4" w:color="D5DCE4" w:space="4"/>
       </w:pBdr>
       <w:tabs>
         <w:tab w:pos="9638" w:val="right"/>
@@ -8578,7 +9895,7 @@
     <w:r>
       <w:rPr>
         <w:b w:val="0"/>
-        <w:color w:val="5F6B7A"/>
+        <w:color w:val="667085"/>
         <w:sz w:val="16"/>
       </w:rPr>
       <w:t>Citadele banka · 6M2026 · 2026-10-22</w:t>
@@ -8587,7 +9904,7 @@
     <w:r>
       <w:rPr>
         <w:b/>
-        <w:color w:val="1F4E79"/>
+        <w:color w:val="12355B"/>
         <w:sz w:val="16"/>
       </w:rPr>
       <w:fldChar w:fldCharType="begin"/>
@@ -8603,7 +9920,7 @@
   <w:p>
     <w:pPr>
       <w:pBdr>
-        <w:bottom w:val="single" w:sz="4" w:color="C9D3DE" w:space="4"/>
+        <w:bottom w:val="single" w:sz="4" w:color="D5DCE4" w:space="4"/>
       </w:pBdr>
       <w:tabs>
         <w:tab w:pos="9638" w:val="right"/>
@@ -8612,7 +9929,7 @@
     <w:r>
       <w:rPr>
         <w:b/>
-        <w:color w:val="1F4E79"/>
+        <w:color w:val="12355B"/>
         <w:sz w:val="16"/>
       </w:rPr>
       <w:t>Citadele banka</w:t>
@@ -8620,7 +9937,7 @@
     <w:r>
       <w:rPr>
         <w:b w:val="0"/>
-        <w:color w:val="5F6B7A"/>
+        <w:color w:val="667085"/>
         <w:sz w:val="16"/>
       </w:rPr>
       <w:tab/>
@@ -8998,7 +10315,7 @@
     </w:pPr>
     <w:rPr>
       <w:rFonts w:ascii="Calibri" w:hAnsi="Calibri" w:eastAsia="Calibri"/>
-      <w:color w:val="1A1A1A"/>
+      <w:color w:val="1B2430"/>
       <w:sz w:val="21"/>
     </w:rPr>
   </w:style>

--- a/docs/files/citadele/citadele_6M2026_en.docx
+++ b/docs/files/citadele/citadele_6M2026_en.docx
@@ -6513,7 +6513,7 @@
           <w:color w:val="667085"/>
           <w:sz w:val="18"/>
         </w:rPr>
-        <w:t>Automatic news scan (Google News, EE, LT, LV), 2026-07-24 – 2026-10-22: 10 articles.</w:t>
+        <w:t>Automatic news scan (Google News, EE, LT, LV), 2026-07-25 – 2026-10-23: 10 articles.</w:t>
       </w:r>
     </w:p>
     <w:tbl>
@@ -7879,7 +7879,7 @@
                 <w:color w:val="333333"/>
                 <w:sz w:val="18"/>
               </w:rPr>
-              <w:t>News summary 2026-07-24 – 2026-10-22: 10 articles, 0 with an adverse keyword in the headline (details in the section "In the press").</w:t>
+              <w:t>News summary 2026-07-25 – 2026-10-23: 10 articles, 0 with an adverse keyword in the headline (details in the section "In the press").</w:t>
             </w:r>
           </w:p>
         </w:tc>

--- a/docs/files/citadele/citadele_6M2026_en.docx
+++ b/docs/files/citadele/citadele_6M2026_en.docx
@@ -4172,7 +4172,7 @@
           <w:color w:val="667085"/>
           <w:sz w:val="16"/>
         </w:rPr>
-        <w:t>Colours: green change – the metric is improving, red – worsening. Latest-period cell background: green – good level, amber – average, red – weak (tool benchmarks, config/metric_rules.yaml).</w:t>
+        <w:t>Colours: green change – the metric is improving, red – worsening. Latest-period cell background: green – good level, amber – average, red – weak (internal benchmarks, config/metric_rules.yaml).</w:t>
       </w:r>
     </w:p>
     <w:p>
@@ -4185,7 +4185,7 @@
           <w:color w:val="667085"/>
           <w:sz w:val="16"/>
         </w:rPr>
-        <w:t>* – taken from the report summary;  ᶜ – calculated by the tool. Small numbers next to text link to the source (opens the document at the cited page).</w:t>
+        <w:t>* – taken from the report summary;  ᶜ – own calculation. Small numbers next to text link to the source (opens the document at the cited page).</w:t>
       </w:r>
     </w:p>
     <w:p>
@@ -4274,7 +4274,7 @@
         <w:rPr>
           <w:b w:val="0"/>
         </w:rPr>
-        <w:t>Loans EUR 3,947m (+4.9% since YE2025), deposits EUR 4,325m (calculated by the tool)</w:t>
+        <w:t>Loans EUR 3,947m (+4.9% since YE2025), deposits EUR 4,325m (own calculation)</w:t>
       </w:r>
       <w:hyperlink r:id="rId15">
         <w:r>
@@ -4894,7 +4894,7 @@
                 <w:b w:val="0"/>
                 <w:sz w:val="17"/>
               </w:rPr>
-              <w:t>In progress: 75% of the annual target reached in the half year (calculated by the tool)</w:t>
+              <w:t>In progress: 75% of the annual target reached in the half year (own calculation)</w:t>
             </w:r>
             <w:hyperlink r:id="rId15">
               <w:r>

--- a/docs/files/citadele/citadele_6M2026_en.docx
+++ b/docs/files/citadele/citadele_6M2026_en.docx
@@ -6148,7 +6148,7 @@
                 <w:b w:val="0"/>
                 <w:sz w:val="17"/>
               </w:rPr>
-              <w:t>3.43% (2026-10)</w:t>
+              <w:t>3.38% (2026-10)</w:t>
             </w:r>
           </w:p>
         </w:tc>
@@ -6220,7 +6220,7 @@
                 <w:b w:val="0"/>
                 <w:sz w:val="17"/>
               </w:rPr>
-              <w:t>▲ 0.71 p. p.</w:t>
+              <w:t>▲ 0.66 p. p.</w:t>
             </w:r>
           </w:p>
         </w:tc>
@@ -6513,7 +6513,7 @@
           <w:color w:val="667085"/>
           <w:sz w:val="18"/>
         </w:rPr>
-        <w:t>Automatic news scan (Google News, EE, LT, LV), 2026-07-25 – 2026-10-23: 10 articles.</w:t>
+        <w:t>Automatic news scan (Google News, EE, LT, LV), 2026-07-25 – 2026-10-23: 12 articles.</w:t>
       </w:r>
     </w:p>
     <w:tbl>
@@ -6730,6 +6730,90 @@
                 <w:color w:val="1B2430"/>
                 <w:sz w:val="17"/>
               </w:rPr>
+              <w:t>2026-10-23</w:t>
+            </w:r>
+          </w:p>
+        </w:tc>
+        <w:tc>
+          <w:tcPr>
+            <w:tcW w:type="dxa" w:w="1361"/>
+            <w:tcBorders>
+              <w:top w:val="nil"/>
+              <w:left w:val="nil"/>
+              <w:bottom w:val="single" w:sz="4" w:color="E3E8EE" w:space="0"/>
+              <w:right w:val="nil"/>
+            </w:tcBorders>
+          </w:tcPr>
+          <w:p>
+            <w:pPr>
+              <w:spacing w:before="0" w:after="0"/>
+            </w:pPr>
+            <w:r>
+              <w:rPr>
+                <w:b/>
+                <w:color w:val="5F6B7A"/>
+                <w:sz w:val="14"/>
+                <w:shd w:val="clear" w:color="auto" w:fill="F0F2F5"/>
+              </w:rPr>
+              <w:t xml:space="preserve"> OTHER </w:t>
+            </w:r>
+          </w:p>
+        </w:tc>
+        <w:tc>
+          <w:tcPr>
+            <w:tcW w:type="dxa" w:w="7257"/>
+            <w:tcBorders>
+              <w:top w:val="nil"/>
+              <w:left w:val="nil"/>
+              <w:bottom w:val="single" w:sz="4" w:color="E3E8EE" w:space="0"/>
+              <w:right w:val="nil"/>
+            </w:tcBorders>
+          </w:tcPr>
+          <w:p>
+            <w:pPr>
+              <w:spacing w:before="0" w:after="0"/>
+            </w:pPr>
+            <w:hyperlink r:id="rId22">
+              <w:r>
+                <w:rPr>
+                  <w:color w:val="1B2430"/>
+                  <w:sz w:val="18"/>
+                </w:rPr>
+                <w:t xml:space="preserve">Banka "Citadele": Degvielas cenas tuvojas līmenim, kas var paātrināt pāreju uz elektroauto</w:t>
+              </w:r>
+            </w:hyperlink>
+            <w:r>
+              <w:rPr>
+                <w:b w:val="0"/>
+                <w:color w:val="667085"/>
+                <w:sz w:val="15"/>
+              </w:rPr>
+              <w:t xml:space="preserve">   iAuto.lv</w:t>
+            </w:r>
+          </w:p>
+        </w:tc>
+      </w:tr>
+      <w:tr>
+        <w:tc>
+          <w:tcPr>
+            <w:tcW w:type="dxa" w:w="1020"/>
+            <w:tcBorders>
+              <w:top w:val="nil"/>
+              <w:left w:val="nil"/>
+              <w:bottom w:val="single" w:sz="4" w:color="E3E8EE" w:space="0"/>
+              <w:right w:val="nil"/>
+            </w:tcBorders>
+          </w:tcPr>
+          <w:p>
+            <w:pPr>
+              <w:spacing w:before="0" w:after="0"/>
+            </w:pPr>
+            <w:r>
+              <w:rPr>
+                <w:b w:val="0"/>
+                <w:color w:val="1B2430"/>
+                <w:sz w:val="17"/>
+              </w:rPr>
               <w:t>2026-10-20</w:t>
             </w:r>
           </w:p>
@@ -6773,7 +6857,7 @@
             <w:pPr>
               <w:spacing w:before="0" w:after="0"/>
             </w:pPr>
-            <w:hyperlink r:id="rId22">
+            <w:hyperlink r:id="rId23">
               <w:r>
                 <w:rPr>
                   <w:color w:val="1B2430"/>
@@ -6941,7 +7025,7 @@
             <w:pPr>
               <w:spacing w:before="0" w:after="0"/>
             </w:pPr>
-            <w:hyperlink r:id="rId23">
+            <w:hyperlink r:id="rId24">
               <w:r>
                 <w:rPr>
                   <w:color w:val="1B2430"/>
@@ -7025,7 +7109,91 @@
             <w:pPr>
               <w:spacing w:before="0" w:after="0"/>
             </w:pPr>
-            <w:hyperlink r:id="rId24">
+            <w:hyperlink r:id="rId25">
+              <w:r>
+                <w:rPr>
+                  <w:color w:val="1B2430"/>
+                  <w:sz w:val="18"/>
+                </w:rPr>
+                <w:t xml:space="preserve">“Citadele” piešķīrusi 3,9 miljonu eiro finansējumu Latgales energodrošības stiprināšanai</w:t>
+              </w:r>
+            </w:hyperlink>
+            <w:r>
+              <w:rPr>
+                <w:b w:val="0"/>
+                <w:color w:val="667085"/>
+                <w:sz w:val="15"/>
+              </w:rPr>
+              <w:t xml:space="preserve">   Kursors.lv</w:t>
+            </w:r>
+          </w:p>
+        </w:tc>
+      </w:tr>
+      <w:tr>
+        <w:tc>
+          <w:tcPr>
+            <w:tcW w:type="dxa" w:w="1020"/>
+            <w:tcBorders>
+              <w:top w:val="nil"/>
+              <w:left w:val="nil"/>
+              <w:bottom w:val="single" w:sz="4" w:color="E3E8EE" w:space="0"/>
+              <w:right w:val="nil"/>
+            </w:tcBorders>
+          </w:tcPr>
+          <w:p>
+            <w:pPr>
+              <w:spacing w:before="0" w:after="0"/>
+            </w:pPr>
+            <w:r>
+              <w:rPr>
+                <w:b w:val="0"/>
+                <w:color w:val="1B2430"/>
+                <w:sz w:val="17"/>
+              </w:rPr>
+              <w:t>2026-10-16</w:t>
+            </w:r>
+          </w:p>
+        </w:tc>
+        <w:tc>
+          <w:tcPr>
+            <w:tcW w:type="dxa" w:w="1361"/>
+            <w:tcBorders>
+              <w:top w:val="nil"/>
+              <w:left w:val="nil"/>
+              <w:bottom w:val="single" w:sz="4" w:color="E3E8EE" w:space="0"/>
+              <w:right w:val="nil"/>
+            </w:tcBorders>
+          </w:tcPr>
+          <w:p>
+            <w:pPr>
+              <w:spacing w:before="0" w:after="0"/>
+            </w:pPr>
+            <w:r>
+              <w:rPr>
+                <w:b/>
+                <w:color w:val="5F6B7A"/>
+                <w:sz w:val="14"/>
+                <w:shd w:val="clear" w:color="auto" w:fill="F0F2F5"/>
+              </w:rPr>
+              <w:t xml:space="preserve"> OTHER </w:t>
+            </w:r>
+          </w:p>
+        </w:tc>
+        <w:tc>
+          <w:tcPr>
+            <w:tcW w:type="dxa" w:w="7257"/>
+            <w:tcBorders>
+              <w:top w:val="nil"/>
+              <w:left w:val="nil"/>
+              <w:bottom w:val="single" w:sz="4" w:color="E3E8EE" w:space="0"/>
+              <w:right w:val="nil"/>
+            </w:tcBorders>
+          </w:tcPr>
+          <w:p>
+            <w:pPr>
+              <w:spacing w:before="0" w:after="0"/>
+            </w:pPr>
+            <w:hyperlink r:id="rId26">
               <w:r>
                 <w:rPr>
                   <w:color w:val="1B2430"/>
@@ -7109,7 +7277,7 @@
             <w:pPr>
               <w:spacing w:before="0" w:after="0"/>
             </w:pPr>
-            <w:hyperlink r:id="rId25">
+            <w:hyperlink r:id="rId27">
               <w:r>
                 <w:rPr>
                   <w:color w:val="1B2430"/>
@@ -7193,7 +7361,7 @@
             <w:pPr>
               <w:spacing w:before="0" w:after="0"/>
             </w:pPr>
-            <w:hyperlink r:id="rId26">
+            <w:hyperlink r:id="rId28">
               <w:r>
                 <w:rPr>
                   <w:color w:val="1B2430"/>
@@ -7209,174 +7377,6 @@
                 <w:sz w:val="15"/>
               </w:rPr>
               <w:t xml:space="preserve">   Delfi</w:t>
-            </w:r>
-          </w:p>
-        </w:tc>
-      </w:tr>
-      <w:tr>
-        <w:tc>
-          <w:tcPr>
-            <w:tcW w:type="dxa" w:w="1020"/>
-            <w:tcBorders>
-              <w:top w:val="nil"/>
-              <w:left w:val="nil"/>
-              <w:bottom w:val="single" w:sz="4" w:color="E3E8EE" w:space="0"/>
-              <w:right w:val="nil"/>
-            </w:tcBorders>
-          </w:tcPr>
-          <w:p>
-            <w:pPr>
-              <w:spacing w:before="0" w:after="0"/>
-            </w:pPr>
-            <w:r>
-              <w:rPr>
-                <w:b w:val="0"/>
-                <w:color w:val="1B2430"/>
-                <w:sz w:val="17"/>
-              </w:rPr>
-              <w:t>2026-10-02</w:t>
-            </w:r>
-          </w:p>
-        </w:tc>
-        <w:tc>
-          <w:tcPr>
-            <w:tcW w:type="dxa" w:w="1361"/>
-            <w:tcBorders>
-              <w:top w:val="nil"/>
-              <w:left w:val="nil"/>
-              <w:bottom w:val="single" w:sz="4" w:color="E3E8EE" w:space="0"/>
-              <w:right w:val="nil"/>
-            </w:tcBorders>
-          </w:tcPr>
-          <w:p>
-            <w:pPr>
-              <w:spacing w:before="0" w:after="0"/>
-            </w:pPr>
-            <w:r>
-              <w:rPr>
-                <w:b/>
-                <w:color w:val="5F6B7A"/>
-                <w:sz w:val="14"/>
-                <w:shd w:val="clear" w:color="auto" w:fill="F0F2F5"/>
-              </w:rPr>
-              <w:t xml:space="preserve"> OTHER </w:t>
-            </w:r>
-          </w:p>
-        </w:tc>
-        <w:tc>
-          <w:tcPr>
-            <w:tcW w:type="dxa" w:w="7257"/>
-            <w:tcBorders>
-              <w:top w:val="nil"/>
-              <w:left w:val="nil"/>
-              <w:bottom w:val="single" w:sz="4" w:color="E3E8EE" w:space="0"/>
-              <w:right w:val="nil"/>
-            </w:tcBorders>
-          </w:tcPr>
-          <w:p>
-            <w:pPr>
-              <w:spacing w:before="0" w:after="0"/>
-            </w:pPr>
-            <w:hyperlink r:id="rId27">
-              <w:r>
-                <w:rPr>
-                  <w:color w:val="1B2430"/>
-                  <w:sz w:val="18"/>
-                </w:rPr>
-                <w:t xml:space="preserve">Citadele ievieš platformu uzņēmumiem administratīvā sloga mazināšanai</w:t>
-              </w:r>
-            </w:hyperlink>
-            <w:r>
-              <w:rPr>
-                <w:b w:val="0"/>
-                <w:color w:val="667085"/>
-                <w:sz w:val="15"/>
-              </w:rPr>
-              <w:t xml:space="preserve">   Dienas Bizness</w:t>
-            </w:r>
-          </w:p>
-        </w:tc>
-      </w:tr>
-      <w:tr>
-        <w:tc>
-          <w:tcPr>
-            <w:tcW w:type="dxa" w:w="1020"/>
-            <w:tcBorders>
-              <w:top w:val="nil"/>
-              <w:left w:val="nil"/>
-              <w:bottom w:val="single" w:sz="4" w:color="E3E8EE" w:space="0"/>
-              <w:right w:val="nil"/>
-            </w:tcBorders>
-          </w:tcPr>
-          <w:p>
-            <w:pPr>
-              <w:spacing w:before="0" w:after="0"/>
-            </w:pPr>
-            <w:r>
-              <w:rPr>
-                <w:b w:val="0"/>
-                <w:color w:val="1B2430"/>
-                <w:sz w:val="17"/>
-              </w:rPr>
-              <w:t>2026-10-01</w:t>
-            </w:r>
-          </w:p>
-        </w:tc>
-        <w:tc>
-          <w:tcPr>
-            <w:tcW w:type="dxa" w:w="1361"/>
-            <w:tcBorders>
-              <w:top w:val="nil"/>
-              <w:left w:val="nil"/>
-              <w:bottom w:val="single" w:sz="4" w:color="E3E8EE" w:space="0"/>
-              <w:right w:val="nil"/>
-            </w:tcBorders>
-          </w:tcPr>
-          <w:p>
-            <w:pPr>
-              <w:spacing w:before="0" w:after="0"/>
-            </w:pPr>
-            <w:r>
-              <w:rPr>
-                <w:b/>
-                <w:color w:val="5F6B7A"/>
-                <w:sz w:val="14"/>
-                <w:shd w:val="clear" w:color="auto" w:fill="F0F2F5"/>
-              </w:rPr>
-              <w:t xml:space="preserve"> OTHER </w:t>
-            </w:r>
-          </w:p>
-        </w:tc>
-        <w:tc>
-          <w:tcPr>
-            <w:tcW w:type="dxa" w:w="7257"/>
-            <w:tcBorders>
-              <w:top w:val="nil"/>
-              <w:left w:val="nil"/>
-              <w:bottom w:val="single" w:sz="4" w:color="E3E8EE" w:space="0"/>
-              <w:right w:val="nil"/>
-            </w:tcBorders>
-          </w:tcPr>
-          <w:p>
-            <w:pPr>
-              <w:spacing w:before="0" w:after="0"/>
-            </w:pPr>
-            <w:hyperlink r:id="rId19">
-              <w:r>
-                <w:rPr>
-                  <w:color w:val="1B2430"/>
-                  <w:sz w:val="18"/>
-                </w:rPr>
-                <w:t xml:space="preserve">Citadele 50 miljoni emissioon märgiti 1,35 korda üle</w:t>
-              </w:r>
-            </w:hyperlink>
-            <w:r>
-              <w:rPr>
-                <w:b w:val="0"/>
-                <w:color w:val="667085"/>
-                <w:sz w:val="15"/>
-              </w:rPr>
-              <w:t xml:space="preserve">   quasa.io</w:t>
             </w:r>
           </w:p>
         </w:tc>
@@ -7751,7 +7751,7 @@
                 <w:color w:val="333333"/>
                 <w:sz w:val="18"/>
               </w:rPr>
-              <w:t>Not found on the EU, UN, UK, US OFAC consolidated sanctions lists (automatic check 2026-10-22).</w:t>
+              <w:t>Not found on the EU, UN, UK, US OFAC consolidated sanctions lists (automatic check 2026-10-23).</w:t>
             </w:r>
           </w:p>
         </w:tc>
@@ -7879,7 +7879,7 @@
                 <w:color w:val="333333"/>
                 <w:sz w:val="18"/>
               </w:rPr>
-              <w:t>News summary 2026-07-25 – 2026-10-23: 10 articles, 0 with an adverse keyword in the headline (details in the section "In the press").</w:t>
+              <w:t>News summary 2026-07-25 – 2026-10-23: 12 articles, 0 with an adverse keyword in the headline (details in the section "In the press").</w:t>
             </w:r>
           </w:p>
         </w:tc>
@@ -8476,7 +8476,7 @@
               </w:rPr>
               <w:t>The Investments policy and the Environmental and Social &amp; Human Rights policies</w:t>
             </w:r>
-            <w:hyperlink r:id="rId28">
+            <w:hyperlink r:id="rId29">
               <w:r>
                 <w:rPr>
                   <w:color w:val="2A78D6"/>
@@ -9783,7 +9783,7 @@
         <w:t>26.</w:t>
         <w:tab/>
       </w:r>
-      <w:hyperlink r:id="rId28">
+      <w:hyperlink r:id="rId29">
         <w:r>
           <w:rPr>
             <w:color w:val="2A78D6"/>

--- a/docs/files/citadele/citadele_6M2026_en.docx
+++ b/docs/files/citadele/citadele_6M2026_en.docx
@@ -7754,6 +7754,117 @@
               <w:t>Not found on the EU, UN, UK, US OFAC consolidated sanctions lists (automatic check 2026-10-23).</w:t>
             </w:r>
           </w:p>
+          <w:p>
+            <w:pPr>
+              <w:spacing w:before="40" w:after="0"/>
+            </w:pPr>
+            <w:r>
+              <w:rPr>
+                <w:b/>
+                <w:color w:val="333333"/>
+                <w:sz w:val="18"/>
+              </w:rPr>
+              <w:t>Manual check</w:t>
+            </w:r>
+          </w:p>
+          <w:p>
+            <w:pPr>
+              <w:tabs>
+                <w:tab w:pos="198" w:val="left"/>
+              </w:tabs>
+              <w:spacing w:before="0" w:after="20"/>
+              <w:ind w:left="198" w:hanging="198"/>
+            </w:pPr>
+            <w:r>
+              <w:rPr>
+                <w:b w:val="0"/>
+                <w:color w:val="667085"/>
+                <w:sz w:val="18"/>
+              </w:rPr>
+              <w:t>•</w:t>
+              <w:tab/>
+            </w:r>
+            <w:r>
+              <w:rPr>
+                <w:b w:val="0"/>
+                <w:color w:val="333333"/>
+                <w:sz w:val="18"/>
+              </w:rPr>
+              <w:t>OFAC sanctions search</w:t>
+            </w:r>
+            <w:hyperlink r:id="rId29">
+              <w:r>
+                <w:rPr>
+                  <w:color w:val="2A78D6"/>
+                  <w:vertAlign w:val="superscript"/>
+                  <w:sz w:val="15"/>
+                </w:rPr>
+                <w:t xml:space="preserve">25</w:t>
+              </w:r>
+            </w:hyperlink>
+          </w:p>
+          <w:p>
+            <w:pPr>
+              <w:tabs>
+                <w:tab w:pos="198" w:val="left"/>
+              </w:tabs>
+              <w:spacing w:before="0" w:after="20"/>
+              <w:ind w:left="198" w:hanging="198"/>
+            </w:pPr>
+            <w:r>
+              <w:rPr>
+                <w:b w:val="0"/>
+                <w:color w:val="667085"/>
+                <w:sz w:val="18"/>
+              </w:rPr>
+              <w:t>•</w:t>
+              <w:tab/>
+            </w:r>
+            <w:r>
+              <w:rPr>
+                <w:b w:val="0"/>
+                <w:color w:val="333333"/>
+                <w:sz w:val="18"/>
+              </w:rPr>
+              <w:t>EU Sanctions Map</w:t>
+            </w:r>
+            <w:hyperlink r:id="rId30">
+              <w:r>
+                <w:rPr>
+                  <w:color w:val="2A78D6"/>
+                  <w:vertAlign w:val="superscript"/>
+                  <w:sz w:val="15"/>
+                </w:rPr>
+                <w:t xml:space="preserve">26</w:t>
+              </w:r>
+            </w:hyperlink>
+          </w:p>
+          <w:p>
+            <w:pPr>
+              <w:tabs>
+                <w:tab w:pos="198" w:val="left"/>
+              </w:tabs>
+              <w:spacing w:before="0" w:after="20"/>
+              <w:ind w:left="198" w:hanging="198"/>
+            </w:pPr>
+            <w:r>
+              <w:rPr>
+                <w:b w:val="0"/>
+                <w:color w:val="667085"/>
+                <w:sz w:val="18"/>
+              </w:rPr>
+              <w:t>•</w:t>
+              <w:tab/>
+            </w:r>
+            <w:r>
+              <w:rPr>
+                <w:b w:val="0"/>
+                <w:color w:val="333333"/>
+                <w:sz w:val="18"/>
+              </w:rPr>
+              <w:t>SEB eNameChecker (internal SEB system).</w:t>
+            </w:r>
+          </w:p>
         </w:tc>
       </w:tr>
     </w:tbl>
@@ -8128,7 +8239,7 @@
                   <w:vertAlign w:val="superscript"/>
                   <w:sz w:val="15"/>
                 </w:rPr>
-                <w:t xml:space="preserve">25</w:t>
+                <w:t xml:space="preserve">27</w:t>
               </w:r>
             </w:hyperlink>
             <w:r>
@@ -8476,14 +8587,14 @@
               </w:rPr>
               <w:t>The Investments policy and the Environmental and Social &amp; Human Rights policies</w:t>
             </w:r>
-            <w:hyperlink r:id="rId29">
+            <w:hyperlink r:id="rId31">
               <w:r>
                 <w:rPr>
                   <w:color w:val="2A78D6"/>
                   <w:vertAlign w:val="superscript"/>
                   <w:sz w:val="15"/>
                 </w:rPr>
-                <w:t xml:space="preserve">26</w:t>
+                <w:t xml:space="preserve">28</w:t>
               </w:r>
             </w:hyperlink>
             <w:r>
@@ -8612,7 +8723,7 @@
                   <w:vertAlign w:val="superscript"/>
                   <w:sz w:val="15"/>
                 </w:rPr>
-                <w:t xml:space="preserve">25</w:t>
+                <w:t xml:space="preserve">27</w:t>
               </w:r>
             </w:hyperlink>
           </w:p>
@@ -9003,7 +9114,7 @@
                   <w:vertAlign w:val="superscript"/>
                   <w:sz w:val="15"/>
                 </w:rPr>
-                <w:t xml:space="preserve">27</w:t>
+                <w:t xml:space="preserve">29</w:t>
               </w:r>
             </w:hyperlink>
             <w:r>
@@ -9756,6 +9867,60 @@
         <w:t>25.</w:t>
         <w:tab/>
       </w:r>
+      <w:hyperlink r:id="rId29">
+        <w:r>
+          <w:rPr>
+            <w:color w:val="2A78D6"/>
+            <w:sz w:val="17"/>
+          </w:rPr>
+          <w:t xml:space="preserve">OFAC Sanctions List Search (US Treasury)</w:t>
+        </w:r>
+      </w:hyperlink>
+    </w:p>
+    <w:p>
+      <w:pPr>
+        <w:tabs>
+          <w:tab w:pos="397" w:val="left"/>
+        </w:tabs>
+        <w:spacing w:before="0" w:after="30"/>
+        <w:ind w:left="397" w:hanging="397"/>
+      </w:pPr>
+      <w:r>
+        <w:rPr>
+          <w:b w:val="0"/>
+          <w:color w:val="667085"/>
+          <w:sz w:val="17"/>
+        </w:rPr>
+        <w:t>26.</w:t>
+        <w:tab/>
+      </w:r>
+      <w:hyperlink r:id="rId30">
+        <w:r>
+          <w:rPr>
+            <w:color w:val="2A78D6"/>
+            <w:sz w:val="17"/>
+          </w:rPr>
+          <w:t xml:space="preserve">EU Sanctions Map</w:t>
+        </w:r>
+      </w:hyperlink>
+    </w:p>
+    <w:p>
+      <w:pPr>
+        <w:tabs>
+          <w:tab w:pos="397" w:val="left"/>
+        </w:tabs>
+        <w:spacing w:before="0" w:after="30"/>
+        <w:ind w:left="397" w:hanging="397"/>
+      </w:pPr>
+      <w:r>
+        <w:rPr>
+          <w:b w:val="0"/>
+          <w:color w:val="667085"/>
+          <w:sz w:val="17"/>
+        </w:rPr>
+        <w:t>27.</w:t>
+        <w:tab/>
+      </w:r>
       <w:hyperlink r:id="rId16">
         <w:r>
           <w:rPr>
@@ -9780,10 +9945,10 @@
           <w:color w:val="667085"/>
           <w:sz w:val="17"/>
         </w:rPr>
-        <w:t>26.</w:t>
+        <w:t>28.</w:t>
         <w:tab/>
       </w:r>
-      <w:hyperlink r:id="rId29">
+      <w:hyperlink r:id="rId31">
         <w:r>
           <w:rPr>
             <w:color w:val="2A78D6"/>
@@ -9807,7 +9972,7 @@
           <w:color w:val="667085"/>
           <w:sz w:val="17"/>
         </w:rPr>
-        <w:t>27.</w:t>
+        <w:t>29.</w:t>
         <w:tab/>
       </w:r>
       <w:hyperlink r:id="rId16">

--- a/docs/files/citadele/citadele_6M2026_en.docx
+++ b/docs/files/citadele/citadele_6M2026_en.docx
@@ -6513,7 +6513,7 @@
           <w:color w:val="667085"/>
           <w:sz w:val="18"/>
         </w:rPr>
-        <w:t>Automatic news scan (Google News, EE, LT, LV), 2026-07-25 – 2026-10-23: 12 articles.</w:t>
+        <w:t>Automatic news scan (Google News, EE, LT, LV), 2026-07-26 – 2026-10-24: 12 articles.</w:t>
       </w:r>
     </w:p>
     <w:tbl>
@@ -7751,7 +7751,7 @@
                 <w:color w:val="333333"/>
                 <w:sz w:val="18"/>
               </w:rPr>
-              <w:t>Not found on the EU, UN, UK, US OFAC consolidated sanctions lists (automatic check 2026-10-23).</w:t>
+              <w:t>Not found on the EU, UN, UK, US OFAC consolidated sanctions lists (automatic check 2026-10-24).</w:t>
             </w:r>
           </w:p>
           <w:p>
@@ -7990,7 +7990,7 @@
                 <w:color w:val="333333"/>
                 <w:sz w:val="18"/>
               </w:rPr>
-              <w:t>News summary 2026-07-25 – 2026-10-23: 12 articles, 0 with an adverse keyword in the headline (details in the section "In the press").</w:t>
+              <w:t>News summary 2026-07-26 – 2026-10-24: 12 articles, 0 with an adverse keyword in the headline (details in the section "In the press").</w:t>
             </w:r>
           </w:p>
         </w:tc>

--- a/docs/files/citadele/citadele_6M2026_en.docx
+++ b/docs/files/citadele/citadele_6M2026_en.docx
@@ -6513,7 +6513,7 @@
           <w:color w:val="667085"/>
           <w:sz w:val="18"/>
         </w:rPr>
-        <w:t>Automatic news scan (Google News, EE, LT, LV), 2026-07-26 – 2026-10-24: 12 articles.</w:t>
+        <w:t>Automatic news scan (Google News, EE, LT, LV), 2026-07-27 – 2026-10-25: 12 articles.</w:t>
       </w:r>
     </w:p>
     <w:tbl>
@@ -7751,7 +7751,7 @@
                 <w:color w:val="333333"/>
                 <w:sz w:val="18"/>
               </w:rPr>
-              <w:t>Not found on the EU, UN, UK, US OFAC consolidated sanctions lists (automatic check 2026-10-24).</w:t>
+              <w:t>Not found on the EU, UN, UK, US OFAC consolidated sanctions lists (automatic check 2026-10-25).</w:t>
             </w:r>
           </w:p>
           <w:p>
@@ -7990,7 +7990,7 @@
                 <w:color w:val="333333"/>
                 <w:sz w:val="18"/>
               </w:rPr>
-              <w:t>News summary 2026-07-26 – 2026-10-24: 12 articles, 0 with an adverse keyword in the headline (details in the section "In the press").</w:t>
+              <w:t>News summary 2026-07-27 – 2026-10-25: 12 articles, 0 with an adverse keyword in the headline (details in the section "In the press").</w:t>
             </w:r>
           </w:p>
         </w:tc>

--- a/docs/files/citadele/citadele_6M2026_en.docx
+++ b/docs/files/citadele/citadele_6M2026_en.docx
@@ -6148,7 +6148,7 @@
                 <w:b w:val="0"/>
                 <w:sz w:val="17"/>
               </w:rPr>
-              <w:t>3.38% (2026-10)</w:t>
+              <w:t>3.37% (2026-10)</w:t>
             </w:r>
           </w:p>
         </w:tc>
@@ -6220,7 +6220,7 @@
                 <w:b w:val="0"/>
                 <w:sz w:val="17"/>
               </w:rPr>
-              <w:t>▲ 0.66 p. p.</w:t>
+              <w:t>▲ 0.65 p. p.</w:t>
             </w:r>
           </w:p>
         </w:tc>
@@ -6513,7 +6513,7 @@
           <w:color w:val="667085"/>
           <w:sz w:val="18"/>
         </w:rPr>
-        <w:t>Automatic news scan (Google News, EE, LT, LV), 2026-07-27 – 2026-10-25: 12 articles.</w:t>
+        <w:t>Automatic news scan (Google News, EE, LT, LV), 2026-07-28 – 2026-10-26: 13 articles.</w:t>
       </w:r>
     </w:p>
     <w:tbl>
@@ -6982,6 +6982,90 @@
                 <w:color w:val="1B2430"/>
                 <w:sz w:val="17"/>
               </w:rPr>
+              <w:t>2026-10-20</w:t>
+            </w:r>
+          </w:p>
+        </w:tc>
+        <w:tc>
+          <w:tcPr>
+            <w:tcW w:type="dxa" w:w="1361"/>
+            <w:tcBorders>
+              <w:top w:val="nil"/>
+              <w:left w:val="nil"/>
+              <w:bottom w:val="single" w:sz="4" w:color="E3E8EE" w:space="0"/>
+              <w:right w:val="nil"/>
+            </w:tcBorders>
+          </w:tcPr>
+          <w:p>
+            <w:pPr>
+              <w:spacing w:before="0" w:after="0"/>
+            </w:pPr>
+            <w:r>
+              <w:rPr>
+                <w:b/>
+                <w:color w:val="5F6B7A"/>
+                <w:sz w:val="14"/>
+                <w:shd w:val="clear" w:color="auto" w:fill="F0F2F5"/>
+              </w:rPr>
+              <w:t xml:space="preserve"> OTHER </w:t>
+            </w:r>
+          </w:p>
+        </w:tc>
+        <w:tc>
+          <w:tcPr>
+            <w:tcW w:type="dxa" w:w="7257"/>
+            <w:tcBorders>
+              <w:top w:val="nil"/>
+              <w:left w:val="nil"/>
+              <w:bottom w:val="single" w:sz="4" w:color="E3E8EE" w:space="0"/>
+              <w:right w:val="nil"/>
+            </w:tcBorders>
+          </w:tcPr>
+          <w:p>
+            <w:pPr>
+              <w:spacing w:before="0" w:after="0"/>
+            </w:pPr>
+            <w:hyperlink r:id="rId24">
+              <w:r>
+                <w:rPr>
+                  <w:color w:val="1B2430"/>
+                  <w:sz w:val="18"/>
+                </w:rPr>
+                <w:t xml:space="preserve">„Citadele“ bankas įspėja apie netikrus „WhatsApp“ profilius, apsimetančius banko darbuotojais</w:t>
+              </w:r>
+            </w:hyperlink>
+            <w:r>
+              <w:rPr>
+                <w:b w:val="0"/>
+                <w:color w:val="667085"/>
+                <w:sz w:val="15"/>
+              </w:rPr>
+              <w:t xml:space="preserve">   Aukštaitijos internetinė naujienų agentūra</w:t>
+            </w:r>
+          </w:p>
+        </w:tc>
+      </w:tr>
+      <w:tr>
+        <w:tc>
+          <w:tcPr>
+            <w:tcW w:type="dxa" w:w="1020"/>
+            <w:tcBorders>
+              <w:top w:val="nil"/>
+              <w:left w:val="nil"/>
+              <w:bottom w:val="single" w:sz="4" w:color="E3E8EE" w:space="0"/>
+              <w:right w:val="nil"/>
+            </w:tcBorders>
+          </w:tcPr>
+          <w:p>
+            <w:pPr>
+              <w:spacing w:before="0" w:after="0"/>
+            </w:pPr>
+            <w:r>
+              <w:rPr>
+                <w:b w:val="0"/>
+                <w:color w:val="1B2430"/>
+                <w:sz w:val="17"/>
+              </w:rPr>
               <w:t>2026-10-19</w:t>
             </w:r>
           </w:p>
@@ -7025,7 +7109,7 @@
             <w:pPr>
               <w:spacing w:before="0" w:after="0"/>
             </w:pPr>
-            <w:hyperlink r:id="rId24">
+            <w:hyperlink r:id="rId25">
               <w:r>
                 <w:rPr>
                   <w:color w:val="1B2430"/>
@@ -7109,7 +7193,7 @@
             <w:pPr>
               <w:spacing w:before="0" w:after="0"/>
             </w:pPr>
-            <w:hyperlink r:id="rId25">
+            <w:hyperlink r:id="rId26">
               <w:r>
                 <w:rPr>
                   <w:color w:val="1B2430"/>
@@ -7193,7 +7277,7 @@
             <w:pPr>
               <w:spacing w:before="0" w:after="0"/>
             </w:pPr>
-            <w:hyperlink r:id="rId26">
+            <w:hyperlink r:id="rId27">
               <w:r>
                 <w:rPr>
                   <w:color w:val="1B2430"/>
@@ -7277,7 +7361,7 @@
             <w:pPr>
               <w:spacing w:before="0" w:after="0"/>
             </w:pPr>
-            <w:hyperlink r:id="rId27">
+            <w:hyperlink r:id="rId28">
               <w:r>
                 <w:rPr>
                   <w:color w:val="1B2430"/>
@@ -7293,90 +7377,6 @@
                 <w:sz w:val="15"/>
               </w:rPr>
               <w:t xml:space="preserve">   TVNET</w:t>
-            </w:r>
-          </w:p>
-        </w:tc>
-      </w:tr>
-      <w:tr>
-        <w:tc>
-          <w:tcPr>
-            <w:tcW w:type="dxa" w:w="1020"/>
-            <w:tcBorders>
-              <w:top w:val="nil"/>
-              <w:left w:val="nil"/>
-              <w:bottom w:val="single" w:sz="4" w:color="E3E8EE" w:space="0"/>
-              <w:right w:val="nil"/>
-            </w:tcBorders>
-          </w:tcPr>
-          <w:p>
-            <w:pPr>
-              <w:spacing w:before="0" w:after="0"/>
-            </w:pPr>
-            <w:r>
-              <w:rPr>
-                <w:b w:val="0"/>
-                <w:color w:val="1B2430"/>
-                <w:sz w:val="17"/>
-              </w:rPr>
-              <w:t>2026-10-06</w:t>
-            </w:r>
-          </w:p>
-        </w:tc>
-        <w:tc>
-          <w:tcPr>
-            <w:tcW w:type="dxa" w:w="1361"/>
-            <w:tcBorders>
-              <w:top w:val="nil"/>
-              <w:left w:val="nil"/>
-              <w:bottom w:val="single" w:sz="4" w:color="E3E8EE" w:space="0"/>
-              <w:right w:val="nil"/>
-            </w:tcBorders>
-          </w:tcPr>
-          <w:p>
-            <w:pPr>
-              <w:spacing w:before="0" w:after="0"/>
-            </w:pPr>
-            <w:r>
-              <w:rPr>
-                <w:b/>
-                <w:color w:val="5F6B7A"/>
-                <w:sz w:val="14"/>
-                <w:shd w:val="clear" w:color="auto" w:fill="F0F2F5"/>
-              </w:rPr>
-              <w:t xml:space="preserve"> OTHER </w:t>
-            </w:r>
-          </w:p>
-        </w:tc>
-        <w:tc>
-          <w:tcPr>
-            <w:tcW w:type="dxa" w:w="7257"/>
-            <w:tcBorders>
-              <w:top w:val="nil"/>
-              <w:left w:val="nil"/>
-              <w:bottom w:val="single" w:sz="4" w:color="E3E8EE" w:space="0"/>
-              <w:right w:val="nil"/>
-            </w:tcBorders>
-          </w:tcPr>
-          <w:p>
-            <w:pPr>
-              <w:spacing w:before="0" w:after="0"/>
-            </w:pPr>
-            <w:hyperlink r:id="rId28">
-              <w:r>
-                <w:rPr>
-                  <w:color w:val="1B2430"/>
-                  <w:sz w:val="18"/>
-                </w:rPr>
-                <w:t xml:space="preserve">„Citadele“ pristato inovatyvią platformą verslui administracinei naštai mažinti</w:t>
-              </w:r>
-            </w:hyperlink>
-            <w:r>
-              <w:rPr>
-                <w:b w:val="0"/>
-                <w:color w:val="667085"/>
-                <w:sz w:val="15"/>
-              </w:rPr>
-              <w:t xml:space="preserve">   Delfi</w:t>
             </w:r>
           </w:p>
         </w:tc>
@@ -7751,7 +7751,7 @@
                 <w:color w:val="333333"/>
                 <w:sz w:val="18"/>
               </w:rPr>
-              <w:t>Not found on the EU, UN, UK, US OFAC consolidated sanctions lists (automatic check 2026-10-25).</w:t>
+              <w:t>Not found on the EU, UN, US OFAC consolidated sanctions lists (automatic check 2026-10-26).</w:t>
             </w:r>
           </w:p>
           <w:p>
@@ -7990,7 +7990,7 @@
                 <w:color w:val="333333"/>
                 <w:sz w:val="18"/>
               </w:rPr>
-              <w:t>News summary 2026-07-27 – 2026-10-25: 12 articles, 0 with an adverse keyword in the headline (details in the section "In the press").</w:t>
+              <w:t>News summary 2026-07-28 – 2026-10-26: 13 articles, 0 with an adverse keyword in the headline (details in the section "In the press").</w:t>
             </w:r>
           </w:p>
         </w:tc>

--- a/docs/files/citadele/citadele_6M2026_en.docx
+++ b/docs/files/citadele/citadele_6M2026_en.docx
@@ -6513,7 +6513,7 @@
           <w:color w:val="667085"/>
           <w:sz w:val="18"/>
         </w:rPr>
-        <w:t>Automatic news scan (Google News, EE, LT, LV), 2026-07-28 – 2026-10-26: 13 articles.</w:t>
+        <w:t>Automatic news scan (Google News, EE, LT, LV), 2026-07-29 – 2026-10-27: 14 articles.</w:t>
       </w:r>
     </w:p>
     <w:tbl>
@@ -7115,6 +7115,90 @@
                   <w:color w:val="1B2430"/>
                   <w:sz w:val="18"/>
                 </w:rPr>
+                <w:t xml:space="preserve">"Citadele" brīdina par pastiprinātu krāpnieku aktivitāti: uzmanieties no šādām ziņām "WhatsApp"</w:t>
+              </w:r>
+            </w:hyperlink>
+            <w:r>
+              <w:rPr>
+                <w:b w:val="0"/>
+                <w:color w:val="667085"/>
+                <w:sz w:val="15"/>
+              </w:rPr>
+              <w:t xml:space="preserve">   Jauns.lv</w:t>
+            </w:r>
+          </w:p>
+        </w:tc>
+      </w:tr>
+      <w:tr>
+        <w:tc>
+          <w:tcPr>
+            <w:tcW w:type="dxa" w:w="1020"/>
+            <w:tcBorders>
+              <w:top w:val="nil"/>
+              <w:left w:val="nil"/>
+              <w:bottom w:val="single" w:sz="4" w:color="E3E8EE" w:space="0"/>
+              <w:right w:val="nil"/>
+            </w:tcBorders>
+          </w:tcPr>
+          <w:p>
+            <w:pPr>
+              <w:spacing w:before="0" w:after="0"/>
+            </w:pPr>
+            <w:r>
+              <w:rPr>
+                <w:b w:val="0"/>
+                <w:color w:val="1B2430"/>
+                <w:sz w:val="17"/>
+              </w:rPr>
+              <w:t>2026-10-19</w:t>
+            </w:r>
+          </w:p>
+        </w:tc>
+        <w:tc>
+          <w:tcPr>
+            <w:tcW w:type="dxa" w:w="1361"/>
+            <w:tcBorders>
+              <w:top w:val="nil"/>
+              <w:left w:val="nil"/>
+              <w:bottom w:val="single" w:sz="4" w:color="E3E8EE" w:space="0"/>
+              <w:right w:val="nil"/>
+            </w:tcBorders>
+          </w:tcPr>
+          <w:p>
+            <w:pPr>
+              <w:spacing w:before="0" w:after="0"/>
+            </w:pPr>
+            <w:r>
+              <w:rPr>
+                <w:b/>
+                <w:color w:val="5F6B7A"/>
+                <w:sz w:val="14"/>
+                <w:shd w:val="clear" w:color="auto" w:fill="F0F2F5"/>
+              </w:rPr>
+              <w:t xml:space="preserve"> OTHER </w:t>
+            </w:r>
+          </w:p>
+        </w:tc>
+        <w:tc>
+          <w:tcPr>
+            <w:tcW w:type="dxa" w:w="7257"/>
+            <w:tcBorders>
+              <w:top w:val="nil"/>
+              <w:left w:val="nil"/>
+              <w:bottom w:val="single" w:sz="4" w:color="E3E8EE" w:space="0"/>
+              <w:right w:val="nil"/>
+            </w:tcBorders>
+          </w:tcPr>
+          <w:p>
+            <w:pPr>
+              <w:spacing w:before="0" w:after="0"/>
+            </w:pPr>
+            <w:hyperlink r:id="rId26">
+              <w:r>
+                <w:rPr>
+                  <w:color w:val="1B2430"/>
+                  <w:sz w:val="18"/>
+                </w:rPr>
                 <w:t xml:space="preserve">Banka "Citadele" izplatījusi brīdinājumu Latvijas iedzīvotājiem</w:t>
               </w:r>
             </w:hyperlink>
@@ -7193,7 +7277,7 @@
             <w:pPr>
               <w:spacing w:before="0" w:after="0"/>
             </w:pPr>
-            <w:hyperlink r:id="rId26">
+            <w:hyperlink r:id="rId27">
               <w:r>
                 <w:rPr>
                   <w:color w:val="1B2430"/>
@@ -7277,7 +7361,7 @@
             <w:pPr>
               <w:spacing w:before="0" w:after="0"/>
             </w:pPr>
-            <w:hyperlink r:id="rId27">
+            <w:hyperlink r:id="rId28">
               <w:r>
                 <w:rPr>
                   <w:color w:val="1B2430"/>
@@ -7293,90 +7377,6 @@
                 <w:sz w:val="15"/>
               </w:rPr>
               <w:t xml:space="preserve">   Radio1.lv</w:t>
-            </w:r>
-          </w:p>
-        </w:tc>
-      </w:tr>
-      <w:tr>
-        <w:tc>
-          <w:tcPr>
-            <w:tcW w:type="dxa" w:w="1020"/>
-            <w:tcBorders>
-              <w:top w:val="nil"/>
-              <w:left w:val="nil"/>
-              <w:bottom w:val="single" w:sz="4" w:color="E3E8EE" w:space="0"/>
-              <w:right w:val="nil"/>
-            </w:tcBorders>
-          </w:tcPr>
-          <w:p>
-            <w:pPr>
-              <w:spacing w:before="0" w:after="0"/>
-            </w:pPr>
-            <w:r>
-              <w:rPr>
-                <w:b w:val="0"/>
-                <w:color w:val="1B2430"/>
-                <w:sz w:val="17"/>
-              </w:rPr>
-              <w:t>2026-10-13</w:t>
-            </w:r>
-          </w:p>
-        </w:tc>
-        <w:tc>
-          <w:tcPr>
-            <w:tcW w:type="dxa" w:w="1361"/>
-            <w:tcBorders>
-              <w:top w:val="nil"/>
-              <w:left w:val="nil"/>
-              <w:bottom w:val="single" w:sz="4" w:color="E3E8EE" w:space="0"/>
-              <w:right w:val="nil"/>
-            </w:tcBorders>
-          </w:tcPr>
-          <w:p>
-            <w:pPr>
-              <w:spacing w:before="0" w:after="0"/>
-            </w:pPr>
-            <w:r>
-              <w:rPr>
-                <w:b/>
-                <w:color w:val="5F6B7A"/>
-                <w:sz w:val="14"/>
-                <w:shd w:val="clear" w:color="auto" w:fill="F0F2F5"/>
-              </w:rPr>
-              <w:t xml:space="preserve"> OTHER </w:t>
-            </w:r>
-          </w:p>
-        </w:tc>
-        <w:tc>
-          <w:tcPr>
-            <w:tcW w:type="dxa" w:w="7257"/>
-            <w:tcBorders>
-              <w:top w:val="nil"/>
-              <w:left w:val="nil"/>
-              <w:bottom w:val="single" w:sz="4" w:color="E3E8EE" w:space="0"/>
-              <w:right w:val="nil"/>
-            </w:tcBorders>
-          </w:tcPr>
-          <w:p>
-            <w:pPr>
-              <w:spacing w:before="0" w:after="0"/>
-            </w:pPr>
-            <w:hyperlink r:id="rId28">
-              <w:r>
-                <w:rPr>
-                  <w:color w:val="1B2430"/>
-                  <w:sz w:val="18"/>
-                </w:rPr>
-                <w:t xml:space="preserve">Citadele ievieš C Business platformu efektīvākai uzņēmuma pārvaldībai</w:t>
-              </w:r>
-            </w:hyperlink>
-            <w:r>
-              <w:rPr>
-                <w:b w:val="0"/>
-                <w:color w:val="667085"/>
-                <w:sz w:val="15"/>
-              </w:rPr>
-              <w:t xml:space="preserve">   TVNET</w:t>
             </w:r>
           </w:p>
         </w:tc>
@@ -7751,7 +7751,7 @@
                 <w:color w:val="333333"/>
                 <w:sz w:val="18"/>
               </w:rPr>
-              <w:t>Not found on the EU, UN, US OFAC consolidated sanctions lists (automatic check 2026-10-26).</w:t>
+              <w:t>Not found on the EU, UN, US OFAC consolidated sanctions lists (automatic check 2026-10-27).</w:t>
             </w:r>
           </w:p>
           <w:p>
@@ -7990,7 +7990,7 @@
                 <w:color w:val="333333"/>
                 <w:sz w:val="18"/>
               </w:rPr>
-              <w:t>News summary 2026-07-28 – 2026-10-26: 13 articles, 0 with an adverse keyword in the headline (details in the section "In the press").</w:t>
+              <w:t>News summary 2026-07-29 – 2026-10-27: 14 articles, 0 with an adverse keyword in the headline (details in the section "In the press").</w:t>
             </w:r>
           </w:p>
         </w:tc>

--- a/docs/files/citadele/citadele_6M2026_en.docx
+++ b/docs/files/citadele/citadele_6M2026_en.docx
@@ -6513,7 +6513,7 @@
           <w:color w:val="667085"/>
           <w:sz w:val="18"/>
         </w:rPr>
-        <w:t>Automatic news scan (Google News, EE, LT, LV), 2026-07-29 – 2026-10-27: 14 articles.</w:t>
+        <w:t>Automatic news scan (Google News, EE, LT, LV), 2026-07-30 – 2026-10-28: 14 articles.</w:t>
       </w:r>
     </w:p>
     <w:tbl>
@@ -7751,7 +7751,7 @@
                 <w:color w:val="333333"/>
                 <w:sz w:val="18"/>
               </w:rPr>
-              <w:t>Not found on the EU, UN, US OFAC consolidated sanctions lists (automatic check 2026-10-27).</w:t>
+              <w:t>Not found on the EU, UN, US OFAC consolidated sanctions lists (automatic check 2026-10-28).</w:t>
             </w:r>
           </w:p>
           <w:p>
@@ -7990,7 +7990,7 @@
                 <w:color w:val="333333"/>
                 <w:sz w:val="18"/>
               </w:rPr>
-              <w:t>News summary 2026-07-29 – 2026-10-27: 14 articles, 0 with an adverse keyword in the headline (details in the section "In the press").</w:t>
+              <w:t>News summary 2026-07-30 – 2026-10-28: 14 articles, 0 with an adverse keyword in the headline (details in the section "In the press").</w:t>
             </w:r>
           </w:p>
         </w:tc>

--- a/docs/files/citadele/citadele_6M2026_en.docx
+++ b/docs/files/citadele/citadele_6M2026_en.docx
@@ -6513,7 +6513,7 @@
           <w:color w:val="667085"/>
           <w:sz w:val="18"/>
         </w:rPr>
-        <w:t>Automatic news scan (Google News, EE, LT, LV), 2026-07-30 – 2026-10-28: 14 articles.</w:t>
+        <w:t>Automatic news scan (Google News, EE, LT, LV), 2026-08-01 – 2026-10-30: 14 articles.</w:t>
       </w:r>
     </w:p>
     <w:tbl>
@@ -7751,7 +7751,7 @@
                 <w:color w:val="333333"/>
                 <w:sz w:val="18"/>
               </w:rPr>
-              <w:t>Not found on the EU, UN, US OFAC consolidated sanctions lists (automatic check 2026-10-28).</w:t>
+              <w:t>Not found on the EU, UN, US OFAC consolidated sanctions lists (automatic check 2026-10-30).</w:t>
             </w:r>
           </w:p>
           <w:p>
@@ -7990,7 +7990,7 @@
                 <w:color w:val="333333"/>
                 <w:sz w:val="18"/>
               </w:rPr>
-              <w:t>News summary 2026-07-30 – 2026-10-28: 14 articles, 0 with an adverse keyword in the headline (details in the section "In the press").</w:t>
+              <w:t>News summary 2026-08-01 – 2026-10-30: 14 articles, 0 with an adverse keyword in the headline (details in the section "In the press").</w:t>
             </w:r>
           </w:p>
         </w:tc>

--- a/docs/files/citadele/citadele_6M2026_en.docx
+++ b/docs/files/citadele/citadele_6M2026_en.docx
@@ -6513,7 +6513,7 @@
           <w:color w:val="667085"/>
           <w:sz w:val="18"/>
         </w:rPr>
-        <w:t>Automatic news scan (Google News, EE, LT, LV), 2026-08-01 – 2026-10-30: 14 articles.</w:t>
+        <w:t>Automatic news scan (Google News, EE, LT, LV), 2026-08-02 – 2026-10-31: 14 articles.</w:t>
       </w:r>
     </w:p>
     <w:tbl>
@@ -7751,7 +7751,7 @@
                 <w:color w:val="333333"/>
                 <w:sz w:val="18"/>
               </w:rPr>
-              <w:t>Not found on the EU, UN, US OFAC consolidated sanctions lists (automatic check 2026-10-30).</w:t>
+              <w:t>Not found on the EU, UN, US OFAC consolidated sanctions lists (automatic check 2026-10-31).</w:t>
             </w:r>
           </w:p>
           <w:p>
@@ -7990,7 +7990,7 @@
                 <w:color w:val="333333"/>
                 <w:sz w:val="18"/>
               </w:rPr>
-              <w:t>News summary 2026-08-01 – 2026-10-30: 14 articles, 0 with an adverse keyword in the headline (details in the section "In the press").</w:t>
+              <w:t>News summary 2026-08-02 – 2026-10-31: 14 articles, 0 with an adverse keyword in the headline (details in the section "In the press").</w:t>
             </w:r>
           </w:p>
         </w:tc>
